--- a/SAD/Lab/Livestock_Management_System_Lab5_Report.docx
+++ b/SAD/Lab/Livestock_Management_System_Lab5_Report.docx
@@ -13,7 +13,11 @@
         </w:rPr>
       </w:pPr>
       <w:r>
-        <w:rPr/>
+        <w:rPr>
+          <w:b/>
+          <w:color w:val="1F4E79"/>
+          <w:sz w:val="32"/>
+        </w:rPr>
         <mc:AlternateContent>
           <mc:Choice Requires="wpg">
             <w:drawing>
@@ -42,11 +46,12 @@
                         </a:xfrm>
                       </wpg:grpSpPr>
                       <wps:wsp>
-                        <wps:cNvSpPr txBox="1"/>
+                        <wps:cNvPr id="2" name=""/>
+                        <wps:cNvSpPr/>
                         <wps:spPr>
                           <a:xfrm>
-                            <a:off x="3266280" y="837000"/>
-                            <a:ext cx="151920" cy="169560"/>
+                            <a:off x="3267000" y="837000"/>
+                            <a:ext cx="151200" cy="168840"/>
                           </a:xfrm>
                           <a:prstGeom prst="rect">
                             <a:avLst/>
@@ -56,40 +61,48 @@
                             <a:noFill/>
                           </a:ln>
                         </wps:spPr>
+                        <wps:style>
+                          <a:lnRef idx="0"/>
+                          <a:fillRef idx="0"/>
+                          <a:effectRef idx="0"/>
+                          <a:fontRef idx="minor"/>
+                        </wps:style>
                         <wps:txbx>
                           <w:txbxContent>
                             <w:p>
                               <w:pPr>
-                                <w:overflowPunct w:val="false"/>
+                                <w:pStyle w:val="Normal"/>
+                                <w:overflowPunct w:val="true"/>
                                 <w:bidi w:val="0"/>
-                                <w:spacing w:before="0" w:after="0" w:lineRule="auto" w:line="240"/>
+                                <w:spacing w:lineRule="auto" w:line="240" w:before="0" w:after="0"/>
                                 <w:rPr/>
                               </w:pPr>
                               <w:r>
                                 <w:rPr>
-                                  <w:rFonts w:ascii="Times New Roman" w:hAnsi="Times New Roman" w:eastAsia="Times New Roman" w:cs="Times New Roman"/>
+                                  <w:rFonts w:eastAsia="Times New Roman" w:cs="Times New Roman" w:ascii="Times New Roman" w:hAnsi="Times New Roman"/>
                                   <w:b w:val="false"/>
                                   <w:bCs w:val="false"/>
                                   <w:color w:val="000000"/>
                                   <w:sz w:val="42"/>
                                   <w:szCs w:val="42"/>
-                                  <w:lang w:eastAsia="en-US" w:val="en-US" w:bidi="en-US"/>
+                                  <w:lang w:val="en-US" w:eastAsia="en-US" w:bidi="en-US"/>
                                 </w:rPr>
                                 <w:t xml:space="preserve"> </w:t>
                               </w:r>
                             </w:p>
                           </w:txbxContent>
                         </wps:txbx>
-                        <wps:bodyPr wrap="square" lIns="0" tIns="0" rIns="0" bIns="0" anchor="t">
+                        <wps:bodyPr lIns="0" tIns="0" rIns="0" bIns="0" anchor="t">
                           <a:noAutofit/>
                         </wps:bodyPr>
                       </wps:wsp>
                       <wps:wsp>
-                        <wps:cNvSpPr txBox="1"/>
+                        <wps:cNvPr id="3" name=""/>
+                        <wps:cNvSpPr/>
                         <wps:spPr>
                           <a:xfrm>
-                            <a:off x="2971800" y="1167840"/>
-                            <a:ext cx="151920" cy="169560"/>
+                            <a:off x="2972520" y="1167840"/>
+                            <a:ext cx="151200" cy="168840"/>
                           </a:xfrm>
                           <a:prstGeom prst="rect">
                             <a:avLst/>
@@ -99,40 +112,48 @@
                             <a:noFill/>
                           </a:ln>
                         </wps:spPr>
+                        <wps:style>
+                          <a:lnRef idx="0"/>
+                          <a:fillRef idx="0"/>
+                          <a:effectRef idx="0"/>
+                          <a:fontRef idx="minor"/>
+                        </wps:style>
                         <wps:txbx>
                           <w:txbxContent>
                             <w:p>
                               <w:pPr>
-                                <w:overflowPunct w:val="false"/>
+                                <w:pStyle w:val="Normal"/>
+                                <w:overflowPunct w:val="true"/>
                                 <w:bidi w:val="0"/>
-                                <w:spacing w:before="0" w:after="0" w:lineRule="auto" w:line="240"/>
+                                <w:spacing w:lineRule="auto" w:line="240" w:before="0" w:after="0"/>
                                 <w:rPr/>
                               </w:pPr>
                               <w:r>
                                 <w:rPr>
-                                  <w:rFonts w:ascii="Times New Roman" w:hAnsi="Times New Roman" w:eastAsia="Times New Roman" w:cs="Times New Roman"/>
+                                  <w:rFonts w:eastAsia="Times New Roman" w:cs="Times New Roman" w:ascii="Times New Roman" w:hAnsi="Times New Roman"/>
                                   <w:b w:val="false"/>
                                   <w:bCs w:val="false"/>
                                   <w:color w:val="000000"/>
                                   <w:sz w:val="42"/>
                                   <w:szCs w:val="42"/>
-                                  <w:lang w:bidi="en-US" w:eastAsia="en-US" w:val="en-US"/>
+                                  <w:lang w:val="en-US" w:eastAsia="en-US" w:bidi="en-US"/>
                                 </w:rPr>
                                 <w:t xml:space="preserve"> </w:t>
                               </w:r>
                             </w:p>
                           </w:txbxContent>
                         </wps:txbx>
-                        <wps:bodyPr wrap="square" lIns="0" tIns="0" rIns="0" bIns="0" anchor="t">
+                        <wps:bodyPr lIns="0" tIns="0" rIns="0" bIns="0" anchor="t">
                           <a:noAutofit/>
                         </wps:bodyPr>
                       </wps:wsp>
                       <wps:wsp>
-                        <wps:cNvSpPr txBox="1"/>
+                        <wps:cNvPr id="4" name=""/>
+                        <wps:cNvSpPr/>
                         <wps:spPr>
                           <a:xfrm>
                             <a:off x="939960" y="1536120"/>
-                            <a:ext cx="4123080" cy="228600"/>
+                            <a:ext cx="4123080" cy="227880"/>
                           </a:xfrm>
                           <a:prstGeom prst="rect">
                             <a:avLst/>
@@ -142,40 +163,48 @@
                             <a:noFill/>
                           </a:ln>
                         </wps:spPr>
+                        <wps:style>
+                          <a:lnRef idx="0"/>
+                          <a:fillRef idx="0"/>
+                          <a:effectRef idx="0"/>
+                          <a:fontRef idx="minor"/>
+                        </wps:style>
                         <wps:txbx>
                           <w:txbxContent>
                             <w:p>
                               <w:pPr>
-                                <w:overflowPunct w:val="false"/>
+                                <w:pStyle w:val="Normal"/>
+                                <w:overflowPunct w:val="true"/>
                                 <w:bidi w:val="0"/>
-                                <w:spacing w:before="0" w:after="0" w:lineRule="auto" w:line="240"/>
+                                <w:spacing w:lineRule="auto" w:line="240" w:before="0" w:after="0"/>
                                 <w:rPr/>
                               </w:pPr>
                               <w:r>
                                 <w:rPr>
-                                  <w:rFonts w:ascii="TimesNewRoman" w:hAnsi="TimesNewRoman" w:eastAsia="TimesNewRoman" w:cs="TimesNewRoman"/>
+                                  <w:rFonts w:eastAsia="TimesNewRoman" w:cs="TimesNewRoman" w:ascii="TimesNewRoman" w:hAnsi="TimesNewRoman"/>
                                   <w:b/>
                                   <w:bCs/>
                                   <w:color w:val="000000"/>
                                   <w:sz w:val="56"/>
                                   <w:szCs w:val="56"/>
-                                  <w:lang w:bidi="en-US" w:eastAsia="en-US" w:val="en-US"/>
+                                  <w:lang w:val="en-US" w:eastAsia="en-US" w:bidi="en-US"/>
                                 </w:rPr>
                                 <w:t xml:space="preserve">ISLAMIC UNIVERSITY OF TECHNOLOGY </w:t>
                               </w:r>
                             </w:p>
                           </w:txbxContent>
                         </wps:txbx>
-                        <wps:bodyPr wrap="square" lIns="0" tIns="0" rIns="0" bIns="0" anchor="t">
+                        <wps:bodyPr lIns="0" tIns="0" rIns="0" bIns="0" anchor="t">
                           <a:noAutofit/>
                         </wps:bodyPr>
                       </wps:wsp>
                       <wps:wsp>
-                        <wps:cNvSpPr txBox="1"/>
+                        <wps:cNvPr id="5" name=""/>
+                        <wps:cNvSpPr/>
                         <wps:spPr>
                           <a:xfrm>
                             <a:off x="0" y="1983240"/>
-                            <a:ext cx="151920" cy="169560"/>
+                            <a:ext cx="151200" cy="168840"/>
                           </a:xfrm>
                           <a:prstGeom prst="rect">
                             <a:avLst/>
@@ -185,40 +214,48 @@
                             <a:noFill/>
                           </a:ln>
                         </wps:spPr>
+                        <wps:style>
+                          <a:lnRef idx="0"/>
+                          <a:fillRef idx="0"/>
+                          <a:effectRef idx="0"/>
+                          <a:fontRef idx="minor"/>
+                        </wps:style>
                         <wps:txbx>
                           <w:txbxContent>
                             <w:p>
                               <w:pPr>
-                                <w:overflowPunct w:val="false"/>
+                                <w:pStyle w:val="Normal"/>
+                                <w:overflowPunct w:val="true"/>
                                 <w:bidi w:val="0"/>
-                                <w:spacing w:before="0" w:after="0" w:lineRule="auto" w:line="240"/>
+                                <w:spacing w:lineRule="auto" w:line="240" w:before="0" w:after="0"/>
                                 <w:rPr/>
                               </w:pPr>
                               <w:r>
                                 <w:rPr>
-                                  <w:rFonts w:ascii="Times New Roman" w:hAnsi="Times New Roman" w:eastAsia="Times New Roman" w:cs="Times New Roman"/>
+                                  <w:rFonts w:eastAsia="Times New Roman" w:cs="Times New Roman" w:ascii="Times New Roman" w:hAnsi="Times New Roman"/>
                                   <w:b/>
                                   <w:bCs/>
                                   <w:color w:val="000000"/>
                                   <w:sz w:val="42"/>
                                   <w:szCs w:val="42"/>
-                                  <w:lang w:bidi="en-US" w:eastAsia="en-US" w:val="en-US"/>
+                                  <w:lang w:val="en-US" w:eastAsia="en-US" w:bidi="en-US"/>
                                 </w:rPr>
                                 <w:t xml:space="preserve"> </w:t>
                               </w:r>
                             </w:p>
                           </w:txbxContent>
                         </wps:txbx>
-                        <wps:bodyPr wrap="square" lIns="0" tIns="0" rIns="0" bIns="0" anchor="t">
+                        <wps:bodyPr lIns="0" tIns="0" rIns="0" bIns="0" anchor="t">
                           <a:noAutofit/>
                         </wps:bodyPr>
                       </wps:wsp>
                       <wps:wsp>
-                        <wps:cNvSpPr txBox="1"/>
+                        <wps:cNvPr id="6" name=""/>
+                        <wps:cNvSpPr/>
                         <wps:spPr>
                           <a:xfrm>
                             <a:off x="2462400" y="2350080"/>
-                            <a:ext cx="1065600" cy="206280"/>
+                            <a:ext cx="1065600" cy="205920"/>
                           </a:xfrm>
                           <a:prstGeom prst="rect">
                             <a:avLst/>
@@ -228,18 +265,25 @@
                             <a:noFill/>
                           </a:ln>
                         </wps:spPr>
+                        <wps:style>
+                          <a:lnRef idx="0"/>
+                          <a:fillRef idx="0"/>
+                          <a:effectRef idx="0"/>
+                          <a:fontRef idx="minor"/>
+                        </wps:style>
                         <wps:txbx>
                           <w:txbxContent>
                             <w:p>
                               <w:pPr>
-                                <w:overflowPunct w:val="false"/>
+                                <w:pStyle w:val="Normal"/>
+                                <w:overflowPunct w:val="true"/>
                                 <w:bidi w:val="0"/>
-                                <w:spacing w:before="0" w:after="0" w:lineRule="auto" w:line="240"/>
+                                <w:spacing w:lineRule="auto" w:line="240" w:before="0" w:after="0"/>
                                 <w:rPr/>
                               </w:pPr>
                               <w:r>
                                 <w:rPr>
-                                  <w:rFonts w:ascii="TimesNewRoman" w:hAnsi="TimesNewRoman" w:eastAsia="TimesNewRoman" w:cs="TimesNewRoman"/>
+                                  <w:rFonts w:eastAsia="TimesNewRoman" w:cs="TimesNewRoman" w:ascii="TimesNewRoman" w:hAnsi="TimesNewRoman"/>
                                   <w:b/>
                                   <w:bCs/>
                                   <w:color w:val="000000"/>
@@ -251,16 +295,17 @@
                             </w:p>
                           </w:txbxContent>
                         </wps:txbx>
-                        <wps:bodyPr wrap="square" lIns="0" tIns="0" rIns="0" bIns="0" anchor="t">
+                        <wps:bodyPr lIns="0" tIns="0" rIns="0" bIns="0" anchor="t">
                           <a:noAutofit/>
                         </wps:bodyPr>
                       </wps:wsp>
                       <wps:wsp>
-                        <wps:cNvSpPr txBox="1"/>
+                        <wps:cNvPr id="7" name=""/>
+                        <wps:cNvSpPr/>
                         <wps:spPr>
                           <a:xfrm>
                             <a:off x="1621800" y="2760840"/>
-                            <a:ext cx="2741760" cy="229320"/>
+                            <a:ext cx="2741760" cy="228600"/>
                           </a:xfrm>
                           <a:prstGeom prst="rect">
                             <a:avLst/>
@@ -270,40 +315,48 @@
                             <a:noFill/>
                           </a:ln>
                         </wps:spPr>
+                        <wps:style>
+                          <a:lnRef idx="0"/>
+                          <a:fillRef idx="0"/>
+                          <a:effectRef idx="0"/>
+                          <a:fontRef idx="minor"/>
+                        </wps:style>
                         <wps:txbx>
                           <w:txbxContent>
                             <w:p>
                               <w:pPr>
-                                <w:overflowPunct w:val="false"/>
+                                <w:pStyle w:val="Normal"/>
+                                <w:overflowPunct w:val="true"/>
                                 <w:bidi w:val="0"/>
-                                <w:spacing w:before="0" w:after="0" w:lineRule="auto" w:line="240"/>
+                                <w:spacing w:lineRule="auto" w:line="240" w:before="0" w:after="0"/>
                                 <w:rPr/>
                               </w:pPr>
                               <w:r>
                                 <w:rPr>
-                                  <w:rFonts w:ascii="TimesNewRoman" w:hAnsi="TimesNewRoman" w:eastAsia="TimesNewRoman" w:cs="TimesNewRoman"/>
+                                  <w:rFonts w:eastAsia="TimesNewRoman" w:cs="TimesNewRoman" w:ascii="TimesNewRoman" w:hAnsi="TimesNewRoman"/>
                                   <w:b/>
                                   <w:bCs/>
                                   <w:color w:val="000000"/>
                                   <w:sz w:val="56"/>
                                   <w:szCs w:val="56"/>
-                                  <w:lang w:bidi="en-US" w:eastAsia="en-US" w:val="en-US"/>
+                                  <w:lang w:val="en-US" w:eastAsia="en-US" w:bidi="en-US"/>
                                 </w:rPr>
                                 <w:t xml:space="preserve">Livestock Management System </w:t>
                               </w:r>
                             </w:p>
                           </w:txbxContent>
                         </wps:txbx>
-                        <wps:bodyPr wrap="square" lIns="0" tIns="0" rIns="0" bIns="0" anchor="t">
+                        <wps:bodyPr lIns="0" tIns="0" rIns="0" bIns="0" anchor="t">
                           <a:noAutofit/>
                         </wps:bodyPr>
                       </wps:wsp>
                       <wps:wsp>
-                        <wps:cNvSpPr txBox="1"/>
+                        <wps:cNvPr id="8" name=""/>
+                        <wps:cNvSpPr/>
                         <wps:spPr>
                           <a:xfrm>
                             <a:off x="1553040" y="3208680"/>
-                            <a:ext cx="2884320" cy="169560"/>
+                            <a:ext cx="2884320" cy="168840"/>
                           </a:xfrm>
                           <a:prstGeom prst="rect">
                             <a:avLst/>
@@ -313,40 +366,48 @@
                             <a:noFill/>
                           </a:ln>
                         </wps:spPr>
+                        <wps:style>
+                          <a:lnRef idx="0"/>
+                          <a:fillRef idx="0"/>
+                          <a:effectRef idx="0"/>
+                          <a:fontRef idx="minor"/>
+                        </wps:style>
                         <wps:txbx>
                           <w:txbxContent>
                             <w:p>
                               <w:pPr>
-                                <w:overflowPunct w:val="false"/>
+                                <w:pStyle w:val="Normal"/>
+                                <w:overflowPunct w:val="true"/>
                                 <w:bidi w:val="0"/>
-                                <w:spacing w:before="0" w:after="0" w:lineRule="auto" w:line="240"/>
+                                <w:spacing w:lineRule="auto" w:line="240" w:before="0" w:after="0"/>
                                 <w:rPr/>
                               </w:pPr>
                               <w:r>
                                 <w:rPr>
-                                  <w:rFonts w:ascii="TimesNewRoman" w:hAnsi="TimesNewRoman" w:eastAsia="TimesNewRoman" w:cs="TimesNewRoman"/>
+                                  <w:rFonts w:eastAsia="TimesNewRoman" w:cs="TimesNewRoman" w:ascii="TimesNewRoman" w:hAnsi="TimesNewRoman"/>
                                   <w:b/>
                                   <w:bCs/>
                                   <w:color w:val="000000"/>
                                   <w:sz w:val="42"/>
                                   <w:szCs w:val="42"/>
-                                  <w:lang w:bidi="en-US" w:eastAsia="en-US" w:val="en-US"/>
+                                  <w:lang w:val="en-US" w:eastAsia="en-US" w:bidi="en-US"/>
                                 </w:rPr>
                                 <w:t xml:space="preserve">CSE 4408: System Analysis and Design Lab </w:t>
                               </w:r>
                             </w:p>
                           </w:txbxContent>
                         </wps:txbx>
-                        <wps:bodyPr wrap="square" lIns="0" tIns="0" rIns="0" bIns="0" anchor="t">
+                        <wps:bodyPr lIns="0" tIns="0" rIns="0" bIns="0" anchor="t">
                           <a:noAutofit/>
                         </wps:bodyPr>
                       </wps:wsp>
                       <wps:wsp>
-                        <wps:cNvSpPr txBox="1"/>
+                        <wps:cNvPr id="9" name=""/>
+                        <wps:cNvSpPr/>
                         <wps:spPr>
                           <a:xfrm>
                             <a:off x="1107360" y="3572640"/>
-                            <a:ext cx="3772440" cy="176040"/>
+                            <a:ext cx="3772440" cy="175320"/>
                           </a:xfrm>
                           <a:prstGeom prst="rect">
                             <a:avLst/>
@@ -356,19 +417,26 @@
                             <a:noFill/>
                           </a:ln>
                         </wps:spPr>
+                        <wps:style>
+                          <a:lnRef idx="0"/>
+                          <a:fillRef idx="0"/>
+                          <a:effectRef idx="0"/>
+                          <a:fontRef idx="minor"/>
+                        </wps:style>
                         <wps:txbx>
                           <w:txbxContent>
                             <w:p>
                               <w:pPr>
-                                <w:overflowPunct w:val="false"/>
+                                <w:pStyle w:val="Normal"/>
+                                <w:overflowPunct w:val="true"/>
                                 <w:bidi w:val="0"/>
-                                <w:spacing w:before="0" w:after="0" w:lineRule="auto" w:line="240"/>
+                                <w:spacing w:lineRule="auto" w:line="240" w:before="0" w:after="0"/>
                                 <w:jc w:val="center"/>
                                 <w:rPr/>
                               </w:pPr>
                               <w:r>
                                 <w:rPr>
-                                  <w:rFonts w:ascii="TimesNewRoman" w:hAnsi="TimesNewRoman" w:eastAsia="TimesNewRoman" w:cs="TimesNewRoman"/>
+                                  <w:rFonts w:eastAsia="TimesNewRoman" w:cs="TimesNewRoman" w:ascii="TimesNewRoman" w:hAnsi="TimesNewRoman"/>
                                   <w:b w:val="false"/>
                                   <w:bCs w:val="false"/>
                                   <w:i/>
@@ -377,21 +445,35 @@
                                   <w:sz w:val="24"/>
                                   <w:szCs w:val="24"/>
                                 </w:rPr>
-                                <w:t xml:space="preserve">       Lab 5: Information Gathering: Interactive Methods</w:t>
+                                <w:t xml:space="preserve">       </w:t>
+                              </w:r>
+                              <w:r>
+                                <w:rPr>
+                                  <w:rFonts w:eastAsia="TimesNewRoman" w:cs="TimesNewRoman" w:ascii="TimesNewRoman" w:hAnsi="TimesNewRoman"/>
+                                  <w:b w:val="false"/>
+                                  <w:bCs w:val="false"/>
+                                  <w:i/>
+                                  <w:iCs/>
+                                  <w:color w:val="000000"/>
+                                  <w:sz w:val="24"/>
+                                  <w:szCs w:val="24"/>
+                                </w:rPr>
+                                <w:t>Lab 5: Information Gathering: Interactive Methods</w:t>
                               </w:r>
                             </w:p>
                           </w:txbxContent>
                         </wps:txbx>
-                        <wps:bodyPr wrap="square" lIns="0" tIns="0" rIns="0" bIns="0" anchor="t">
+                        <wps:bodyPr lIns="0" tIns="0" rIns="0" bIns="0" anchor="t">
                           <a:noAutofit/>
                         </wps:bodyPr>
                       </wps:wsp>
                       <wps:wsp>
-                        <wps:cNvSpPr txBox="1"/>
+                        <wps:cNvPr id="10" name=""/>
+                        <wps:cNvSpPr/>
                         <wps:spPr>
                           <a:xfrm>
-                            <a:off x="2971800" y="3936960"/>
-                            <a:ext cx="151920" cy="169560"/>
+                            <a:off x="2972520" y="3936960"/>
+                            <a:ext cx="151200" cy="169560"/>
                           </a:xfrm>
                           <a:prstGeom prst="rect">
                             <a:avLst/>
@@ -401,40 +483,48 @@
                             <a:noFill/>
                           </a:ln>
                         </wps:spPr>
+                        <wps:style>
+                          <a:lnRef idx="0"/>
+                          <a:fillRef idx="0"/>
+                          <a:effectRef idx="0"/>
+                          <a:fontRef idx="minor"/>
+                        </wps:style>
                         <wps:txbx>
                           <w:txbxContent>
                             <w:p>
                               <w:pPr>
-                                <w:overflowPunct w:val="false"/>
+                                <w:pStyle w:val="Normal"/>
+                                <w:overflowPunct w:val="true"/>
                                 <w:bidi w:val="0"/>
-                                <w:spacing w:before="0" w:after="0" w:lineRule="auto" w:line="240"/>
+                                <w:spacing w:lineRule="auto" w:line="240" w:before="0" w:after="0"/>
                                 <w:rPr/>
                               </w:pPr>
                               <w:r>
                                 <w:rPr>
-                                  <w:rFonts w:ascii="Times New Roman" w:hAnsi="Times New Roman" w:eastAsia="Times New Roman" w:cs="Times New Roman"/>
+                                  <w:rFonts w:eastAsia="Times New Roman" w:cs="Times New Roman" w:ascii="Times New Roman" w:hAnsi="Times New Roman"/>
                                   <w:b w:val="false"/>
                                   <w:bCs w:val="false"/>
                                   <w:color w:val="000000"/>
                                   <w:sz w:val="42"/>
                                   <w:szCs w:val="42"/>
-                                  <w:lang w:bidi="en-US" w:eastAsia="en-US" w:val="en-US"/>
+                                  <w:lang w:val="en-US" w:eastAsia="en-US" w:bidi="en-US"/>
                                 </w:rPr>
                                 <w:t xml:space="preserve"> </w:t>
                               </w:r>
                             </w:p>
                           </w:txbxContent>
                         </wps:txbx>
-                        <wps:bodyPr wrap="square" lIns="0" tIns="0" rIns="0" bIns="0" anchor="t">
+                        <wps:bodyPr lIns="0" tIns="0" rIns="0" bIns="0" anchor="t">
                           <a:noAutofit/>
                         </wps:bodyPr>
                       </wps:wsp>
                       <wps:wsp>
-                        <wps:cNvSpPr txBox="1"/>
+                        <wps:cNvPr id="11" name=""/>
+                        <wps:cNvSpPr/>
                         <wps:spPr>
                           <a:xfrm>
-                            <a:off x="1045080" y="4365720"/>
-                            <a:ext cx="1007640" cy="169560"/>
+                            <a:off x="1045080" y="4366440"/>
+                            <a:ext cx="1007280" cy="168840"/>
                           </a:xfrm>
                           <a:prstGeom prst="rect">
                             <a:avLst/>
@@ -444,40 +534,48 @@
                             <a:noFill/>
                           </a:ln>
                         </wps:spPr>
+                        <wps:style>
+                          <a:lnRef idx="0"/>
+                          <a:fillRef idx="0"/>
+                          <a:effectRef idx="0"/>
+                          <a:fontRef idx="minor"/>
+                        </wps:style>
                         <wps:txbx>
                           <w:txbxContent>
                             <w:p>
                               <w:pPr>
-                                <w:overflowPunct w:val="false"/>
+                                <w:pStyle w:val="Normal"/>
+                                <w:overflowPunct w:val="true"/>
                                 <w:bidi w:val="0"/>
-                                <w:spacing w:before="0" w:after="0" w:lineRule="auto" w:line="240"/>
+                                <w:spacing w:lineRule="auto" w:line="240" w:before="0" w:after="0"/>
                                 <w:rPr/>
                               </w:pPr>
                               <w:r>
                                 <w:rPr>
-                                  <w:rFonts w:ascii="TimesNewRoman" w:hAnsi="TimesNewRoman" w:eastAsia="TimesNewRoman" w:cs="TimesNewRoman"/>
+                                  <w:rFonts w:eastAsia="TimesNewRoman" w:cs="TimesNewRoman" w:ascii="TimesNewRoman" w:hAnsi="TimesNewRoman"/>
                                   <w:b/>
                                   <w:bCs/>
                                   <w:color w:val="000000"/>
                                   <w:sz w:val="42"/>
                                   <w:szCs w:val="42"/>
-                                  <w:lang w:bidi="en-US" w:eastAsia="en-US" w:val="en-US"/>
+                                  <w:lang w:val="en-US" w:eastAsia="en-US" w:bidi="en-US"/>
                                 </w:rPr>
                                 <w:t xml:space="preserve">Team Member </w:t>
                               </w:r>
                             </w:p>
                           </w:txbxContent>
                         </wps:txbx>
-                        <wps:bodyPr wrap="square" lIns="0" tIns="0" rIns="0" bIns="0" anchor="t">
+                        <wps:bodyPr lIns="0" tIns="0" rIns="0" bIns="0" anchor="t">
                           <a:noAutofit/>
                         </wps:bodyPr>
                       </wps:wsp>
                       <wps:wsp>
-                        <wps:cNvSpPr txBox="1"/>
+                        <wps:cNvPr id="12" name=""/>
+                        <wps:cNvSpPr/>
                         <wps:spPr>
                           <a:xfrm>
-                            <a:off x="4209480" y="4365720"/>
-                            <a:ext cx="754920" cy="169560"/>
+                            <a:off x="4210200" y="4366440"/>
+                            <a:ext cx="754560" cy="168840"/>
                           </a:xfrm>
                           <a:prstGeom prst="rect">
                             <a:avLst/>
@@ -487,40 +585,48 @@
                             <a:noFill/>
                           </a:ln>
                         </wps:spPr>
+                        <wps:style>
+                          <a:lnRef idx="0"/>
+                          <a:fillRef idx="0"/>
+                          <a:effectRef idx="0"/>
+                          <a:fontRef idx="minor"/>
+                        </wps:style>
                         <wps:txbx>
                           <w:txbxContent>
                             <w:p>
                               <w:pPr>
-                                <w:overflowPunct w:val="false"/>
+                                <w:pStyle w:val="Normal"/>
+                                <w:overflowPunct w:val="true"/>
                                 <w:bidi w:val="0"/>
-                                <w:spacing w:before="0" w:after="0" w:lineRule="auto" w:line="240"/>
+                                <w:spacing w:lineRule="auto" w:line="240" w:before="0" w:after="0"/>
                                 <w:rPr/>
                               </w:pPr>
                               <w:r>
                                 <w:rPr>
-                                  <w:rFonts w:ascii="TimesNewRoman" w:hAnsi="TimesNewRoman" w:eastAsia="TimesNewRoman" w:cs="TimesNewRoman"/>
+                                  <w:rFonts w:eastAsia="TimesNewRoman" w:cs="TimesNewRoman" w:ascii="TimesNewRoman" w:hAnsi="TimesNewRoman"/>
                                   <w:b/>
                                   <w:bCs/>
                                   <w:color w:val="000000"/>
                                   <w:sz w:val="42"/>
                                   <w:szCs w:val="42"/>
-                                  <w:lang w:bidi="en-US" w:eastAsia="en-US" w:val="en-US"/>
+                                  <w:lang w:val="en-US" w:eastAsia="en-US" w:bidi="en-US"/>
                                 </w:rPr>
                                 <w:t xml:space="preserve">Student ID </w:t>
                               </w:r>
                             </w:p>
                           </w:txbxContent>
                         </wps:txbx>
-                        <wps:bodyPr wrap="square" lIns="0" tIns="0" rIns="0" bIns="0" anchor="t">
+                        <wps:bodyPr lIns="0" tIns="0" rIns="0" bIns="0" anchor="t">
                           <a:noAutofit/>
                         </wps:bodyPr>
                       </wps:wsp>
                       <wps:wsp>
-                        <wps:cNvSpPr txBox="1"/>
+                        <wps:cNvPr id="13" name=""/>
+                        <wps:cNvSpPr/>
                         <wps:spPr>
                           <a:xfrm>
-                            <a:off x="393120" y="4852080"/>
-                            <a:ext cx="2298600" cy="169560"/>
+                            <a:off x="393120" y="4852800"/>
+                            <a:ext cx="2298600" cy="168840"/>
                           </a:xfrm>
                           <a:prstGeom prst="rect">
                             <a:avLst/>
@@ -530,40 +636,48 @@
                             <a:noFill/>
                           </a:ln>
                         </wps:spPr>
+                        <wps:style>
+                          <a:lnRef idx="0"/>
+                          <a:fillRef idx="0"/>
+                          <a:effectRef idx="0"/>
+                          <a:fontRef idx="minor"/>
+                        </wps:style>
                         <wps:txbx>
                           <w:txbxContent>
                             <w:p>
                               <w:pPr>
-                                <w:overflowPunct w:val="false"/>
+                                <w:pStyle w:val="Normal"/>
+                                <w:overflowPunct w:val="true"/>
                                 <w:bidi w:val="0"/>
-                                <w:spacing w:before="0" w:after="0" w:lineRule="auto" w:line="240"/>
+                                <w:spacing w:lineRule="auto" w:line="240" w:before="0" w:after="0"/>
                                 <w:rPr/>
                               </w:pPr>
                               <w:r>
                                 <w:rPr>
-                                  <w:rFonts w:ascii="TimesNewRoman" w:hAnsi="TimesNewRoman" w:eastAsia="TimesNewRoman" w:cs="TimesNewRoman"/>
+                                  <w:rFonts w:eastAsia="TimesNewRoman" w:cs="TimesNewRoman" w:ascii="TimesNewRoman" w:hAnsi="TimesNewRoman"/>
                                   <w:b w:val="false"/>
                                   <w:bCs w:val="false"/>
                                   <w:color w:val="000000"/>
                                   <w:sz w:val="42"/>
                                   <w:szCs w:val="42"/>
-                                  <w:lang w:bidi="en-US" w:eastAsia="en-US" w:val="en-US"/>
+                                  <w:lang w:val="en-US" w:eastAsia="en-US" w:bidi="en-US"/>
                                 </w:rPr>
                                 <w:t xml:space="preserve">Ahmed Sanjeed Sadat Kibria Sadnan </w:t>
                               </w:r>
                             </w:p>
                           </w:txbxContent>
                         </wps:txbx>
-                        <wps:bodyPr wrap="square" lIns="0" tIns="0" rIns="0" bIns="0" anchor="t">
+                        <wps:bodyPr lIns="0" tIns="0" rIns="0" bIns="0" anchor="t">
                           <a:noAutofit/>
                         </wps:bodyPr>
                       </wps:wsp>
                       <wps:wsp>
-                        <wps:cNvSpPr txBox="1"/>
+                        <wps:cNvPr id="14" name=""/>
+                        <wps:cNvSpPr/>
                         <wps:spPr>
                           <a:xfrm>
-                            <a:off x="4231080" y="4852080"/>
-                            <a:ext cx="724680" cy="169560"/>
+                            <a:off x="4231800" y="4852800"/>
+                            <a:ext cx="723960" cy="168840"/>
                           </a:xfrm>
                           <a:prstGeom prst="rect">
                             <a:avLst/>
@@ -573,40 +687,48 @@
                             <a:noFill/>
                           </a:ln>
                         </wps:spPr>
+                        <wps:style>
+                          <a:lnRef idx="0"/>
+                          <a:fillRef idx="0"/>
+                          <a:effectRef idx="0"/>
+                          <a:fontRef idx="minor"/>
+                        </wps:style>
                         <wps:txbx>
                           <w:txbxContent>
                             <w:p>
                               <w:pPr>
-                                <w:overflowPunct w:val="false"/>
+                                <w:pStyle w:val="Normal"/>
+                                <w:overflowPunct w:val="true"/>
                                 <w:bidi w:val="0"/>
-                                <w:spacing w:before="0" w:after="0" w:lineRule="auto" w:line="240"/>
+                                <w:spacing w:lineRule="auto" w:line="240" w:before="0" w:after="0"/>
                                 <w:rPr/>
                               </w:pPr>
                               <w:r>
                                 <w:rPr>
-                                  <w:rFonts w:ascii="TimesNewRoman" w:hAnsi="TimesNewRoman" w:eastAsia="TimesNewRoman" w:cs="TimesNewRoman"/>
+                                  <w:rFonts w:eastAsia="TimesNewRoman" w:cs="TimesNewRoman" w:ascii="TimesNewRoman" w:hAnsi="TimesNewRoman"/>
                                   <w:b w:val="false"/>
                                   <w:bCs w:val="false"/>
                                   <w:color w:val="000000"/>
                                   <w:sz w:val="42"/>
                                   <w:szCs w:val="42"/>
-                                  <w:lang w:bidi="en-US" w:eastAsia="en-US" w:val="en-US"/>
+                                  <w:lang w:val="en-US" w:eastAsia="en-US" w:bidi="en-US"/>
                                 </w:rPr>
                                 <w:t xml:space="preserve">230041119 </w:t>
                               </w:r>
                             </w:p>
                           </w:txbxContent>
                         </wps:txbx>
-                        <wps:bodyPr wrap="square" lIns="0" tIns="0" rIns="0" bIns="0" anchor="t">
+                        <wps:bodyPr lIns="0" tIns="0" rIns="0" bIns="0" anchor="t">
                           <a:noAutofit/>
                         </wps:bodyPr>
                       </wps:wsp>
                       <wps:wsp>
-                        <wps:cNvSpPr txBox="1"/>
+                        <wps:cNvPr id="15" name=""/>
+                        <wps:cNvSpPr/>
                         <wps:spPr>
                           <a:xfrm>
-                            <a:off x="886320" y="5330160"/>
-                            <a:ext cx="1343160" cy="169560"/>
+                            <a:off x="886320" y="5330880"/>
+                            <a:ext cx="1342440" cy="168840"/>
                           </a:xfrm>
                           <a:prstGeom prst="rect">
                             <a:avLst/>
@@ -616,40 +738,48 @@
                             <a:noFill/>
                           </a:ln>
                         </wps:spPr>
+                        <wps:style>
+                          <a:lnRef idx="0"/>
+                          <a:fillRef idx="0"/>
+                          <a:effectRef idx="0"/>
+                          <a:fontRef idx="minor"/>
+                        </wps:style>
                         <wps:txbx>
                           <w:txbxContent>
                             <w:p>
                               <w:pPr>
-                                <w:overflowPunct w:val="false"/>
+                                <w:pStyle w:val="Normal"/>
+                                <w:overflowPunct w:val="true"/>
                                 <w:bidi w:val="0"/>
-                                <w:spacing w:before="0" w:after="0" w:lineRule="auto" w:line="240"/>
+                                <w:spacing w:lineRule="auto" w:line="240" w:before="0" w:after="0"/>
                                 <w:rPr/>
                               </w:pPr>
                               <w:r>
                                 <w:rPr>
-                                  <w:rFonts w:ascii="TimesNewRoman" w:hAnsi="TimesNewRoman" w:eastAsia="TimesNewRoman" w:cs="TimesNewRoman"/>
+                                  <w:rFonts w:eastAsia="TimesNewRoman" w:cs="TimesNewRoman" w:ascii="TimesNewRoman" w:hAnsi="TimesNewRoman"/>
                                   <w:b w:val="false"/>
                                   <w:bCs w:val="false"/>
                                   <w:color w:val="000000"/>
                                   <w:sz w:val="42"/>
                                   <w:szCs w:val="42"/>
-                                  <w:lang w:bidi="en-US" w:eastAsia="en-US" w:val="en-US"/>
+                                  <w:lang w:val="en-US" w:eastAsia="en-US" w:bidi="en-US"/>
                                 </w:rPr>
                                 <w:t xml:space="preserve">Tawfiq Ahmed Tasin </w:t>
                               </w:r>
                             </w:p>
                           </w:txbxContent>
                         </wps:txbx>
-                        <wps:bodyPr wrap="square" lIns="0" tIns="0" rIns="0" bIns="0" anchor="t">
+                        <wps:bodyPr lIns="0" tIns="0" rIns="0" bIns="0" anchor="t">
                           <a:noAutofit/>
                         </wps:bodyPr>
                       </wps:wsp>
                       <wps:wsp>
-                        <wps:cNvSpPr txBox="1"/>
+                        <wps:cNvPr id="16" name=""/>
+                        <wps:cNvSpPr/>
                         <wps:spPr>
                           <a:xfrm>
-                            <a:off x="4227840" y="5330160"/>
-                            <a:ext cx="724680" cy="169560"/>
+                            <a:off x="4228560" y="5330880"/>
+                            <a:ext cx="723960" cy="168840"/>
                           </a:xfrm>
                           <a:prstGeom prst="rect">
                             <a:avLst/>
@@ -659,40 +789,48 @@
                             <a:noFill/>
                           </a:ln>
                         </wps:spPr>
+                        <wps:style>
+                          <a:lnRef idx="0"/>
+                          <a:fillRef idx="0"/>
+                          <a:effectRef idx="0"/>
+                          <a:fontRef idx="minor"/>
+                        </wps:style>
                         <wps:txbx>
                           <w:txbxContent>
                             <w:p>
                               <w:pPr>
-                                <w:overflowPunct w:val="false"/>
+                                <w:pStyle w:val="Normal"/>
+                                <w:overflowPunct w:val="true"/>
                                 <w:bidi w:val="0"/>
-                                <w:spacing w:before="0" w:after="0" w:lineRule="auto" w:line="240"/>
+                                <w:spacing w:lineRule="auto" w:line="240" w:before="0" w:after="0"/>
                                 <w:rPr/>
                               </w:pPr>
                               <w:r>
                                 <w:rPr>
-                                  <w:rFonts w:ascii="TimesNewRoman" w:hAnsi="TimesNewRoman" w:eastAsia="TimesNewRoman" w:cs="TimesNewRoman"/>
+                                  <w:rFonts w:eastAsia="TimesNewRoman" w:cs="TimesNewRoman" w:ascii="TimesNewRoman" w:hAnsi="TimesNewRoman"/>
                                   <w:b w:val="false"/>
                                   <w:bCs w:val="false"/>
                                   <w:color w:val="000000"/>
                                   <w:sz w:val="42"/>
                                   <w:szCs w:val="42"/>
-                                  <w:lang w:bidi="en-US" w:eastAsia="en-US" w:val="en-US"/>
+                                  <w:lang w:val="en-US" w:eastAsia="en-US" w:bidi="en-US"/>
                                 </w:rPr>
                                 <w:t xml:space="preserve">230041129 </w:t>
                               </w:r>
                             </w:p>
                           </w:txbxContent>
                         </wps:txbx>
-                        <wps:bodyPr wrap="square" lIns="0" tIns="0" rIns="0" bIns="0" anchor="t">
+                        <wps:bodyPr lIns="0" tIns="0" rIns="0" bIns="0" anchor="t">
                           <a:noAutofit/>
                         </wps:bodyPr>
                       </wps:wsp>
                       <wps:wsp>
-                        <wps:cNvSpPr txBox="1"/>
+                        <wps:cNvPr id="17" name=""/>
+                        <wps:cNvSpPr/>
                         <wps:spPr>
                           <a:xfrm>
-                            <a:off x="824400" y="5808240"/>
-                            <a:ext cx="1435680" cy="169560"/>
+                            <a:off x="824400" y="5808960"/>
+                            <a:ext cx="1434960" cy="168840"/>
                           </a:xfrm>
                           <a:prstGeom prst="rect">
                             <a:avLst/>
@@ -702,40 +840,48 @@
                             <a:noFill/>
                           </a:ln>
                         </wps:spPr>
+                        <wps:style>
+                          <a:lnRef idx="0"/>
+                          <a:fillRef idx="0"/>
+                          <a:effectRef idx="0"/>
+                          <a:fontRef idx="minor"/>
+                        </wps:style>
                         <wps:txbx>
                           <w:txbxContent>
                             <w:p>
                               <w:pPr>
-                                <w:overflowPunct w:val="false"/>
+                                <w:pStyle w:val="Normal"/>
+                                <w:overflowPunct w:val="true"/>
                                 <w:bidi w:val="0"/>
-                                <w:spacing w:before="0" w:after="0" w:lineRule="auto" w:line="240"/>
+                                <w:spacing w:lineRule="auto" w:line="240" w:before="0" w:after="0"/>
                                 <w:rPr/>
                               </w:pPr>
                               <w:r>
                                 <w:rPr>
-                                  <w:rFonts w:ascii="TimesNewRoman" w:hAnsi="TimesNewRoman" w:eastAsia="TimesNewRoman" w:cs="TimesNewRoman"/>
+                                  <w:rFonts w:eastAsia="TimesNewRoman" w:cs="TimesNewRoman" w:ascii="TimesNewRoman" w:hAnsi="TimesNewRoman"/>
                                   <w:b w:val="false"/>
                                   <w:bCs w:val="false"/>
                                   <w:color w:val="000000"/>
                                   <w:sz w:val="42"/>
                                   <w:szCs w:val="42"/>
-                                  <w:lang w:bidi="en-US" w:eastAsia="en-US" w:val="en-US"/>
+                                  <w:lang w:val="en-US" w:eastAsia="en-US" w:bidi="en-US"/>
                                 </w:rPr>
                                 <w:t xml:space="preserve">Md Shahamat Irtisham </w:t>
                               </w:r>
                             </w:p>
                           </w:txbxContent>
                         </wps:txbx>
-                        <wps:bodyPr wrap="square" lIns="0" tIns="0" rIns="0" bIns="0" anchor="t">
+                        <wps:bodyPr lIns="0" tIns="0" rIns="0" bIns="0" anchor="t">
                           <a:noAutofit/>
                         </wps:bodyPr>
                       </wps:wsp>
                       <wps:wsp>
-                        <wps:cNvSpPr txBox="1"/>
+                        <wps:cNvPr id="18" name=""/>
+                        <wps:cNvSpPr/>
                         <wps:spPr>
                           <a:xfrm>
-                            <a:off x="4227840" y="5808240"/>
-                            <a:ext cx="724680" cy="169560"/>
+                            <a:off x="4228560" y="5808960"/>
+                            <a:ext cx="723960" cy="168840"/>
                           </a:xfrm>
                           <a:prstGeom prst="rect">
                             <a:avLst/>
@@ -745,40 +891,48 @@
                             <a:noFill/>
                           </a:ln>
                         </wps:spPr>
+                        <wps:style>
+                          <a:lnRef idx="0"/>
+                          <a:fillRef idx="0"/>
+                          <a:effectRef idx="0"/>
+                          <a:fontRef idx="minor"/>
+                        </wps:style>
                         <wps:txbx>
                           <w:txbxContent>
                             <w:p>
                               <w:pPr>
-                                <w:overflowPunct w:val="false"/>
+                                <w:pStyle w:val="Normal"/>
+                                <w:overflowPunct w:val="true"/>
                                 <w:bidi w:val="0"/>
-                                <w:spacing w:before="0" w:after="0" w:lineRule="auto" w:line="240"/>
+                                <w:spacing w:lineRule="auto" w:line="240" w:before="0" w:after="0"/>
                                 <w:rPr/>
                               </w:pPr>
                               <w:r>
                                 <w:rPr>
-                                  <w:rFonts w:ascii="TimesNewRoman" w:hAnsi="TimesNewRoman" w:eastAsia="TimesNewRoman" w:cs="TimesNewRoman"/>
+                                  <w:rFonts w:eastAsia="TimesNewRoman" w:cs="TimesNewRoman" w:ascii="TimesNewRoman" w:hAnsi="TimesNewRoman"/>
                                   <w:b w:val="false"/>
                                   <w:bCs w:val="false"/>
                                   <w:color w:val="000000"/>
                                   <w:sz w:val="42"/>
                                   <w:szCs w:val="42"/>
-                                  <w:lang w:bidi="en-US" w:eastAsia="en-US" w:val="en-US"/>
+                                  <w:lang w:val="en-US" w:eastAsia="en-US" w:bidi="en-US"/>
                                 </w:rPr>
                                 <w:t xml:space="preserve">230041131 </w:t>
                               </w:r>
                             </w:p>
                           </w:txbxContent>
                         </wps:txbx>
-                        <wps:bodyPr wrap="square" lIns="0" tIns="0" rIns="0" bIns="0" anchor="t">
+                        <wps:bodyPr lIns="0" tIns="0" rIns="0" bIns="0" anchor="t">
                           <a:noAutofit/>
                         </wps:bodyPr>
                       </wps:wsp>
                       <wps:wsp>
-                        <wps:cNvSpPr txBox="1"/>
+                        <wps:cNvPr id="19" name=""/>
+                        <wps:cNvSpPr/>
                         <wps:spPr>
                           <a:xfrm>
-                            <a:off x="758880" y="6287040"/>
-                            <a:ext cx="1575360" cy="169560"/>
+                            <a:off x="758880" y="6287760"/>
+                            <a:ext cx="1574640" cy="168840"/>
                           </a:xfrm>
                           <a:prstGeom prst="rect">
                             <a:avLst/>
@@ -788,40 +942,48 @@
                             <a:noFill/>
                           </a:ln>
                         </wps:spPr>
+                        <wps:style>
+                          <a:lnRef idx="0"/>
+                          <a:fillRef idx="0"/>
+                          <a:effectRef idx="0"/>
+                          <a:fontRef idx="minor"/>
+                        </wps:style>
                         <wps:txbx>
                           <w:txbxContent>
                             <w:p>
                               <w:pPr>
-                                <w:overflowPunct w:val="false"/>
+                                <w:pStyle w:val="Normal"/>
+                                <w:overflowPunct w:val="true"/>
                                 <w:bidi w:val="0"/>
-                                <w:spacing w:before="0" w:after="0" w:lineRule="auto" w:line="240"/>
+                                <w:spacing w:lineRule="auto" w:line="240" w:before="0" w:after="0"/>
                                 <w:rPr/>
                               </w:pPr>
                               <w:r>
                                 <w:rPr>
-                                  <w:rFonts w:ascii="TimesNewRoman" w:hAnsi="TimesNewRoman" w:eastAsia="TimesNewRoman" w:cs="TimesNewRoman"/>
+                                  <w:rFonts w:eastAsia="TimesNewRoman" w:cs="TimesNewRoman" w:ascii="TimesNewRoman" w:hAnsi="TimesNewRoman"/>
                                   <w:b w:val="false"/>
                                   <w:bCs w:val="false"/>
                                   <w:color w:val="000000"/>
                                   <w:sz w:val="42"/>
                                   <w:szCs w:val="42"/>
-                                  <w:lang w:bidi="en-US" w:eastAsia="en-US" w:val="en-US"/>
+                                  <w:lang w:val="en-US" w:eastAsia="en-US" w:bidi="en-US"/>
                                 </w:rPr>
                                 <w:t xml:space="preserve">Syed Abtahi Bin Mashak </w:t>
                               </w:r>
                             </w:p>
                           </w:txbxContent>
                         </wps:txbx>
-                        <wps:bodyPr wrap="square" lIns="0" tIns="0" rIns="0" bIns="0" anchor="t">
+                        <wps:bodyPr lIns="0" tIns="0" rIns="0" bIns="0" anchor="t">
                           <a:noAutofit/>
                         </wps:bodyPr>
                       </wps:wsp>
                       <wps:wsp>
-                        <wps:cNvSpPr txBox="1"/>
+                        <wps:cNvPr id="20" name=""/>
+                        <wps:cNvSpPr/>
                         <wps:spPr>
                           <a:xfrm>
-                            <a:off x="4227840" y="6287040"/>
-                            <a:ext cx="724680" cy="169560"/>
+                            <a:off x="4228560" y="6287760"/>
+                            <a:ext cx="723960" cy="168840"/>
                           </a:xfrm>
                           <a:prstGeom prst="rect">
                             <a:avLst/>
@@ -831,40 +993,48 @@
                             <a:noFill/>
                           </a:ln>
                         </wps:spPr>
+                        <wps:style>
+                          <a:lnRef idx="0"/>
+                          <a:fillRef idx="0"/>
+                          <a:effectRef idx="0"/>
+                          <a:fontRef idx="minor"/>
+                        </wps:style>
                         <wps:txbx>
                           <w:txbxContent>
                             <w:p>
                               <w:pPr>
-                                <w:overflowPunct w:val="false"/>
+                                <w:pStyle w:val="Normal"/>
+                                <w:overflowPunct w:val="true"/>
                                 <w:bidi w:val="0"/>
-                                <w:spacing w:before="0" w:after="0" w:lineRule="auto" w:line="240"/>
+                                <w:spacing w:lineRule="auto" w:line="240" w:before="0" w:after="0"/>
                                 <w:rPr/>
                               </w:pPr>
                               <w:r>
                                 <w:rPr>
-                                  <w:rFonts w:ascii="TimesNewRoman" w:hAnsi="TimesNewRoman" w:eastAsia="TimesNewRoman" w:cs="TimesNewRoman"/>
+                                  <w:rFonts w:eastAsia="TimesNewRoman" w:cs="TimesNewRoman" w:ascii="TimesNewRoman" w:hAnsi="TimesNewRoman"/>
                                   <w:b w:val="false"/>
                                   <w:bCs w:val="false"/>
                                   <w:color w:val="000000"/>
                                   <w:sz w:val="42"/>
                                   <w:szCs w:val="42"/>
-                                  <w:lang w:bidi="en-US" w:eastAsia="en-US" w:val="en-US"/>
+                                  <w:lang w:val="en-US" w:eastAsia="en-US" w:bidi="en-US"/>
                                 </w:rPr>
                                 <w:t xml:space="preserve">230041135 </w:t>
                               </w:r>
                             </w:p>
                           </w:txbxContent>
                         </wps:txbx>
-                        <wps:bodyPr wrap="square" lIns="0" tIns="0" rIns="0" bIns="0" anchor="t">
+                        <wps:bodyPr lIns="0" tIns="0" rIns="0" bIns="0" anchor="t">
                           <a:noAutofit/>
                         </wps:bodyPr>
                       </wps:wsp>
                       <wps:wsp>
-                        <wps:cNvSpPr txBox="1"/>
+                        <wps:cNvPr id="21" name=""/>
+                        <wps:cNvSpPr/>
                         <wps:spPr>
                           <a:xfrm>
-                            <a:off x="926640" y="6765840"/>
-                            <a:ext cx="1240920" cy="169560"/>
+                            <a:off x="926640" y="6766560"/>
+                            <a:ext cx="1240200" cy="168840"/>
                           </a:xfrm>
                           <a:prstGeom prst="rect">
                             <a:avLst/>
@@ -874,40 +1044,48 @@
                             <a:noFill/>
                           </a:ln>
                         </wps:spPr>
+                        <wps:style>
+                          <a:lnRef idx="0"/>
+                          <a:fillRef idx="0"/>
+                          <a:effectRef idx="0"/>
+                          <a:fontRef idx="minor"/>
+                        </wps:style>
                         <wps:txbx>
                           <w:txbxContent>
                             <w:p>
                               <w:pPr>
-                                <w:overflowPunct w:val="false"/>
+                                <w:pStyle w:val="Normal"/>
+                                <w:overflowPunct w:val="true"/>
                                 <w:bidi w:val="0"/>
-                                <w:spacing w:before="0" w:after="0" w:lineRule="auto" w:line="240"/>
+                                <w:spacing w:lineRule="auto" w:line="240" w:before="0" w:after="0"/>
                                 <w:rPr/>
                               </w:pPr>
                               <w:r>
                                 <w:rPr>
-                                  <w:rFonts w:ascii="TimesNewRoman" w:hAnsi="TimesNewRoman" w:eastAsia="TimesNewRoman" w:cs="TimesNewRoman"/>
+                                  <w:rFonts w:eastAsia="TimesNewRoman" w:cs="TimesNewRoman" w:ascii="TimesNewRoman" w:hAnsi="TimesNewRoman"/>
                                   <w:b w:val="false"/>
                                   <w:bCs w:val="false"/>
                                   <w:color w:val="000000"/>
                                   <w:sz w:val="42"/>
                                   <w:szCs w:val="42"/>
-                                  <w:lang w:bidi="en-US" w:eastAsia="en-US" w:val="en-US"/>
+                                  <w:lang w:val="en-US" w:eastAsia="en-US" w:bidi="en-US"/>
                                 </w:rPr>
                                 <w:t xml:space="preserve">Md Arkam Hossain </w:t>
                               </w:r>
                             </w:p>
                           </w:txbxContent>
                         </wps:txbx>
-                        <wps:bodyPr wrap="square" lIns="0" tIns="0" rIns="0" bIns="0" anchor="t">
+                        <wps:bodyPr lIns="0" tIns="0" rIns="0" bIns="0" anchor="t">
                           <a:noAutofit/>
                         </wps:bodyPr>
                       </wps:wsp>
                       <wps:wsp>
-                        <wps:cNvSpPr txBox="1"/>
+                        <wps:cNvPr id="22" name=""/>
+                        <wps:cNvSpPr/>
                         <wps:spPr>
                           <a:xfrm>
-                            <a:off x="4227840" y="6765840"/>
-                            <a:ext cx="724680" cy="169560"/>
+                            <a:off x="4228560" y="6766560"/>
+                            <a:ext cx="723960" cy="168840"/>
                           </a:xfrm>
                           <a:prstGeom prst="rect">
                             <a:avLst/>
@@ -917,40 +1095,48 @@
                             <a:noFill/>
                           </a:ln>
                         </wps:spPr>
+                        <wps:style>
+                          <a:lnRef idx="0"/>
+                          <a:fillRef idx="0"/>
+                          <a:effectRef idx="0"/>
+                          <a:fontRef idx="minor"/>
+                        </wps:style>
                         <wps:txbx>
                           <w:txbxContent>
                             <w:p>
                               <w:pPr>
-                                <w:overflowPunct w:val="false"/>
+                                <w:pStyle w:val="Normal"/>
+                                <w:overflowPunct w:val="true"/>
                                 <w:bidi w:val="0"/>
-                                <w:spacing w:before="0" w:after="0" w:lineRule="auto" w:line="240"/>
+                                <w:spacing w:lineRule="auto" w:line="240" w:before="0" w:after="0"/>
                                 <w:rPr/>
                               </w:pPr>
                               <w:r>
                                 <w:rPr>
-                                  <w:rFonts w:ascii="TimesNewRoman" w:hAnsi="TimesNewRoman" w:eastAsia="TimesNewRoman" w:cs="TimesNewRoman"/>
+                                  <w:rFonts w:eastAsia="TimesNewRoman" w:cs="TimesNewRoman" w:ascii="TimesNewRoman" w:hAnsi="TimesNewRoman"/>
                                   <w:b w:val="false"/>
                                   <w:bCs w:val="false"/>
                                   <w:color w:val="000000"/>
                                   <w:sz w:val="42"/>
                                   <w:szCs w:val="42"/>
-                                  <w:lang w:bidi="en-US" w:eastAsia="en-US" w:val="en-US"/>
+                                  <w:lang w:val="en-US" w:eastAsia="en-US" w:bidi="en-US"/>
                                 </w:rPr>
                                 <w:t xml:space="preserve">230041157 </w:t>
                               </w:r>
                             </w:p>
                           </w:txbxContent>
                         </wps:txbx>
-                        <wps:bodyPr wrap="square" lIns="0" tIns="0" rIns="0" bIns="0" anchor="t">
+                        <wps:bodyPr lIns="0" tIns="0" rIns="0" bIns="0" anchor="t">
                           <a:noAutofit/>
                         </wps:bodyPr>
                       </wps:wsp>
                       <wps:wsp>
-                        <wps:cNvSpPr txBox="1"/>
+                        <wps:cNvPr id="23" name=""/>
+                        <wps:cNvSpPr/>
                         <wps:spPr>
                           <a:xfrm>
-                            <a:off x="2971800" y="7188120"/>
-                            <a:ext cx="151920" cy="169560"/>
+                            <a:off x="2972520" y="7188840"/>
+                            <a:ext cx="151200" cy="168840"/>
                           </a:xfrm>
                           <a:prstGeom prst="rect">
                             <a:avLst/>
@@ -960,40 +1146,48 @@
                             <a:noFill/>
                           </a:ln>
                         </wps:spPr>
+                        <wps:style>
+                          <a:lnRef idx="0"/>
+                          <a:fillRef idx="0"/>
+                          <a:effectRef idx="0"/>
+                          <a:fontRef idx="minor"/>
+                        </wps:style>
                         <wps:txbx>
                           <w:txbxContent>
                             <w:p>
                               <w:pPr>
-                                <w:overflowPunct w:val="false"/>
+                                <w:pStyle w:val="Normal"/>
+                                <w:overflowPunct w:val="true"/>
                                 <w:bidi w:val="0"/>
-                                <w:spacing w:before="0" w:after="0" w:lineRule="auto" w:line="240"/>
+                                <w:spacing w:lineRule="auto" w:line="240" w:before="0" w:after="0"/>
                                 <w:rPr/>
                               </w:pPr>
                               <w:r>
                                 <w:rPr>
-                                  <w:rFonts w:ascii="Times New Roman" w:hAnsi="Times New Roman" w:eastAsia="Times New Roman" w:cs="Times New Roman"/>
+                                  <w:rFonts w:eastAsia="Times New Roman" w:cs="Times New Roman" w:ascii="Times New Roman" w:hAnsi="Times New Roman"/>
                                   <w:b w:val="false"/>
                                   <w:bCs w:val="false"/>
                                   <w:color w:val="000000"/>
                                   <w:sz w:val="42"/>
                                   <w:szCs w:val="42"/>
-                                  <w:lang w:bidi="en-US" w:eastAsia="en-US" w:val="en-US"/>
+                                  <w:lang w:val="en-US" w:eastAsia="en-US" w:bidi="en-US"/>
                                 </w:rPr>
                                 <w:t xml:space="preserve"> </w:t>
                               </w:r>
                             </w:p>
                           </w:txbxContent>
                         </wps:txbx>
-                        <wps:bodyPr wrap="square" lIns="0" tIns="0" rIns="0" bIns="0" anchor="t">
+                        <wps:bodyPr lIns="0" tIns="0" rIns="0" bIns="0" anchor="t">
                           <a:noAutofit/>
                         </wps:bodyPr>
                       </wps:wsp>
                       <wps:wsp>
-                        <wps:cNvSpPr txBox="1"/>
+                        <wps:cNvPr id="24" name=""/>
+                        <wps:cNvSpPr/>
                         <wps:spPr>
                           <a:xfrm>
-                            <a:off x="2432160" y="7552800"/>
-                            <a:ext cx="1130760" cy="169560"/>
+                            <a:off x="2432160" y="7553160"/>
+                            <a:ext cx="1130760" cy="168840"/>
                           </a:xfrm>
                           <a:prstGeom prst="rect">
                             <a:avLst/>
@@ -1003,18 +1197,25 @@
                             <a:noFill/>
                           </a:ln>
                         </wps:spPr>
+                        <wps:style>
+                          <a:lnRef idx="0"/>
+                          <a:fillRef idx="0"/>
+                          <a:effectRef idx="0"/>
+                          <a:fontRef idx="minor"/>
+                        </wps:style>
                         <wps:txbx>
                           <w:txbxContent>
                             <w:p>
                               <w:pPr>
-                                <w:overflowPunct w:val="false"/>
+                                <w:pStyle w:val="Normal"/>
+                                <w:overflowPunct w:val="true"/>
                                 <w:bidi w:val="0"/>
-                                <w:spacing w:before="0" w:after="0" w:lineRule="auto" w:line="240"/>
+                                <w:spacing w:lineRule="auto" w:line="240" w:before="0" w:after="0"/>
                                 <w:rPr/>
                               </w:pPr>
                               <w:r>
                                 <w:rPr>
-                                  <w:rFonts w:ascii="TimesNewRoman" w:hAnsi="TimesNewRoman" w:eastAsia="TimesNewRoman" w:cs="TimesNewRoman"/>
+                                  <w:rFonts w:eastAsia="TimesNewRoman" w:cs="TimesNewRoman" w:ascii="TimesNewRoman" w:hAnsi="TimesNewRoman"/>
                                   <w:b/>
                                   <w:bCs/>
                                   <w:i/>
@@ -1022,20 +1223,20 @@
                                   <w:color w:val="000000"/>
                                   <w:sz w:val="42"/>
                                   <w:szCs w:val="42"/>
-                                  <w:lang w:bidi="en-US" w:eastAsia="en-US" w:val="en-US"/>
+                                  <w:lang w:val="en-US" w:eastAsia="en-US" w:bidi="en-US"/>
                                 </w:rPr>
                                 <w:t xml:space="preserve">Team: Go Paloks </w:t>
                               </w:r>
                             </w:p>
                           </w:txbxContent>
                         </wps:txbx>
-                        <wps:bodyPr wrap="square" lIns="0" tIns="0" rIns="0" bIns="0" anchor="t">
+                        <wps:bodyPr lIns="0" tIns="0" rIns="0" bIns="0" anchor="t">
                           <a:noAutofit/>
                         </wps:bodyPr>
                       </wps:wsp>
                       <pic:pic xmlns:pic="http://schemas.openxmlformats.org/drawingml/2006/picture">
                         <pic:nvPicPr>
-                          <pic:cNvPr id="2" name=""/>
+                          <pic:cNvPr id="25" name=""/>
                           <pic:cNvPicPr/>
                         </pic:nvPicPr>
                         <pic:blipFill>
@@ -1044,8 +1245,8 @@
                         </pic:blipFill>
                         <pic:spPr>
                           <a:xfrm>
-                            <a:off x="2675880" y="0"/>
-                            <a:ext cx="587520" cy="963360"/>
+                            <a:off x="2676600" y="0"/>
+                            <a:ext cx="586800" cy="962640"/>
                           </a:xfrm>
                           <a:prstGeom prst="rect">
                             <a:avLst/>
@@ -1057,11 +1258,12 @@
                         </pic:spPr>
                       </pic:pic>
                       <wps:wsp>
-                        <wps:cNvSpPr txBox="1"/>
+                        <wps:cNvPr id="26" name=""/>
+                        <wps:cNvSpPr/>
                         <wps:spPr>
                           <a:xfrm>
-                            <a:off x="2353320" y="7916400"/>
-                            <a:ext cx="1309320" cy="176040"/>
+                            <a:off x="2353320" y="7917120"/>
+                            <a:ext cx="1309320" cy="175320"/>
                           </a:xfrm>
                           <a:prstGeom prst="rect">
                             <a:avLst/>
@@ -1071,18 +1273,25 @@
                             <a:noFill/>
                           </a:ln>
                         </wps:spPr>
+                        <wps:style>
+                          <a:lnRef idx="0"/>
+                          <a:fillRef idx="0"/>
+                          <a:effectRef idx="0"/>
+                          <a:fontRef idx="minor"/>
+                        </wps:style>
                         <wps:txbx>
                           <w:txbxContent>
                             <w:p>
                               <w:pPr>
-                                <w:overflowPunct w:val="false"/>
+                                <w:pStyle w:val="Normal"/>
+                                <w:overflowPunct w:val="true"/>
                                 <w:bidi w:val="0"/>
-                                <w:spacing w:before="0" w:after="0" w:lineRule="auto" w:line="240"/>
+                                <w:spacing w:lineRule="auto" w:line="240" w:before="0" w:after="0"/>
                                 <w:rPr/>
                               </w:pPr>
                               <w:r>
                                 <w:rPr>
-                                  <w:rFonts w:ascii="TimesNewRoman" w:hAnsi="TimesNewRoman" w:eastAsia="TimesNewRoman" w:cs="TimesNewRoman"/>
+                                  <w:rFonts w:eastAsia="TimesNewRoman" w:cs="TimesNewRoman" w:ascii="TimesNewRoman" w:hAnsi="TimesNewRoman"/>
                                   <w:b/>
                                   <w:bCs/>
                                   <w:i/>
@@ -1096,7 +1305,7 @@
                             </w:p>
                           </w:txbxContent>
                         </wps:txbx>
-                        <wps:bodyPr wrap="square" lIns="0" tIns="0" rIns="0" bIns="0" anchor="t">
+                        <wps:bodyPr lIns="0" tIns="0" rIns="0" bIns="0" anchor="t">
                           <a:noAutofit/>
                         </wps:bodyPr>
                       </wps:wsp>
@@ -1109,139 +1318,142 @@
           <mc:Fallback>
             <w:pict>
               <v:group id="shape_0" alt="Group object 1" style="position:absolute;margin-left:0.05pt;margin-top:-19.95pt;width:398.65pt;height:637.2pt" coordorigin="1,-399" coordsize="7973,12744">
-                <v:shapetype id="_x0000_t202" coordsize="21600,21600" o:spt="202" path="m,l,21600l21600,21600l21600,xe">
-                  <v:stroke joinstyle="miter"/>
-                  <v:path gradientshapeok="t" o:connecttype="rect"/>
-                </v:shapetype>
-                <v:shape id="shape_0" stroked="f" o:allowincell="f" style="position:absolute;left:5145;top:919;width:238;height:266;mso-wrap-style:none;v-text-anchor:top" type="_x0000_t202">
+                <v:rect id="shape_0" stroked="f" o:allowincell="f" style="position:absolute;left:5146;top:919;width:237;height:265;mso-wrap-style:square;v-text-anchor:top">
+                  <v:fill o:detectmouseclick="t" on="false"/>
+                  <v:stroke color="#3465a4" joinstyle="round" endcap="flat"/>
                   <v:textbox>
                     <w:txbxContent>
                       <w:p>
                         <w:pPr>
-                          <w:overflowPunct w:val="false"/>
+                          <w:pStyle w:val="Normal"/>
+                          <w:overflowPunct w:val="true"/>
                           <w:bidi w:val="0"/>
-                          <w:spacing w:before="0" w:after="0" w:lineRule="auto" w:line="240"/>
+                          <w:spacing w:lineRule="auto" w:line="240" w:before="0" w:after="0"/>
                           <w:rPr/>
                         </w:pPr>
                         <w:r>
                           <w:rPr>
-                            <w:rFonts w:ascii="Times New Roman" w:hAnsi="Times New Roman" w:eastAsia="Times New Roman" w:cs="Times New Roman"/>
+                            <w:rFonts w:eastAsia="Times New Roman" w:cs="Times New Roman" w:ascii="Times New Roman" w:hAnsi="Times New Roman"/>
                             <w:b w:val="false"/>
                             <w:bCs w:val="false"/>
                             <w:color w:val="000000"/>
                             <w:sz w:val="42"/>
                             <w:szCs w:val="42"/>
-                            <w:lang w:eastAsia="en-US" w:val="en-US" w:bidi="en-US"/>
+                            <w:lang w:val="en-US" w:eastAsia="en-US" w:bidi="en-US"/>
                           </w:rPr>
                           <w:t xml:space="preserve"> </w:t>
                         </w:r>
                       </w:p>
                     </w:txbxContent>
                   </v:textbox>
+                  <w10:wrap type="none"/>
+                </v:rect>
+                <v:rect id="shape_0" stroked="f" o:allowincell="f" style="position:absolute;left:4682;top:1440;width:237;height:265;mso-wrap-style:square;v-text-anchor:top">
                   <v:fill o:detectmouseclick="t" on="false"/>
                   <v:stroke color="#3465a4" joinstyle="round" endcap="flat"/>
-                  <w10:wrap type="none"/>
-                </v:shape>
-                <v:shape id="shape_0" stroked="f" o:allowincell="f" style="position:absolute;left:4681;top:1440;width:238;height:266;mso-wrap-style:none;v-text-anchor:top" type="_x0000_t202">
                   <v:textbox>
                     <w:txbxContent>
                       <w:p>
                         <w:pPr>
-                          <w:overflowPunct w:val="false"/>
+                          <w:pStyle w:val="Normal"/>
+                          <w:overflowPunct w:val="true"/>
                           <w:bidi w:val="0"/>
-                          <w:spacing w:before="0" w:after="0" w:lineRule="auto" w:line="240"/>
+                          <w:spacing w:lineRule="auto" w:line="240" w:before="0" w:after="0"/>
                           <w:rPr/>
                         </w:pPr>
                         <w:r>
                           <w:rPr>
-                            <w:rFonts w:ascii="Times New Roman" w:hAnsi="Times New Roman" w:eastAsia="Times New Roman" w:cs="Times New Roman"/>
+                            <w:rFonts w:eastAsia="Times New Roman" w:cs="Times New Roman" w:ascii="Times New Roman" w:hAnsi="Times New Roman"/>
                             <w:b w:val="false"/>
                             <w:bCs w:val="false"/>
                             <w:color w:val="000000"/>
                             <w:sz w:val="42"/>
                             <w:szCs w:val="42"/>
-                            <w:lang w:bidi="en-US" w:eastAsia="en-US" w:val="en-US"/>
+                            <w:lang w:val="en-US" w:eastAsia="en-US" w:bidi="en-US"/>
                           </w:rPr>
                           <w:t xml:space="preserve"> </w:t>
                         </w:r>
                       </w:p>
                     </w:txbxContent>
                   </v:textbox>
+                  <w10:wrap type="none"/>
+                </v:rect>
+                <v:rect id="shape_0" stroked="f" o:allowincell="f" style="position:absolute;left:1481;top:2020;width:6492;height:358;mso-wrap-style:square;v-text-anchor:top">
                   <v:fill o:detectmouseclick="t" on="false"/>
                   <v:stroke color="#3465a4" joinstyle="round" endcap="flat"/>
-                  <w10:wrap type="none"/>
-                </v:shape>
-                <v:shape id="shape_0" stroked="f" o:allowincell="f" style="position:absolute;left:1481;top:2020;width:6492;height:359;mso-wrap-style:none;v-text-anchor:top" type="_x0000_t202">
                   <v:textbox>
                     <w:txbxContent>
                       <w:p>
                         <w:pPr>
-                          <w:overflowPunct w:val="false"/>
+                          <w:pStyle w:val="Normal"/>
+                          <w:overflowPunct w:val="true"/>
                           <w:bidi w:val="0"/>
-                          <w:spacing w:before="0" w:after="0" w:lineRule="auto" w:line="240"/>
+                          <w:spacing w:lineRule="auto" w:line="240" w:before="0" w:after="0"/>
                           <w:rPr/>
                         </w:pPr>
                         <w:r>
                           <w:rPr>
-                            <w:rFonts w:ascii="TimesNewRoman" w:hAnsi="TimesNewRoman" w:eastAsia="TimesNewRoman" w:cs="TimesNewRoman"/>
+                            <w:rFonts w:eastAsia="TimesNewRoman" w:cs="TimesNewRoman" w:ascii="TimesNewRoman" w:hAnsi="TimesNewRoman"/>
                             <w:b/>
                             <w:bCs/>
                             <w:color w:val="000000"/>
                             <w:sz w:val="56"/>
                             <w:szCs w:val="56"/>
-                            <w:lang w:bidi="en-US" w:eastAsia="en-US" w:val="en-US"/>
+                            <w:lang w:val="en-US" w:eastAsia="en-US" w:bidi="en-US"/>
                           </w:rPr>
                           <w:t xml:space="preserve">ISLAMIC UNIVERSITY OF TECHNOLOGY </w:t>
                         </w:r>
                       </w:p>
                     </w:txbxContent>
                   </v:textbox>
+                  <w10:wrap type="none"/>
+                </v:rect>
+                <v:rect id="shape_0" stroked="f" o:allowincell="f" style="position:absolute;left:1;top:2724;width:237;height:265;mso-wrap-style:square;v-text-anchor:top">
                   <v:fill o:detectmouseclick="t" on="false"/>
                   <v:stroke color="#3465a4" joinstyle="round" endcap="flat"/>
-                  <w10:wrap type="none"/>
-                </v:shape>
-                <v:shape id="shape_0" stroked="f" o:allowincell="f" style="position:absolute;left:1;top:2724;width:238;height:266;mso-wrap-style:none;v-text-anchor:top" type="_x0000_t202">
                   <v:textbox>
                     <w:txbxContent>
                       <w:p>
                         <w:pPr>
-                          <w:overflowPunct w:val="false"/>
+                          <w:pStyle w:val="Normal"/>
+                          <w:overflowPunct w:val="true"/>
                           <w:bidi w:val="0"/>
-                          <w:spacing w:before="0" w:after="0" w:lineRule="auto" w:line="240"/>
+                          <w:spacing w:lineRule="auto" w:line="240" w:before="0" w:after="0"/>
                           <w:rPr/>
                         </w:pPr>
                         <w:r>
                           <w:rPr>
-                            <w:rFonts w:ascii="Times New Roman" w:hAnsi="Times New Roman" w:eastAsia="Times New Roman" w:cs="Times New Roman"/>
+                            <w:rFonts w:eastAsia="Times New Roman" w:cs="Times New Roman" w:ascii="Times New Roman" w:hAnsi="Times New Roman"/>
                             <w:b/>
                             <w:bCs/>
                             <w:color w:val="000000"/>
                             <w:sz w:val="42"/>
                             <w:szCs w:val="42"/>
-                            <w:lang w:bidi="en-US" w:eastAsia="en-US" w:val="en-US"/>
+                            <w:lang w:val="en-US" w:eastAsia="en-US" w:bidi="en-US"/>
                           </w:rPr>
                           <w:t xml:space="preserve"> </w:t>
                         </w:r>
                       </w:p>
                     </w:txbxContent>
                   </v:textbox>
+                  <w10:wrap type="none"/>
+                </v:rect>
+                <v:rect id="shape_0" stroked="f" o:allowincell="f" style="position:absolute;left:3879;top:3302;width:1677;height:323;mso-wrap-style:square;v-text-anchor:top">
                   <v:fill o:detectmouseclick="t" on="false"/>
                   <v:stroke color="#3465a4" joinstyle="round" endcap="flat"/>
-                  <w10:wrap type="none"/>
-                </v:shape>
-                <v:shape id="shape_0" stroked="f" o:allowincell="f" style="position:absolute;left:3879;top:3302;width:1677;height:324;mso-wrap-style:none;v-text-anchor:top" type="_x0000_t202">
                   <v:textbox>
                     <w:txbxContent>
                       <w:p>
                         <w:pPr>
-                          <w:overflowPunct w:val="false"/>
+                          <w:pStyle w:val="Normal"/>
+                          <w:overflowPunct w:val="true"/>
                           <w:bidi w:val="0"/>
-                          <w:spacing w:before="0" w:after="0" w:lineRule="auto" w:line="240"/>
+                          <w:spacing w:lineRule="auto" w:line="240" w:before="0" w:after="0"/>
                           <w:rPr/>
                         </w:pPr>
                         <w:r>
                           <w:rPr>
-                            <w:rFonts w:ascii="TimesNewRoman" w:hAnsi="TimesNewRoman" w:eastAsia="TimesNewRoman" w:cs="TimesNewRoman"/>
+                            <w:rFonts w:eastAsia="TimesNewRoman" w:cs="TimesNewRoman" w:ascii="TimesNewRoman" w:hAnsi="TimesNewRoman"/>
                             <w:b/>
                             <w:bCs/>
                             <w:color w:val="000000"/>
@@ -1253,82 +1465,85 @@
                       </w:p>
                     </w:txbxContent>
                   </v:textbox>
+                  <w10:wrap type="none"/>
+                </v:rect>
+                <v:rect id="shape_0" stroked="f" o:allowincell="f" style="position:absolute;left:2555;top:3949;width:4317;height:359;mso-wrap-style:square;v-text-anchor:top">
                   <v:fill o:detectmouseclick="t" on="false"/>
                   <v:stroke color="#3465a4" joinstyle="round" endcap="flat"/>
-                  <w10:wrap type="none"/>
-                </v:shape>
-                <v:shape id="shape_0" stroked="f" o:allowincell="f" style="position:absolute;left:2555;top:3949;width:4317;height:360;mso-wrap-style:none;v-text-anchor:top" type="_x0000_t202">
                   <v:textbox>
                     <w:txbxContent>
                       <w:p>
                         <w:pPr>
-                          <w:overflowPunct w:val="false"/>
+                          <w:pStyle w:val="Normal"/>
+                          <w:overflowPunct w:val="true"/>
                           <w:bidi w:val="0"/>
-                          <w:spacing w:before="0" w:after="0" w:lineRule="auto" w:line="240"/>
+                          <w:spacing w:lineRule="auto" w:line="240" w:before="0" w:after="0"/>
                           <w:rPr/>
                         </w:pPr>
                         <w:r>
                           <w:rPr>
-                            <w:rFonts w:ascii="TimesNewRoman" w:hAnsi="TimesNewRoman" w:eastAsia="TimesNewRoman" w:cs="TimesNewRoman"/>
+                            <w:rFonts w:eastAsia="TimesNewRoman" w:cs="TimesNewRoman" w:ascii="TimesNewRoman" w:hAnsi="TimesNewRoman"/>
                             <w:b/>
                             <w:bCs/>
                             <w:color w:val="000000"/>
                             <w:sz w:val="56"/>
                             <w:szCs w:val="56"/>
-                            <w:lang w:bidi="en-US" w:eastAsia="en-US" w:val="en-US"/>
+                            <w:lang w:val="en-US" w:eastAsia="en-US" w:bidi="en-US"/>
                           </w:rPr>
                           <w:t xml:space="preserve">Livestock Management System </w:t>
                         </w:r>
                       </w:p>
                     </w:txbxContent>
                   </v:textbox>
+                  <w10:wrap type="none"/>
+                </v:rect>
+                <v:rect id="shape_0" stroked="f" o:allowincell="f" style="position:absolute;left:2447;top:4654;width:4541;height:265;mso-wrap-style:square;v-text-anchor:top">
                   <v:fill o:detectmouseclick="t" on="false"/>
                   <v:stroke color="#3465a4" joinstyle="round" endcap="flat"/>
-                  <w10:wrap type="none"/>
-                </v:shape>
-                <v:shape id="shape_0" stroked="f" o:allowincell="f" style="position:absolute;left:2447;top:4654;width:4541;height:266;mso-wrap-style:none;v-text-anchor:top" type="_x0000_t202">
                   <v:textbox>
                     <w:txbxContent>
                       <w:p>
                         <w:pPr>
-                          <w:overflowPunct w:val="false"/>
+                          <w:pStyle w:val="Normal"/>
+                          <w:overflowPunct w:val="true"/>
                           <w:bidi w:val="0"/>
-                          <w:spacing w:before="0" w:after="0" w:lineRule="auto" w:line="240"/>
+                          <w:spacing w:lineRule="auto" w:line="240" w:before="0" w:after="0"/>
                           <w:rPr/>
                         </w:pPr>
                         <w:r>
                           <w:rPr>
-                            <w:rFonts w:ascii="TimesNewRoman" w:hAnsi="TimesNewRoman" w:eastAsia="TimesNewRoman" w:cs="TimesNewRoman"/>
+                            <w:rFonts w:eastAsia="TimesNewRoman" w:cs="TimesNewRoman" w:ascii="TimesNewRoman" w:hAnsi="TimesNewRoman"/>
                             <w:b/>
                             <w:bCs/>
                             <w:color w:val="000000"/>
                             <w:sz w:val="42"/>
                             <w:szCs w:val="42"/>
-                            <w:lang w:bidi="en-US" w:eastAsia="en-US" w:val="en-US"/>
+                            <w:lang w:val="en-US" w:eastAsia="en-US" w:bidi="en-US"/>
                           </w:rPr>
                           <w:t xml:space="preserve">CSE 4408: System Analysis and Design Lab </w:t>
                         </w:r>
                       </w:p>
                     </w:txbxContent>
                   </v:textbox>
+                  <w10:wrap type="none"/>
+                </v:rect>
+                <v:rect id="shape_0" stroked="f" o:allowincell="f" style="position:absolute;left:1745;top:5227;width:5940;height:275;mso-wrap-style:square;v-text-anchor:top">
                   <v:fill o:detectmouseclick="t" on="false"/>
                   <v:stroke color="#3465a4" joinstyle="round" endcap="flat"/>
-                  <w10:wrap type="none"/>
-                </v:shape>
-                <v:shape id="shape_0" stroked="f" o:allowincell="f" style="position:absolute;left:1745;top:5227;width:5940;height:276;mso-wrap-style:none;v-text-anchor:top" type="_x0000_t202">
                   <v:textbox>
                     <w:txbxContent>
                       <w:p>
                         <w:pPr>
-                          <w:overflowPunct w:val="false"/>
+                          <w:pStyle w:val="Normal"/>
+                          <w:overflowPunct w:val="true"/>
                           <w:bidi w:val="0"/>
-                          <w:spacing w:before="0" w:after="0" w:lineRule="auto" w:line="240"/>
+                          <w:spacing w:lineRule="auto" w:line="240" w:before="0" w:after="0"/>
                           <w:jc w:val="center"/>
                           <w:rPr/>
                         </w:pPr>
                         <w:r>
                           <w:rPr>
-                            <w:rFonts w:ascii="TimesNewRoman" w:hAnsi="TimesNewRoman" w:eastAsia="TimesNewRoman" w:cs="TimesNewRoman"/>
+                            <w:rFonts w:eastAsia="TimesNewRoman" w:cs="TimesNewRoman" w:ascii="TimesNewRoman" w:hAnsi="TimesNewRoman"/>
                             <w:b w:val="false"/>
                             <w:bCs w:val="false"/>
                             <w:i/>
@@ -1337,434 +1552,462 @@
                             <w:sz w:val="24"/>
                             <w:szCs w:val="24"/>
                           </w:rPr>
-                          <w:t xml:space="preserve">       Lab 5: Information Gathering: Interactive Methods</w:t>
+                          <w:t xml:space="preserve">       </w:t>
+                        </w:r>
+                        <w:r>
+                          <w:rPr>
+                            <w:rFonts w:eastAsia="TimesNewRoman" w:cs="TimesNewRoman" w:ascii="TimesNewRoman" w:hAnsi="TimesNewRoman"/>
+                            <w:b w:val="false"/>
+                            <w:bCs w:val="false"/>
+                            <w:i/>
+                            <w:iCs/>
+                            <w:color w:val="000000"/>
+                            <w:sz w:val="24"/>
+                            <w:szCs w:val="24"/>
+                          </w:rPr>
+                          <w:t>Lab 5: Information Gathering: Interactive Methods</w:t>
                         </w:r>
                       </w:p>
                     </w:txbxContent>
                   </v:textbox>
+                  <w10:wrap type="none"/>
+                </v:rect>
+                <v:rect id="shape_0" stroked="f" o:allowincell="f" style="position:absolute;left:4682;top:5801;width:237;height:266;mso-wrap-style:square;v-text-anchor:top">
                   <v:fill o:detectmouseclick="t" on="false"/>
                   <v:stroke color="#3465a4" joinstyle="round" endcap="flat"/>
-                  <w10:wrap type="none"/>
-                </v:shape>
-                <v:shape id="shape_0" stroked="f" o:allowincell="f" style="position:absolute;left:4681;top:5801;width:238;height:266;mso-wrap-style:none;v-text-anchor:top" type="_x0000_t202">
                   <v:textbox>
                     <w:txbxContent>
                       <w:p>
                         <w:pPr>
-                          <w:overflowPunct w:val="false"/>
+                          <w:pStyle w:val="Normal"/>
+                          <w:overflowPunct w:val="true"/>
                           <w:bidi w:val="0"/>
-                          <w:spacing w:before="0" w:after="0" w:lineRule="auto" w:line="240"/>
+                          <w:spacing w:lineRule="auto" w:line="240" w:before="0" w:after="0"/>
                           <w:rPr/>
                         </w:pPr>
                         <w:r>
                           <w:rPr>
-                            <w:rFonts w:ascii="Times New Roman" w:hAnsi="Times New Roman" w:eastAsia="Times New Roman" w:cs="Times New Roman"/>
+                            <w:rFonts w:eastAsia="Times New Roman" w:cs="Times New Roman" w:ascii="Times New Roman" w:hAnsi="Times New Roman"/>
                             <w:b w:val="false"/>
                             <w:bCs w:val="false"/>
                             <w:color w:val="000000"/>
                             <w:sz w:val="42"/>
                             <w:szCs w:val="42"/>
-                            <w:lang w:bidi="en-US" w:eastAsia="en-US" w:val="en-US"/>
+                            <w:lang w:val="en-US" w:eastAsia="en-US" w:bidi="en-US"/>
                           </w:rPr>
                           <w:t xml:space="preserve"> </w:t>
                         </w:r>
                       </w:p>
                     </w:txbxContent>
                   </v:textbox>
+                  <w10:wrap type="none"/>
+                </v:rect>
+                <v:rect id="shape_0" stroked="f" o:allowincell="f" style="position:absolute;left:1647;top:6477;width:1585;height:265;mso-wrap-style:square;v-text-anchor:top">
                   <v:fill o:detectmouseclick="t" on="false"/>
                   <v:stroke color="#3465a4" joinstyle="round" endcap="flat"/>
-                  <w10:wrap type="none"/>
-                </v:shape>
-                <v:shape id="shape_0" stroked="f" o:allowincell="f" style="position:absolute;left:1647;top:6476;width:1586;height:266;mso-wrap-style:none;v-text-anchor:top" type="_x0000_t202">
                   <v:textbox>
                     <w:txbxContent>
                       <w:p>
                         <w:pPr>
-                          <w:overflowPunct w:val="false"/>
+                          <w:pStyle w:val="Normal"/>
+                          <w:overflowPunct w:val="true"/>
                           <w:bidi w:val="0"/>
-                          <w:spacing w:before="0" w:after="0" w:lineRule="auto" w:line="240"/>
+                          <w:spacing w:lineRule="auto" w:line="240" w:before="0" w:after="0"/>
                           <w:rPr/>
                         </w:pPr>
                         <w:r>
                           <w:rPr>
-                            <w:rFonts w:ascii="TimesNewRoman" w:hAnsi="TimesNewRoman" w:eastAsia="TimesNewRoman" w:cs="TimesNewRoman"/>
+                            <w:rFonts w:eastAsia="TimesNewRoman" w:cs="TimesNewRoman" w:ascii="TimesNewRoman" w:hAnsi="TimesNewRoman"/>
                             <w:b/>
                             <w:bCs/>
                             <w:color w:val="000000"/>
                             <w:sz w:val="42"/>
                             <w:szCs w:val="42"/>
-                            <w:lang w:bidi="en-US" w:eastAsia="en-US" w:val="en-US"/>
+                            <w:lang w:val="en-US" w:eastAsia="en-US" w:bidi="en-US"/>
                           </w:rPr>
                           <w:t xml:space="preserve">Team Member </w:t>
                         </w:r>
                       </w:p>
                     </w:txbxContent>
                   </v:textbox>
+                  <w10:wrap type="none"/>
+                </v:rect>
+                <v:rect id="shape_0" stroked="f" o:allowincell="f" style="position:absolute;left:6631;top:6477;width:1187;height:265;mso-wrap-style:square;v-text-anchor:top">
                   <v:fill o:detectmouseclick="t" on="false"/>
                   <v:stroke color="#3465a4" joinstyle="round" endcap="flat"/>
-                  <w10:wrap type="none"/>
-                </v:shape>
-                <v:shape id="shape_0" stroked="f" o:allowincell="f" style="position:absolute;left:6630;top:6476;width:1188;height:266;mso-wrap-style:none;v-text-anchor:top" type="_x0000_t202">
                   <v:textbox>
                     <w:txbxContent>
                       <w:p>
                         <w:pPr>
-                          <w:overflowPunct w:val="false"/>
+                          <w:pStyle w:val="Normal"/>
+                          <w:overflowPunct w:val="true"/>
                           <w:bidi w:val="0"/>
-                          <w:spacing w:before="0" w:after="0" w:lineRule="auto" w:line="240"/>
+                          <w:spacing w:lineRule="auto" w:line="240" w:before="0" w:after="0"/>
                           <w:rPr/>
                         </w:pPr>
                         <w:r>
                           <w:rPr>
-                            <w:rFonts w:ascii="TimesNewRoman" w:hAnsi="TimesNewRoman" w:eastAsia="TimesNewRoman" w:cs="TimesNewRoman"/>
+                            <w:rFonts w:eastAsia="TimesNewRoman" w:cs="TimesNewRoman" w:ascii="TimesNewRoman" w:hAnsi="TimesNewRoman"/>
                             <w:b/>
                             <w:bCs/>
                             <w:color w:val="000000"/>
                             <w:sz w:val="42"/>
                             <w:szCs w:val="42"/>
-                            <w:lang w:bidi="en-US" w:eastAsia="en-US" w:val="en-US"/>
+                            <w:lang w:val="en-US" w:eastAsia="en-US" w:bidi="en-US"/>
                           </w:rPr>
                           <w:t xml:space="preserve">Student ID </w:t>
                         </w:r>
                       </w:p>
                     </w:txbxContent>
                   </v:textbox>
+                  <w10:wrap type="none"/>
+                </v:rect>
+                <v:rect id="shape_0" stroked="f" o:allowincell="f" style="position:absolute;left:620;top:7243;width:3619;height:265;mso-wrap-style:square;v-text-anchor:top">
                   <v:fill o:detectmouseclick="t" on="false"/>
                   <v:stroke color="#3465a4" joinstyle="round" endcap="flat"/>
-                  <w10:wrap type="none"/>
-                </v:shape>
-                <v:shape id="shape_0" stroked="f" o:allowincell="f" style="position:absolute;left:620;top:7242;width:3619;height:266;mso-wrap-style:none;v-text-anchor:top" type="_x0000_t202">
                   <v:textbox>
                     <w:txbxContent>
                       <w:p>
                         <w:pPr>
-                          <w:overflowPunct w:val="false"/>
+                          <w:pStyle w:val="Normal"/>
+                          <w:overflowPunct w:val="true"/>
                           <w:bidi w:val="0"/>
-                          <w:spacing w:before="0" w:after="0" w:lineRule="auto" w:line="240"/>
+                          <w:spacing w:lineRule="auto" w:line="240" w:before="0" w:after="0"/>
                           <w:rPr/>
                         </w:pPr>
                         <w:r>
                           <w:rPr>
-                            <w:rFonts w:ascii="TimesNewRoman" w:hAnsi="TimesNewRoman" w:eastAsia="TimesNewRoman" w:cs="TimesNewRoman"/>
+                            <w:rFonts w:eastAsia="TimesNewRoman" w:cs="TimesNewRoman" w:ascii="TimesNewRoman" w:hAnsi="TimesNewRoman"/>
                             <w:b w:val="false"/>
                             <w:bCs w:val="false"/>
                             <w:color w:val="000000"/>
                             <w:sz w:val="42"/>
                             <w:szCs w:val="42"/>
-                            <w:lang w:bidi="en-US" w:eastAsia="en-US" w:val="en-US"/>
+                            <w:lang w:val="en-US" w:eastAsia="en-US" w:bidi="en-US"/>
                           </w:rPr>
                           <w:t xml:space="preserve">Ahmed Sanjeed Sadat Kibria Sadnan </w:t>
                         </w:r>
                       </w:p>
                     </w:txbxContent>
                   </v:textbox>
+                  <w10:wrap type="none"/>
+                </v:rect>
+                <v:rect id="shape_0" stroked="f" o:allowincell="f" style="position:absolute;left:6665;top:7243;width:1139;height:265;mso-wrap-style:square;v-text-anchor:top">
                   <v:fill o:detectmouseclick="t" on="false"/>
                   <v:stroke color="#3465a4" joinstyle="round" endcap="flat"/>
-                  <w10:wrap type="none"/>
-                </v:shape>
-                <v:shape id="shape_0" stroked="f" o:allowincell="f" style="position:absolute;left:6664;top:7242;width:1140;height:266;mso-wrap-style:none;v-text-anchor:top" type="_x0000_t202">
                   <v:textbox>
                     <w:txbxContent>
                       <w:p>
                         <w:pPr>
-                          <w:overflowPunct w:val="false"/>
+                          <w:pStyle w:val="Normal"/>
+                          <w:overflowPunct w:val="true"/>
                           <w:bidi w:val="0"/>
-                          <w:spacing w:before="0" w:after="0" w:lineRule="auto" w:line="240"/>
+                          <w:spacing w:lineRule="auto" w:line="240" w:before="0" w:after="0"/>
                           <w:rPr/>
                         </w:pPr>
                         <w:r>
                           <w:rPr>
-                            <w:rFonts w:ascii="TimesNewRoman" w:hAnsi="TimesNewRoman" w:eastAsia="TimesNewRoman" w:cs="TimesNewRoman"/>
+                            <w:rFonts w:eastAsia="TimesNewRoman" w:cs="TimesNewRoman" w:ascii="TimesNewRoman" w:hAnsi="TimesNewRoman"/>
                             <w:b w:val="false"/>
                             <w:bCs w:val="false"/>
                             <w:color w:val="000000"/>
                             <w:sz w:val="42"/>
                             <w:szCs w:val="42"/>
-                            <w:lang w:bidi="en-US" w:eastAsia="en-US" w:val="en-US"/>
+                            <w:lang w:val="en-US" w:eastAsia="en-US" w:bidi="en-US"/>
                           </w:rPr>
                           <w:t xml:space="preserve">230041119 </w:t>
                         </w:r>
                       </w:p>
                     </w:txbxContent>
                   </v:textbox>
+                  <w10:wrap type="none"/>
+                </v:rect>
+                <v:rect id="shape_0" stroked="f" o:allowincell="f" style="position:absolute;left:1397;top:7996;width:2113;height:265;mso-wrap-style:square;v-text-anchor:top">
                   <v:fill o:detectmouseclick="t" on="false"/>
                   <v:stroke color="#3465a4" joinstyle="round" endcap="flat"/>
-                  <w10:wrap type="none"/>
-                </v:shape>
-                <v:shape id="shape_0" stroked="f" o:allowincell="f" style="position:absolute;left:1397;top:7995;width:2114;height:266;mso-wrap-style:none;v-text-anchor:top" type="_x0000_t202">
                   <v:textbox>
                     <w:txbxContent>
                       <w:p>
                         <w:pPr>
-                          <w:overflowPunct w:val="false"/>
+                          <w:pStyle w:val="Normal"/>
+                          <w:overflowPunct w:val="true"/>
                           <w:bidi w:val="0"/>
-                          <w:spacing w:before="0" w:after="0" w:lineRule="auto" w:line="240"/>
+                          <w:spacing w:lineRule="auto" w:line="240" w:before="0" w:after="0"/>
                           <w:rPr/>
                         </w:pPr>
                         <w:r>
                           <w:rPr>
-                            <w:rFonts w:ascii="TimesNewRoman" w:hAnsi="TimesNewRoman" w:eastAsia="TimesNewRoman" w:cs="TimesNewRoman"/>
+                            <w:rFonts w:eastAsia="TimesNewRoman" w:cs="TimesNewRoman" w:ascii="TimesNewRoman" w:hAnsi="TimesNewRoman"/>
                             <w:b w:val="false"/>
                             <w:bCs w:val="false"/>
                             <w:color w:val="000000"/>
                             <w:sz w:val="42"/>
                             <w:szCs w:val="42"/>
-                            <w:lang w:bidi="en-US" w:eastAsia="en-US" w:val="en-US"/>
+                            <w:lang w:val="en-US" w:eastAsia="en-US" w:bidi="en-US"/>
                           </w:rPr>
                           <w:t xml:space="preserve">Tawfiq Ahmed Tasin </w:t>
                         </w:r>
                       </w:p>
                     </w:txbxContent>
                   </v:textbox>
+                  <w10:wrap type="none"/>
+                </v:rect>
+                <v:rect id="shape_0" stroked="f" o:allowincell="f" style="position:absolute;left:6660;top:7996;width:1139;height:265;mso-wrap-style:square;v-text-anchor:top">
                   <v:fill o:detectmouseclick="t" on="false"/>
                   <v:stroke color="#3465a4" joinstyle="round" endcap="flat"/>
-                  <w10:wrap type="none"/>
-                </v:shape>
-                <v:shape id="shape_0" stroked="f" o:allowincell="f" style="position:absolute;left:6659;top:7995;width:1140;height:266;mso-wrap-style:none;v-text-anchor:top" type="_x0000_t202">
                   <v:textbox>
                     <w:txbxContent>
                       <w:p>
                         <w:pPr>
-                          <w:overflowPunct w:val="false"/>
+                          <w:pStyle w:val="Normal"/>
+                          <w:overflowPunct w:val="true"/>
                           <w:bidi w:val="0"/>
-                          <w:spacing w:before="0" w:after="0" w:lineRule="auto" w:line="240"/>
+                          <w:spacing w:lineRule="auto" w:line="240" w:before="0" w:after="0"/>
                           <w:rPr/>
                         </w:pPr>
                         <w:r>
                           <w:rPr>
-                            <w:rFonts w:ascii="TimesNewRoman" w:hAnsi="TimesNewRoman" w:eastAsia="TimesNewRoman" w:cs="TimesNewRoman"/>
+                            <w:rFonts w:eastAsia="TimesNewRoman" w:cs="TimesNewRoman" w:ascii="TimesNewRoman" w:hAnsi="TimesNewRoman"/>
                             <w:b w:val="false"/>
                             <w:bCs w:val="false"/>
                             <w:color w:val="000000"/>
                             <w:sz w:val="42"/>
                             <w:szCs w:val="42"/>
-                            <w:lang w:bidi="en-US" w:eastAsia="en-US" w:val="en-US"/>
+                            <w:lang w:val="en-US" w:eastAsia="en-US" w:bidi="en-US"/>
                           </w:rPr>
                           <w:t xml:space="preserve">230041129 </w:t>
                         </w:r>
                       </w:p>
                     </w:txbxContent>
                   </v:textbox>
+                  <w10:wrap type="none"/>
+                </v:rect>
+                <v:rect id="shape_0" stroked="f" o:allowincell="f" style="position:absolute;left:1299;top:8749;width:2259;height:265;mso-wrap-style:square;v-text-anchor:top">
                   <v:fill o:detectmouseclick="t" on="false"/>
                   <v:stroke color="#3465a4" joinstyle="round" endcap="flat"/>
-                  <w10:wrap type="none"/>
-                </v:shape>
-                <v:shape id="shape_0" stroked="f" o:allowincell="f" style="position:absolute;left:1299;top:8748;width:2260;height:266;mso-wrap-style:none;v-text-anchor:top" type="_x0000_t202">
                   <v:textbox>
                     <w:txbxContent>
                       <w:p>
                         <w:pPr>
-                          <w:overflowPunct w:val="false"/>
+                          <w:pStyle w:val="Normal"/>
+                          <w:overflowPunct w:val="true"/>
                           <w:bidi w:val="0"/>
-                          <w:spacing w:before="0" w:after="0" w:lineRule="auto" w:line="240"/>
+                          <w:spacing w:lineRule="auto" w:line="240" w:before="0" w:after="0"/>
                           <w:rPr/>
                         </w:pPr>
                         <w:r>
                           <w:rPr>
-                            <w:rFonts w:ascii="TimesNewRoman" w:hAnsi="TimesNewRoman" w:eastAsia="TimesNewRoman" w:cs="TimesNewRoman"/>
+                            <w:rFonts w:eastAsia="TimesNewRoman" w:cs="TimesNewRoman" w:ascii="TimesNewRoman" w:hAnsi="TimesNewRoman"/>
                             <w:b w:val="false"/>
                             <w:bCs w:val="false"/>
                             <w:color w:val="000000"/>
                             <w:sz w:val="42"/>
                             <w:szCs w:val="42"/>
-                            <w:lang w:bidi="en-US" w:eastAsia="en-US" w:val="en-US"/>
+                            <w:lang w:val="en-US" w:eastAsia="en-US" w:bidi="en-US"/>
                           </w:rPr>
                           <w:t xml:space="preserve">Md Shahamat Irtisham </w:t>
                         </w:r>
                       </w:p>
                     </w:txbxContent>
                   </v:textbox>
+                  <w10:wrap type="none"/>
+                </v:rect>
+                <v:rect id="shape_0" stroked="f" o:allowincell="f" style="position:absolute;left:6660;top:8749;width:1139;height:265;mso-wrap-style:square;v-text-anchor:top">
                   <v:fill o:detectmouseclick="t" on="false"/>
                   <v:stroke color="#3465a4" joinstyle="round" endcap="flat"/>
-                  <w10:wrap type="none"/>
-                </v:shape>
-                <v:shape id="shape_0" stroked="f" o:allowincell="f" style="position:absolute;left:6659;top:8748;width:1140;height:266;mso-wrap-style:none;v-text-anchor:top" type="_x0000_t202">
                   <v:textbox>
                     <w:txbxContent>
                       <w:p>
                         <w:pPr>
-                          <w:overflowPunct w:val="false"/>
+                          <w:pStyle w:val="Normal"/>
+                          <w:overflowPunct w:val="true"/>
                           <w:bidi w:val="0"/>
-                          <w:spacing w:before="0" w:after="0" w:lineRule="auto" w:line="240"/>
+                          <w:spacing w:lineRule="auto" w:line="240" w:before="0" w:after="0"/>
                           <w:rPr/>
                         </w:pPr>
                         <w:r>
                           <w:rPr>
-                            <w:rFonts w:ascii="TimesNewRoman" w:hAnsi="TimesNewRoman" w:eastAsia="TimesNewRoman" w:cs="TimesNewRoman"/>
+                            <w:rFonts w:eastAsia="TimesNewRoman" w:cs="TimesNewRoman" w:ascii="TimesNewRoman" w:hAnsi="TimesNewRoman"/>
                             <w:b w:val="false"/>
                             <w:bCs w:val="false"/>
                             <w:color w:val="000000"/>
                             <w:sz w:val="42"/>
                             <w:szCs w:val="42"/>
-                            <w:lang w:bidi="en-US" w:eastAsia="en-US" w:val="en-US"/>
+                            <w:lang w:val="en-US" w:eastAsia="en-US" w:bidi="en-US"/>
                           </w:rPr>
                           <w:t xml:space="preserve">230041131 </w:t>
                         </w:r>
                       </w:p>
                     </w:txbxContent>
                   </v:textbox>
+                  <w10:wrap type="none"/>
+                </v:rect>
+                <v:rect id="shape_0" stroked="f" o:allowincell="f" style="position:absolute;left:1196;top:9503;width:2479;height:265;mso-wrap-style:square;v-text-anchor:top">
                   <v:fill o:detectmouseclick="t" on="false"/>
                   <v:stroke color="#3465a4" joinstyle="round" endcap="flat"/>
-                  <w10:wrap type="none"/>
-                </v:shape>
-                <v:shape id="shape_0" stroked="f" o:allowincell="f" style="position:absolute;left:1196;top:9502;width:2480;height:266;mso-wrap-style:none;v-text-anchor:top" type="_x0000_t202">
                   <v:textbox>
                     <w:txbxContent>
                       <w:p>
                         <w:pPr>
-                          <w:overflowPunct w:val="false"/>
+                          <w:pStyle w:val="Normal"/>
+                          <w:overflowPunct w:val="true"/>
                           <w:bidi w:val="0"/>
-                          <w:spacing w:before="0" w:after="0" w:lineRule="auto" w:line="240"/>
+                          <w:spacing w:lineRule="auto" w:line="240" w:before="0" w:after="0"/>
                           <w:rPr/>
                         </w:pPr>
                         <w:r>
                           <w:rPr>
-                            <w:rFonts w:ascii="TimesNewRoman" w:hAnsi="TimesNewRoman" w:eastAsia="TimesNewRoman" w:cs="TimesNewRoman"/>
+                            <w:rFonts w:eastAsia="TimesNewRoman" w:cs="TimesNewRoman" w:ascii="TimesNewRoman" w:hAnsi="TimesNewRoman"/>
                             <w:b w:val="false"/>
                             <w:bCs w:val="false"/>
                             <w:color w:val="000000"/>
                             <w:sz w:val="42"/>
                             <w:szCs w:val="42"/>
-                            <w:lang w:bidi="en-US" w:eastAsia="en-US" w:val="en-US"/>
+                            <w:lang w:val="en-US" w:eastAsia="en-US" w:bidi="en-US"/>
                           </w:rPr>
                           <w:t xml:space="preserve">Syed Abtahi Bin Mashak </w:t>
                         </w:r>
                       </w:p>
                     </w:txbxContent>
                   </v:textbox>
+                  <w10:wrap type="none"/>
+                </v:rect>
+                <v:rect id="shape_0" stroked="f" o:allowincell="f" style="position:absolute;left:6660;top:9503;width:1139;height:265;mso-wrap-style:square;v-text-anchor:top">
                   <v:fill o:detectmouseclick="t" on="false"/>
                   <v:stroke color="#3465a4" joinstyle="round" endcap="flat"/>
-                  <w10:wrap type="none"/>
-                </v:shape>
-                <v:shape id="shape_0" stroked="f" o:allowincell="f" style="position:absolute;left:6659;top:9502;width:1140;height:266;mso-wrap-style:none;v-text-anchor:top" type="_x0000_t202">
                   <v:textbox>
                     <w:txbxContent>
                       <w:p>
                         <w:pPr>
-                          <w:overflowPunct w:val="false"/>
+                          <w:pStyle w:val="Normal"/>
+                          <w:overflowPunct w:val="true"/>
                           <w:bidi w:val="0"/>
-                          <w:spacing w:before="0" w:after="0" w:lineRule="auto" w:line="240"/>
+                          <w:spacing w:lineRule="auto" w:line="240" w:before="0" w:after="0"/>
                           <w:rPr/>
                         </w:pPr>
                         <w:r>
                           <w:rPr>
-                            <w:rFonts w:ascii="TimesNewRoman" w:hAnsi="TimesNewRoman" w:eastAsia="TimesNewRoman" w:cs="TimesNewRoman"/>
+                            <w:rFonts w:eastAsia="TimesNewRoman" w:cs="TimesNewRoman" w:ascii="TimesNewRoman" w:hAnsi="TimesNewRoman"/>
                             <w:b w:val="false"/>
                             <w:bCs w:val="false"/>
                             <w:color w:val="000000"/>
                             <w:sz w:val="42"/>
                             <w:szCs w:val="42"/>
-                            <w:lang w:bidi="en-US" w:eastAsia="en-US" w:val="en-US"/>
+                            <w:lang w:val="en-US" w:eastAsia="en-US" w:bidi="en-US"/>
                           </w:rPr>
                           <w:t xml:space="preserve">230041135 </w:t>
                         </w:r>
                       </w:p>
                     </w:txbxContent>
                   </v:textbox>
+                  <w10:wrap type="none"/>
+                </v:rect>
+                <v:rect id="shape_0" stroked="f" o:allowincell="f" style="position:absolute;left:1460;top:10257;width:1952;height:265;mso-wrap-style:square;v-text-anchor:top">
                   <v:fill o:detectmouseclick="t" on="false"/>
                   <v:stroke color="#3465a4" joinstyle="round" endcap="flat"/>
-                  <w10:wrap type="none"/>
-                </v:shape>
-                <v:shape id="shape_0" stroked="f" o:allowincell="f" style="position:absolute;left:1460;top:10256;width:1953;height:266;mso-wrap-style:none;v-text-anchor:top" type="_x0000_t202">
                   <v:textbox>
                     <w:txbxContent>
                       <w:p>
                         <w:pPr>
-                          <w:overflowPunct w:val="false"/>
+                          <w:pStyle w:val="Normal"/>
+                          <w:overflowPunct w:val="true"/>
                           <w:bidi w:val="0"/>
-                          <w:spacing w:before="0" w:after="0" w:lineRule="auto" w:line="240"/>
+                          <w:spacing w:lineRule="auto" w:line="240" w:before="0" w:after="0"/>
                           <w:rPr/>
                         </w:pPr>
                         <w:r>
                           <w:rPr>
-                            <w:rFonts w:ascii="TimesNewRoman" w:hAnsi="TimesNewRoman" w:eastAsia="TimesNewRoman" w:cs="TimesNewRoman"/>
+                            <w:rFonts w:eastAsia="TimesNewRoman" w:cs="TimesNewRoman" w:ascii="TimesNewRoman" w:hAnsi="TimesNewRoman"/>
                             <w:b w:val="false"/>
                             <w:bCs w:val="false"/>
                             <w:color w:val="000000"/>
                             <w:sz w:val="42"/>
                             <w:szCs w:val="42"/>
-                            <w:lang w:bidi="en-US" w:eastAsia="en-US" w:val="en-US"/>
+                            <w:lang w:val="en-US" w:eastAsia="en-US" w:bidi="en-US"/>
                           </w:rPr>
                           <w:t xml:space="preserve">Md Arkam Hossain </w:t>
                         </w:r>
                       </w:p>
                     </w:txbxContent>
                   </v:textbox>
+                  <w10:wrap type="none"/>
+                </v:rect>
+                <v:rect id="shape_0" stroked="f" o:allowincell="f" style="position:absolute;left:6660;top:10257;width:1139;height:265;mso-wrap-style:square;v-text-anchor:top">
                   <v:fill o:detectmouseclick="t" on="false"/>
                   <v:stroke color="#3465a4" joinstyle="round" endcap="flat"/>
-                  <w10:wrap type="none"/>
-                </v:shape>
-                <v:shape id="shape_0" stroked="f" o:allowincell="f" style="position:absolute;left:6659;top:10256;width:1140;height:266;mso-wrap-style:none;v-text-anchor:top" type="_x0000_t202">
                   <v:textbox>
                     <w:txbxContent>
                       <w:p>
                         <w:pPr>
-                          <w:overflowPunct w:val="false"/>
+                          <w:pStyle w:val="Normal"/>
+                          <w:overflowPunct w:val="true"/>
                           <w:bidi w:val="0"/>
-                          <w:spacing w:before="0" w:after="0" w:lineRule="auto" w:line="240"/>
+                          <w:spacing w:lineRule="auto" w:line="240" w:before="0" w:after="0"/>
                           <w:rPr/>
                         </w:pPr>
                         <w:r>
                           <w:rPr>
-                            <w:rFonts w:ascii="TimesNewRoman" w:hAnsi="TimesNewRoman" w:eastAsia="TimesNewRoman" w:cs="TimesNewRoman"/>
+                            <w:rFonts w:eastAsia="TimesNewRoman" w:cs="TimesNewRoman" w:ascii="TimesNewRoman" w:hAnsi="TimesNewRoman"/>
                             <w:b w:val="false"/>
                             <w:bCs w:val="false"/>
                             <w:color w:val="000000"/>
                             <w:sz w:val="42"/>
                             <w:szCs w:val="42"/>
-                            <w:lang w:bidi="en-US" w:eastAsia="en-US" w:val="en-US"/>
+                            <w:lang w:val="en-US" w:eastAsia="en-US" w:bidi="en-US"/>
                           </w:rPr>
                           <w:t xml:space="preserve">230041157 </w:t>
                         </w:r>
                       </w:p>
                     </w:txbxContent>
                   </v:textbox>
+                  <w10:wrap type="none"/>
+                </v:rect>
+                <v:rect id="shape_0" stroked="f" o:allowincell="f" style="position:absolute;left:4682;top:10922;width:237;height:265;mso-wrap-style:square;v-text-anchor:top">
                   <v:fill o:detectmouseclick="t" on="false"/>
                   <v:stroke color="#3465a4" joinstyle="round" endcap="flat"/>
-                  <w10:wrap type="none"/>
-                </v:shape>
-                <v:shape id="shape_0" stroked="f" o:allowincell="f" style="position:absolute;left:4681;top:10921;width:238;height:266;mso-wrap-style:none;v-text-anchor:top" type="_x0000_t202">
                   <v:textbox>
                     <w:txbxContent>
                       <w:p>
                         <w:pPr>
-                          <w:overflowPunct w:val="false"/>
+                          <w:pStyle w:val="Normal"/>
+                          <w:overflowPunct w:val="true"/>
                           <w:bidi w:val="0"/>
-                          <w:spacing w:before="0" w:after="0" w:lineRule="auto" w:line="240"/>
+                          <w:spacing w:lineRule="auto" w:line="240" w:before="0" w:after="0"/>
                           <w:rPr/>
                         </w:pPr>
                         <w:r>
                           <w:rPr>
-                            <w:rFonts w:ascii="Times New Roman" w:hAnsi="Times New Roman" w:eastAsia="Times New Roman" w:cs="Times New Roman"/>
+                            <w:rFonts w:eastAsia="Times New Roman" w:cs="Times New Roman" w:ascii="Times New Roman" w:hAnsi="Times New Roman"/>
                             <w:b w:val="false"/>
                             <w:bCs w:val="false"/>
                             <w:color w:val="000000"/>
                             <w:sz w:val="42"/>
                             <w:szCs w:val="42"/>
-                            <w:lang w:bidi="en-US" w:eastAsia="en-US" w:val="en-US"/>
+                            <w:lang w:val="en-US" w:eastAsia="en-US" w:bidi="en-US"/>
                           </w:rPr>
                           <w:t xml:space="preserve"> </w:t>
                         </w:r>
                       </w:p>
                     </w:txbxContent>
                   </v:textbox>
+                  <w10:wrap type="none"/>
+                </v:rect>
+                <v:rect id="shape_0" stroked="f" o:allowincell="f" style="position:absolute;left:3831;top:11496;width:1780;height:265;mso-wrap-style:square;v-text-anchor:top">
                   <v:fill o:detectmouseclick="t" on="false"/>
                   <v:stroke color="#3465a4" joinstyle="round" endcap="flat"/>
-                  <w10:wrap type="none"/>
-                </v:shape>
-                <v:shape id="shape_0" stroked="f" o:allowincell="f" style="position:absolute;left:3831;top:11495;width:1780;height:266;mso-wrap-style:none;v-text-anchor:top" type="_x0000_t202">
                   <v:textbox>
                     <w:txbxContent>
                       <w:p>
                         <w:pPr>
-                          <w:overflowPunct w:val="false"/>
+                          <w:pStyle w:val="Normal"/>
+                          <w:overflowPunct w:val="true"/>
                           <w:bidi w:val="0"/>
-                          <w:spacing w:before="0" w:after="0" w:lineRule="auto" w:line="240"/>
+                          <w:spacing w:lineRule="auto" w:line="240" w:before="0" w:after="0"/>
                           <w:rPr/>
                         </w:pPr>
                         <w:r>
                           <w:rPr>
-                            <w:rFonts w:ascii="TimesNewRoman" w:hAnsi="TimesNewRoman" w:eastAsia="TimesNewRoman" w:cs="TimesNewRoman"/>
+                            <w:rFonts w:eastAsia="TimesNewRoman" w:cs="TimesNewRoman" w:ascii="TimesNewRoman" w:hAnsi="TimesNewRoman"/>
                             <w:b/>
                             <w:bCs/>
                             <w:i/>
@@ -1772,17 +2015,15 @@
                             <w:color w:val="000000"/>
                             <w:sz w:val="42"/>
                             <w:szCs w:val="42"/>
-                            <w:lang w:bidi="en-US" w:eastAsia="en-US" w:val="en-US"/>
+                            <w:lang w:val="en-US" w:eastAsia="en-US" w:bidi="en-US"/>
                           </w:rPr>
                           <w:t xml:space="preserve">Team: Go Paloks </w:t>
                         </w:r>
                       </w:p>
                     </w:txbxContent>
                   </v:textbox>
-                  <v:fill o:detectmouseclick="t" on="false"/>
-                  <v:stroke color="#3465a4" joinstyle="round" endcap="flat"/>
                   <w10:wrap type="none"/>
-                </v:shape>
+                </v:rect>
                 <v:shapetype id="_x0000_t75" coordsize="21600,21600" o:spt="75" o:preferrelative="t" path="m@4@5l@4@11@9@11@9@5xe" filled="f" stroked="f">
                   <v:stroke joinstyle="miter"/>
                   <v:formulas>
@@ -1802,24 +2043,27 @@
                   <v:path o:extrusionok="f" gradientshapeok="t" o:connecttype="rect"/>
                   <o:lock v:ext="edit" aspectratio="t"/>
                 </v:shapetype>
-                <v:shape id="shape_0" stroked="f" o:allowincell="f" style="position:absolute;left:4215;top:-399;width:924;height:1516;mso-wrap-style:none;v-text-anchor:middle" type="_x0000_t75">
+                <v:shape id="shape_0" stroked="f" o:allowincell="f" style="position:absolute;left:4216;top:-399;width:923;height:1515;mso-wrap-style:none;v-text-anchor:middle" type="_x0000_t75">
                   <v:imagedata r:id="rId3" o:detectmouseclick="t"/>
                   <v:stroke color="#3465a4" joinstyle="round" endcap="flat"/>
                   <w10:wrap type="none"/>
                 </v:shape>
-                <v:shape id="shape_0" stroked="f" o:allowincell="f" style="position:absolute;left:3707;top:12068;width:2061;height:276;mso-wrap-style:none;v-text-anchor:top" type="_x0000_t202">
+                <v:rect id="shape_0" stroked="f" o:allowincell="f" style="position:absolute;left:3707;top:12069;width:2061;height:275;mso-wrap-style:square;v-text-anchor:top">
+                  <v:fill o:detectmouseclick="t" on="false"/>
+                  <v:stroke color="#3465a4" joinstyle="round" endcap="flat"/>
                   <v:textbox>
                     <w:txbxContent>
                       <w:p>
                         <w:pPr>
-                          <w:overflowPunct w:val="false"/>
+                          <w:pStyle w:val="Normal"/>
+                          <w:overflowPunct w:val="true"/>
                           <w:bidi w:val="0"/>
-                          <w:spacing w:before="0" w:after="0" w:lineRule="auto" w:line="240"/>
+                          <w:spacing w:lineRule="auto" w:line="240" w:before="0" w:after="0"/>
                           <w:rPr/>
                         </w:pPr>
                         <w:r>
                           <w:rPr>
-                            <w:rFonts w:ascii="TimesNewRoman" w:hAnsi="TimesNewRoman" w:eastAsia="TimesNewRoman" w:cs="TimesNewRoman"/>
+                            <w:rFonts w:eastAsia="TimesNewRoman" w:cs="TimesNewRoman" w:ascii="TimesNewRoman" w:hAnsi="TimesNewRoman"/>
                             <w:b/>
                             <w:bCs/>
                             <w:i/>
@@ -1833,10 +2077,8 @@
                       </w:p>
                     </w:txbxContent>
                   </v:textbox>
-                  <v:fill o:detectmouseclick="t" on="false"/>
-                  <v:stroke color="#3465a4" joinstyle="round" endcap="flat"/>
                   <w10:wrap type="none"/>
-                </v:shape>
+                </v:rect>
               </v:group>
             </w:pict>
           </mc:Fallback>
@@ -1897,16 +2139,17 @@
             </w:rPr>
             <w:fldChar w:fldCharType="separate"/>
           </w:r>
-          <w:hyperlink w:anchor="__RefHeading___Toc4170_633713298" w:tooltip="1. Introduction">
-            <w:r>
-              <w:rPr>
-                <w:rStyle w:val="IndexLink"/>
-              </w:rPr>
-              <w:t>1. Introduction</w:t>
-              <w:tab/>
-              <w:t>3</w:t>
-            </w:r>
-          </w:hyperlink>
+          <w:r>
+            <w:rPr>
+              <w:rStyle w:val="IndexLink"/>
+            </w:rPr>
+            <w:t>1. Introduction</w:t>
+          </w:r>
+          <w:r>
+            <w:rPr/>
+            <w:tab/>
+            <w:t>3</w:t>
+          </w:r>
         </w:p>
         <w:p>
           <w:pPr>
@@ -1917,16 +2160,12 @@
             </w:tabs>
             <w:rPr/>
           </w:pPr>
-          <w:hyperlink w:anchor="__RefHeading___Toc4176_633713298" w:tooltip="2. Stakeholder Interview Planning and Reports">
-            <w:r>
-              <w:rPr>
-                <w:rStyle w:val="IndexLink"/>
-              </w:rPr>
-              <w:t>2. Stakeholder Interview Planning and Reports</w:t>
-              <w:tab/>
-              <w:t>4</w:t>
-            </w:r>
-          </w:hyperlink>
+          <w:r>
+            <w:rPr/>
+            <w:t>2. Stakeholder Interview Planning and Reports</w:t>
+            <w:tab/>
+            <w:t>4</w:t>
+          </w:r>
         </w:p>
         <w:p>
           <w:pPr>
@@ -1937,16 +2176,12 @@
             </w:tabs>
             <w:rPr/>
           </w:pPr>
-          <w:hyperlink w:anchor="__RefHeading___Toc4192_633713298" w:tooltip="3. User Questionnaire Design and Results">
-            <w:r>
-              <w:rPr>
-                <w:rStyle w:val="IndexLink"/>
-              </w:rPr>
-              <w:t>3. User Questionnaire Design and Results</w:t>
-              <w:tab/>
-              <w:t>6</w:t>
-            </w:r>
-          </w:hyperlink>
+          <w:r>
+            <w:rPr/>
+            <w:t>3. User Questionnaire Design and Results</w:t>
+            <w:tab/>
+            <w:t>6</w:t>
+          </w:r>
         </w:p>
         <w:p>
           <w:pPr>
@@ -1957,16 +2192,12 @@
             </w:tabs>
             <w:rPr/>
           </w:pPr>
-          <w:hyperlink w:anchor="__RefHeading___Toc4206_633713298" w:tooltip="4. Requirements Prioritization Planning">
-            <w:r>
-              <w:rPr>
-                <w:rStyle w:val="IndexLink"/>
-              </w:rPr>
-              <w:t>4. Requirements Prioritization Planning</w:t>
-              <w:tab/>
-              <w:t>8</w:t>
-            </w:r>
-          </w:hyperlink>
+          <w:r>
+            <w:rPr/>
+            <w:t>4. Requirements Prioritization Planning</w:t>
+            <w:tab/>
+            <w:t>8</w:t>
+          </w:r>
         </w:p>
         <w:p>
           <w:pPr>
@@ -1977,16 +2208,12 @@
             </w:tabs>
             <w:rPr/>
           </w:pPr>
-          <w:hyperlink w:anchor="__RefHeading___Toc4212_633713298" w:tooltip="5. Other Interactive Elicitation Methods">
-            <w:r>
-              <w:rPr>
-                <w:rStyle w:val="IndexLink"/>
-              </w:rPr>
-              <w:t>5. Other Interactive Elicitation Methods</w:t>
-              <w:tab/>
-              <w:t>9</w:t>
-            </w:r>
-          </w:hyperlink>
+          <w:r>
+            <w:rPr/>
+            <w:t>5. Other Interactive Elicitation Methods</w:t>
+            <w:tab/>
+            <w:t>9</w:t>
+          </w:r>
         </w:p>
         <w:p>
           <w:pPr>
@@ -1997,16 +2224,12 @@
             </w:tabs>
             <w:rPr/>
           </w:pPr>
-          <w:hyperlink w:anchor="__RefHeading___Toc4220_633713298" w:tooltip="6. Conclusion">
-            <w:r>
-              <w:rPr>
-                <w:rStyle w:val="IndexLink"/>
-              </w:rPr>
-              <w:t>6. Conclusion</w:t>
-              <w:tab/>
-              <w:t>10</w:t>
-            </w:r>
-          </w:hyperlink>
+          <w:r>
+            <w:rPr/>
+            <w:t>6. Conclusion</w:t>
+            <w:tab/>
+            <w:t>10</w:t>
+          </w:r>
         </w:p>
         <w:p>
           <w:pPr>
@@ -2017,16 +2240,12 @@
             </w:tabs>
             <w:rPr/>
           </w:pPr>
-          <w:hyperlink w:anchor="__RefHeading___Toc4222_633713298" w:tooltip="Appendix A: Interview Guide">
-            <w:r>
-              <w:rPr>
-                <w:rStyle w:val="IndexLink"/>
-              </w:rPr>
-              <w:t>Appendix A: Interview Guide</w:t>
-              <w:tab/>
-              <w:t>10</w:t>
-            </w:r>
-          </w:hyperlink>
+          <w:r>
+            <w:rPr/>
+            <w:t>Appendix A: Interview Guide</w:t>
+            <w:tab/>
+            <w:t>10</w:t>
+          </w:r>
         </w:p>
         <w:p>
           <w:pPr>
@@ -2037,16 +2256,12 @@
             </w:tabs>
             <w:rPr/>
           </w:pPr>
-          <w:hyperlink w:anchor="__RefHeading___Toc4230_633713298" w:tooltip="Appendix B: Questionnaire">
-            <w:r>
-              <w:rPr>
-                <w:rStyle w:val="IndexLink"/>
-              </w:rPr>
-              <w:t>Appendix B: Questionnaire</w:t>
-              <w:tab/>
-              <w:t>12</w:t>
-            </w:r>
-          </w:hyperlink>
+          <w:r>
+            <w:rPr/>
+            <w:t>Appendix B: Questionnaire</w:t>
+            <w:tab/>
+            <w:t>12</w:t>
+          </w:r>
         </w:p>
         <w:p>
           <w:pPr>
@@ -2057,20 +2272,14 @@
             </w:tabs>
             <w:rPr/>
           </w:pPr>
-          <w:hyperlink w:anchor="__RefHeading___Toc4232_633713298" w:tooltip="References">
-            <w:r>
-              <w:rPr>
-                <w:rStyle w:val="IndexLink"/>
-              </w:rPr>
-              <w:t>References</w:t>
-              <w:tab/>
-              <w:t>12</w:t>
-            </w:r>
-          </w:hyperlink>
           <w:r>
-            <w:rPr>
-              <w:rStyle w:val="IndexLink"/>
-            </w:rPr>
+            <w:rPr/>
+            <w:t>References</w:t>
+            <w:tab/>
+            <w:t>12</w:t>
+          </w:r>
+          <w:r>
+            <w:rPr/>
             <w:fldChar w:fldCharType="end"/>
           </w:r>
         </w:p>
@@ -2085,7 +2294,9 @@
         </w:rPr>
       </w:pPr>
       <w:r>
-        <w:rPr/>
+        <w:rPr>
+          <w:color w:val="1F4E79"/>
+        </w:rPr>
       </w:r>
       <w:r>
         <w:br w:type="page"/>
@@ -2172,6 +2383,7 @@
             <w:pPr>
               <w:pStyle w:val="Normal"/>
               <w:widowControl/>
+              <w:suppressAutoHyphens w:val="true"/>
               <w:spacing w:lineRule="auto" w:line="240" w:before="0" w:after="0"/>
               <w:jc w:val="start"/>
               <w:rPr>
@@ -2205,6 +2417,7 @@
             <w:pPr>
               <w:pStyle w:val="Normal"/>
               <w:widowControl/>
+              <w:suppressAutoHyphens w:val="true"/>
               <w:spacing w:lineRule="auto" w:line="240" w:before="0" w:after="0"/>
               <w:jc w:val="start"/>
               <w:rPr>
@@ -2240,6 +2453,7 @@
             <w:pPr>
               <w:pStyle w:val="Normal"/>
               <w:widowControl/>
+              <w:suppressAutoHyphens w:val="true"/>
               <w:spacing w:lineRule="auto" w:line="240" w:before="0" w:after="0"/>
               <w:jc w:val="start"/>
               <w:rPr>
@@ -2272,6 +2486,7 @@
             <w:pPr>
               <w:pStyle w:val="Normal"/>
               <w:widowControl/>
+              <w:suppressAutoHyphens w:val="true"/>
               <w:spacing w:lineRule="auto" w:line="240" w:before="0" w:after="0"/>
               <w:jc w:val="start"/>
               <w:rPr>
@@ -2307,6 +2522,7 @@
             <w:pPr>
               <w:pStyle w:val="Normal"/>
               <w:widowControl/>
+              <w:suppressAutoHyphens w:val="true"/>
               <w:spacing w:lineRule="auto" w:line="240" w:before="0" w:after="0"/>
               <w:jc w:val="start"/>
               <w:rPr>
@@ -2339,6 +2555,7 @@
             <w:pPr>
               <w:pStyle w:val="Normal"/>
               <w:widowControl/>
+              <w:suppressAutoHyphens w:val="true"/>
               <w:spacing w:lineRule="auto" w:line="240" w:before="0" w:after="0"/>
               <w:jc w:val="start"/>
               <w:rPr>
@@ -2374,6 +2591,7 @@
             <w:pPr>
               <w:pStyle w:val="Normal"/>
               <w:widowControl/>
+              <w:suppressAutoHyphens w:val="true"/>
               <w:spacing w:lineRule="auto" w:line="240" w:before="0" w:after="0"/>
               <w:jc w:val="start"/>
               <w:rPr>
@@ -2406,6 +2624,7 @@
             <w:pPr>
               <w:pStyle w:val="Normal"/>
               <w:widowControl/>
+              <w:suppressAutoHyphens w:val="true"/>
               <w:spacing w:lineRule="auto" w:line="240" w:before="0" w:after="0"/>
               <w:jc w:val="start"/>
               <w:rPr>
@@ -2441,6 +2660,7 @@
             <w:pPr>
               <w:pStyle w:val="Normal"/>
               <w:widowControl/>
+              <w:suppressAutoHyphens w:val="true"/>
               <w:spacing w:lineRule="auto" w:line="240" w:before="0" w:after="0"/>
               <w:jc w:val="start"/>
               <w:rPr>
@@ -2473,6 +2693,7 @@
             <w:pPr>
               <w:pStyle w:val="Normal"/>
               <w:widowControl/>
+              <w:suppressAutoHyphens w:val="true"/>
               <w:spacing w:lineRule="auto" w:line="240" w:before="0" w:after="0"/>
               <w:jc w:val="start"/>
               <w:rPr>
@@ -2508,6 +2729,7 @@
             <w:pPr>
               <w:pStyle w:val="Normal"/>
               <w:widowControl/>
+              <w:suppressAutoHyphens w:val="true"/>
               <w:spacing w:lineRule="auto" w:line="240" w:before="0" w:after="0"/>
               <w:jc w:val="start"/>
               <w:rPr>
@@ -2540,6 +2762,7 @@
             <w:pPr>
               <w:pStyle w:val="Normal"/>
               <w:widowControl/>
+              <w:suppressAutoHyphens w:val="true"/>
               <w:spacing w:lineRule="auto" w:line="240" w:before="0" w:after="0"/>
               <w:jc w:val="start"/>
               <w:rPr>
@@ -2575,6 +2798,7 @@
             <w:pPr>
               <w:pStyle w:val="Normal"/>
               <w:widowControl/>
+              <w:suppressAutoHyphens w:val="true"/>
               <w:spacing w:lineRule="auto" w:line="240" w:before="0" w:after="0"/>
               <w:jc w:val="start"/>
               <w:rPr>
@@ -2607,6 +2831,7 @@
             <w:pPr>
               <w:pStyle w:val="Normal"/>
               <w:widowControl/>
+              <w:suppressAutoHyphens w:val="true"/>
               <w:spacing w:lineRule="auto" w:line="240" w:before="0" w:after="0"/>
               <w:jc w:val="start"/>
               <w:rPr>
@@ -2744,6 +2969,7 @@
     <w:p>
       <w:pPr>
         <w:pStyle w:val="Heading1"/>
+        <w:spacing w:before="0" w:after="0"/>
         <w:rPr/>
       </w:pPr>
       <w:bookmarkStart w:id="3" w:name="__RefHeading___Toc4176_633713298"/>
@@ -2785,15 +3011,15 @@
         <w:tblLook w:noHBand="0" w:noVBand="1" w:firstColumn="1" w:lastRow="0" w:lastColumn="0" w:firstRow="1" w:val="04a0"/>
       </w:tblPr>
       <w:tblGrid>
-        <w:gridCol w:w="1617"/>
-        <w:gridCol w:w="4623"/>
-        <w:gridCol w:w="3120"/>
+        <w:gridCol w:w="1622"/>
+        <w:gridCol w:w="4519"/>
+        <w:gridCol w:w="3219"/>
       </w:tblGrid>
       <w:tr>
         <w:trPr/>
         <w:tc>
           <w:tcPr>
-            <w:tcW w:w="1617" w:type="dxa"/>
+            <w:tcW w:w="1622" w:type="dxa"/>
             <w:tcBorders/>
             <w:shd w:fill="D9EAD3" w:val="clear"/>
             <w:vAlign w:val="center"/>
@@ -2802,6 +3028,7 @@
             <w:pPr>
               <w:pStyle w:val="Normal"/>
               <w:widowControl/>
+              <w:suppressAutoHyphens w:val="true"/>
               <w:spacing w:lineRule="auto" w:line="240" w:before="0" w:after="0"/>
               <w:jc w:val="start"/>
               <w:rPr>
@@ -2826,7 +3053,7 @@
         </w:tc>
         <w:tc>
           <w:tcPr>
-            <w:tcW w:w="4623" w:type="dxa"/>
+            <w:tcW w:w="4519" w:type="dxa"/>
             <w:tcBorders/>
             <w:shd w:fill="D9EAD3" w:val="clear"/>
             <w:vAlign w:val="center"/>
@@ -2835,6 +3062,7 @@
             <w:pPr>
               <w:pStyle w:val="Normal"/>
               <w:widowControl/>
+              <w:suppressAutoHyphens w:val="true"/>
               <w:spacing w:lineRule="auto" w:line="240" w:before="0" w:after="0"/>
               <w:jc w:val="start"/>
               <w:rPr>
@@ -2859,7 +3087,7 @@
         </w:tc>
         <w:tc>
           <w:tcPr>
-            <w:tcW w:w="3120" w:type="dxa"/>
+            <w:tcW w:w="3219" w:type="dxa"/>
             <w:tcBorders/>
             <w:shd w:fill="D9EAD3" w:val="clear"/>
             <w:vAlign w:val="center"/>
@@ -2868,6 +3096,7 @@
             <w:pPr>
               <w:pStyle w:val="Normal"/>
               <w:widowControl/>
+              <w:suppressAutoHyphens w:val="true"/>
               <w:spacing w:lineRule="auto" w:line="240" w:before="0" w:after="0"/>
               <w:jc w:val="start"/>
               <w:rPr>
@@ -2895,14 +3124,15 @@
         <w:trPr/>
         <w:tc>
           <w:tcPr>
-            <w:tcW w:w="1617" w:type="dxa"/>
-            <w:tcBorders/>
-            <w:vAlign w:val="center"/>
-          </w:tcPr>
-          <w:p>
-            <w:pPr>
-              <w:pStyle w:val="Normal"/>
-              <w:widowControl/>
+            <w:tcW w:w="1622" w:type="dxa"/>
+            <w:tcBorders/>
+            <w:vAlign w:val="center"/>
+          </w:tcPr>
+          <w:p>
+            <w:pPr>
+              <w:pStyle w:val="Normal"/>
+              <w:widowControl/>
+              <w:suppressAutoHyphens w:val="true"/>
               <w:spacing w:lineRule="auto" w:line="240" w:before="0" w:after="0"/>
               <w:jc w:val="start"/>
               <w:rPr>
@@ -2927,14 +3157,15 @@
         </w:tc>
         <w:tc>
           <w:tcPr>
-            <w:tcW w:w="4623" w:type="dxa"/>
-            <w:tcBorders/>
-            <w:vAlign w:val="center"/>
-          </w:tcPr>
-          <w:p>
-            <w:pPr>
-              <w:pStyle w:val="Normal"/>
-              <w:widowControl/>
+            <w:tcW w:w="4519" w:type="dxa"/>
+            <w:tcBorders/>
+            <w:vAlign w:val="center"/>
+          </w:tcPr>
+          <w:p>
+            <w:pPr>
+              <w:pStyle w:val="Normal"/>
+              <w:widowControl/>
+              <w:suppressAutoHyphens w:val="true"/>
               <w:spacing w:lineRule="auto" w:line="240" w:before="0" w:after="0"/>
               <w:jc w:val="start"/>
               <w:rPr>
@@ -2959,14 +3190,15 @@
         </w:tc>
         <w:tc>
           <w:tcPr>
-            <w:tcW w:w="3120" w:type="dxa"/>
-            <w:tcBorders/>
-            <w:vAlign w:val="center"/>
-          </w:tcPr>
-          <w:p>
-            <w:pPr>
-              <w:pStyle w:val="Normal"/>
-              <w:widowControl/>
+            <w:tcW w:w="3219" w:type="dxa"/>
+            <w:tcBorders/>
+            <w:vAlign w:val="center"/>
+          </w:tcPr>
+          <w:p>
+            <w:pPr>
+              <w:pStyle w:val="Normal"/>
+              <w:widowControl/>
+              <w:suppressAutoHyphens w:val="true"/>
               <w:spacing w:lineRule="auto" w:line="240" w:before="0" w:after="0"/>
               <w:jc w:val="start"/>
               <w:rPr>
@@ -2994,14 +3226,15 @@
         <w:trPr/>
         <w:tc>
           <w:tcPr>
-            <w:tcW w:w="1617" w:type="dxa"/>
-            <w:tcBorders/>
-            <w:vAlign w:val="center"/>
-          </w:tcPr>
-          <w:p>
-            <w:pPr>
-              <w:pStyle w:val="Normal"/>
-              <w:widowControl/>
+            <w:tcW w:w="1622" w:type="dxa"/>
+            <w:tcBorders/>
+            <w:vAlign w:val="center"/>
+          </w:tcPr>
+          <w:p>
+            <w:pPr>
+              <w:pStyle w:val="Normal"/>
+              <w:widowControl/>
+              <w:suppressAutoHyphens w:val="true"/>
               <w:spacing w:lineRule="auto" w:line="240" w:before="0" w:after="0"/>
               <w:jc w:val="start"/>
               <w:rPr>
@@ -3026,14 +3259,15 @@
         </w:tc>
         <w:tc>
           <w:tcPr>
-            <w:tcW w:w="4623" w:type="dxa"/>
-            <w:tcBorders/>
-            <w:vAlign w:val="center"/>
-          </w:tcPr>
-          <w:p>
-            <w:pPr>
-              <w:pStyle w:val="Normal"/>
-              <w:widowControl/>
+            <w:tcW w:w="4519" w:type="dxa"/>
+            <w:tcBorders/>
+            <w:vAlign w:val="center"/>
+          </w:tcPr>
+          <w:p>
+            <w:pPr>
+              <w:pStyle w:val="Normal"/>
+              <w:widowControl/>
+              <w:suppressAutoHyphens w:val="true"/>
               <w:spacing w:lineRule="auto" w:line="240" w:before="0" w:after="0"/>
               <w:jc w:val="start"/>
               <w:rPr>
@@ -3058,14 +3292,15 @@
         </w:tc>
         <w:tc>
           <w:tcPr>
-            <w:tcW w:w="3120" w:type="dxa"/>
-            <w:tcBorders/>
-            <w:vAlign w:val="center"/>
-          </w:tcPr>
-          <w:p>
-            <w:pPr>
-              <w:pStyle w:val="Normal"/>
-              <w:widowControl/>
+            <w:tcW w:w="3219" w:type="dxa"/>
+            <w:tcBorders/>
+            <w:vAlign w:val="center"/>
+          </w:tcPr>
+          <w:p>
+            <w:pPr>
+              <w:pStyle w:val="Normal"/>
+              <w:widowControl/>
+              <w:suppressAutoHyphens w:val="true"/>
               <w:spacing w:lineRule="auto" w:line="240" w:before="0" w:after="0"/>
               <w:jc w:val="start"/>
               <w:rPr>
@@ -3093,14 +3328,15 @@
         <w:trPr/>
         <w:tc>
           <w:tcPr>
-            <w:tcW w:w="1617" w:type="dxa"/>
-            <w:tcBorders/>
-            <w:vAlign w:val="center"/>
-          </w:tcPr>
-          <w:p>
-            <w:pPr>
-              <w:pStyle w:val="Normal"/>
-              <w:widowControl/>
+            <w:tcW w:w="1622" w:type="dxa"/>
+            <w:tcBorders/>
+            <w:vAlign w:val="center"/>
+          </w:tcPr>
+          <w:p>
+            <w:pPr>
+              <w:pStyle w:val="Normal"/>
+              <w:widowControl/>
+              <w:suppressAutoHyphens w:val="true"/>
               <w:spacing w:lineRule="auto" w:line="240" w:before="0" w:after="0"/>
               <w:jc w:val="start"/>
               <w:rPr>
@@ -3125,14 +3361,15 @@
         </w:tc>
         <w:tc>
           <w:tcPr>
-            <w:tcW w:w="4623" w:type="dxa"/>
-            <w:tcBorders/>
-            <w:vAlign w:val="center"/>
-          </w:tcPr>
-          <w:p>
-            <w:pPr>
-              <w:pStyle w:val="Normal"/>
-              <w:widowControl/>
+            <w:tcW w:w="4519" w:type="dxa"/>
+            <w:tcBorders/>
+            <w:vAlign w:val="center"/>
+          </w:tcPr>
+          <w:p>
+            <w:pPr>
+              <w:pStyle w:val="Normal"/>
+              <w:widowControl/>
+              <w:suppressAutoHyphens w:val="true"/>
               <w:spacing w:lineRule="auto" w:line="240" w:before="0" w:after="0"/>
               <w:jc w:val="start"/>
               <w:rPr>
@@ -3157,14 +3394,15 @@
         </w:tc>
         <w:tc>
           <w:tcPr>
-            <w:tcW w:w="3120" w:type="dxa"/>
-            <w:tcBorders/>
-            <w:vAlign w:val="center"/>
-          </w:tcPr>
-          <w:p>
-            <w:pPr>
-              <w:pStyle w:val="Normal"/>
-              <w:widowControl/>
+            <w:tcW w:w="3219" w:type="dxa"/>
+            <w:tcBorders/>
+            <w:vAlign w:val="center"/>
+          </w:tcPr>
+          <w:p>
+            <w:pPr>
+              <w:pStyle w:val="Normal"/>
+              <w:widowControl/>
+              <w:suppressAutoHyphens w:val="true"/>
               <w:spacing w:lineRule="auto" w:line="240" w:before="0" w:after="0"/>
               <w:jc w:val="start"/>
               <w:rPr>
@@ -3192,14 +3430,15 @@
         <w:trPr/>
         <w:tc>
           <w:tcPr>
-            <w:tcW w:w="1617" w:type="dxa"/>
-            <w:tcBorders/>
-            <w:vAlign w:val="center"/>
-          </w:tcPr>
-          <w:p>
-            <w:pPr>
-              <w:pStyle w:val="Normal"/>
-              <w:widowControl/>
+            <w:tcW w:w="1622" w:type="dxa"/>
+            <w:tcBorders/>
+            <w:vAlign w:val="center"/>
+          </w:tcPr>
+          <w:p>
+            <w:pPr>
+              <w:pStyle w:val="Normal"/>
+              <w:widowControl/>
+              <w:suppressAutoHyphens w:val="true"/>
               <w:spacing w:lineRule="auto" w:line="240" w:before="0" w:after="0"/>
               <w:jc w:val="start"/>
               <w:rPr>
@@ -3224,14 +3463,15 @@
         </w:tc>
         <w:tc>
           <w:tcPr>
-            <w:tcW w:w="4623" w:type="dxa"/>
-            <w:tcBorders/>
-            <w:vAlign w:val="center"/>
-          </w:tcPr>
-          <w:p>
-            <w:pPr>
-              <w:pStyle w:val="Normal"/>
-              <w:widowControl/>
+            <w:tcW w:w="4519" w:type="dxa"/>
+            <w:tcBorders/>
+            <w:vAlign w:val="center"/>
+          </w:tcPr>
+          <w:p>
+            <w:pPr>
+              <w:pStyle w:val="Normal"/>
+              <w:widowControl/>
+              <w:suppressAutoHyphens w:val="true"/>
               <w:spacing w:lineRule="auto" w:line="240" w:before="0" w:after="0"/>
               <w:jc w:val="start"/>
               <w:rPr>
@@ -3256,14 +3496,15 @@
         </w:tc>
         <w:tc>
           <w:tcPr>
-            <w:tcW w:w="3120" w:type="dxa"/>
-            <w:tcBorders/>
-            <w:vAlign w:val="center"/>
-          </w:tcPr>
-          <w:p>
-            <w:pPr>
-              <w:pStyle w:val="Normal"/>
-              <w:widowControl/>
+            <w:tcW w:w="3219" w:type="dxa"/>
+            <w:tcBorders/>
+            <w:vAlign w:val="center"/>
+          </w:tcPr>
+          <w:p>
+            <w:pPr>
+              <w:pStyle w:val="Normal"/>
+              <w:widowControl/>
+              <w:suppressAutoHyphens w:val="true"/>
               <w:spacing w:lineRule="auto" w:line="240" w:before="0" w:after="0"/>
               <w:jc w:val="start"/>
               <w:rPr>
@@ -3283,6 +3524,213 @@
                 <w:lang w:val="en-US" w:eastAsia="en-US" w:bidi="ar-SA"/>
               </w:rPr>
               <w:t>Veterinary input is essential for health tracking and alert requirements.</w:t>
+            </w:r>
+          </w:p>
+        </w:tc>
+      </w:tr>
+      <w:tr>
+        <w:trPr/>
+        <w:tc>
+          <w:tcPr>
+            <w:tcW w:w="1622" w:type="dxa"/>
+            <w:tcBorders>
+              <w:top w:val="nil"/>
+            </w:tcBorders>
+            <w:vAlign w:val="center"/>
+          </w:tcPr>
+          <w:p>
+            <w:pPr>
+              <w:pStyle w:val="Normal"/>
+              <w:widowControl/>
+              <w:suppressAutoHyphens w:val="true"/>
+              <w:spacing w:lineRule="auto" w:line="240" w:before="0" w:after="0"/>
+              <w:jc w:val="start"/>
+              <w:rPr>
+                <w:rFonts w:cs=""/>
+                <w:kern w:val="0"/>
+                <w:szCs w:val="20"/>
+                <w:lang w:val="en-US" w:eastAsia="en-US" w:bidi="ar-SA"/>
+              </w:rPr>
+            </w:pPr>
+            <w:r>
+              <w:rPr>
+                <w:rFonts w:cs=""/>
+                <w:kern w:val="0"/>
+                <w:sz w:val="20"/>
+                <w:szCs w:val="20"/>
+                <w:lang w:val="en-US" w:eastAsia="en-US" w:bidi="ar-SA"/>
+              </w:rPr>
+              <w:t>Buyers</w:t>
+            </w:r>
+          </w:p>
+        </w:tc>
+        <w:tc>
+          <w:tcPr>
+            <w:tcW w:w="4519" w:type="dxa"/>
+            <w:tcBorders>
+              <w:top w:val="nil"/>
+            </w:tcBorders>
+            <w:vAlign w:val="center"/>
+          </w:tcPr>
+          <w:p>
+            <w:pPr>
+              <w:pStyle w:val="Normal"/>
+              <w:rPr>
+                <w:sz w:val="20"/>
+                <w:szCs w:val="20"/>
+              </w:rPr>
+            </w:pPr>
+            <w:r>
+              <w:rPr>
+                <w:sz w:val="20"/>
+                <w:szCs w:val="20"/>
+              </w:rPr>
+              <w:t>Purchases cattle, fish or chicken or eggs from the farm in bulk.</w:t>
+            </w:r>
+          </w:p>
+        </w:tc>
+        <w:tc>
+          <w:tcPr>
+            <w:tcW w:w="3219" w:type="dxa"/>
+            <w:tcBorders>
+              <w:top w:val="nil"/>
+            </w:tcBorders>
+            <w:vAlign w:val="center"/>
+          </w:tcPr>
+          <w:p>
+            <w:pPr>
+              <w:pStyle w:val="Normal"/>
+              <w:widowControl/>
+              <w:suppressAutoHyphens w:val="true"/>
+              <w:spacing w:lineRule="auto" w:line="240" w:before="0" w:after="0"/>
+              <w:jc w:val="start"/>
+              <w:rPr>
+                <w:rFonts w:cs=""/>
+                <w:kern w:val="0"/>
+                <w:sz w:val="20"/>
+                <w:szCs w:val="20"/>
+                <w:lang w:val="en-US" w:eastAsia="en-US" w:bidi="ar-SA"/>
+              </w:rPr>
+            </w:pPr>
+            <w:r>
+              <w:rPr>
+                <w:rFonts w:cs=""/>
+                <w:kern w:val="0"/>
+                <w:sz w:val="20"/>
+                <w:szCs w:val="20"/>
+                <w:lang w:val="en-US" w:eastAsia="en-US" w:bidi="ar-SA"/>
+              </w:rPr>
+              <w:t>Established food processing companies like ‘Kazi Farms’ are the main source of revenue for the farm.</w:t>
+            </w:r>
+          </w:p>
+        </w:tc>
+      </w:tr>
+      <w:tr>
+        <w:trPr>
+          <w:trHeight w:val="970" w:hRule="atLeast"/>
+        </w:trPr>
+        <w:tc>
+          <w:tcPr>
+            <w:tcW w:w="1622" w:type="dxa"/>
+            <w:tcBorders>
+              <w:top w:val="nil"/>
+            </w:tcBorders>
+            <w:vAlign w:val="center"/>
+          </w:tcPr>
+          <w:p>
+            <w:pPr>
+              <w:pStyle w:val="Normal"/>
+              <w:widowControl/>
+              <w:suppressAutoHyphens w:val="true"/>
+              <w:spacing w:lineRule="auto" w:line="240" w:before="0" w:after="0"/>
+              <w:jc w:val="start"/>
+              <w:rPr>
+                <w:rFonts w:cs=""/>
+                <w:kern w:val="0"/>
+                <w:sz w:val="20"/>
+                <w:szCs w:val="20"/>
+                <w:lang w:val="en-US" w:eastAsia="en-US" w:bidi="ar-SA"/>
+              </w:rPr>
+            </w:pPr>
+            <w:r>
+              <w:rPr>
+                <w:rFonts w:cs=""/>
+                <w:kern w:val="0"/>
+                <w:sz w:val="20"/>
+                <w:szCs w:val="20"/>
+                <w:lang w:val="en-US" w:eastAsia="en-US" w:bidi="ar-SA"/>
+              </w:rPr>
+              <w:t>Suppliers</w:t>
+            </w:r>
+          </w:p>
+        </w:tc>
+        <w:tc>
+          <w:tcPr>
+            <w:tcW w:w="4519" w:type="dxa"/>
+            <w:tcBorders>
+              <w:top w:val="nil"/>
+            </w:tcBorders>
+            <w:vAlign w:val="center"/>
+          </w:tcPr>
+          <w:p>
+            <w:pPr>
+              <w:pStyle w:val="Normal"/>
+              <w:widowControl/>
+              <w:suppressAutoHyphens w:val="true"/>
+              <w:spacing w:lineRule="auto" w:line="240" w:before="0" w:after="0"/>
+              <w:jc w:val="start"/>
+              <w:rPr>
+                <w:rFonts w:cs=""/>
+                <w:kern w:val="0"/>
+                <w:sz w:val="20"/>
+                <w:szCs w:val="20"/>
+                <w:lang w:val="en-US" w:eastAsia="en-US" w:bidi="ar-SA"/>
+              </w:rPr>
+            </w:pPr>
+            <w:r>
+              <w:rPr>
+                <w:rFonts w:cs=""/>
+                <w:kern w:val="0"/>
+                <w:sz w:val="20"/>
+                <w:szCs w:val="20"/>
+                <w:lang w:val="en-US" w:eastAsia="en-US" w:bidi="ar-SA"/>
+              </w:rPr>
+              <w:t>Supplies the farm with cattle, chicken and fish feed</w:t>
+            </w:r>
+          </w:p>
+        </w:tc>
+        <w:tc>
+          <w:tcPr>
+            <w:tcW w:w="3219" w:type="dxa"/>
+            <w:tcBorders>
+              <w:top w:val="nil"/>
+            </w:tcBorders>
+            <w:vAlign w:val="center"/>
+          </w:tcPr>
+          <w:p>
+            <w:pPr>
+              <w:pStyle w:val="Normal"/>
+              <w:widowControl/>
+              <w:suppressAutoHyphens w:val="true"/>
+              <w:spacing w:lineRule="auto" w:line="240" w:before="0" w:after="0"/>
+              <w:jc w:val="start"/>
+              <w:rPr>
+                <w:rFonts w:cs=""/>
+                <w:kern w:val="0"/>
+                <w:sz w:val="20"/>
+                <w:szCs w:val="20"/>
+                <w:lang w:val="en-US" w:eastAsia="en-US" w:bidi="ar-SA"/>
+              </w:rPr>
+            </w:pPr>
+            <w:r>
+              <w:rPr>
+                <w:rFonts w:cs=""/>
+                <w:kern w:val="0"/>
+                <w:sz w:val="20"/>
+                <w:szCs w:val="20"/>
+                <w:lang w:val="en-US" w:eastAsia="en-US" w:bidi="ar-SA"/>
+              </w:rPr>
+              <w:t>Suppliers are essential in keeping the farm running and furthermore, changing suppliers may affect the price rates at which the feeds are bought.</w:t>
             </w:r>
           </w:p>
         </w:tc>
@@ -3343,6 +3791,7 @@
             <w:pPr>
               <w:pStyle w:val="Normal"/>
               <w:widowControl/>
+              <w:suppressAutoHyphens w:val="true"/>
               <w:spacing w:lineRule="auto" w:line="240" w:before="0" w:after="0"/>
               <w:jc w:val="start"/>
               <w:rPr>
@@ -3376,6 +3825,7 @@
             <w:pPr>
               <w:pStyle w:val="Normal"/>
               <w:widowControl/>
+              <w:suppressAutoHyphens w:val="true"/>
               <w:spacing w:lineRule="auto" w:line="240" w:before="0" w:after="0"/>
               <w:jc w:val="start"/>
               <w:rPr>
@@ -3411,6 +3861,7 @@
             <w:pPr>
               <w:pStyle w:val="Normal"/>
               <w:widowControl/>
+              <w:suppressAutoHyphens w:val="true"/>
               <w:spacing w:lineRule="auto" w:line="240" w:before="0" w:after="0"/>
               <w:jc w:val="start"/>
               <w:rPr>
@@ -3443,6 +3894,7 @@
             <w:pPr>
               <w:pStyle w:val="Normal"/>
               <w:widowControl/>
+              <w:suppressAutoHyphens w:val="true"/>
               <w:spacing w:lineRule="auto" w:line="240" w:before="0" w:after="0"/>
               <w:jc w:val="start"/>
               <w:rPr>
@@ -3478,6 +3930,7 @@
             <w:pPr>
               <w:pStyle w:val="Normal"/>
               <w:widowControl/>
+              <w:suppressAutoHyphens w:val="true"/>
               <w:spacing w:lineRule="auto" w:line="240" w:before="0" w:after="0"/>
               <w:jc w:val="start"/>
               <w:rPr>
@@ -3510,6 +3963,7 @@
             <w:pPr>
               <w:pStyle w:val="Normal"/>
               <w:widowControl/>
+              <w:suppressAutoHyphens w:val="true"/>
               <w:spacing w:lineRule="auto" w:line="240" w:before="0" w:after="0"/>
               <w:jc w:val="start"/>
               <w:rPr>
@@ -3545,6 +3999,7 @@
             <w:pPr>
               <w:pStyle w:val="Normal"/>
               <w:widowControl/>
+              <w:suppressAutoHyphens w:val="true"/>
               <w:spacing w:lineRule="auto" w:line="240" w:before="0" w:after="0"/>
               <w:jc w:val="start"/>
               <w:rPr>
@@ -3577,6 +4032,7 @@
             <w:pPr>
               <w:pStyle w:val="Normal"/>
               <w:widowControl/>
+              <w:suppressAutoHyphens w:val="true"/>
               <w:spacing w:lineRule="auto" w:line="240" w:before="0" w:after="0"/>
               <w:jc w:val="start"/>
               <w:rPr>
@@ -3612,6 +4068,7 @@
             <w:pPr>
               <w:pStyle w:val="Normal"/>
               <w:widowControl/>
+              <w:suppressAutoHyphens w:val="true"/>
               <w:spacing w:lineRule="auto" w:line="240" w:before="0" w:after="0"/>
               <w:jc w:val="start"/>
               <w:rPr>
@@ -3644,6 +4101,7 @@
             <w:pPr>
               <w:pStyle w:val="Normal"/>
               <w:widowControl/>
+              <w:suppressAutoHyphens w:val="true"/>
               <w:spacing w:lineRule="auto" w:line="240" w:before="0" w:after="0"/>
               <w:jc w:val="start"/>
               <w:rPr>
@@ -3663,6 +4121,151 @@
                 <w:lang w:val="en-US" w:eastAsia="en-US" w:bidi="ar-SA"/>
               </w:rPr>
               <w:t>Understand health monitoring process, vaccination records, treatment history, disease management, and late case reporting problems.</w:t>
+            </w:r>
+          </w:p>
+        </w:tc>
+      </w:tr>
+      <w:tr>
+        <w:trPr/>
+        <w:tc>
+          <w:tcPr>
+            <w:tcW w:w="1617" w:type="dxa"/>
+            <w:tcBorders>
+              <w:top w:val="nil"/>
+            </w:tcBorders>
+            <w:vAlign w:val="center"/>
+          </w:tcPr>
+          <w:p>
+            <w:pPr>
+              <w:pStyle w:val="Normal"/>
+              <w:widowControl/>
+              <w:suppressAutoHyphens w:val="true"/>
+              <w:spacing w:lineRule="auto" w:line="240" w:before="0" w:after="0"/>
+              <w:jc w:val="start"/>
+              <w:rPr>
+                <w:rFonts w:cs=""/>
+                <w:kern w:val="0"/>
+                <w:szCs w:val="20"/>
+                <w:lang w:val="en-US" w:eastAsia="en-US" w:bidi="ar-SA"/>
+              </w:rPr>
+            </w:pPr>
+            <w:r>
+              <w:rPr>
+                <w:rFonts w:cs=""/>
+                <w:kern w:val="0"/>
+                <w:sz w:val="20"/>
+                <w:szCs w:val="20"/>
+                <w:lang w:val="en-US" w:eastAsia="en-US" w:bidi="ar-SA"/>
+              </w:rPr>
+              <w:t>Buyers</w:t>
+            </w:r>
+          </w:p>
+        </w:tc>
+        <w:tc>
+          <w:tcPr>
+            <w:tcW w:w="7743" w:type="dxa"/>
+            <w:tcBorders>
+              <w:top w:val="nil"/>
+            </w:tcBorders>
+            <w:vAlign w:val="center"/>
+          </w:tcPr>
+          <w:p>
+            <w:pPr>
+              <w:pStyle w:val="Normal"/>
+              <w:widowControl/>
+              <w:suppressAutoHyphens w:val="true"/>
+              <w:spacing w:lineRule="auto" w:line="240" w:before="0" w:after="0"/>
+              <w:jc w:val="start"/>
+              <w:rPr>
+                <w:rFonts w:cs=""/>
+                <w:kern w:val="0"/>
+                <w:sz w:val="20"/>
+                <w:szCs w:val="20"/>
+                <w:lang w:val="en-US" w:eastAsia="en-US" w:bidi="ar-SA"/>
+              </w:rPr>
+            </w:pPr>
+            <w:r>
+              <w:rPr>
+                <w:rFonts w:cs=""/>
+                <w:kern w:val="0"/>
+                <w:sz w:val="20"/>
+                <w:szCs w:val="20"/>
+                <w:lang w:val="en-US" w:eastAsia="en-US" w:bidi="ar-SA"/>
+              </w:rPr>
+              <w:t>Understand how the output of the farm is tied to the local or the regional market and get the better picture of the sources of revenue for the farm.</w:t>
+            </w:r>
+          </w:p>
+        </w:tc>
+      </w:tr>
+      <w:tr>
+        <w:trPr/>
+        <w:tc>
+          <w:tcPr>
+            <w:tcW w:w="1617" w:type="dxa"/>
+            <w:tcBorders>
+              <w:top w:val="nil"/>
+            </w:tcBorders>
+            <w:vAlign w:val="center"/>
+          </w:tcPr>
+          <w:p>
+            <w:pPr>
+              <w:pStyle w:val="Normal"/>
+              <w:widowControl/>
+              <w:suppressAutoHyphens w:val="true"/>
+              <w:spacing w:lineRule="auto" w:line="240" w:before="0" w:after="0"/>
+              <w:jc w:val="start"/>
+              <w:rPr>
+                <w:rFonts w:cs=""/>
+                <w:kern w:val="0"/>
+                <w:sz w:val="20"/>
+                <w:szCs w:val="20"/>
+                <w:lang w:val="en-US" w:eastAsia="en-US" w:bidi="ar-SA"/>
+              </w:rPr>
+            </w:pPr>
+            <w:r>
+              <w:rPr>
+                <w:rFonts w:cs=""/>
+                <w:kern w:val="0"/>
+                <w:sz w:val="20"/>
+                <w:szCs w:val="20"/>
+                <w:lang w:val="en-US" w:eastAsia="en-US" w:bidi="ar-SA"/>
+              </w:rPr>
+              <w:t>Suppliers</w:t>
+            </w:r>
+          </w:p>
+        </w:tc>
+        <w:tc>
+          <w:tcPr>
+            <w:tcW w:w="7743" w:type="dxa"/>
+            <w:tcBorders>
+              <w:top w:val="nil"/>
+            </w:tcBorders>
+            <w:vAlign w:val="center"/>
+          </w:tcPr>
+          <w:p>
+            <w:pPr>
+              <w:pStyle w:val="Normal"/>
+              <w:widowControl/>
+              <w:suppressAutoHyphens w:val="true"/>
+              <w:spacing w:lineRule="auto" w:line="240" w:before="0" w:after="0"/>
+              <w:jc w:val="start"/>
+              <w:rPr>
+                <w:rFonts w:cs=""/>
+                <w:kern w:val="0"/>
+                <w:sz w:val="20"/>
+                <w:szCs w:val="20"/>
+                <w:lang w:val="en-US" w:eastAsia="en-US" w:bidi="ar-SA"/>
+              </w:rPr>
+            </w:pPr>
+            <w:r>
+              <w:rPr>
+                <w:rFonts w:cs=""/>
+                <w:kern w:val="0"/>
+                <w:sz w:val="20"/>
+                <w:szCs w:val="20"/>
+                <w:lang w:val="en-US" w:eastAsia="en-US" w:bidi="ar-SA"/>
+              </w:rPr>
+              <w:t>Understand how the farm brings in the raw materials necessary to keep itself running and how it ties to local suppliers.</w:t>
             </w:r>
           </w:p>
         </w:tc>
@@ -3759,6 +4362,7 @@
             <w:pPr>
               <w:pStyle w:val="Normal"/>
               <w:widowControl/>
+              <w:suppressAutoHyphens w:val="true"/>
               <w:spacing w:lineRule="auto" w:line="240" w:before="0" w:after="0"/>
               <w:jc w:val="start"/>
               <w:rPr>
@@ -3792,6 +4396,7 @@
             <w:pPr>
               <w:pStyle w:val="Normal"/>
               <w:widowControl/>
+              <w:suppressAutoHyphens w:val="true"/>
               <w:spacing w:lineRule="auto" w:line="240" w:before="0" w:after="0"/>
               <w:jc w:val="start"/>
               <w:rPr>
@@ -3825,6 +4430,7 @@
             <w:pPr>
               <w:pStyle w:val="Normal"/>
               <w:widowControl/>
+              <w:suppressAutoHyphens w:val="true"/>
               <w:spacing w:lineRule="auto" w:line="240" w:before="0" w:after="0"/>
               <w:jc w:val="start"/>
               <w:rPr>
@@ -3858,6 +4464,7 @@
             <w:pPr>
               <w:pStyle w:val="Normal"/>
               <w:widowControl/>
+              <w:suppressAutoHyphens w:val="true"/>
               <w:spacing w:lineRule="auto" w:line="240" w:before="0" w:after="0"/>
               <w:jc w:val="start"/>
               <w:rPr>
@@ -3893,6 +4500,7 @@
             <w:pPr>
               <w:pStyle w:val="Normal"/>
               <w:widowControl/>
+              <w:suppressAutoHyphens w:val="true"/>
               <w:spacing w:lineRule="auto" w:line="240" w:before="0" w:after="0"/>
               <w:jc w:val="start"/>
               <w:rPr>
@@ -3925,6 +4533,7 @@
             <w:pPr>
               <w:pStyle w:val="Normal"/>
               <w:widowControl/>
+              <w:suppressAutoHyphens w:val="true"/>
               <w:spacing w:lineRule="auto" w:line="240" w:before="0" w:after="0"/>
               <w:jc w:val="start"/>
               <w:rPr>
@@ -3957,6 +4566,7 @@
             <w:pPr>
               <w:pStyle w:val="Normal"/>
               <w:widowControl/>
+              <w:suppressAutoHyphens w:val="true"/>
               <w:spacing w:lineRule="auto" w:line="240" w:before="0" w:after="0"/>
               <w:jc w:val="start"/>
               <w:rPr>
@@ -3989,6 +4599,7 @@
             <w:pPr>
               <w:pStyle w:val="Normal"/>
               <w:widowControl/>
+              <w:suppressAutoHyphens w:val="true"/>
               <w:spacing w:lineRule="auto" w:line="240" w:before="0" w:after="0"/>
               <w:jc w:val="start"/>
               <w:rPr>
@@ -4024,6 +4635,7 @@
             <w:pPr>
               <w:pStyle w:val="Normal"/>
               <w:widowControl/>
+              <w:suppressAutoHyphens w:val="true"/>
               <w:spacing w:lineRule="auto" w:line="240" w:before="0" w:after="0"/>
               <w:jc w:val="start"/>
               <w:rPr>
@@ -4056,6 +4668,7 @@
             <w:pPr>
               <w:pStyle w:val="Normal"/>
               <w:widowControl/>
+              <w:suppressAutoHyphens w:val="true"/>
               <w:spacing w:lineRule="auto" w:line="240" w:before="0" w:after="0"/>
               <w:jc w:val="start"/>
               <w:rPr>
@@ -4088,6 +4701,7 @@
             <w:pPr>
               <w:pStyle w:val="Normal"/>
               <w:widowControl/>
+              <w:suppressAutoHyphens w:val="true"/>
               <w:spacing w:lineRule="auto" w:line="240" w:before="0" w:after="0"/>
               <w:jc w:val="start"/>
               <w:rPr>
@@ -4120,6 +4734,7 @@
             <w:pPr>
               <w:pStyle w:val="Normal"/>
               <w:widowControl/>
+              <w:suppressAutoHyphens w:val="true"/>
               <w:spacing w:lineRule="auto" w:line="240" w:before="0" w:after="0"/>
               <w:jc w:val="start"/>
               <w:rPr>
@@ -4155,6 +4770,7 @@
             <w:pPr>
               <w:pStyle w:val="Normal"/>
               <w:widowControl/>
+              <w:suppressAutoHyphens w:val="true"/>
               <w:spacing w:lineRule="auto" w:line="240" w:before="0" w:after="0"/>
               <w:jc w:val="start"/>
               <w:rPr>
@@ -4187,6 +4803,7 @@
             <w:pPr>
               <w:pStyle w:val="Normal"/>
               <w:widowControl/>
+              <w:suppressAutoHyphens w:val="true"/>
               <w:spacing w:lineRule="auto" w:line="240" w:before="0" w:after="0"/>
               <w:jc w:val="start"/>
               <w:rPr>
@@ -4219,6 +4836,7 @@
             <w:pPr>
               <w:pStyle w:val="Normal"/>
               <w:widowControl/>
+              <w:suppressAutoHyphens w:val="true"/>
               <w:spacing w:lineRule="auto" w:line="240" w:before="0" w:after="0"/>
               <w:jc w:val="start"/>
               <w:rPr>
@@ -4251,6 +4869,7 @@
             <w:pPr>
               <w:pStyle w:val="Normal"/>
               <w:widowControl/>
+              <w:suppressAutoHyphens w:val="true"/>
               <w:spacing w:lineRule="auto" w:line="240" w:before="0" w:after="0"/>
               <w:jc w:val="start"/>
               <w:rPr>
@@ -4356,6 +4975,7 @@
             <w:pPr>
               <w:pStyle w:val="Normal"/>
               <w:widowControl/>
+              <w:suppressAutoHyphens w:val="true"/>
               <w:spacing w:lineRule="auto" w:line="240" w:before="0" w:after="0"/>
               <w:jc w:val="start"/>
               <w:rPr>
@@ -4389,6 +5009,7 @@
             <w:pPr>
               <w:pStyle w:val="Normal"/>
               <w:widowControl/>
+              <w:suppressAutoHyphens w:val="true"/>
               <w:spacing w:lineRule="auto" w:line="240" w:before="0" w:after="0"/>
               <w:jc w:val="start"/>
               <w:rPr>
@@ -4422,6 +5043,7 @@
             <w:pPr>
               <w:pStyle w:val="Normal"/>
               <w:widowControl/>
+              <w:suppressAutoHyphens w:val="true"/>
               <w:spacing w:lineRule="auto" w:line="240" w:before="0" w:after="0"/>
               <w:jc w:val="start"/>
               <w:rPr>
@@ -4455,6 +5077,7 @@
             <w:pPr>
               <w:pStyle w:val="Normal"/>
               <w:widowControl/>
+              <w:suppressAutoHyphens w:val="true"/>
               <w:spacing w:lineRule="auto" w:line="240" w:before="0" w:after="0"/>
               <w:jc w:val="start"/>
               <w:rPr>
@@ -4490,6 +5113,7 @@
             <w:pPr>
               <w:pStyle w:val="Normal"/>
               <w:widowControl/>
+              <w:suppressAutoHyphens w:val="true"/>
               <w:spacing w:lineRule="auto" w:line="240" w:before="0" w:after="0"/>
               <w:jc w:val="start"/>
               <w:rPr>
@@ -4522,6 +5146,7 @@
             <w:pPr>
               <w:pStyle w:val="Normal"/>
               <w:widowControl/>
+              <w:suppressAutoHyphens w:val="true"/>
               <w:spacing w:lineRule="auto" w:line="240" w:before="0" w:after="0"/>
               <w:jc w:val="start"/>
               <w:rPr>
@@ -4554,6 +5179,7 @@
             <w:pPr>
               <w:pStyle w:val="Normal"/>
               <w:widowControl/>
+              <w:suppressAutoHyphens w:val="true"/>
               <w:spacing w:lineRule="auto" w:line="240" w:before="0" w:after="0"/>
               <w:jc w:val="start"/>
               <w:rPr>
@@ -4586,6 +5212,7 @@
             <w:pPr>
               <w:pStyle w:val="Normal"/>
               <w:widowControl/>
+              <w:suppressAutoHyphens w:val="true"/>
               <w:spacing w:lineRule="auto" w:line="240" w:before="0" w:after="0"/>
               <w:jc w:val="start"/>
               <w:rPr>
@@ -4632,6 +5259,7 @@
             <w:pPr>
               <w:pStyle w:val="Normal"/>
               <w:widowControl/>
+              <w:suppressAutoHyphens w:val="true"/>
               <w:spacing w:lineRule="auto" w:line="240" w:before="0" w:after="0"/>
               <w:jc w:val="start"/>
               <w:rPr>
@@ -4664,6 +5292,7 @@
             <w:pPr>
               <w:pStyle w:val="Normal"/>
               <w:widowControl/>
+              <w:suppressAutoHyphens w:val="true"/>
               <w:spacing w:lineRule="auto" w:line="240" w:before="0" w:after="0"/>
               <w:jc w:val="start"/>
               <w:rPr>
@@ -4696,6 +5325,7 @@
             <w:pPr>
               <w:pStyle w:val="Normal"/>
               <w:widowControl/>
+              <w:suppressAutoHyphens w:val="true"/>
               <w:spacing w:lineRule="auto" w:line="240" w:before="0" w:after="0"/>
               <w:jc w:val="start"/>
               <w:rPr>
@@ -4728,6 +5358,7 @@
             <w:pPr>
               <w:pStyle w:val="Normal"/>
               <w:widowControl/>
+              <w:suppressAutoHyphens w:val="true"/>
               <w:spacing w:lineRule="auto" w:line="240" w:before="0" w:after="0"/>
               <w:jc w:val="start"/>
               <w:rPr>
@@ -4774,6 +5405,7 @@
             <w:pPr>
               <w:pStyle w:val="Normal"/>
               <w:widowControl/>
+              <w:suppressAutoHyphens w:val="true"/>
               <w:spacing w:lineRule="auto" w:line="240" w:before="0" w:after="0"/>
               <w:jc w:val="start"/>
               <w:rPr>
@@ -4806,6 +5438,7 @@
             <w:pPr>
               <w:pStyle w:val="Normal"/>
               <w:widowControl/>
+              <w:suppressAutoHyphens w:val="true"/>
               <w:spacing w:lineRule="auto" w:line="240" w:before="0" w:after="0"/>
               <w:jc w:val="start"/>
               <w:rPr>
@@ -4838,6 +5471,7 @@
             <w:pPr>
               <w:pStyle w:val="Normal"/>
               <w:widowControl/>
+              <w:suppressAutoHyphens w:val="true"/>
               <w:spacing w:lineRule="auto" w:line="240" w:before="0" w:after="0"/>
               <w:jc w:val="start"/>
               <w:rPr>
@@ -4870,6 +5504,7 @@
             <w:pPr>
               <w:pStyle w:val="Normal"/>
               <w:widowControl/>
+              <w:suppressAutoHyphens w:val="true"/>
               <w:spacing w:lineRule="auto" w:line="240" w:before="0" w:after="0"/>
               <w:jc w:val="start"/>
               <w:rPr>
@@ -4916,6 +5551,7 @@
             <w:pPr>
               <w:pStyle w:val="Normal"/>
               <w:widowControl/>
+              <w:suppressAutoHyphens w:val="true"/>
               <w:spacing w:lineRule="auto" w:line="240" w:before="0" w:after="0"/>
               <w:jc w:val="start"/>
               <w:rPr>
@@ -4948,6 +5584,7 @@
             <w:pPr>
               <w:pStyle w:val="Normal"/>
               <w:widowControl/>
+              <w:suppressAutoHyphens w:val="true"/>
               <w:spacing w:lineRule="auto" w:line="240" w:before="0" w:after="0"/>
               <w:jc w:val="start"/>
               <w:rPr>
@@ -4980,6 +5617,7 @@
             <w:pPr>
               <w:pStyle w:val="Normal"/>
               <w:widowControl/>
+              <w:suppressAutoHyphens w:val="true"/>
               <w:spacing w:lineRule="auto" w:line="240" w:before="0" w:after="0"/>
               <w:jc w:val="start"/>
               <w:rPr>
@@ -5012,6 +5650,7 @@
             <w:pPr>
               <w:pStyle w:val="Normal"/>
               <w:widowControl/>
+              <w:suppressAutoHyphens w:val="true"/>
               <w:spacing w:lineRule="auto" w:line="240" w:before="0" w:after="0"/>
               <w:jc w:val="start"/>
               <w:rPr>
@@ -5042,6 +5681,351 @@
                 <w:lang w:val="en-US" w:eastAsia="en-US" w:bidi="ar-SA"/>
               </w:rPr>
               <w:t>Late reporting makes treatment harder and increases the chance of disease spreading.”</w:t>
+            </w:r>
+          </w:p>
+        </w:tc>
+      </w:tr>
+      <w:tr>
+        <w:trPr/>
+        <w:tc>
+          <w:tcPr>
+            <w:tcW w:w="1617" w:type="dxa"/>
+            <w:tcBorders>
+              <w:top w:val="nil"/>
+            </w:tcBorders>
+            <w:vAlign w:val="center"/>
+          </w:tcPr>
+          <w:p>
+            <w:pPr>
+              <w:pStyle w:val="Normal"/>
+              <w:widowControl/>
+              <w:suppressAutoHyphens w:val="true"/>
+              <w:spacing w:lineRule="auto" w:line="240" w:before="0" w:after="0"/>
+              <w:jc w:val="start"/>
+              <w:rPr>
+                <w:rFonts w:cs=""/>
+                <w:kern w:val="0"/>
+                <w:szCs w:val="20"/>
+                <w:lang w:val="en-US" w:eastAsia="en-US" w:bidi="ar-SA"/>
+              </w:rPr>
+            </w:pPr>
+            <w:r>
+              <w:rPr>
+                <w:rFonts w:cs=""/>
+                <w:kern w:val="0"/>
+                <w:sz w:val="20"/>
+                <w:szCs w:val="20"/>
+                <w:lang w:val="en-US" w:eastAsia="en-US" w:bidi="ar-SA"/>
+              </w:rPr>
+              <w:t>Buyers</w:t>
+            </w:r>
+          </w:p>
+        </w:tc>
+        <w:tc>
+          <w:tcPr>
+            <w:tcW w:w="2516" w:type="dxa"/>
+            <w:tcBorders>
+              <w:top w:val="nil"/>
+            </w:tcBorders>
+            <w:vAlign w:val="center"/>
+          </w:tcPr>
+          <w:p>
+            <w:pPr>
+              <w:pStyle w:val="Normal"/>
+              <w:widowControl/>
+              <w:suppressAutoHyphens w:val="true"/>
+              <w:spacing w:lineRule="auto" w:line="240" w:before="0" w:after="0"/>
+              <w:jc w:val="start"/>
+              <w:rPr>
+                <w:rFonts w:cs=""/>
+                <w:kern w:val="0"/>
+                <w:sz w:val="20"/>
+                <w:szCs w:val="20"/>
+                <w:lang w:val="en-US" w:eastAsia="en-US" w:bidi="ar-SA"/>
+              </w:rPr>
+            </w:pPr>
+            <w:r>
+              <w:rPr>
+                <w:rFonts w:cs=""/>
+                <w:kern w:val="0"/>
+                <w:sz w:val="20"/>
+                <w:szCs w:val="20"/>
+                <w:lang w:val="en-US" w:eastAsia="en-US" w:bidi="ar-SA"/>
+              </w:rPr>
+              <w:t>Simulated interview focused on buyer demands.</w:t>
+            </w:r>
+          </w:p>
+        </w:tc>
+        <w:tc>
+          <w:tcPr>
+            <w:tcW w:w="2887" w:type="dxa"/>
+            <w:tcBorders>
+              <w:top w:val="nil"/>
+            </w:tcBorders>
+            <w:vAlign w:val="center"/>
+          </w:tcPr>
+          <w:p>
+            <w:pPr>
+              <w:pStyle w:val="Normal"/>
+              <w:widowControl/>
+              <w:suppressAutoHyphens w:val="true"/>
+              <w:spacing w:lineRule="auto" w:line="240" w:before="0" w:after="0"/>
+              <w:jc w:val="start"/>
+              <w:rPr>
+                <w:rFonts w:cs=""/>
+                <w:kern w:val="0"/>
+                <w:sz w:val="20"/>
+                <w:szCs w:val="20"/>
+                <w:lang w:val="en-US" w:eastAsia="en-US" w:bidi="ar-SA"/>
+              </w:rPr>
+            </w:pPr>
+            <w:r>
+              <w:rPr>
+                <w:rFonts w:cs=""/>
+                <w:kern w:val="0"/>
+                <w:sz w:val="20"/>
+                <w:szCs w:val="20"/>
+                <w:lang w:val="en-US" w:eastAsia="en-US" w:bidi="ar-SA"/>
+              </w:rPr>
+              <w:t xml:space="preserve">The farm would benefit from a contractual agreement with large established farms. </w:t>
+            </w:r>
+          </w:p>
+        </w:tc>
+        <w:tc>
+          <w:tcPr>
+            <w:tcW w:w="2340" w:type="dxa"/>
+            <w:tcBorders>
+              <w:top w:val="nil"/>
+            </w:tcBorders>
+            <w:vAlign w:val="center"/>
+          </w:tcPr>
+          <w:p>
+            <w:pPr>
+              <w:pStyle w:val="Normal"/>
+              <w:widowControl/>
+              <w:suppressAutoHyphens w:val="true"/>
+              <w:spacing w:lineRule="auto" w:line="240" w:before="0" w:after="0"/>
+              <w:jc w:val="start"/>
+              <w:rPr>
+                <w:rFonts w:cs=""/>
+                <w:kern w:val="0"/>
+                <w:sz w:val="20"/>
+                <w:szCs w:val="20"/>
+                <w:lang w:val="en-US" w:eastAsia="en-US" w:bidi="ar-SA"/>
+              </w:rPr>
+            </w:pPr>
+            <w:r>
+              <w:rPr>
+                <w:rFonts w:cs=""/>
+                <w:kern w:val="0"/>
+                <w:sz w:val="20"/>
+                <w:szCs w:val="20"/>
+                <w:lang w:val="en-US" w:eastAsia="en-US" w:bidi="ar-SA"/>
+              </w:rPr>
+              <w:t>“</w:t>
+            </w:r>
+            <w:r>
+              <w:rPr>
+                <w:rFonts w:cs=""/>
+                <w:kern w:val="0"/>
+                <w:sz w:val="20"/>
+                <w:szCs w:val="20"/>
+                <w:lang w:val="en-US" w:eastAsia="en-US" w:bidi="ar-SA"/>
+              </w:rPr>
+              <w:t>Regional growth has slowed due to lack of suppliers of raw meat who can handle bulk orders.</w:t>
+            </w:r>
+            <w:r>
+              <w:rPr>
+                <w:rFonts w:cs=""/>
+                <w:kern w:val="0"/>
+                <w:sz w:val="20"/>
+                <w:szCs w:val="20"/>
+                <w:lang w:val="en-US" w:eastAsia="en-US" w:bidi="ar-SA"/>
+              </w:rPr>
+              <w:t>”</w:t>
+            </w:r>
+          </w:p>
+        </w:tc>
+      </w:tr>
+      <w:tr>
+        <w:trPr/>
+        <w:tc>
+          <w:tcPr>
+            <w:tcW w:w="1617" w:type="dxa"/>
+            <w:tcBorders>
+              <w:top w:val="nil"/>
+            </w:tcBorders>
+            <w:vAlign w:val="center"/>
+          </w:tcPr>
+          <w:p>
+            <w:pPr>
+              <w:pStyle w:val="Normal"/>
+              <w:widowControl/>
+              <w:suppressAutoHyphens w:val="true"/>
+              <w:spacing w:lineRule="auto" w:line="240" w:before="0" w:after="0"/>
+              <w:jc w:val="start"/>
+              <w:rPr>
+                <w:rFonts w:cs=""/>
+                <w:kern w:val="0"/>
+                <w:sz w:val="20"/>
+                <w:szCs w:val="20"/>
+                <w:lang w:val="en-US" w:eastAsia="en-US" w:bidi="ar-SA"/>
+              </w:rPr>
+            </w:pPr>
+            <w:r>
+              <w:rPr>
+                <w:rFonts w:cs=""/>
+                <w:kern w:val="0"/>
+                <w:sz w:val="20"/>
+                <w:szCs w:val="20"/>
+                <w:lang w:val="en-US" w:eastAsia="en-US" w:bidi="ar-SA"/>
+              </w:rPr>
+              <w:t>Suppliers</w:t>
+            </w:r>
+          </w:p>
+        </w:tc>
+        <w:tc>
+          <w:tcPr>
+            <w:tcW w:w="2516" w:type="dxa"/>
+            <w:tcBorders>
+              <w:top w:val="nil"/>
+            </w:tcBorders>
+            <w:vAlign w:val="center"/>
+          </w:tcPr>
+          <w:p>
+            <w:pPr>
+              <w:pStyle w:val="Normal"/>
+              <w:widowControl/>
+              <w:suppressAutoHyphens w:val="true"/>
+              <w:spacing w:lineRule="auto" w:line="240" w:before="0" w:after="0"/>
+              <w:jc w:val="start"/>
+              <w:rPr>
+                <w:rFonts w:cs=""/>
+                <w:kern w:val="0"/>
+                <w:sz w:val="20"/>
+                <w:szCs w:val="20"/>
+                <w:lang w:val="en-US" w:eastAsia="en-US" w:bidi="ar-SA"/>
+              </w:rPr>
+            </w:pPr>
+            <w:r>
+              <w:rPr>
+                <w:rFonts w:cs=""/>
+                <w:kern w:val="0"/>
+                <w:sz w:val="20"/>
+                <w:szCs w:val="20"/>
+                <w:lang w:val="en-US" w:eastAsia="en-US" w:bidi="ar-SA"/>
+              </w:rPr>
+              <w:t xml:space="preserve">Simulated interview focused on </w:t>
+            </w:r>
+            <w:r>
+              <w:rPr>
+                <w:rFonts w:cs=""/>
+                <w:kern w:val="0"/>
+                <w:sz w:val="20"/>
+                <w:szCs w:val="20"/>
+                <w:lang w:val="en-US" w:eastAsia="en-US" w:bidi="ar-SA"/>
+              </w:rPr>
+              <w:t>supplier roles and rates</w:t>
+            </w:r>
+            <w:r>
+              <w:rPr>
+                <w:rFonts w:cs=""/>
+                <w:kern w:val="0"/>
+                <w:sz w:val="20"/>
+                <w:szCs w:val="20"/>
+                <w:lang w:val="en-US" w:eastAsia="en-US" w:bidi="ar-SA"/>
+              </w:rPr>
+              <w:t>.</w:t>
+            </w:r>
+          </w:p>
+        </w:tc>
+        <w:tc>
+          <w:tcPr>
+            <w:tcW w:w="2887" w:type="dxa"/>
+            <w:tcBorders>
+              <w:top w:val="nil"/>
+            </w:tcBorders>
+            <w:vAlign w:val="center"/>
+          </w:tcPr>
+          <w:p>
+            <w:pPr>
+              <w:pStyle w:val="Normal"/>
+              <w:widowControl/>
+              <w:suppressAutoHyphens w:val="true"/>
+              <w:spacing w:lineRule="auto" w:line="240" w:before="0" w:after="0"/>
+              <w:jc w:val="start"/>
+              <w:rPr>
+                <w:rFonts w:cs=""/>
+                <w:kern w:val="0"/>
+                <w:sz w:val="20"/>
+                <w:szCs w:val="20"/>
+                <w:lang w:val="en-US" w:eastAsia="en-US" w:bidi="ar-SA"/>
+              </w:rPr>
+            </w:pPr>
+            <w:r>
+              <w:rPr>
+                <w:rFonts w:cs=""/>
+                <w:kern w:val="0"/>
+                <w:sz w:val="20"/>
+                <w:szCs w:val="20"/>
+                <w:lang w:val="en-US" w:eastAsia="en-US" w:bidi="ar-SA"/>
+              </w:rPr>
+              <w:t>The estimate growth of the farm would require it to expand its network of suppliers to keep up with the growing demand.</w:t>
+            </w:r>
+          </w:p>
+        </w:tc>
+        <w:tc>
+          <w:tcPr>
+            <w:tcW w:w="2340" w:type="dxa"/>
+            <w:tcBorders>
+              <w:top w:val="nil"/>
+            </w:tcBorders>
+            <w:vAlign w:val="center"/>
+          </w:tcPr>
+          <w:p>
+            <w:pPr>
+              <w:pStyle w:val="Normal"/>
+              <w:widowControl/>
+              <w:suppressAutoHyphens w:val="true"/>
+              <w:spacing w:lineRule="auto" w:line="240" w:before="0" w:after="0"/>
+              <w:jc w:val="start"/>
+              <w:rPr>
+                <w:rFonts w:cs=""/>
+                <w:kern w:val="0"/>
+                <w:sz w:val="20"/>
+                <w:szCs w:val="20"/>
+                <w:lang w:val="en-US" w:eastAsia="en-US" w:bidi="ar-SA"/>
+              </w:rPr>
+            </w:pPr>
+            <w:r>
+              <w:rPr>
+                <w:rFonts w:cs=""/>
+                <w:kern w:val="0"/>
+                <w:sz w:val="20"/>
+                <w:szCs w:val="20"/>
+                <w:lang w:val="en-US" w:eastAsia="en-US" w:bidi="ar-SA"/>
+              </w:rPr>
+              <w:t>“</w:t>
+            </w:r>
+            <w:r>
+              <w:rPr>
+                <w:rFonts w:cs=""/>
+                <w:kern w:val="0"/>
+                <w:sz w:val="20"/>
+                <w:szCs w:val="20"/>
+                <w:lang w:val="en-US" w:eastAsia="en-US" w:bidi="ar-SA"/>
+              </w:rPr>
+              <w:t>The farm is a major source of income for this household.</w:t>
+            </w:r>
+            <w:r>
+              <w:rPr>
+                <w:rFonts w:cs=""/>
+                <w:kern w:val="0"/>
+                <w:sz w:val="20"/>
+                <w:szCs w:val="20"/>
+                <w:lang w:val="en-US" w:eastAsia="en-US" w:bidi="ar-SA"/>
+              </w:rPr>
+              <w:t>”</w:t>
             </w:r>
           </w:p>
         </w:tc>
@@ -5194,8 +6178,8 @@
         <w:tblLook w:noHBand="0" w:noVBand="1" w:firstColumn="1" w:lastRow="0" w:lastColumn="0" w:firstRow="1" w:val="04a0"/>
       </w:tblPr>
       <w:tblGrid>
-        <w:gridCol w:w="1717"/>
-        <w:gridCol w:w="2963"/>
+        <w:gridCol w:w="1716"/>
+        <w:gridCol w:w="2964"/>
         <w:gridCol w:w="2340"/>
         <w:gridCol w:w="2340"/>
       </w:tblGrid>
@@ -5203,7 +6187,7 @@
         <w:trPr/>
         <w:tc>
           <w:tcPr>
-            <w:tcW w:w="1717" w:type="dxa"/>
+            <w:tcW w:w="1716" w:type="dxa"/>
             <w:tcBorders/>
             <w:shd w:fill="D9EAD3" w:val="clear"/>
             <w:vAlign w:val="center"/>
@@ -5212,6 +6196,7 @@
             <w:pPr>
               <w:pStyle w:val="Normal"/>
               <w:widowControl/>
+              <w:suppressAutoHyphens w:val="true"/>
               <w:spacing w:lineRule="auto" w:line="240" w:before="0" w:after="0"/>
               <w:jc w:val="start"/>
               <w:rPr>
@@ -5236,7 +6221,7 @@
         </w:tc>
         <w:tc>
           <w:tcPr>
-            <w:tcW w:w="2963" w:type="dxa"/>
+            <w:tcW w:w="2964" w:type="dxa"/>
             <w:tcBorders/>
             <w:shd w:fill="D9EAD3" w:val="clear"/>
             <w:vAlign w:val="center"/>
@@ -5245,6 +6230,7 @@
             <w:pPr>
               <w:pStyle w:val="Normal"/>
               <w:widowControl/>
+              <w:suppressAutoHyphens w:val="true"/>
               <w:spacing w:lineRule="auto" w:line="240" w:before="0" w:after="0"/>
               <w:jc w:val="start"/>
               <w:rPr>
@@ -5278,6 +6264,7 @@
             <w:pPr>
               <w:pStyle w:val="Normal"/>
               <w:widowControl/>
+              <w:suppressAutoHyphens w:val="true"/>
               <w:spacing w:lineRule="auto" w:line="240" w:before="0" w:after="0"/>
               <w:jc w:val="start"/>
               <w:rPr>
@@ -5311,6 +6298,7 @@
             <w:pPr>
               <w:pStyle w:val="Normal"/>
               <w:widowControl/>
+              <w:suppressAutoHyphens w:val="true"/>
               <w:spacing w:lineRule="auto" w:line="240" w:before="0" w:after="0"/>
               <w:jc w:val="start"/>
               <w:rPr>
@@ -5330,6 +6318,143 @@
                 <w:lang w:val="en-US" w:eastAsia="en-US" w:bidi="ar-SA"/>
               </w:rPr>
               <w:t>Reminder Strategy</w:t>
+            </w:r>
+          </w:p>
+        </w:tc>
+      </w:tr>
+      <w:tr>
+        <w:trPr>
+          <w:trHeight w:val="143" w:hRule="atLeast"/>
+        </w:trPr>
+        <w:tc>
+          <w:tcPr>
+            <w:tcW w:w="1716" w:type="dxa"/>
+            <w:tcBorders/>
+            <w:vAlign w:val="center"/>
+          </w:tcPr>
+          <w:p>
+            <w:pPr>
+              <w:pStyle w:val="Normal"/>
+              <w:widowControl/>
+              <w:suppressAutoHyphens w:val="true"/>
+              <w:spacing w:lineRule="auto" w:line="240" w:before="0" w:after="0"/>
+              <w:jc w:val="start"/>
+              <w:rPr>
+                <w:rFonts w:cs=""/>
+                <w:kern w:val="0"/>
+                <w:szCs w:val="22"/>
+                <w:lang w:val="en-US" w:eastAsia="en-US" w:bidi="ar-SA"/>
+              </w:rPr>
+            </w:pPr>
+            <w:r>
+              <w:rPr>
+                <w:rFonts w:cs=""/>
+                <w:b w:val="false"/>
+                <w:kern w:val="0"/>
+                <w:sz w:val="20"/>
+                <w:szCs w:val="22"/>
+                <w:lang w:val="en-US" w:eastAsia="en-US" w:bidi="ar-SA"/>
+              </w:rPr>
+              <w:t>Farm Owner</w:t>
+            </w:r>
+          </w:p>
+        </w:tc>
+        <w:tc>
+          <w:tcPr>
+            <w:tcW w:w="2964" w:type="dxa"/>
+            <w:tcBorders/>
+            <w:vAlign w:val="center"/>
+          </w:tcPr>
+          <w:p>
+            <w:pPr>
+              <w:pStyle w:val="Normal"/>
+              <w:widowControl/>
+              <w:suppressAutoHyphens w:val="true"/>
+              <w:spacing w:lineRule="auto" w:line="240" w:before="0" w:after="0"/>
+              <w:jc w:val="start"/>
+              <w:rPr>
+                <w:rFonts w:cs=""/>
+                <w:kern w:val="0"/>
+                <w:szCs w:val="22"/>
+                <w:lang w:val="en-US" w:eastAsia="en-US" w:bidi="ar-SA"/>
+              </w:rPr>
+            </w:pPr>
+            <w:r>
+              <w:rPr>
+                <w:rFonts w:cs=""/>
+                <w:b w:val="false"/>
+                <w:kern w:val="0"/>
+                <w:sz w:val="20"/>
+                <w:szCs w:val="22"/>
+                <w:lang w:val="en-US" w:eastAsia="en-US" w:bidi="ar-SA"/>
+              </w:rPr>
+              <w:t>Provides business and financial priorities.</w:t>
+            </w:r>
+          </w:p>
+        </w:tc>
+        <w:tc>
+          <w:tcPr>
+            <w:tcW w:w="2340" w:type="dxa"/>
+            <w:tcBorders/>
+            <w:vAlign w:val="center"/>
+          </w:tcPr>
+          <w:p>
+            <w:pPr>
+              <w:pStyle w:val="Normal"/>
+              <w:widowControl/>
+              <w:suppressAutoHyphens w:val="true"/>
+              <w:spacing w:lineRule="auto" w:line="240" w:before="0" w:after="0"/>
+              <w:jc w:val="start"/>
+              <w:rPr>
+                <w:rFonts w:cs=""/>
+                <w:kern w:val="0"/>
+                <w:szCs w:val="22"/>
+                <w:lang w:val="en-US" w:eastAsia="en-US" w:bidi="ar-SA"/>
+              </w:rPr>
+            </w:pPr>
+            <w:r>
+              <w:rPr>
+                <w:rFonts w:cs=""/>
+                <w:b w:val="false"/>
+                <w:kern w:val="0"/>
+                <w:sz w:val="20"/>
+                <w:szCs w:val="22"/>
+                <w:lang w:val="en-US" w:eastAsia="en-US" w:bidi="ar-SA"/>
+              </w:rPr>
+              <w:t>In-person.</w:t>
+            </w:r>
+          </w:p>
+        </w:tc>
+        <w:tc>
+          <w:tcPr>
+            <w:tcW w:w="2340" w:type="dxa"/>
+            <w:tcBorders/>
+            <w:vAlign w:val="center"/>
+          </w:tcPr>
+          <w:p>
+            <w:pPr>
+              <w:pStyle w:val="Normal"/>
+              <w:widowControl/>
+              <w:suppressAutoHyphens w:val="true"/>
+              <w:spacing w:lineRule="auto" w:line="240" w:before="0" w:after="0"/>
+              <w:jc w:val="start"/>
+              <w:rPr>
+                <w:rFonts w:cs=""/>
+                <w:kern w:val="0"/>
+                <w:szCs w:val="22"/>
+                <w:lang w:val="en-US" w:eastAsia="en-US" w:bidi="ar-SA"/>
+              </w:rPr>
+            </w:pPr>
+            <w:r>
+              <w:rPr>
+                <w:rFonts w:cs=""/>
+                <w:b w:val="false"/>
+                <w:kern w:val="0"/>
+                <w:sz w:val="20"/>
+                <w:szCs w:val="22"/>
+                <w:lang w:val="en-US" w:eastAsia="en-US" w:bidi="ar-SA"/>
+              </w:rPr>
+              <w:t>One polite follow-up after 2 days.</w:t>
             </w:r>
           </w:p>
         </w:tc>
@@ -5338,14 +6463,15 @@
         <w:trPr/>
         <w:tc>
           <w:tcPr>
-            <w:tcW w:w="1717" w:type="dxa"/>
-            <w:tcBorders/>
-            <w:vAlign w:val="center"/>
-          </w:tcPr>
-          <w:p>
-            <w:pPr>
-              <w:pStyle w:val="Normal"/>
-              <w:widowControl/>
+            <w:tcW w:w="1716" w:type="dxa"/>
+            <w:tcBorders/>
+            <w:vAlign w:val="center"/>
+          </w:tcPr>
+          <w:p>
+            <w:pPr>
+              <w:pStyle w:val="Normal"/>
+              <w:widowControl/>
+              <w:suppressAutoHyphens w:val="true"/>
               <w:spacing w:lineRule="auto" w:line="240" w:before="0" w:after="0"/>
               <w:jc w:val="start"/>
               <w:rPr>
@@ -5364,20 +6490,21 @@
                 <w:szCs w:val="22"/>
                 <w:lang w:val="en-US" w:eastAsia="en-US" w:bidi="ar-SA"/>
               </w:rPr>
-              <w:t>Farm Owner</w:t>
-            </w:r>
-          </w:p>
-        </w:tc>
-        <w:tc>
-          <w:tcPr>
-            <w:tcW w:w="2963" w:type="dxa"/>
-            <w:tcBorders/>
-            <w:vAlign w:val="center"/>
-          </w:tcPr>
-          <w:p>
-            <w:pPr>
-              <w:pStyle w:val="Normal"/>
-              <w:widowControl/>
+              <w:t>Farm Manager</w:t>
+            </w:r>
+          </w:p>
+        </w:tc>
+        <w:tc>
+          <w:tcPr>
+            <w:tcW w:w="2964" w:type="dxa"/>
+            <w:tcBorders/>
+            <w:vAlign w:val="center"/>
+          </w:tcPr>
+          <w:p>
+            <w:pPr>
+              <w:pStyle w:val="Normal"/>
+              <w:widowControl/>
+              <w:suppressAutoHyphens w:val="true"/>
               <w:spacing w:lineRule="auto" w:line="240" w:before="0" w:after="0"/>
               <w:jc w:val="start"/>
               <w:rPr>
@@ -5396,7 +6523,7 @@
                 <w:szCs w:val="22"/>
                 <w:lang w:val="en-US" w:eastAsia="en-US" w:bidi="ar-SA"/>
               </w:rPr>
-              <w:t>Provides business and financial priorities.</w:t>
+              <w:t>Provides operational and inventory details.</w:t>
             </w:r>
           </w:p>
         </w:tc>
@@ -5410,6 +6537,7 @@
             <w:pPr>
               <w:pStyle w:val="Normal"/>
               <w:widowControl/>
+              <w:suppressAutoHyphens w:val="true"/>
               <w:spacing w:lineRule="auto" w:line="240" w:before="0" w:after="0"/>
               <w:jc w:val="start"/>
               <w:rPr>
@@ -5428,7 +6556,7 @@
                 <w:szCs w:val="22"/>
                 <w:lang w:val="en-US" w:eastAsia="en-US" w:bidi="ar-SA"/>
               </w:rPr>
-              <w:t>In-person or online form.</w:t>
+              <w:t>In-person.</w:t>
             </w:r>
           </w:p>
         </w:tc>
@@ -5442,6 +6570,7 @@
             <w:pPr>
               <w:pStyle w:val="Normal"/>
               <w:widowControl/>
+              <w:suppressAutoHyphens w:val="true"/>
               <w:spacing w:lineRule="auto" w:line="240" w:before="0" w:after="0"/>
               <w:jc w:val="start"/>
               <w:rPr>
@@ -5460,7 +6589,7 @@
                 <w:szCs w:val="22"/>
                 <w:lang w:val="en-US" w:eastAsia="en-US" w:bidi="ar-SA"/>
               </w:rPr>
-              <w:t>One polite follow-up after 2 days.</w:t>
+              <w:t>Same-day reminder during work break.</w:t>
             </w:r>
           </w:p>
         </w:tc>
@@ -5469,14 +6598,15 @@
         <w:trPr/>
         <w:tc>
           <w:tcPr>
-            <w:tcW w:w="1717" w:type="dxa"/>
-            <w:tcBorders/>
-            <w:vAlign w:val="center"/>
-          </w:tcPr>
-          <w:p>
-            <w:pPr>
-              <w:pStyle w:val="Normal"/>
-              <w:widowControl/>
+            <w:tcW w:w="1716" w:type="dxa"/>
+            <w:tcBorders/>
+            <w:vAlign w:val="center"/>
+          </w:tcPr>
+          <w:p>
+            <w:pPr>
+              <w:pStyle w:val="Normal"/>
+              <w:widowControl/>
+              <w:suppressAutoHyphens w:val="true"/>
               <w:spacing w:lineRule="auto" w:line="240" w:before="0" w:after="0"/>
               <w:jc w:val="start"/>
               <w:rPr>
@@ -5495,20 +6625,21 @@
                 <w:szCs w:val="22"/>
                 <w:lang w:val="en-US" w:eastAsia="en-US" w:bidi="ar-SA"/>
               </w:rPr>
-              <w:t>Farm Manager</w:t>
-            </w:r>
-          </w:p>
-        </w:tc>
-        <w:tc>
-          <w:tcPr>
-            <w:tcW w:w="2963" w:type="dxa"/>
-            <w:tcBorders/>
-            <w:vAlign w:val="center"/>
-          </w:tcPr>
-          <w:p>
-            <w:pPr>
-              <w:pStyle w:val="Normal"/>
-              <w:widowControl/>
+              <w:t>Farm Worker</w:t>
+            </w:r>
+          </w:p>
+        </w:tc>
+        <w:tc>
+          <w:tcPr>
+            <w:tcW w:w="2964" w:type="dxa"/>
+            <w:tcBorders/>
+            <w:vAlign w:val="center"/>
+          </w:tcPr>
+          <w:p>
+            <w:pPr>
+              <w:pStyle w:val="Normal"/>
+              <w:widowControl/>
+              <w:suppressAutoHyphens w:val="true"/>
               <w:spacing w:lineRule="auto" w:line="240" w:before="0" w:after="0"/>
               <w:jc w:val="start"/>
               <w:rPr>
@@ -5527,7 +6658,7 @@
                 <w:szCs w:val="22"/>
                 <w:lang w:val="en-US" w:eastAsia="en-US" w:bidi="ar-SA"/>
               </w:rPr>
-              <w:t>Provides operational and inventory details.</w:t>
+              <w:t>Provides practical usability and daily data entry feedback.</w:t>
             </w:r>
           </w:p>
         </w:tc>
@@ -5541,6 +6672,7 @@
             <w:pPr>
               <w:pStyle w:val="Normal"/>
               <w:widowControl/>
+              <w:suppressAutoHyphens w:val="true"/>
               <w:spacing w:lineRule="auto" w:line="240" w:before="0" w:after="0"/>
               <w:jc w:val="start"/>
               <w:rPr>
@@ -5559,7 +6691,7 @@
                 <w:szCs w:val="22"/>
                 <w:lang w:val="en-US" w:eastAsia="en-US" w:bidi="ar-SA"/>
               </w:rPr>
-              <w:t>In-person form or interview-assisted form.</w:t>
+              <w:t>In-person.</w:t>
             </w:r>
           </w:p>
         </w:tc>
@@ -5573,6 +6705,7 @@
             <w:pPr>
               <w:pStyle w:val="Normal"/>
               <w:widowControl/>
+              <w:suppressAutoHyphens w:val="true"/>
               <w:spacing w:lineRule="auto" w:line="240" w:before="0" w:after="0"/>
               <w:jc w:val="start"/>
               <w:rPr>
@@ -5591,7 +6724,7 @@
                 <w:szCs w:val="22"/>
                 <w:lang w:val="en-US" w:eastAsia="en-US" w:bidi="ar-SA"/>
               </w:rPr>
-              <w:t>Same-day reminder during work break.</w:t>
+              <w:t>Verbal reminder from manager.</w:t>
             </w:r>
           </w:p>
         </w:tc>
@@ -5600,14 +6733,15 @@
         <w:trPr/>
         <w:tc>
           <w:tcPr>
-            <w:tcW w:w="1717" w:type="dxa"/>
-            <w:tcBorders/>
-            <w:vAlign w:val="center"/>
-          </w:tcPr>
-          <w:p>
-            <w:pPr>
-              <w:pStyle w:val="Normal"/>
-              <w:widowControl/>
+            <w:tcW w:w="1716" w:type="dxa"/>
+            <w:tcBorders/>
+            <w:vAlign w:val="center"/>
+          </w:tcPr>
+          <w:p>
+            <w:pPr>
+              <w:pStyle w:val="Normal"/>
+              <w:widowControl/>
+              <w:suppressAutoHyphens w:val="true"/>
               <w:spacing w:lineRule="auto" w:line="240" w:before="0" w:after="0"/>
               <w:jc w:val="start"/>
               <w:rPr>
@@ -5626,20 +6760,21 @@
                 <w:szCs w:val="22"/>
                 <w:lang w:val="en-US" w:eastAsia="en-US" w:bidi="ar-SA"/>
               </w:rPr>
-              <w:t>Farm Worker</w:t>
-            </w:r>
-          </w:p>
-        </w:tc>
-        <w:tc>
-          <w:tcPr>
-            <w:tcW w:w="2963" w:type="dxa"/>
-            <w:tcBorders/>
-            <w:vAlign w:val="center"/>
-          </w:tcPr>
-          <w:p>
-            <w:pPr>
-              <w:pStyle w:val="Normal"/>
-              <w:widowControl/>
+              <w:t>Veterinarian</w:t>
+            </w:r>
+          </w:p>
+        </w:tc>
+        <w:tc>
+          <w:tcPr>
+            <w:tcW w:w="2964" w:type="dxa"/>
+            <w:tcBorders/>
+            <w:vAlign w:val="center"/>
+          </w:tcPr>
+          <w:p>
+            <w:pPr>
+              <w:pStyle w:val="Normal"/>
+              <w:widowControl/>
+              <w:suppressAutoHyphens w:val="true"/>
               <w:spacing w:lineRule="auto" w:line="240" w:before="0" w:after="0"/>
               <w:jc w:val="start"/>
               <w:rPr>
@@ -5658,7 +6793,7 @@
                 <w:szCs w:val="22"/>
                 <w:lang w:val="en-US" w:eastAsia="en-US" w:bidi="ar-SA"/>
               </w:rPr>
-              <w:t>Provides practical usability and daily data entry feedback.</w:t>
+              <w:t>Provides health management and alert requirements.</w:t>
             </w:r>
           </w:p>
         </w:tc>
@@ -5672,6 +6807,7 @@
             <w:pPr>
               <w:pStyle w:val="Normal"/>
               <w:widowControl/>
+              <w:suppressAutoHyphens w:val="true"/>
               <w:spacing w:lineRule="auto" w:line="240" w:before="0" w:after="0"/>
               <w:jc w:val="start"/>
               <w:rPr>
@@ -5690,7 +6826,7 @@
                 <w:szCs w:val="22"/>
                 <w:lang w:val="en-US" w:eastAsia="en-US" w:bidi="ar-SA"/>
               </w:rPr>
-              <w:t>Assisted paper or mobile form.</w:t>
+              <w:t>In-person.</w:t>
             </w:r>
           </w:p>
         </w:tc>
@@ -5704,6 +6840,7 @@
             <w:pPr>
               <w:pStyle w:val="Normal"/>
               <w:widowControl/>
+              <w:suppressAutoHyphens w:val="true"/>
               <w:spacing w:lineRule="auto" w:line="240" w:before="0" w:after="0"/>
               <w:jc w:val="start"/>
               <w:rPr>
@@ -5722,7 +6859,7 @@
                 <w:szCs w:val="22"/>
                 <w:lang w:val="en-US" w:eastAsia="en-US" w:bidi="ar-SA"/>
               </w:rPr>
-              <w:t>Verbal reminder from manager.</w:t>
+              <w:t>Follow-up message after 3 days.</w:t>
             </w:r>
           </w:p>
         </w:tc>
@@ -5731,53 +6868,121 @@
         <w:trPr/>
         <w:tc>
           <w:tcPr>
-            <w:tcW w:w="1717" w:type="dxa"/>
-            <w:tcBorders/>
-            <w:vAlign w:val="center"/>
-          </w:tcPr>
-          <w:p>
-            <w:pPr>
-              <w:pStyle w:val="Normal"/>
-              <w:widowControl/>
-              <w:spacing w:lineRule="auto" w:line="240" w:before="0" w:after="0"/>
-              <w:jc w:val="start"/>
-              <w:rPr>
-                <w:rFonts w:cs=""/>
-                <w:kern w:val="0"/>
-                <w:szCs w:val="22"/>
-                <w:lang w:val="en-US" w:eastAsia="en-US" w:bidi="ar-SA"/>
-              </w:rPr>
-            </w:pPr>
-            <w:r>
-              <w:rPr>
-                <w:rFonts w:cs=""/>
+            <w:tcW w:w="1716" w:type="dxa"/>
+            <w:tcBorders>
+              <w:top w:val="nil"/>
+            </w:tcBorders>
+            <w:vAlign w:val="center"/>
+          </w:tcPr>
+          <w:p>
+            <w:pPr>
+              <w:pStyle w:val="Normal"/>
+              <w:widowControl/>
+              <w:suppressAutoHyphens w:val="true"/>
+              <w:spacing w:lineRule="auto" w:line="240" w:before="0" w:after="0"/>
+              <w:jc w:val="start"/>
+              <w:rPr>
+                <w:rFonts w:cs=""/>
+                <w:kern w:val="0"/>
+                <w:szCs w:val="20"/>
+                <w:lang w:val="en-US" w:eastAsia="en-US" w:bidi="ar-SA"/>
+              </w:rPr>
+            </w:pPr>
+            <w:r>
+              <w:rPr>
+                <w:rFonts w:cs=""/>
+                <w:kern w:val="0"/>
+                <w:sz w:val="20"/>
+                <w:szCs w:val="20"/>
+                <w:lang w:val="en-US" w:eastAsia="en-US" w:bidi="ar-SA"/>
+              </w:rPr>
+              <w:t>Buyers</w:t>
+            </w:r>
+          </w:p>
+        </w:tc>
+        <w:tc>
+          <w:tcPr>
+            <w:tcW w:w="2964" w:type="dxa"/>
+            <w:tcBorders>
+              <w:top w:val="nil"/>
+            </w:tcBorders>
+            <w:vAlign w:val="center"/>
+          </w:tcPr>
+          <w:p>
+            <w:pPr>
+              <w:pStyle w:val="Normal"/>
+              <w:widowControl/>
+              <w:suppressAutoHyphens w:val="true"/>
+              <w:spacing w:lineRule="auto" w:line="240" w:before="0" w:after="0"/>
+              <w:jc w:val="start"/>
+              <w:rPr>
+                <w:rFonts w:cs=""/>
+                <w:kern w:val="0"/>
+                <w:sz w:val="20"/>
+                <w:szCs w:val="20"/>
+                <w:lang w:val="en-US" w:eastAsia="en-US" w:bidi="ar-SA"/>
+              </w:rPr>
+            </w:pPr>
+            <w:r>
+              <w:rPr>
+                <w:rFonts w:cs=""/>
+                <w:kern w:val="0"/>
+                <w:sz w:val="20"/>
+                <w:szCs w:val="20"/>
+                <w:lang w:val="en-US" w:eastAsia="en-US" w:bidi="ar-SA"/>
+              </w:rPr>
+              <w:t>Provides the farm with feeds.</w:t>
+            </w:r>
+          </w:p>
+        </w:tc>
+        <w:tc>
+          <w:tcPr>
+            <w:tcW w:w="2340" w:type="dxa"/>
+            <w:tcBorders>
+              <w:top w:val="nil"/>
+            </w:tcBorders>
+            <w:vAlign w:val="center"/>
+          </w:tcPr>
+          <w:p>
+            <w:pPr>
+              <w:pStyle w:val="Normal"/>
+              <w:widowControl/>
+              <w:suppressAutoHyphens w:val="true"/>
+              <w:spacing w:lineRule="auto" w:line="240" w:before="0" w:after="0"/>
+              <w:jc w:val="start"/>
+              <w:rPr>
+                <w:sz w:val="20"/>
+                <w:szCs w:val="20"/>
+              </w:rPr>
+            </w:pPr>
+            <w:r>
+              <w:rPr>
                 <w:b w:val="false"/>
-                <w:kern w:val="0"/>
-                <w:sz w:val="20"/>
-                <w:szCs w:val="22"/>
-                <w:lang w:val="en-US" w:eastAsia="en-US" w:bidi="ar-SA"/>
-              </w:rPr>
-              <w:t>Veterinarian</w:t>
-            </w:r>
-          </w:p>
-        </w:tc>
-        <w:tc>
-          <w:tcPr>
-            <w:tcW w:w="2963" w:type="dxa"/>
-            <w:tcBorders/>
-            <w:vAlign w:val="center"/>
-          </w:tcPr>
-          <w:p>
-            <w:pPr>
-              <w:pStyle w:val="Normal"/>
-              <w:widowControl/>
-              <w:spacing w:lineRule="auto" w:line="240" w:before="0" w:after="0"/>
-              <w:jc w:val="start"/>
-              <w:rPr>
-                <w:rFonts w:cs=""/>
-                <w:kern w:val="0"/>
-                <w:szCs w:val="22"/>
-                <w:lang w:val="en-US" w:eastAsia="en-US" w:bidi="ar-SA"/>
+                <w:sz w:val="20"/>
+                <w:szCs w:val="20"/>
+              </w:rPr>
+              <w:t>In-person.</w:t>
+            </w:r>
+          </w:p>
+        </w:tc>
+        <w:tc>
+          <w:tcPr>
+            <w:tcW w:w="2340" w:type="dxa"/>
+            <w:tcBorders>
+              <w:top w:val="nil"/>
+            </w:tcBorders>
+            <w:vAlign w:val="center"/>
+          </w:tcPr>
+          <w:p>
+            <w:pPr>
+              <w:pStyle w:val="Normal"/>
+              <w:widowControl/>
+              <w:suppressAutoHyphens w:val="true"/>
+              <w:spacing w:lineRule="auto" w:line="240" w:before="0" w:after="0"/>
+              <w:jc w:val="start"/>
+              <w:rPr>
+                <w:sz w:val="20"/>
+                <w:szCs w:val="20"/>
               </w:rPr>
             </w:pPr>
             <w:r>
@@ -5786,62 +6991,142 @@
                 <w:b w:val="false"/>
                 <w:kern w:val="0"/>
                 <w:sz w:val="20"/>
-                <w:szCs w:val="22"/>
-                <w:lang w:val="en-US" w:eastAsia="en-US" w:bidi="ar-SA"/>
-              </w:rPr>
-              <w:t>Provides health management and alert requirements.</w:t>
+                <w:szCs w:val="20"/>
+                <w:lang w:val="en-US" w:eastAsia="en-US" w:bidi="ar-SA"/>
+              </w:rPr>
+              <w:t>One polite follow-up after 2 days.</w:t>
+            </w:r>
+          </w:p>
+        </w:tc>
+      </w:tr>
+      <w:tr>
+        <w:trPr/>
+        <w:tc>
+          <w:tcPr>
+            <w:tcW w:w="1716" w:type="dxa"/>
+            <w:tcBorders>
+              <w:top w:val="nil"/>
+            </w:tcBorders>
+            <w:vAlign w:val="center"/>
+          </w:tcPr>
+          <w:p>
+            <w:pPr>
+              <w:pStyle w:val="Normal"/>
+              <w:widowControl/>
+              <w:suppressAutoHyphens w:val="true"/>
+              <w:spacing w:lineRule="auto" w:line="240" w:before="0" w:after="0"/>
+              <w:jc w:val="start"/>
+              <w:rPr>
+                <w:rFonts w:cs=""/>
+                <w:kern w:val="0"/>
+                <w:sz w:val="20"/>
+                <w:szCs w:val="20"/>
+                <w:lang w:val="en-US" w:eastAsia="en-US" w:bidi="ar-SA"/>
+              </w:rPr>
+            </w:pPr>
+            <w:r>
+              <w:rPr>
+                <w:rFonts w:cs=""/>
+                <w:kern w:val="0"/>
+                <w:sz w:val="20"/>
+                <w:szCs w:val="20"/>
+                <w:lang w:val="en-US" w:eastAsia="en-US" w:bidi="ar-SA"/>
+              </w:rPr>
+              <w:t>Suppliers</w:t>
+            </w:r>
+          </w:p>
+        </w:tc>
+        <w:tc>
+          <w:tcPr>
+            <w:tcW w:w="2964" w:type="dxa"/>
+            <w:tcBorders>
+              <w:top w:val="nil"/>
+            </w:tcBorders>
+            <w:vAlign w:val="center"/>
+          </w:tcPr>
+          <w:p>
+            <w:pPr>
+              <w:pStyle w:val="Normal"/>
+              <w:widowControl/>
+              <w:suppressAutoHyphens w:val="true"/>
+              <w:spacing w:lineRule="auto" w:line="240" w:before="0" w:after="0"/>
+              <w:jc w:val="start"/>
+              <w:rPr>
+                <w:rFonts w:cs=""/>
+                <w:kern w:val="0"/>
+                <w:sz w:val="20"/>
+                <w:szCs w:val="20"/>
+                <w:lang w:val="en-US" w:eastAsia="en-US" w:bidi="ar-SA"/>
+              </w:rPr>
+            </w:pPr>
+            <w:r>
+              <w:rPr>
+                <w:rFonts w:cs=""/>
+                <w:kern w:val="0"/>
+                <w:sz w:val="20"/>
+                <w:szCs w:val="20"/>
+                <w:lang w:val="en-US" w:eastAsia="en-US" w:bidi="ar-SA"/>
+              </w:rPr>
+              <w:t>Is a source of income for the farm</w:t>
             </w:r>
           </w:p>
         </w:tc>
         <w:tc>
           <w:tcPr>
             <w:tcW w:w="2340" w:type="dxa"/>
-            <w:tcBorders/>
-            <w:vAlign w:val="center"/>
-          </w:tcPr>
-          <w:p>
-            <w:pPr>
-              <w:pStyle w:val="Normal"/>
-              <w:widowControl/>
-              <w:spacing w:lineRule="auto" w:line="240" w:before="0" w:after="0"/>
-              <w:jc w:val="start"/>
-              <w:rPr>
-                <w:rFonts w:cs=""/>
-                <w:kern w:val="0"/>
-                <w:szCs w:val="22"/>
-                <w:lang w:val="en-US" w:eastAsia="en-US" w:bidi="ar-SA"/>
-              </w:rPr>
-            </w:pPr>
-            <w:r>
-              <w:rPr>
-                <w:rFonts w:cs=""/>
+            <w:tcBorders>
+              <w:top w:val="nil"/>
+            </w:tcBorders>
+            <w:vAlign w:val="center"/>
+          </w:tcPr>
+          <w:p>
+            <w:pPr>
+              <w:pStyle w:val="Normal"/>
+              <w:widowControl/>
+              <w:suppressAutoHyphens w:val="true"/>
+              <w:spacing w:lineRule="auto" w:line="240" w:before="0" w:after="0"/>
+              <w:jc w:val="start"/>
+              <w:rPr>
+                <w:sz w:val="20"/>
+                <w:szCs w:val="20"/>
+              </w:rPr>
+            </w:pPr>
+            <w:r>
+              <w:rPr>
                 <w:b w:val="false"/>
-                <w:kern w:val="0"/>
-                <w:sz w:val="20"/>
-                <w:szCs w:val="22"/>
-                <w:lang w:val="en-US" w:eastAsia="en-US" w:bidi="ar-SA"/>
-              </w:rPr>
-              <w:t>Online form or short scheduled session.</w:t>
+                <w:sz w:val="20"/>
+                <w:szCs w:val="20"/>
+              </w:rPr>
+              <w:t>Online interview</w:t>
+            </w:r>
+            <w:r>
+              <w:rPr>
+                <w:b w:val="false"/>
+                <w:sz w:val="20"/>
+                <w:szCs w:val="20"/>
+              </w:rPr>
+              <w:t>.</w:t>
             </w:r>
           </w:p>
         </w:tc>
         <w:tc>
           <w:tcPr>
             <w:tcW w:w="2340" w:type="dxa"/>
-            <w:tcBorders/>
-            <w:vAlign w:val="center"/>
-          </w:tcPr>
-          <w:p>
-            <w:pPr>
-              <w:pStyle w:val="Normal"/>
-              <w:widowControl/>
-              <w:spacing w:lineRule="auto" w:line="240" w:before="0" w:after="0"/>
-              <w:jc w:val="start"/>
-              <w:rPr>
-                <w:rFonts w:cs=""/>
-                <w:kern w:val="0"/>
-                <w:szCs w:val="22"/>
-                <w:lang w:val="en-US" w:eastAsia="en-US" w:bidi="ar-SA"/>
+            <w:tcBorders>
+              <w:top w:val="nil"/>
+            </w:tcBorders>
+            <w:vAlign w:val="center"/>
+          </w:tcPr>
+          <w:p>
+            <w:pPr>
+              <w:pStyle w:val="Normal"/>
+              <w:widowControl/>
+              <w:suppressAutoHyphens w:val="true"/>
+              <w:spacing w:lineRule="auto" w:line="240" w:before="0" w:after="0"/>
+              <w:jc w:val="start"/>
+              <w:rPr>
+                <w:sz w:val="20"/>
+                <w:szCs w:val="20"/>
               </w:rPr>
             </w:pPr>
             <w:r>
@@ -5850,10 +7135,10 @@
                 <w:b w:val="false"/>
                 <w:kern w:val="0"/>
                 <w:sz w:val="20"/>
-                <w:szCs w:val="22"/>
-                <w:lang w:val="en-US" w:eastAsia="en-US" w:bidi="ar-SA"/>
-              </w:rPr>
-              <w:t>Follow-up message after 3 days.</w:t>
+                <w:szCs w:val="20"/>
+                <w:lang w:val="en-US" w:eastAsia="en-US" w:bidi="ar-SA"/>
+              </w:rPr>
+              <w:t>Same-day reminder during work break.</w:t>
             </w:r>
           </w:p>
         </w:tc>
@@ -5908,16 +7193,16 @@
         <w:tblLook w:noHBand="0" w:noVBand="1" w:firstColumn="1" w:lastRow="0" w:lastColumn="0" w:firstRow="1" w:val="04a0"/>
       </w:tblPr>
       <w:tblGrid>
-        <w:gridCol w:w="633"/>
-        <w:gridCol w:w="4047"/>
-        <w:gridCol w:w="1537"/>
-        <w:gridCol w:w="3143"/>
+        <w:gridCol w:w="632"/>
+        <w:gridCol w:w="4048"/>
+        <w:gridCol w:w="1536"/>
+        <w:gridCol w:w="3144"/>
       </w:tblGrid>
       <w:tr>
         <w:trPr/>
         <w:tc>
           <w:tcPr>
-            <w:tcW w:w="633" w:type="dxa"/>
+            <w:tcW w:w="632" w:type="dxa"/>
             <w:tcBorders/>
             <w:shd w:fill="D9EAD3" w:val="clear"/>
             <w:vAlign w:val="center"/>
@@ -5926,6 +7211,7 @@
             <w:pPr>
               <w:pStyle w:val="Normal"/>
               <w:widowControl/>
+              <w:suppressAutoHyphens w:val="true"/>
               <w:spacing w:lineRule="auto" w:line="240" w:before="0" w:after="0"/>
               <w:jc w:val="start"/>
               <w:rPr>
@@ -5950,7 +7236,7 @@
         </w:tc>
         <w:tc>
           <w:tcPr>
-            <w:tcW w:w="4047" w:type="dxa"/>
+            <w:tcW w:w="4048" w:type="dxa"/>
             <w:tcBorders/>
             <w:shd w:fill="D9EAD3" w:val="clear"/>
             <w:vAlign w:val="center"/>
@@ -5959,6 +7245,7 @@
             <w:pPr>
               <w:pStyle w:val="Normal"/>
               <w:widowControl/>
+              <w:suppressAutoHyphens w:val="true"/>
               <w:spacing w:lineRule="auto" w:line="240" w:before="0" w:after="0"/>
               <w:jc w:val="start"/>
               <w:rPr>
@@ -5983,7 +7270,7 @@
         </w:tc>
         <w:tc>
           <w:tcPr>
-            <w:tcW w:w="1537" w:type="dxa"/>
+            <w:tcW w:w="1536" w:type="dxa"/>
             <w:tcBorders/>
             <w:shd w:fill="D9EAD3" w:val="clear"/>
             <w:vAlign w:val="center"/>
@@ -5992,6 +7279,7 @@
             <w:pPr>
               <w:pStyle w:val="Normal"/>
               <w:widowControl/>
+              <w:suppressAutoHyphens w:val="true"/>
               <w:spacing w:lineRule="auto" w:line="240" w:before="0" w:after="0"/>
               <w:jc w:val="start"/>
               <w:rPr>
@@ -6016,7 +7304,7 @@
         </w:tc>
         <w:tc>
           <w:tcPr>
-            <w:tcW w:w="3143" w:type="dxa"/>
+            <w:tcW w:w="3144" w:type="dxa"/>
             <w:tcBorders/>
             <w:shd w:fill="D9EAD3" w:val="clear"/>
             <w:vAlign w:val="center"/>
@@ -6025,6 +7313,7 @@
             <w:pPr>
               <w:pStyle w:val="Normal"/>
               <w:widowControl/>
+              <w:suppressAutoHyphens w:val="true"/>
               <w:spacing w:lineRule="auto" w:line="240" w:before="0" w:after="0"/>
               <w:jc w:val="start"/>
               <w:rPr>
@@ -6052,14 +7341,15 @@
         <w:trPr/>
         <w:tc>
           <w:tcPr>
-            <w:tcW w:w="633" w:type="dxa"/>
-            <w:tcBorders/>
-            <w:vAlign w:val="center"/>
-          </w:tcPr>
-          <w:p>
-            <w:pPr>
-              <w:pStyle w:val="Normal"/>
-              <w:widowControl/>
+            <w:tcW w:w="632" w:type="dxa"/>
+            <w:tcBorders/>
+            <w:vAlign w:val="center"/>
+          </w:tcPr>
+          <w:p>
+            <w:pPr>
+              <w:pStyle w:val="Normal"/>
+              <w:widowControl/>
+              <w:suppressAutoHyphens w:val="true"/>
               <w:spacing w:lineRule="auto" w:line="240" w:before="0" w:after="0"/>
               <w:jc w:val="start"/>
               <w:rPr>
@@ -6084,14 +7374,15 @@
         </w:tc>
         <w:tc>
           <w:tcPr>
-            <w:tcW w:w="4047" w:type="dxa"/>
-            <w:tcBorders/>
-            <w:vAlign w:val="center"/>
-          </w:tcPr>
-          <w:p>
-            <w:pPr>
-              <w:pStyle w:val="Normal"/>
-              <w:widowControl/>
+            <w:tcW w:w="4048" w:type="dxa"/>
+            <w:tcBorders/>
+            <w:vAlign w:val="center"/>
+          </w:tcPr>
+          <w:p>
+            <w:pPr>
+              <w:pStyle w:val="Normal"/>
+              <w:widowControl/>
+              <w:suppressAutoHyphens w:val="true"/>
               <w:spacing w:lineRule="auto" w:line="240" w:before="0" w:after="0"/>
               <w:jc w:val="start"/>
               <w:rPr>
@@ -6116,14 +7407,15 @@
         </w:tc>
         <w:tc>
           <w:tcPr>
-            <w:tcW w:w="1537" w:type="dxa"/>
-            <w:tcBorders/>
-            <w:vAlign w:val="center"/>
-          </w:tcPr>
-          <w:p>
-            <w:pPr>
-              <w:pStyle w:val="Normal"/>
-              <w:widowControl/>
+            <w:tcW w:w="1536" w:type="dxa"/>
+            <w:tcBorders/>
+            <w:vAlign w:val="center"/>
+          </w:tcPr>
+          <w:p>
+            <w:pPr>
+              <w:pStyle w:val="Normal"/>
+              <w:widowControl/>
+              <w:suppressAutoHyphens w:val="true"/>
               <w:spacing w:lineRule="auto" w:line="240" w:before="0" w:after="0"/>
               <w:jc w:val="start"/>
               <w:rPr>
@@ -6148,14 +7440,15 @@
         </w:tc>
         <w:tc>
           <w:tcPr>
-            <w:tcW w:w="3143" w:type="dxa"/>
-            <w:tcBorders/>
-            <w:vAlign w:val="center"/>
-          </w:tcPr>
-          <w:p>
-            <w:pPr>
-              <w:pStyle w:val="Normal"/>
-              <w:widowControl/>
+            <w:tcW w:w="3144" w:type="dxa"/>
+            <w:tcBorders/>
+            <w:vAlign w:val="center"/>
+          </w:tcPr>
+          <w:p>
+            <w:pPr>
+              <w:pStyle w:val="Normal"/>
+              <w:widowControl/>
+              <w:suppressAutoHyphens w:val="true"/>
               <w:spacing w:lineRule="auto" w:line="240" w:before="0" w:after="0"/>
               <w:jc w:val="start"/>
               <w:rPr>
@@ -6183,14 +7476,15 @@
         <w:trPr/>
         <w:tc>
           <w:tcPr>
-            <w:tcW w:w="633" w:type="dxa"/>
-            <w:tcBorders/>
-            <w:vAlign w:val="center"/>
-          </w:tcPr>
-          <w:p>
-            <w:pPr>
-              <w:pStyle w:val="Normal"/>
-              <w:widowControl/>
+            <w:tcW w:w="632" w:type="dxa"/>
+            <w:tcBorders/>
+            <w:vAlign w:val="center"/>
+          </w:tcPr>
+          <w:p>
+            <w:pPr>
+              <w:pStyle w:val="Normal"/>
+              <w:widowControl/>
+              <w:suppressAutoHyphens w:val="true"/>
               <w:spacing w:lineRule="auto" w:line="240" w:before="0" w:after="0"/>
               <w:jc w:val="start"/>
               <w:rPr>
@@ -6215,14 +7509,15 @@
         </w:tc>
         <w:tc>
           <w:tcPr>
-            <w:tcW w:w="4047" w:type="dxa"/>
-            <w:tcBorders/>
-            <w:vAlign w:val="center"/>
-          </w:tcPr>
-          <w:p>
-            <w:pPr>
-              <w:pStyle w:val="Normal"/>
-              <w:widowControl/>
+            <w:tcW w:w="4048" w:type="dxa"/>
+            <w:tcBorders/>
+            <w:vAlign w:val="center"/>
+          </w:tcPr>
+          <w:p>
+            <w:pPr>
+              <w:pStyle w:val="Normal"/>
+              <w:widowControl/>
+              <w:suppressAutoHyphens w:val="true"/>
               <w:spacing w:lineRule="auto" w:line="240" w:before="0" w:after="0"/>
               <w:jc w:val="start"/>
               <w:rPr>
@@ -6247,14 +7542,15 @@
         </w:tc>
         <w:tc>
           <w:tcPr>
-            <w:tcW w:w="1537" w:type="dxa"/>
-            <w:tcBorders/>
-            <w:vAlign w:val="center"/>
-          </w:tcPr>
-          <w:p>
-            <w:pPr>
-              <w:pStyle w:val="Normal"/>
-              <w:widowControl/>
+            <w:tcW w:w="1536" w:type="dxa"/>
+            <w:tcBorders/>
+            <w:vAlign w:val="center"/>
+          </w:tcPr>
+          <w:p>
+            <w:pPr>
+              <w:pStyle w:val="Normal"/>
+              <w:widowControl/>
+              <w:suppressAutoHyphens w:val="true"/>
               <w:spacing w:lineRule="auto" w:line="240" w:before="0" w:after="0"/>
               <w:jc w:val="start"/>
               <w:rPr>
@@ -6279,14 +7575,15 @@
         </w:tc>
         <w:tc>
           <w:tcPr>
-            <w:tcW w:w="3143" w:type="dxa"/>
-            <w:tcBorders/>
-            <w:vAlign w:val="center"/>
-          </w:tcPr>
-          <w:p>
-            <w:pPr>
-              <w:pStyle w:val="Normal"/>
-              <w:widowControl/>
+            <w:tcW w:w="3144" w:type="dxa"/>
+            <w:tcBorders/>
+            <w:vAlign w:val="center"/>
+          </w:tcPr>
+          <w:p>
+            <w:pPr>
+              <w:pStyle w:val="Normal"/>
+              <w:widowControl/>
+              <w:suppressAutoHyphens w:val="true"/>
               <w:spacing w:lineRule="auto" w:line="240" w:before="0" w:after="0"/>
               <w:jc w:val="start"/>
               <w:rPr>
@@ -6314,14 +7611,15 @@
         <w:trPr/>
         <w:tc>
           <w:tcPr>
-            <w:tcW w:w="633" w:type="dxa"/>
-            <w:tcBorders/>
-            <w:vAlign w:val="center"/>
-          </w:tcPr>
-          <w:p>
-            <w:pPr>
-              <w:pStyle w:val="Normal"/>
-              <w:widowControl/>
+            <w:tcW w:w="632" w:type="dxa"/>
+            <w:tcBorders/>
+            <w:vAlign w:val="center"/>
+          </w:tcPr>
+          <w:p>
+            <w:pPr>
+              <w:pStyle w:val="Normal"/>
+              <w:widowControl/>
+              <w:suppressAutoHyphens w:val="true"/>
               <w:spacing w:lineRule="auto" w:line="240" w:before="0" w:after="0"/>
               <w:jc w:val="start"/>
               <w:rPr>
@@ -6346,14 +7644,15 @@
         </w:tc>
         <w:tc>
           <w:tcPr>
-            <w:tcW w:w="4047" w:type="dxa"/>
-            <w:tcBorders/>
-            <w:vAlign w:val="center"/>
-          </w:tcPr>
-          <w:p>
-            <w:pPr>
-              <w:pStyle w:val="Normal"/>
-              <w:widowControl/>
+            <w:tcW w:w="4048" w:type="dxa"/>
+            <w:tcBorders/>
+            <w:vAlign w:val="center"/>
+          </w:tcPr>
+          <w:p>
+            <w:pPr>
+              <w:pStyle w:val="Normal"/>
+              <w:widowControl/>
+              <w:suppressAutoHyphens w:val="true"/>
               <w:spacing w:lineRule="auto" w:line="240" w:before="0" w:after="0"/>
               <w:jc w:val="start"/>
               <w:rPr>
@@ -6378,14 +7677,15 @@
         </w:tc>
         <w:tc>
           <w:tcPr>
-            <w:tcW w:w="1537" w:type="dxa"/>
-            <w:tcBorders/>
-            <w:vAlign w:val="center"/>
-          </w:tcPr>
-          <w:p>
-            <w:pPr>
-              <w:pStyle w:val="Normal"/>
-              <w:widowControl/>
+            <w:tcW w:w="1536" w:type="dxa"/>
+            <w:tcBorders/>
+            <w:vAlign w:val="center"/>
+          </w:tcPr>
+          <w:p>
+            <w:pPr>
+              <w:pStyle w:val="Normal"/>
+              <w:widowControl/>
+              <w:suppressAutoHyphens w:val="true"/>
               <w:spacing w:lineRule="auto" w:line="240" w:before="0" w:after="0"/>
               <w:jc w:val="start"/>
               <w:rPr>
@@ -6410,14 +7710,15 @@
         </w:tc>
         <w:tc>
           <w:tcPr>
-            <w:tcW w:w="3143" w:type="dxa"/>
-            <w:tcBorders/>
-            <w:vAlign w:val="center"/>
-          </w:tcPr>
-          <w:p>
-            <w:pPr>
-              <w:pStyle w:val="Normal"/>
-              <w:widowControl/>
+            <w:tcW w:w="3144" w:type="dxa"/>
+            <w:tcBorders/>
+            <w:vAlign w:val="center"/>
+          </w:tcPr>
+          <w:p>
+            <w:pPr>
+              <w:pStyle w:val="Normal"/>
+              <w:widowControl/>
+              <w:suppressAutoHyphens w:val="true"/>
               <w:spacing w:lineRule="auto" w:line="240" w:before="0" w:after="0"/>
               <w:jc w:val="start"/>
               <w:rPr>
@@ -6445,14 +7746,15 @@
         <w:trPr/>
         <w:tc>
           <w:tcPr>
-            <w:tcW w:w="633" w:type="dxa"/>
-            <w:tcBorders/>
-            <w:vAlign w:val="center"/>
-          </w:tcPr>
-          <w:p>
-            <w:pPr>
-              <w:pStyle w:val="Normal"/>
-              <w:widowControl/>
+            <w:tcW w:w="632" w:type="dxa"/>
+            <w:tcBorders/>
+            <w:vAlign w:val="center"/>
+          </w:tcPr>
+          <w:p>
+            <w:pPr>
+              <w:pStyle w:val="Normal"/>
+              <w:widowControl/>
+              <w:suppressAutoHyphens w:val="true"/>
               <w:spacing w:lineRule="auto" w:line="240" w:before="0" w:after="0"/>
               <w:jc w:val="start"/>
               <w:rPr>
@@ -6477,14 +7779,15 @@
         </w:tc>
         <w:tc>
           <w:tcPr>
-            <w:tcW w:w="4047" w:type="dxa"/>
-            <w:tcBorders/>
-            <w:vAlign w:val="center"/>
-          </w:tcPr>
-          <w:p>
-            <w:pPr>
-              <w:pStyle w:val="Normal"/>
-              <w:widowControl/>
+            <w:tcW w:w="4048" w:type="dxa"/>
+            <w:tcBorders/>
+            <w:vAlign w:val="center"/>
+          </w:tcPr>
+          <w:p>
+            <w:pPr>
+              <w:pStyle w:val="Normal"/>
+              <w:widowControl/>
+              <w:suppressAutoHyphens w:val="true"/>
               <w:spacing w:lineRule="auto" w:line="240" w:before="0" w:after="0"/>
               <w:jc w:val="start"/>
               <w:rPr>
@@ -6509,14 +7812,15 @@
         </w:tc>
         <w:tc>
           <w:tcPr>
-            <w:tcW w:w="1537" w:type="dxa"/>
-            <w:tcBorders/>
-            <w:vAlign w:val="center"/>
-          </w:tcPr>
-          <w:p>
-            <w:pPr>
-              <w:pStyle w:val="Normal"/>
-              <w:widowControl/>
+            <w:tcW w:w="1536" w:type="dxa"/>
+            <w:tcBorders/>
+            <w:vAlign w:val="center"/>
+          </w:tcPr>
+          <w:p>
+            <w:pPr>
+              <w:pStyle w:val="Normal"/>
+              <w:widowControl/>
+              <w:suppressAutoHyphens w:val="true"/>
               <w:spacing w:lineRule="auto" w:line="240" w:before="0" w:after="0"/>
               <w:jc w:val="start"/>
               <w:rPr>
@@ -6541,14 +7845,15 @@
         </w:tc>
         <w:tc>
           <w:tcPr>
-            <w:tcW w:w="3143" w:type="dxa"/>
-            <w:tcBorders/>
-            <w:vAlign w:val="center"/>
-          </w:tcPr>
-          <w:p>
-            <w:pPr>
-              <w:pStyle w:val="Normal"/>
-              <w:widowControl/>
+            <w:tcW w:w="3144" w:type="dxa"/>
+            <w:tcBorders/>
+            <w:vAlign w:val="center"/>
+          </w:tcPr>
+          <w:p>
+            <w:pPr>
+              <w:pStyle w:val="Normal"/>
+              <w:widowControl/>
+              <w:suppressAutoHyphens w:val="true"/>
               <w:spacing w:lineRule="auto" w:line="240" w:before="0" w:after="0"/>
               <w:jc w:val="start"/>
               <w:rPr>
@@ -6576,14 +7881,15 @@
         <w:trPr/>
         <w:tc>
           <w:tcPr>
-            <w:tcW w:w="633" w:type="dxa"/>
-            <w:tcBorders/>
-            <w:vAlign w:val="center"/>
-          </w:tcPr>
-          <w:p>
-            <w:pPr>
-              <w:pStyle w:val="Normal"/>
-              <w:widowControl/>
+            <w:tcW w:w="632" w:type="dxa"/>
+            <w:tcBorders/>
+            <w:vAlign w:val="center"/>
+          </w:tcPr>
+          <w:p>
+            <w:pPr>
+              <w:pStyle w:val="Normal"/>
+              <w:widowControl/>
+              <w:suppressAutoHyphens w:val="true"/>
               <w:spacing w:lineRule="auto" w:line="240" w:before="0" w:after="0"/>
               <w:jc w:val="start"/>
               <w:rPr>
@@ -6608,14 +7914,15 @@
         </w:tc>
         <w:tc>
           <w:tcPr>
-            <w:tcW w:w="4047" w:type="dxa"/>
-            <w:tcBorders/>
-            <w:vAlign w:val="center"/>
-          </w:tcPr>
-          <w:p>
-            <w:pPr>
-              <w:pStyle w:val="Normal"/>
-              <w:widowControl/>
+            <w:tcW w:w="4048" w:type="dxa"/>
+            <w:tcBorders/>
+            <w:vAlign w:val="center"/>
+          </w:tcPr>
+          <w:p>
+            <w:pPr>
+              <w:pStyle w:val="Normal"/>
+              <w:widowControl/>
+              <w:suppressAutoHyphens w:val="true"/>
               <w:spacing w:lineRule="auto" w:line="240" w:before="0" w:after="0"/>
               <w:jc w:val="start"/>
               <w:rPr>
@@ -6640,14 +7947,15 @@
         </w:tc>
         <w:tc>
           <w:tcPr>
-            <w:tcW w:w="1537" w:type="dxa"/>
-            <w:tcBorders/>
-            <w:vAlign w:val="center"/>
-          </w:tcPr>
-          <w:p>
-            <w:pPr>
-              <w:pStyle w:val="Normal"/>
-              <w:widowControl/>
+            <w:tcW w:w="1536" w:type="dxa"/>
+            <w:tcBorders/>
+            <w:vAlign w:val="center"/>
+          </w:tcPr>
+          <w:p>
+            <w:pPr>
+              <w:pStyle w:val="Normal"/>
+              <w:widowControl/>
+              <w:suppressAutoHyphens w:val="true"/>
               <w:spacing w:lineRule="auto" w:line="240" w:before="0" w:after="0"/>
               <w:jc w:val="start"/>
               <w:rPr>
@@ -6672,14 +7980,15 @@
         </w:tc>
         <w:tc>
           <w:tcPr>
-            <w:tcW w:w="3143" w:type="dxa"/>
-            <w:tcBorders/>
-            <w:vAlign w:val="center"/>
-          </w:tcPr>
-          <w:p>
-            <w:pPr>
-              <w:pStyle w:val="Normal"/>
-              <w:widowControl/>
+            <w:tcW w:w="3144" w:type="dxa"/>
+            <w:tcBorders/>
+            <w:vAlign w:val="center"/>
+          </w:tcPr>
+          <w:p>
+            <w:pPr>
+              <w:pStyle w:val="Normal"/>
+              <w:widowControl/>
+              <w:suppressAutoHyphens w:val="true"/>
               <w:spacing w:lineRule="auto" w:line="240" w:before="0" w:after="0"/>
               <w:jc w:val="start"/>
               <w:rPr>
@@ -6707,14 +8016,15 @@
         <w:trPr/>
         <w:tc>
           <w:tcPr>
-            <w:tcW w:w="633" w:type="dxa"/>
-            <w:tcBorders/>
-            <w:vAlign w:val="center"/>
-          </w:tcPr>
-          <w:p>
-            <w:pPr>
-              <w:pStyle w:val="Normal"/>
-              <w:widowControl/>
+            <w:tcW w:w="632" w:type="dxa"/>
+            <w:tcBorders/>
+            <w:vAlign w:val="center"/>
+          </w:tcPr>
+          <w:p>
+            <w:pPr>
+              <w:pStyle w:val="Normal"/>
+              <w:widowControl/>
+              <w:suppressAutoHyphens w:val="true"/>
               <w:spacing w:lineRule="auto" w:line="240" w:before="0" w:after="0"/>
               <w:jc w:val="start"/>
               <w:rPr>
@@ -6739,14 +8049,15 @@
         </w:tc>
         <w:tc>
           <w:tcPr>
-            <w:tcW w:w="4047" w:type="dxa"/>
-            <w:tcBorders/>
-            <w:vAlign w:val="center"/>
-          </w:tcPr>
-          <w:p>
-            <w:pPr>
-              <w:pStyle w:val="Normal"/>
-              <w:widowControl/>
+            <w:tcW w:w="4048" w:type="dxa"/>
+            <w:tcBorders/>
+            <w:vAlign w:val="center"/>
+          </w:tcPr>
+          <w:p>
+            <w:pPr>
+              <w:pStyle w:val="Normal"/>
+              <w:widowControl/>
+              <w:suppressAutoHyphens w:val="true"/>
               <w:spacing w:lineRule="auto" w:line="240" w:before="0" w:after="0"/>
               <w:jc w:val="start"/>
               <w:rPr>
@@ -6771,14 +8082,15 @@
         </w:tc>
         <w:tc>
           <w:tcPr>
-            <w:tcW w:w="1537" w:type="dxa"/>
-            <w:tcBorders/>
-            <w:vAlign w:val="center"/>
-          </w:tcPr>
-          <w:p>
-            <w:pPr>
-              <w:pStyle w:val="Normal"/>
-              <w:widowControl/>
+            <w:tcW w:w="1536" w:type="dxa"/>
+            <w:tcBorders/>
+            <w:vAlign w:val="center"/>
+          </w:tcPr>
+          <w:p>
+            <w:pPr>
+              <w:pStyle w:val="Normal"/>
+              <w:widowControl/>
+              <w:suppressAutoHyphens w:val="true"/>
               <w:spacing w:lineRule="auto" w:line="240" w:before="0" w:after="0"/>
               <w:jc w:val="start"/>
               <w:rPr>
@@ -6803,14 +8115,15 @@
         </w:tc>
         <w:tc>
           <w:tcPr>
-            <w:tcW w:w="3143" w:type="dxa"/>
-            <w:tcBorders/>
-            <w:vAlign w:val="center"/>
-          </w:tcPr>
-          <w:p>
-            <w:pPr>
-              <w:pStyle w:val="Normal"/>
-              <w:widowControl/>
+            <w:tcW w:w="3144" w:type="dxa"/>
+            <w:tcBorders/>
+            <w:vAlign w:val="center"/>
+          </w:tcPr>
+          <w:p>
+            <w:pPr>
+              <w:pStyle w:val="Normal"/>
+              <w:widowControl/>
+              <w:suppressAutoHyphens w:val="true"/>
               <w:spacing w:lineRule="auto" w:line="240" w:before="0" w:after="0"/>
               <w:jc w:val="start"/>
               <w:rPr>
@@ -6838,14 +8151,15 @@
         <w:trPr/>
         <w:tc>
           <w:tcPr>
-            <w:tcW w:w="633" w:type="dxa"/>
-            <w:tcBorders/>
-            <w:vAlign w:val="center"/>
-          </w:tcPr>
-          <w:p>
-            <w:pPr>
-              <w:pStyle w:val="Normal"/>
-              <w:widowControl/>
+            <w:tcW w:w="632" w:type="dxa"/>
+            <w:tcBorders/>
+            <w:vAlign w:val="center"/>
+          </w:tcPr>
+          <w:p>
+            <w:pPr>
+              <w:pStyle w:val="Normal"/>
+              <w:widowControl/>
+              <w:suppressAutoHyphens w:val="true"/>
               <w:spacing w:lineRule="auto" w:line="240" w:before="0" w:after="0"/>
               <w:jc w:val="start"/>
               <w:rPr>
@@ -6870,14 +8184,15 @@
         </w:tc>
         <w:tc>
           <w:tcPr>
-            <w:tcW w:w="4047" w:type="dxa"/>
-            <w:tcBorders/>
-            <w:vAlign w:val="center"/>
-          </w:tcPr>
-          <w:p>
-            <w:pPr>
-              <w:pStyle w:val="Normal"/>
-              <w:widowControl/>
+            <w:tcW w:w="4048" w:type="dxa"/>
+            <w:tcBorders/>
+            <w:vAlign w:val="center"/>
+          </w:tcPr>
+          <w:p>
+            <w:pPr>
+              <w:pStyle w:val="Normal"/>
+              <w:widowControl/>
+              <w:suppressAutoHyphens w:val="true"/>
               <w:spacing w:lineRule="auto" w:line="240" w:before="0" w:after="0"/>
               <w:jc w:val="start"/>
               <w:rPr>
@@ -6902,14 +8217,15 @@
         </w:tc>
         <w:tc>
           <w:tcPr>
-            <w:tcW w:w="1537" w:type="dxa"/>
-            <w:tcBorders/>
-            <w:vAlign w:val="center"/>
-          </w:tcPr>
-          <w:p>
-            <w:pPr>
-              <w:pStyle w:val="Normal"/>
-              <w:widowControl/>
+            <w:tcW w:w="1536" w:type="dxa"/>
+            <w:tcBorders/>
+            <w:vAlign w:val="center"/>
+          </w:tcPr>
+          <w:p>
+            <w:pPr>
+              <w:pStyle w:val="Normal"/>
+              <w:widowControl/>
+              <w:suppressAutoHyphens w:val="true"/>
               <w:spacing w:lineRule="auto" w:line="240" w:before="0" w:after="0"/>
               <w:jc w:val="start"/>
               <w:rPr>
@@ -6934,14 +8250,15 @@
         </w:tc>
         <w:tc>
           <w:tcPr>
-            <w:tcW w:w="3143" w:type="dxa"/>
-            <w:tcBorders/>
-            <w:vAlign w:val="center"/>
-          </w:tcPr>
-          <w:p>
-            <w:pPr>
-              <w:pStyle w:val="Normal"/>
-              <w:widowControl/>
+            <w:tcW w:w="3144" w:type="dxa"/>
+            <w:tcBorders/>
+            <w:vAlign w:val="center"/>
+          </w:tcPr>
+          <w:p>
+            <w:pPr>
+              <w:pStyle w:val="Normal"/>
+              <w:widowControl/>
+              <w:suppressAutoHyphens w:val="true"/>
               <w:spacing w:lineRule="auto" w:line="240" w:before="0" w:after="0"/>
               <w:jc w:val="start"/>
               <w:rPr>
@@ -6969,14 +8286,15 @@
         <w:trPr/>
         <w:tc>
           <w:tcPr>
-            <w:tcW w:w="633" w:type="dxa"/>
-            <w:tcBorders/>
-            <w:vAlign w:val="center"/>
-          </w:tcPr>
-          <w:p>
-            <w:pPr>
-              <w:pStyle w:val="Normal"/>
-              <w:widowControl/>
+            <w:tcW w:w="632" w:type="dxa"/>
+            <w:tcBorders/>
+            <w:vAlign w:val="center"/>
+          </w:tcPr>
+          <w:p>
+            <w:pPr>
+              <w:pStyle w:val="Normal"/>
+              <w:widowControl/>
+              <w:suppressAutoHyphens w:val="true"/>
               <w:spacing w:lineRule="auto" w:line="240" w:before="0" w:after="0"/>
               <w:jc w:val="start"/>
               <w:rPr>
@@ -7001,14 +8319,15 @@
         </w:tc>
         <w:tc>
           <w:tcPr>
-            <w:tcW w:w="4047" w:type="dxa"/>
-            <w:tcBorders/>
-            <w:vAlign w:val="center"/>
-          </w:tcPr>
-          <w:p>
-            <w:pPr>
-              <w:pStyle w:val="Normal"/>
-              <w:widowControl/>
+            <w:tcW w:w="4048" w:type="dxa"/>
+            <w:tcBorders/>
+            <w:vAlign w:val="center"/>
+          </w:tcPr>
+          <w:p>
+            <w:pPr>
+              <w:pStyle w:val="Normal"/>
+              <w:widowControl/>
+              <w:suppressAutoHyphens w:val="true"/>
               <w:spacing w:lineRule="auto" w:line="240" w:before="0" w:after="0"/>
               <w:jc w:val="start"/>
               <w:rPr>
@@ -7033,14 +8352,15 @@
         </w:tc>
         <w:tc>
           <w:tcPr>
-            <w:tcW w:w="1537" w:type="dxa"/>
-            <w:tcBorders/>
-            <w:vAlign w:val="center"/>
-          </w:tcPr>
-          <w:p>
-            <w:pPr>
-              <w:pStyle w:val="Normal"/>
-              <w:widowControl/>
+            <w:tcW w:w="1536" w:type="dxa"/>
+            <w:tcBorders/>
+            <w:vAlign w:val="center"/>
+          </w:tcPr>
+          <w:p>
+            <w:pPr>
+              <w:pStyle w:val="Normal"/>
+              <w:widowControl/>
+              <w:suppressAutoHyphens w:val="true"/>
               <w:spacing w:lineRule="auto" w:line="240" w:before="0" w:after="0"/>
               <w:jc w:val="start"/>
               <w:rPr>
@@ -7065,14 +8385,15 @@
         </w:tc>
         <w:tc>
           <w:tcPr>
-            <w:tcW w:w="3143" w:type="dxa"/>
-            <w:tcBorders/>
-            <w:vAlign w:val="center"/>
-          </w:tcPr>
-          <w:p>
-            <w:pPr>
-              <w:pStyle w:val="Normal"/>
-              <w:widowControl/>
+            <w:tcW w:w="3144" w:type="dxa"/>
+            <w:tcBorders/>
+            <w:vAlign w:val="center"/>
+          </w:tcPr>
+          <w:p>
+            <w:pPr>
+              <w:pStyle w:val="Normal"/>
+              <w:widowControl/>
+              <w:suppressAutoHyphens w:val="true"/>
               <w:spacing w:lineRule="auto" w:line="240" w:before="0" w:after="0"/>
               <w:jc w:val="start"/>
               <w:rPr>
@@ -7100,14 +8421,15 @@
         <w:trPr/>
         <w:tc>
           <w:tcPr>
-            <w:tcW w:w="633" w:type="dxa"/>
-            <w:tcBorders/>
-            <w:vAlign w:val="center"/>
-          </w:tcPr>
-          <w:p>
-            <w:pPr>
-              <w:pStyle w:val="Normal"/>
-              <w:widowControl/>
+            <w:tcW w:w="632" w:type="dxa"/>
+            <w:tcBorders/>
+            <w:vAlign w:val="center"/>
+          </w:tcPr>
+          <w:p>
+            <w:pPr>
+              <w:pStyle w:val="Normal"/>
+              <w:widowControl/>
+              <w:suppressAutoHyphens w:val="true"/>
               <w:spacing w:lineRule="auto" w:line="240" w:before="0" w:after="0"/>
               <w:jc w:val="start"/>
               <w:rPr>
@@ -7132,14 +8454,15 @@
         </w:tc>
         <w:tc>
           <w:tcPr>
-            <w:tcW w:w="4047" w:type="dxa"/>
-            <w:tcBorders/>
-            <w:vAlign w:val="center"/>
-          </w:tcPr>
-          <w:p>
-            <w:pPr>
-              <w:pStyle w:val="Normal"/>
-              <w:widowControl/>
+            <w:tcW w:w="4048" w:type="dxa"/>
+            <w:tcBorders/>
+            <w:vAlign w:val="center"/>
+          </w:tcPr>
+          <w:p>
+            <w:pPr>
+              <w:pStyle w:val="Normal"/>
+              <w:widowControl/>
+              <w:suppressAutoHyphens w:val="true"/>
               <w:spacing w:lineRule="auto" w:line="240" w:before="0" w:after="0"/>
               <w:jc w:val="start"/>
               <w:rPr>
@@ -7164,14 +8487,15 @@
         </w:tc>
         <w:tc>
           <w:tcPr>
-            <w:tcW w:w="1537" w:type="dxa"/>
-            <w:tcBorders/>
-            <w:vAlign w:val="center"/>
-          </w:tcPr>
-          <w:p>
-            <w:pPr>
-              <w:pStyle w:val="Normal"/>
-              <w:widowControl/>
+            <w:tcW w:w="1536" w:type="dxa"/>
+            <w:tcBorders/>
+            <w:vAlign w:val="center"/>
+          </w:tcPr>
+          <w:p>
+            <w:pPr>
+              <w:pStyle w:val="Normal"/>
+              <w:widowControl/>
+              <w:suppressAutoHyphens w:val="true"/>
               <w:spacing w:lineRule="auto" w:line="240" w:before="0" w:after="0"/>
               <w:jc w:val="start"/>
               <w:rPr>
@@ -7196,14 +8520,15 @@
         </w:tc>
         <w:tc>
           <w:tcPr>
-            <w:tcW w:w="3143" w:type="dxa"/>
-            <w:tcBorders/>
-            <w:vAlign w:val="center"/>
-          </w:tcPr>
-          <w:p>
-            <w:pPr>
-              <w:pStyle w:val="Normal"/>
-              <w:widowControl/>
+            <w:tcW w:w="3144" w:type="dxa"/>
+            <w:tcBorders/>
+            <w:vAlign w:val="center"/>
+          </w:tcPr>
+          <w:p>
+            <w:pPr>
+              <w:pStyle w:val="Normal"/>
+              <w:widowControl/>
+              <w:suppressAutoHyphens w:val="true"/>
               <w:spacing w:lineRule="auto" w:line="240" w:before="0" w:after="0"/>
               <w:jc w:val="start"/>
               <w:rPr>
@@ -7231,14 +8556,15 @@
         <w:trPr/>
         <w:tc>
           <w:tcPr>
-            <w:tcW w:w="633" w:type="dxa"/>
-            <w:tcBorders/>
-            <w:vAlign w:val="center"/>
-          </w:tcPr>
-          <w:p>
-            <w:pPr>
-              <w:pStyle w:val="Normal"/>
-              <w:widowControl/>
+            <w:tcW w:w="632" w:type="dxa"/>
+            <w:tcBorders/>
+            <w:vAlign w:val="center"/>
+          </w:tcPr>
+          <w:p>
+            <w:pPr>
+              <w:pStyle w:val="Normal"/>
+              <w:widowControl/>
+              <w:suppressAutoHyphens w:val="true"/>
               <w:spacing w:lineRule="auto" w:line="240" w:before="0" w:after="0"/>
               <w:jc w:val="start"/>
               <w:rPr>
@@ -7263,14 +8589,15 @@
         </w:tc>
         <w:tc>
           <w:tcPr>
-            <w:tcW w:w="4047" w:type="dxa"/>
-            <w:tcBorders/>
-            <w:vAlign w:val="center"/>
-          </w:tcPr>
-          <w:p>
-            <w:pPr>
-              <w:pStyle w:val="Normal"/>
-              <w:widowControl/>
+            <w:tcW w:w="4048" w:type="dxa"/>
+            <w:tcBorders/>
+            <w:vAlign w:val="center"/>
+          </w:tcPr>
+          <w:p>
+            <w:pPr>
+              <w:pStyle w:val="Normal"/>
+              <w:widowControl/>
+              <w:suppressAutoHyphens w:val="true"/>
               <w:spacing w:lineRule="auto" w:line="240" w:before="0" w:after="0"/>
               <w:jc w:val="start"/>
               <w:rPr>
@@ -7295,14 +8622,15 @@
         </w:tc>
         <w:tc>
           <w:tcPr>
-            <w:tcW w:w="1537" w:type="dxa"/>
-            <w:tcBorders/>
-            <w:vAlign w:val="center"/>
-          </w:tcPr>
-          <w:p>
-            <w:pPr>
-              <w:pStyle w:val="Normal"/>
-              <w:widowControl/>
+            <w:tcW w:w="1536" w:type="dxa"/>
+            <w:tcBorders/>
+            <w:vAlign w:val="center"/>
+          </w:tcPr>
+          <w:p>
+            <w:pPr>
+              <w:pStyle w:val="Normal"/>
+              <w:widowControl/>
+              <w:suppressAutoHyphens w:val="true"/>
               <w:spacing w:lineRule="auto" w:line="240" w:before="0" w:after="0"/>
               <w:jc w:val="start"/>
               <w:rPr>
@@ -7327,14 +8655,15 @@
         </w:tc>
         <w:tc>
           <w:tcPr>
-            <w:tcW w:w="3143" w:type="dxa"/>
-            <w:tcBorders/>
-            <w:vAlign w:val="center"/>
-          </w:tcPr>
-          <w:p>
-            <w:pPr>
-              <w:pStyle w:val="Normal"/>
-              <w:widowControl/>
+            <w:tcW w:w="3144" w:type="dxa"/>
+            <w:tcBorders/>
+            <w:vAlign w:val="center"/>
+          </w:tcPr>
+          <w:p>
+            <w:pPr>
+              <w:pStyle w:val="Normal"/>
+              <w:widowControl/>
+              <w:suppressAutoHyphens w:val="true"/>
               <w:spacing w:lineRule="auto" w:line="240" w:before="0" w:after="0"/>
               <w:jc w:val="start"/>
               <w:rPr>
@@ -7416,6 +8745,7 @@
             <w:pPr>
               <w:pStyle w:val="Normal"/>
               <w:widowControl/>
+              <w:suppressAutoHyphens w:val="true"/>
               <w:spacing w:lineRule="auto" w:line="240" w:before="0" w:after="0"/>
               <w:jc w:val="start"/>
               <w:rPr>
@@ -7449,6 +8779,7 @@
             <w:pPr>
               <w:pStyle w:val="Normal"/>
               <w:widowControl/>
+              <w:suppressAutoHyphens w:val="true"/>
               <w:spacing w:lineRule="auto" w:line="240" w:before="0" w:after="0"/>
               <w:jc w:val="start"/>
               <w:rPr>
@@ -7482,6 +8813,7 @@
             <w:pPr>
               <w:pStyle w:val="Normal"/>
               <w:widowControl/>
+              <w:suppressAutoHyphens w:val="true"/>
               <w:spacing w:lineRule="auto" w:line="240" w:before="0" w:after="0"/>
               <w:jc w:val="start"/>
               <w:rPr>
@@ -7515,6 +8847,7 @@
             <w:pPr>
               <w:pStyle w:val="Normal"/>
               <w:widowControl/>
+              <w:suppressAutoHyphens w:val="true"/>
               <w:spacing w:lineRule="auto" w:line="240" w:before="0" w:after="0"/>
               <w:jc w:val="start"/>
               <w:rPr>
@@ -7550,6 +8883,7 @@
             <w:pPr>
               <w:pStyle w:val="Normal"/>
               <w:widowControl/>
+              <w:suppressAutoHyphens w:val="true"/>
               <w:spacing w:lineRule="auto" w:line="240" w:before="0" w:after="0"/>
               <w:jc w:val="start"/>
               <w:rPr>
@@ -7582,6 +8916,7 @@
             <w:pPr>
               <w:pStyle w:val="Normal"/>
               <w:widowControl/>
+              <w:suppressAutoHyphens w:val="true"/>
               <w:spacing w:lineRule="auto" w:line="240" w:before="0" w:after="0"/>
               <w:jc w:val="start"/>
               <w:rPr>
@@ -7614,6 +8949,7 @@
             <w:pPr>
               <w:pStyle w:val="Normal"/>
               <w:widowControl/>
+              <w:suppressAutoHyphens w:val="true"/>
               <w:spacing w:lineRule="auto" w:line="240" w:before="0" w:after="0"/>
               <w:jc w:val="start"/>
               <w:rPr>
@@ -7646,6 +8982,7 @@
             <w:pPr>
               <w:pStyle w:val="Normal"/>
               <w:widowControl/>
+              <w:suppressAutoHyphens w:val="true"/>
               <w:spacing w:lineRule="auto" w:line="240" w:before="0" w:after="0"/>
               <w:jc w:val="start"/>
               <w:rPr>
@@ -7681,6 +9018,7 @@
             <w:pPr>
               <w:pStyle w:val="Normal"/>
               <w:widowControl/>
+              <w:suppressAutoHyphens w:val="true"/>
               <w:spacing w:lineRule="auto" w:line="240" w:before="0" w:after="0"/>
               <w:jc w:val="start"/>
               <w:rPr>
@@ -7713,6 +9051,7 @@
             <w:pPr>
               <w:pStyle w:val="Normal"/>
               <w:widowControl/>
+              <w:suppressAutoHyphens w:val="true"/>
               <w:spacing w:lineRule="auto" w:line="240" w:before="0" w:after="0"/>
               <w:jc w:val="start"/>
               <w:rPr>
@@ -7745,6 +9084,7 @@
             <w:pPr>
               <w:pStyle w:val="Normal"/>
               <w:widowControl/>
+              <w:suppressAutoHyphens w:val="true"/>
               <w:spacing w:lineRule="auto" w:line="240" w:before="0" w:after="0"/>
               <w:jc w:val="start"/>
               <w:rPr>
@@ -7777,6 +9117,7 @@
             <w:pPr>
               <w:pStyle w:val="Normal"/>
               <w:widowControl/>
+              <w:suppressAutoHyphens w:val="true"/>
               <w:spacing w:lineRule="auto" w:line="240" w:before="0" w:after="0"/>
               <w:jc w:val="start"/>
               <w:rPr>
@@ -7812,6 +9153,7 @@
             <w:pPr>
               <w:pStyle w:val="Normal"/>
               <w:widowControl/>
+              <w:suppressAutoHyphens w:val="true"/>
               <w:spacing w:lineRule="auto" w:line="240" w:before="0" w:after="0"/>
               <w:jc w:val="start"/>
               <w:rPr>
@@ -7844,6 +9186,7 @@
             <w:pPr>
               <w:pStyle w:val="Normal"/>
               <w:widowControl/>
+              <w:suppressAutoHyphens w:val="true"/>
               <w:spacing w:lineRule="auto" w:line="240" w:before="0" w:after="0"/>
               <w:jc w:val="start"/>
               <w:rPr>
@@ -7876,6 +9219,7 @@
             <w:pPr>
               <w:pStyle w:val="Normal"/>
               <w:widowControl/>
+              <w:suppressAutoHyphens w:val="true"/>
               <w:spacing w:lineRule="auto" w:line="240" w:before="0" w:after="0"/>
               <w:jc w:val="start"/>
               <w:rPr>
@@ -7908,6 +9252,7 @@
             <w:pPr>
               <w:pStyle w:val="Normal"/>
               <w:widowControl/>
+              <w:suppressAutoHyphens w:val="true"/>
               <w:spacing w:lineRule="auto" w:line="240" w:before="0" w:after="0"/>
               <w:jc w:val="start"/>
               <w:rPr>
@@ -7927,6 +9272,143 @@
                 <w:lang w:val="en-US" w:eastAsia="en-US" w:bidi="ar-SA"/>
               </w:rPr>
               <w:t>80%</w:t>
+            </w:r>
+          </w:p>
+        </w:tc>
+      </w:tr>
+      <w:tr>
+        <w:trPr>
+          <w:trHeight w:val="227" w:hRule="atLeast"/>
+        </w:trPr>
+        <w:tc>
+          <w:tcPr>
+            <w:tcW w:w="2340" w:type="dxa"/>
+            <w:tcBorders/>
+            <w:vAlign w:val="center"/>
+          </w:tcPr>
+          <w:p>
+            <w:pPr>
+              <w:pStyle w:val="Normal"/>
+              <w:widowControl/>
+              <w:suppressAutoHyphens w:val="true"/>
+              <w:spacing w:lineRule="auto" w:line="240" w:before="0" w:after="0"/>
+              <w:jc w:val="start"/>
+              <w:rPr>
+                <w:rFonts w:cs=""/>
+                <w:kern w:val="0"/>
+                <w:sz w:val="20"/>
+                <w:szCs w:val="20"/>
+                <w:lang w:val="en-US" w:eastAsia="en-US" w:bidi="ar-SA"/>
+              </w:rPr>
+            </w:pPr>
+            <w:r>
+              <w:rPr>
+                <w:rFonts w:cs=""/>
+                <w:kern w:val="0"/>
+                <w:sz w:val="20"/>
+                <w:szCs w:val="20"/>
+                <w:lang w:val="en-US" w:eastAsia="en-US" w:bidi="ar-SA"/>
+              </w:rPr>
+              <w:t>Supplier</w:t>
+            </w:r>
+          </w:p>
+        </w:tc>
+        <w:tc>
+          <w:tcPr>
+            <w:tcW w:w="2340" w:type="dxa"/>
+            <w:tcBorders/>
+            <w:vAlign w:val="center"/>
+          </w:tcPr>
+          <w:p>
+            <w:pPr>
+              <w:pStyle w:val="Normal"/>
+              <w:widowControl/>
+              <w:suppressAutoHyphens w:val="true"/>
+              <w:spacing w:lineRule="auto" w:line="240" w:before="0" w:after="0"/>
+              <w:jc w:val="start"/>
+              <w:rPr>
+                <w:rFonts w:cs=""/>
+                <w:kern w:val="0"/>
+                <w:sz w:val="20"/>
+                <w:szCs w:val="20"/>
+                <w:lang w:val="en-US" w:eastAsia="en-US" w:bidi="ar-SA"/>
+              </w:rPr>
+            </w:pPr>
+            <w:r>
+              <w:rPr>
+                <w:rFonts w:cs=""/>
+                <w:kern w:val="0"/>
+                <w:sz w:val="20"/>
+                <w:szCs w:val="20"/>
+                <w:lang w:val="en-US" w:eastAsia="en-US" w:bidi="ar-SA"/>
+              </w:rPr>
+              <w:t>1</w:t>
+            </w:r>
+          </w:p>
+        </w:tc>
+        <w:tc>
+          <w:tcPr>
+            <w:tcW w:w="2340" w:type="dxa"/>
+            <w:tcBorders/>
+            <w:vAlign w:val="center"/>
+          </w:tcPr>
+          <w:p>
+            <w:pPr>
+              <w:pStyle w:val="Normal"/>
+              <w:widowControl/>
+              <w:suppressAutoHyphens w:val="true"/>
+              <w:spacing w:lineRule="auto" w:line="240" w:before="0" w:after="0"/>
+              <w:jc w:val="start"/>
+              <w:rPr>
+                <w:rFonts w:cs=""/>
+                <w:kern w:val="0"/>
+                <w:sz w:val="20"/>
+                <w:szCs w:val="20"/>
+                <w:lang w:val="en-US" w:eastAsia="en-US" w:bidi="ar-SA"/>
+              </w:rPr>
+            </w:pPr>
+            <w:r>
+              <w:rPr>
+                <w:rFonts w:cs=""/>
+                <w:kern w:val="0"/>
+                <w:sz w:val="20"/>
+                <w:szCs w:val="20"/>
+                <w:lang w:val="en-US" w:eastAsia="en-US" w:bidi="ar-SA"/>
+              </w:rPr>
+              <w:t>1</w:t>
+            </w:r>
+          </w:p>
+        </w:tc>
+        <w:tc>
+          <w:tcPr>
+            <w:tcW w:w="2340" w:type="dxa"/>
+            <w:tcBorders/>
+            <w:vAlign w:val="center"/>
+          </w:tcPr>
+          <w:p>
+            <w:pPr>
+              <w:pStyle w:val="Normal"/>
+              <w:widowControl/>
+              <w:suppressAutoHyphens w:val="true"/>
+              <w:spacing w:lineRule="auto" w:line="240" w:before="0" w:after="0"/>
+              <w:jc w:val="start"/>
+              <w:rPr>
+                <w:rFonts w:cs=""/>
+                <w:kern w:val="0"/>
+                <w:sz w:val="20"/>
+                <w:szCs w:val="20"/>
+                <w:lang w:val="en-US" w:eastAsia="en-US" w:bidi="ar-SA"/>
+              </w:rPr>
+            </w:pPr>
+            <w:r>
+              <w:rPr>
+                <w:rFonts w:cs=""/>
+                <w:kern w:val="0"/>
+                <w:sz w:val="20"/>
+                <w:szCs w:val="20"/>
+                <w:lang w:val="en-US" w:eastAsia="en-US" w:bidi="ar-SA"/>
+              </w:rPr>
+              <w:t>100%</w:t>
             </w:r>
           </w:p>
         </w:tc>
@@ -7936,128 +9418,140 @@
         <w:tc>
           <w:tcPr>
             <w:tcW w:w="2340" w:type="dxa"/>
-            <w:tcBorders/>
-            <w:vAlign w:val="center"/>
-          </w:tcPr>
-          <w:p>
-            <w:pPr>
-              <w:pStyle w:val="Normal"/>
-              <w:widowControl/>
-              <w:spacing w:lineRule="auto" w:line="240" w:before="0" w:after="0"/>
-              <w:jc w:val="start"/>
-              <w:rPr>
-                <w:rFonts w:cs=""/>
-                <w:kern w:val="0"/>
-                <w:szCs w:val="22"/>
-                <w:lang w:val="en-US" w:eastAsia="en-US" w:bidi="ar-SA"/>
-              </w:rPr>
-            </w:pPr>
-            <w:r>
-              <w:rPr>
-                <w:rFonts w:cs=""/>
-                <w:b w:val="false"/>
-                <w:kern w:val="0"/>
-                <w:sz w:val="20"/>
-                <w:szCs w:val="22"/>
-                <w:lang w:val="en-US" w:eastAsia="en-US" w:bidi="ar-SA"/>
-              </w:rPr>
-              <w:t>Veterinarian</w:t>
+            <w:tcBorders>
+              <w:top w:val="nil"/>
+            </w:tcBorders>
+            <w:vAlign w:val="center"/>
+          </w:tcPr>
+          <w:p>
+            <w:pPr>
+              <w:pStyle w:val="Normal"/>
+              <w:widowControl/>
+              <w:suppressAutoHyphens w:val="true"/>
+              <w:spacing w:lineRule="auto" w:line="240" w:before="0" w:after="0"/>
+              <w:jc w:val="start"/>
+              <w:rPr>
+                <w:rFonts w:cs=""/>
+                <w:kern w:val="0"/>
+                <w:sz w:val="20"/>
+                <w:szCs w:val="20"/>
+                <w:lang w:val="en-US" w:eastAsia="en-US" w:bidi="ar-SA"/>
+              </w:rPr>
+            </w:pPr>
+            <w:r>
+              <w:rPr>
+                <w:rFonts w:cs=""/>
+                <w:kern w:val="0"/>
+                <w:sz w:val="20"/>
+                <w:szCs w:val="20"/>
+                <w:lang w:val="en-US" w:eastAsia="en-US" w:bidi="ar-SA"/>
+              </w:rPr>
+              <w:t>Buyer</w:t>
             </w:r>
           </w:p>
         </w:tc>
         <w:tc>
           <w:tcPr>
             <w:tcW w:w="2340" w:type="dxa"/>
-            <w:tcBorders/>
-            <w:vAlign w:val="center"/>
-          </w:tcPr>
-          <w:p>
-            <w:pPr>
-              <w:pStyle w:val="Normal"/>
-              <w:widowControl/>
-              <w:spacing w:lineRule="auto" w:line="240" w:before="0" w:after="0"/>
-              <w:jc w:val="start"/>
-              <w:rPr>
-                <w:rFonts w:cs=""/>
-                <w:kern w:val="0"/>
-                <w:szCs w:val="22"/>
-                <w:lang w:val="en-US" w:eastAsia="en-US" w:bidi="ar-SA"/>
-              </w:rPr>
-            </w:pPr>
-            <w:r>
-              <w:rPr>
-                <w:rFonts w:cs=""/>
-                <w:b w:val="false"/>
-                <w:kern w:val="0"/>
-                <w:sz w:val="20"/>
-                <w:szCs w:val="22"/>
-                <w:lang w:val="en-US" w:eastAsia="en-US" w:bidi="ar-SA"/>
-              </w:rPr>
-              <w:t>3</w:t>
+            <w:tcBorders>
+              <w:top w:val="nil"/>
+            </w:tcBorders>
+            <w:vAlign w:val="center"/>
+          </w:tcPr>
+          <w:p>
+            <w:pPr>
+              <w:pStyle w:val="Normal"/>
+              <w:widowControl/>
+              <w:suppressAutoHyphens w:val="true"/>
+              <w:spacing w:lineRule="auto" w:line="240" w:before="0" w:after="0"/>
+              <w:jc w:val="start"/>
+              <w:rPr>
+                <w:rFonts w:cs=""/>
+                <w:kern w:val="0"/>
+                <w:sz w:val="20"/>
+                <w:szCs w:val="20"/>
+                <w:lang w:val="en-US" w:eastAsia="en-US" w:bidi="ar-SA"/>
+              </w:rPr>
+            </w:pPr>
+            <w:r>
+              <w:rPr>
+                <w:rFonts w:cs=""/>
+                <w:kern w:val="0"/>
+                <w:sz w:val="20"/>
+                <w:szCs w:val="20"/>
+                <w:lang w:val="en-US" w:eastAsia="en-US" w:bidi="ar-SA"/>
+              </w:rPr>
+              <w:t>1</w:t>
             </w:r>
           </w:p>
         </w:tc>
         <w:tc>
           <w:tcPr>
             <w:tcW w:w="2340" w:type="dxa"/>
-            <w:tcBorders/>
-            <w:vAlign w:val="center"/>
-          </w:tcPr>
-          <w:p>
-            <w:pPr>
-              <w:pStyle w:val="Normal"/>
-              <w:widowControl/>
-              <w:spacing w:lineRule="auto" w:line="240" w:before="0" w:after="0"/>
-              <w:jc w:val="start"/>
-              <w:rPr>
-                <w:rFonts w:cs=""/>
-                <w:kern w:val="0"/>
-                <w:szCs w:val="22"/>
-                <w:lang w:val="en-US" w:eastAsia="en-US" w:bidi="ar-SA"/>
-              </w:rPr>
-            </w:pPr>
-            <w:r>
-              <w:rPr>
-                <w:rFonts w:cs=""/>
-                <w:b w:val="false"/>
-                <w:kern w:val="0"/>
-                <w:sz w:val="20"/>
-                <w:szCs w:val="22"/>
-                <w:lang w:val="en-US" w:eastAsia="en-US" w:bidi="ar-SA"/>
-              </w:rPr>
-              <w:t>2</w:t>
+            <w:tcBorders>
+              <w:top w:val="nil"/>
+            </w:tcBorders>
+            <w:vAlign w:val="center"/>
+          </w:tcPr>
+          <w:p>
+            <w:pPr>
+              <w:pStyle w:val="Normal"/>
+              <w:widowControl/>
+              <w:suppressAutoHyphens w:val="true"/>
+              <w:spacing w:lineRule="auto" w:line="240" w:before="0" w:after="0"/>
+              <w:jc w:val="start"/>
+              <w:rPr>
+                <w:rFonts w:cs=""/>
+                <w:kern w:val="0"/>
+                <w:sz w:val="20"/>
+                <w:szCs w:val="20"/>
+                <w:lang w:val="en-US" w:eastAsia="en-US" w:bidi="ar-SA"/>
+              </w:rPr>
+            </w:pPr>
+            <w:r>
+              <w:rPr>
+                <w:rFonts w:cs=""/>
+                <w:kern w:val="0"/>
+                <w:sz w:val="20"/>
+                <w:szCs w:val="20"/>
+                <w:lang w:val="en-US" w:eastAsia="en-US" w:bidi="ar-SA"/>
+              </w:rPr>
+              <w:t>1</w:t>
             </w:r>
           </w:p>
         </w:tc>
         <w:tc>
           <w:tcPr>
             <w:tcW w:w="2340" w:type="dxa"/>
-            <w:tcBorders/>
-            <w:vAlign w:val="center"/>
-          </w:tcPr>
-          <w:p>
-            <w:pPr>
-              <w:pStyle w:val="Normal"/>
-              <w:widowControl/>
-              <w:spacing w:lineRule="auto" w:line="240" w:before="0" w:after="0"/>
-              <w:jc w:val="start"/>
-              <w:rPr>
-                <w:rFonts w:cs=""/>
-                <w:kern w:val="0"/>
-                <w:szCs w:val="22"/>
-                <w:lang w:val="en-US" w:eastAsia="en-US" w:bidi="ar-SA"/>
-              </w:rPr>
-            </w:pPr>
-            <w:r>
-              <w:rPr>
-                <w:rFonts w:cs=""/>
-                <w:b w:val="false"/>
-                <w:kern w:val="0"/>
-                <w:sz w:val="20"/>
-                <w:szCs w:val="22"/>
-                <w:lang w:val="en-US" w:eastAsia="en-US" w:bidi="ar-SA"/>
-              </w:rPr>
-              <w:t>67%</w:t>
+            <w:tcBorders>
+              <w:top w:val="nil"/>
+            </w:tcBorders>
+            <w:vAlign w:val="center"/>
+          </w:tcPr>
+          <w:p>
+            <w:pPr>
+              <w:pStyle w:val="Normal"/>
+              <w:widowControl/>
+              <w:suppressAutoHyphens w:val="true"/>
+              <w:spacing w:lineRule="auto" w:line="240" w:before="0" w:after="0"/>
+              <w:jc w:val="start"/>
+              <w:rPr>
+                <w:rFonts w:cs=""/>
+                <w:kern w:val="0"/>
+                <w:sz w:val="20"/>
+                <w:szCs w:val="20"/>
+                <w:lang w:val="en-US" w:eastAsia="en-US" w:bidi="ar-SA"/>
+              </w:rPr>
+            </w:pPr>
+            <w:r>
+              <w:rPr>
+                <w:rFonts w:cs=""/>
+                <w:kern w:val="0"/>
+                <w:sz w:val="20"/>
+                <w:szCs w:val="20"/>
+                <w:lang w:val="en-US" w:eastAsia="en-US" w:bidi="ar-SA"/>
+              </w:rPr>
+              <w:t>100%</w:t>
             </w:r>
           </w:p>
         </w:tc>
@@ -8067,13 +9561,16 @@
         <w:tc>
           <w:tcPr>
             <w:tcW w:w="2340" w:type="dxa"/>
-            <w:tcBorders/>
-            <w:vAlign w:val="center"/>
-          </w:tcPr>
-          <w:p>
-            <w:pPr>
-              <w:pStyle w:val="Normal"/>
-              <w:widowControl/>
+            <w:tcBorders>
+              <w:top w:val="nil"/>
+            </w:tcBorders>
+            <w:vAlign w:val="center"/>
+          </w:tcPr>
+          <w:p>
+            <w:pPr>
+              <w:pStyle w:val="Normal"/>
+              <w:widowControl/>
+              <w:suppressAutoHyphens w:val="true"/>
               <w:spacing w:lineRule="auto" w:line="240" w:before="0" w:after="0"/>
               <w:jc w:val="start"/>
               <w:rPr>
@@ -8092,6 +9589,147 @@
                 <w:szCs w:val="22"/>
                 <w:lang w:val="en-US" w:eastAsia="en-US" w:bidi="ar-SA"/>
               </w:rPr>
+              <w:t>Veterinarian</w:t>
+            </w:r>
+          </w:p>
+        </w:tc>
+        <w:tc>
+          <w:tcPr>
+            <w:tcW w:w="2340" w:type="dxa"/>
+            <w:tcBorders>
+              <w:top w:val="nil"/>
+            </w:tcBorders>
+            <w:vAlign w:val="center"/>
+          </w:tcPr>
+          <w:p>
+            <w:pPr>
+              <w:pStyle w:val="Normal"/>
+              <w:widowControl/>
+              <w:suppressAutoHyphens w:val="true"/>
+              <w:spacing w:lineRule="auto" w:line="240" w:before="0" w:after="0"/>
+              <w:jc w:val="start"/>
+              <w:rPr>
+                <w:rFonts w:cs=""/>
+                <w:kern w:val="0"/>
+                <w:szCs w:val="22"/>
+                <w:lang w:val="en-US" w:eastAsia="en-US" w:bidi="ar-SA"/>
+              </w:rPr>
+            </w:pPr>
+            <w:r>
+              <w:rPr>
+                <w:rFonts w:cs=""/>
+                <w:b w:val="false"/>
+                <w:kern w:val="0"/>
+                <w:sz w:val="20"/>
+                <w:szCs w:val="22"/>
+                <w:lang w:val="en-US" w:eastAsia="en-US" w:bidi="ar-SA"/>
+              </w:rPr>
+              <w:t>3</w:t>
+            </w:r>
+          </w:p>
+        </w:tc>
+        <w:tc>
+          <w:tcPr>
+            <w:tcW w:w="2340" w:type="dxa"/>
+            <w:tcBorders>
+              <w:top w:val="nil"/>
+            </w:tcBorders>
+            <w:vAlign w:val="center"/>
+          </w:tcPr>
+          <w:p>
+            <w:pPr>
+              <w:pStyle w:val="Normal"/>
+              <w:widowControl/>
+              <w:suppressAutoHyphens w:val="true"/>
+              <w:spacing w:lineRule="auto" w:line="240" w:before="0" w:after="0"/>
+              <w:jc w:val="start"/>
+              <w:rPr>
+                <w:rFonts w:cs=""/>
+                <w:kern w:val="0"/>
+                <w:szCs w:val="22"/>
+                <w:lang w:val="en-US" w:eastAsia="en-US" w:bidi="ar-SA"/>
+              </w:rPr>
+            </w:pPr>
+            <w:r>
+              <w:rPr>
+                <w:rFonts w:cs=""/>
+                <w:b w:val="false"/>
+                <w:kern w:val="0"/>
+                <w:sz w:val="20"/>
+                <w:szCs w:val="22"/>
+                <w:lang w:val="en-US" w:eastAsia="en-US" w:bidi="ar-SA"/>
+              </w:rPr>
+              <w:t>2</w:t>
+            </w:r>
+          </w:p>
+        </w:tc>
+        <w:tc>
+          <w:tcPr>
+            <w:tcW w:w="2340" w:type="dxa"/>
+            <w:tcBorders>
+              <w:top w:val="nil"/>
+            </w:tcBorders>
+            <w:vAlign w:val="center"/>
+          </w:tcPr>
+          <w:p>
+            <w:pPr>
+              <w:pStyle w:val="Normal"/>
+              <w:widowControl/>
+              <w:suppressAutoHyphens w:val="true"/>
+              <w:spacing w:lineRule="auto" w:line="240" w:before="0" w:after="0"/>
+              <w:jc w:val="start"/>
+              <w:rPr>
+                <w:rFonts w:cs=""/>
+                <w:kern w:val="0"/>
+                <w:szCs w:val="22"/>
+                <w:lang w:val="en-US" w:eastAsia="en-US" w:bidi="ar-SA"/>
+              </w:rPr>
+            </w:pPr>
+            <w:r>
+              <w:rPr>
+                <w:rFonts w:cs=""/>
+                <w:b w:val="false"/>
+                <w:kern w:val="0"/>
+                <w:sz w:val="20"/>
+                <w:szCs w:val="22"/>
+                <w:lang w:val="en-US" w:eastAsia="en-US" w:bidi="ar-SA"/>
+              </w:rPr>
+              <w:t>67%</w:t>
+            </w:r>
+          </w:p>
+        </w:tc>
+      </w:tr>
+      <w:tr>
+        <w:trPr/>
+        <w:tc>
+          <w:tcPr>
+            <w:tcW w:w="2340" w:type="dxa"/>
+            <w:tcBorders/>
+            <w:vAlign w:val="center"/>
+          </w:tcPr>
+          <w:p>
+            <w:pPr>
+              <w:pStyle w:val="Normal"/>
+              <w:widowControl/>
+              <w:suppressAutoHyphens w:val="true"/>
+              <w:spacing w:lineRule="auto" w:line="240" w:before="0" w:after="0"/>
+              <w:jc w:val="start"/>
+              <w:rPr>
+                <w:rFonts w:cs=""/>
+                <w:kern w:val="0"/>
+                <w:szCs w:val="22"/>
+                <w:lang w:val="en-US" w:eastAsia="en-US" w:bidi="ar-SA"/>
+              </w:rPr>
+            </w:pPr>
+            <w:r>
+              <w:rPr>
+                <w:rFonts w:cs=""/>
+                <w:b w:val="false"/>
+                <w:kern w:val="0"/>
+                <w:sz w:val="20"/>
+                <w:szCs w:val="22"/>
+                <w:lang w:val="en-US" w:eastAsia="en-US" w:bidi="ar-SA"/>
+              </w:rPr>
               <w:t>Total</w:t>
             </w:r>
           </w:p>
@@ -8106,6 +9744,7 @@
             <w:pPr>
               <w:pStyle w:val="Normal"/>
               <w:widowControl/>
+              <w:suppressAutoHyphens w:val="true"/>
               <w:spacing w:lineRule="auto" w:line="240" w:before="0" w:after="0"/>
               <w:jc w:val="start"/>
               <w:rPr>
@@ -8124,7 +9763,7 @@
                 <w:szCs w:val="22"/>
                 <w:lang w:val="en-US" w:eastAsia="en-US" w:bidi="ar-SA"/>
               </w:rPr>
-              <w:t>19</w:t>
+              <w:t>21</w:t>
             </w:r>
           </w:p>
         </w:tc>
@@ -8138,6 +9777,7 @@
             <w:pPr>
               <w:pStyle w:val="Normal"/>
               <w:widowControl/>
+              <w:suppressAutoHyphens w:val="true"/>
               <w:spacing w:lineRule="auto" w:line="240" w:before="0" w:after="0"/>
               <w:jc w:val="start"/>
               <w:rPr>
@@ -8156,7 +9796,18 @@
                 <w:szCs w:val="22"/>
                 <w:lang w:val="en-US" w:eastAsia="en-US" w:bidi="ar-SA"/>
               </w:rPr>
-              <w:t>15</w:t>
+              <w:t>1</w:t>
+            </w:r>
+            <w:r>
+              <w:rPr>
+                <w:rFonts w:cs=""/>
+                <w:b w:val="false"/>
+                <w:kern w:val="0"/>
+                <w:sz w:val="20"/>
+                <w:szCs w:val="22"/>
+                <w:lang w:val="en-US" w:eastAsia="en-US" w:bidi="ar-SA"/>
+              </w:rPr>
+              <w:t>7</w:t>
             </w:r>
           </w:p>
         </w:tc>
@@ -8170,6 +9821,7 @@
             <w:pPr>
               <w:pStyle w:val="Normal"/>
               <w:widowControl/>
+              <w:suppressAutoHyphens w:val="true"/>
               <w:spacing w:lineRule="auto" w:line="240" w:before="0" w:after="0"/>
               <w:jc w:val="start"/>
               <w:rPr>
@@ -8188,7 +9840,18 @@
                 <w:szCs w:val="22"/>
                 <w:lang w:val="en-US" w:eastAsia="en-US" w:bidi="ar-SA"/>
               </w:rPr>
-              <w:t>79%</w:t>
+              <w:t>81</w:t>
+            </w:r>
+            <w:r>
+              <w:rPr>
+                <w:rFonts w:cs=""/>
+                <w:b w:val="false"/>
+                <w:kern w:val="0"/>
+                <w:sz w:val="20"/>
+                <w:szCs w:val="22"/>
+                <w:lang w:val="en-US" w:eastAsia="en-US" w:bidi="ar-SA"/>
+              </w:rPr>
+              <w:t>%</w:t>
             </w:r>
           </w:p>
         </w:tc>
@@ -8233,15 +9896,15 @@
         <w:tblLook w:noHBand="0" w:noVBand="1" w:firstColumn="1" w:lastRow="0" w:lastColumn="0" w:firstRow="1" w:val="04a0"/>
       </w:tblPr>
       <w:tblGrid>
-        <w:gridCol w:w="2883"/>
-        <w:gridCol w:w="3357"/>
+        <w:gridCol w:w="2882"/>
+        <w:gridCol w:w="3358"/>
         <w:gridCol w:w="3120"/>
       </w:tblGrid>
       <w:tr>
         <w:trPr/>
         <w:tc>
           <w:tcPr>
-            <w:tcW w:w="2883" w:type="dxa"/>
+            <w:tcW w:w="2882" w:type="dxa"/>
             <w:tcBorders/>
             <w:shd w:fill="D9EAD3" w:val="clear"/>
             <w:vAlign w:val="center"/>
@@ -8250,6 +9913,7 @@
             <w:pPr>
               <w:pStyle w:val="Normal"/>
               <w:widowControl/>
+              <w:suppressAutoHyphens w:val="true"/>
               <w:spacing w:lineRule="auto" w:line="240" w:before="0" w:after="0"/>
               <w:jc w:val="start"/>
               <w:rPr>
@@ -8274,7 +9938,7 @@
         </w:tc>
         <w:tc>
           <w:tcPr>
-            <w:tcW w:w="3357" w:type="dxa"/>
+            <w:tcW w:w="3358" w:type="dxa"/>
             <w:tcBorders/>
             <w:shd w:fill="D9EAD3" w:val="clear"/>
             <w:vAlign w:val="center"/>
@@ -8283,6 +9947,7 @@
             <w:pPr>
               <w:pStyle w:val="Normal"/>
               <w:widowControl/>
+              <w:suppressAutoHyphens w:val="true"/>
               <w:spacing w:lineRule="auto" w:line="240" w:before="0" w:after="0"/>
               <w:jc w:val="start"/>
               <w:rPr>
@@ -8316,6 +9981,7 @@
             <w:pPr>
               <w:pStyle w:val="Normal"/>
               <w:widowControl/>
+              <w:suppressAutoHyphens w:val="true"/>
               <w:spacing w:lineRule="auto" w:line="240" w:before="0" w:after="0"/>
               <w:jc w:val="start"/>
               <w:rPr>
@@ -8343,14 +10009,15 @@
         <w:trPr/>
         <w:tc>
           <w:tcPr>
-            <w:tcW w:w="2883" w:type="dxa"/>
-            <w:tcBorders/>
-            <w:vAlign w:val="center"/>
-          </w:tcPr>
-          <w:p>
-            <w:pPr>
-              <w:pStyle w:val="Normal"/>
-              <w:widowControl/>
+            <w:tcW w:w="2882" w:type="dxa"/>
+            <w:tcBorders/>
+            <w:vAlign w:val="center"/>
+          </w:tcPr>
+          <w:p>
+            <w:pPr>
+              <w:pStyle w:val="Normal"/>
+              <w:widowControl/>
+              <w:suppressAutoHyphens w:val="true"/>
               <w:spacing w:lineRule="auto" w:line="240" w:before="0" w:after="0"/>
               <w:jc w:val="start"/>
               <w:rPr>
@@ -8375,14 +10042,15 @@
         </w:tc>
         <w:tc>
           <w:tcPr>
-            <w:tcW w:w="3357" w:type="dxa"/>
-            <w:tcBorders/>
-            <w:vAlign w:val="center"/>
-          </w:tcPr>
-          <w:p>
-            <w:pPr>
-              <w:pStyle w:val="Normal"/>
-              <w:widowControl/>
+            <w:tcW w:w="3358" w:type="dxa"/>
+            <w:tcBorders/>
+            <w:vAlign w:val="center"/>
+          </w:tcPr>
+          <w:p>
+            <w:pPr>
+              <w:pStyle w:val="Normal"/>
+              <w:widowControl/>
+              <w:suppressAutoHyphens w:val="true"/>
               <w:spacing w:lineRule="auto" w:line="240" w:before="0" w:after="0"/>
               <w:jc w:val="start"/>
               <w:rPr>
@@ -8415,6 +10083,7 @@
             <w:pPr>
               <w:pStyle w:val="Normal"/>
               <w:widowControl/>
+              <w:suppressAutoHyphens w:val="true"/>
               <w:spacing w:lineRule="auto" w:line="240" w:before="0" w:after="0"/>
               <w:jc w:val="start"/>
               <w:rPr>
@@ -8442,14 +10111,15 @@
         <w:trPr/>
         <w:tc>
           <w:tcPr>
-            <w:tcW w:w="2883" w:type="dxa"/>
-            <w:tcBorders/>
-            <w:vAlign w:val="center"/>
-          </w:tcPr>
-          <w:p>
-            <w:pPr>
-              <w:pStyle w:val="Normal"/>
-              <w:widowControl/>
+            <w:tcW w:w="2882" w:type="dxa"/>
+            <w:tcBorders/>
+            <w:vAlign w:val="center"/>
+          </w:tcPr>
+          <w:p>
+            <w:pPr>
+              <w:pStyle w:val="Normal"/>
+              <w:widowControl/>
+              <w:suppressAutoHyphens w:val="true"/>
               <w:spacing w:lineRule="auto" w:line="240" w:before="0" w:after="0"/>
               <w:jc w:val="start"/>
               <w:rPr>
@@ -8474,14 +10144,15 @@
         </w:tc>
         <w:tc>
           <w:tcPr>
-            <w:tcW w:w="3357" w:type="dxa"/>
-            <w:tcBorders/>
-            <w:vAlign w:val="center"/>
-          </w:tcPr>
-          <w:p>
-            <w:pPr>
-              <w:pStyle w:val="Normal"/>
-              <w:widowControl/>
+            <w:tcW w:w="3358" w:type="dxa"/>
+            <w:tcBorders/>
+            <w:vAlign w:val="center"/>
+          </w:tcPr>
+          <w:p>
+            <w:pPr>
+              <w:pStyle w:val="Normal"/>
+              <w:widowControl/>
+              <w:suppressAutoHyphens w:val="true"/>
               <w:spacing w:lineRule="auto" w:line="240" w:before="0" w:after="0"/>
               <w:jc w:val="start"/>
               <w:rPr>
@@ -8514,6 +10185,7 @@
             <w:pPr>
               <w:pStyle w:val="Normal"/>
               <w:widowControl/>
+              <w:suppressAutoHyphens w:val="true"/>
               <w:spacing w:lineRule="auto" w:line="240" w:before="0" w:after="0"/>
               <w:jc w:val="start"/>
               <w:rPr>
@@ -8541,14 +10213,15 @@
         <w:trPr/>
         <w:tc>
           <w:tcPr>
-            <w:tcW w:w="2883" w:type="dxa"/>
-            <w:tcBorders/>
-            <w:vAlign w:val="center"/>
-          </w:tcPr>
-          <w:p>
-            <w:pPr>
-              <w:pStyle w:val="Normal"/>
-              <w:widowControl/>
+            <w:tcW w:w="2882" w:type="dxa"/>
+            <w:tcBorders/>
+            <w:vAlign w:val="center"/>
+          </w:tcPr>
+          <w:p>
+            <w:pPr>
+              <w:pStyle w:val="Normal"/>
+              <w:widowControl/>
+              <w:suppressAutoHyphens w:val="true"/>
               <w:spacing w:lineRule="auto" w:line="240" w:before="0" w:after="0"/>
               <w:jc w:val="start"/>
               <w:rPr>
@@ -8573,14 +10246,15 @@
         </w:tc>
         <w:tc>
           <w:tcPr>
-            <w:tcW w:w="3357" w:type="dxa"/>
-            <w:tcBorders/>
-            <w:vAlign w:val="center"/>
-          </w:tcPr>
-          <w:p>
-            <w:pPr>
-              <w:pStyle w:val="Normal"/>
-              <w:widowControl/>
+            <w:tcW w:w="3358" w:type="dxa"/>
+            <w:tcBorders/>
+            <w:vAlign w:val="center"/>
+          </w:tcPr>
+          <w:p>
+            <w:pPr>
+              <w:pStyle w:val="Normal"/>
+              <w:widowControl/>
+              <w:suppressAutoHyphens w:val="true"/>
               <w:spacing w:lineRule="auto" w:line="240" w:before="0" w:after="0"/>
               <w:jc w:val="start"/>
               <w:rPr>
@@ -8613,6 +10287,7 @@
             <w:pPr>
               <w:pStyle w:val="Normal"/>
               <w:widowControl/>
+              <w:suppressAutoHyphens w:val="true"/>
               <w:spacing w:lineRule="auto" w:line="240" w:before="0" w:after="0"/>
               <w:jc w:val="start"/>
               <w:rPr>
@@ -8640,14 +10315,15 @@
         <w:trPr/>
         <w:tc>
           <w:tcPr>
-            <w:tcW w:w="2883" w:type="dxa"/>
-            <w:tcBorders/>
-            <w:vAlign w:val="center"/>
-          </w:tcPr>
-          <w:p>
-            <w:pPr>
-              <w:pStyle w:val="Normal"/>
-              <w:widowControl/>
+            <w:tcW w:w="2882" w:type="dxa"/>
+            <w:tcBorders/>
+            <w:vAlign w:val="center"/>
+          </w:tcPr>
+          <w:p>
+            <w:pPr>
+              <w:pStyle w:val="Normal"/>
+              <w:widowControl/>
+              <w:suppressAutoHyphens w:val="true"/>
               <w:spacing w:lineRule="auto" w:line="240" w:before="0" w:after="0"/>
               <w:jc w:val="start"/>
               <w:rPr>
@@ -8672,14 +10348,15 @@
         </w:tc>
         <w:tc>
           <w:tcPr>
-            <w:tcW w:w="3357" w:type="dxa"/>
-            <w:tcBorders/>
-            <w:vAlign w:val="center"/>
-          </w:tcPr>
-          <w:p>
-            <w:pPr>
-              <w:pStyle w:val="Normal"/>
-              <w:widowControl/>
+            <w:tcW w:w="3358" w:type="dxa"/>
+            <w:tcBorders/>
+            <w:vAlign w:val="center"/>
+          </w:tcPr>
+          <w:p>
+            <w:pPr>
+              <w:pStyle w:val="Normal"/>
+              <w:widowControl/>
+              <w:suppressAutoHyphens w:val="true"/>
               <w:spacing w:lineRule="auto" w:line="240" w:before="0" w:after="0"/>
               <w:jc w:val="start"/>
               <w:rPr>
@@ -8712,6 +10389,7 @@
             <w:pPr>
               <w:pStyle w:val="Normal"/>
               <w:widowControl/>
+              <w:suppressAutoHyphens w:val="true"/>
               <w:spacing w:lineRule="auto" w:line="240" w:before="0" w:after="0"/>
               <w:jc w:val="start"/>
               <w:rPr>
@@ -8739,14 +10417,15 @@
         <w:trPr/>
         <w:tc>
           <w:tcPr>
-            <w:tcW w:w="2883" w:type="dxa"/>
-            <w:tcBorders/>
-            <w:vAlign w:val="center"/>
-          </w:tcPr>
-          <w:p>
-            <w:pPr>
-              <w:pStyle w:val="Normal"/>
-              <w:widowControl/>
+            <w:tcW w:w="2882" w:type="dxa"/>
+            <w:tcBorders/>
+            <w:vAlign w:val="center"/>
+          </w:tcPr>
+          <w:p>
+            <w:pPr>
+              <w:pStyle w:val="Normal"/>
+              <w:widowControl/>
+              <w:suppressAutoHyphens w:val="true"/>
               <w:spacing w:lineRule="auto" w:line="240" w:before="0" w:after="0"/>
               <w:jc w:val="start"/>
               <w:rPr>
@@ -8771,14 +10450,15 @@
         </w:tc>
         <w:tc>
           <w:tcPr>
-            <w:tcW w:w="3357" w:type="dxa"/>
-            <w:tcBorders/>
-            <w:vAlign w:val="center"/>
-          </w:tcPr>
-          <w:p>
-            <w:pPr>
-              <w:pStyle w:val="Normal"/>
-              <w:widowControl/>
+            <w:tcW w:w="3358" w:type="dxa"/>
+            <w:tcBorders/>
+            <w:vAlign w:val="center"/>
+          </w:tcPr>
+          <w:p>
+            <w:pPr>
+              <w:pStyle w:val="Normal"/>
+              <w:widowControl/>
+              <w:suppressAutoHyphens w:val="true"/>
               <w:spacing w:lineRule="auto" w:line="240" w:before="0" w:after="0"/>
               <w:jc w:val="start"/>
               <w:rPr>
@@ -8811,6 +10491,7 @@
             <w:pPr>
               <w:pStyle w:val="Normal"/>
               <w:widowControl/>
+              <w:suppressAutoHyphens w:val="true"/>
               <w:spacing w:lineRule="auto" w:line="240" w:before="0" w:after="0"/>
               <w:jc w:val="start"/>
               <w:rPr>
@@ -8838,14 +10519,15 @@
         <w:trPr/>
         <w:tc>
           <w:tcPr>
-            <w:tcW w:w="2883" w:type="dxa"/>
-            <w:tcBorders/>
-            <w:vAlign w:val="center"/>
-          </w:tcPr>
-          <w:p>
-            <w:pPr>
-              <w:pStyle w:val="Normal"/>
-              <w:widowControl/>
+            <w:tcW w:w="2882" w:type="dxa"/>
+            <w:tcBorders/>
+            <w:vAlign w:val="center"/>
+          </w:tcPr>
+          <w:p>
+            <w:pPr>
+              <w:pStyle w:val="Normal"/>
+              <w:widowControl/>
+              <w:suppressAutoHyphens w:val="true"/>
               <w:spacing w:lineRule="auto" w:line="240" w:before="0" w:after="0"/>
               <w:jc w:val="start"/>
               <w:rPr>
@@ -8870,14 +10552,15 @@
         </w:tc>
         <w:tc>
           <w:tcPr>
-            <w:tcW w:w="3357" w:type="dxa"/>
-            <w:tcBorders/>
-            <w:vAlign w:val="center"/>
-          </w:tcPr>
-          <w:p>
-            <w:pPr>
-              <w:pStyle w:val="Normal"/>
-              <w:widowControl/>
+            <w:tcW w:w="3358" w:type="dxa"/>
+            <w:tcBorders/>
+            <w:vAlign w:val="center"/>
+          </w:tcPr>
+          <w:p>
+            <w:pPr>
+              <w:pStyle w:val="Normal"/>
+              <w:widowControl/>
+              <w:suppressAutoHyphens w:val="true"/>
               <w:spacing w:lineRule="auto" w:line="240" w:before="0" w:after="0"/>
               <w:jc w:val="start"/>
               <w:rPr>
@@ -8910,6 +10593,7 @@
             <w:pPr>
               <w:pStyle w:val="Normal"/>
               <w:widowControl/>
+              <w:suppressAutoHyphens w:val="true"/>
               <w:spacing w:lineRule="auto" w:line="240" w:before="0" w:after="0"/>
               <w:jc w:val="start"/>
               <w:rPr>
@@ -8937,14 +10621,15 @@
         <w:trPr/>
         <w:tc>
           <w:tcPr>
-            <w:tcW w:w="2883" w:type="dxa"/>
-            <w:tcBorders/>
-            <w:vAlign w:val="center"/>
-          </w:tcPr>
-          <w:p>
-            <w:pPr>
-              <w:pStyle w:val="Normal"/>
-              <w:widowControl/>
+            <w:tcW w:w="2882" w:type="dxa"/>
+            <w:tcBorders/>
+            <w:vAlign w:val="center"/>
+          </w:tcPr>
+          <w:p>
+            <w:pPr>
+              <w:pStyle w:val="Normal"/>
+              <w:widowControl/>
+              <w:suppressAutoHyphens w:val="true"/>
               <w:spacing w:lineRule="auto" w:line="240" w:before="0" w:after="0"/>
               <w:jc w:val="start"/>
               <w:rPr>
@@ -8969,14 +10654,15 @@
         </w:tc>
         <w:tc>
           <w:tcPr>
-            <w:tcW w:w="3357" w:type="dxa"/>
-            <w:tcBorders/>
-            <w:vAlign w:val="center"/>
-          </w:tcPr>
-          <w:p>
-            <w:pPr>
-              <w:pStyle w:val="Normal"/>
-              <w:widowControl/>
+            <w:tcW w:w="3358" w:type="dxa"/>
+            <w:tcBorders/>
+            <w:vAlign w:val="center"/>
+          </w:tcPr>
+          <w:p>
+            <w:pPr>
+              <w:pStyle w:val="Normal"/>
+              <w:widowControl/>
+              <w:suppressAutoHyphens w:val="true"/>
               <w:spacing w:lineRule="auto" w:line="240" w:before="0" w:after="0"/>
               <w:jc w:val="start"/>
               <w:rPr>
@@ -9009,6 +10695,7 @@
             <w:pPr>
               <w:pStyle w:val="Normal"/>
               <w:widowControl/>
+              <w:suppressAutoHyphens w:val="true"/>
               <w:spacing w:lineRule="auto" w:line="240" w:before="0" w:after="0"/>
               <w:jc w:val="start"/>
               <w:rPr>
@@ -9089,6 +10776,7 @@
             <w:pPr>
               <w:pStyle w:val="Normal"/>
               <w:widowControl/>
+              <w:suppressAutoHyphens w:val="true"/>
               <w:spacing w:lineRule="auto" w:line="240" w:before="0" w:after="0"/>
               <w:jc w:val="start"/>
               <w:rPr>
@@ -9122,6 +10810,7 @@
             <w:pPr>
               <w:pStyle w:val="Normal"/>
               <w:widowControl/>
+              <w:suppressAutoHyphens w:val="true"/>
               <w:spacing w:lineRule="auto" w:line="240" w:before="0" w:after="0"/>
               <w:jc w:val="start"/>
               <w:rPr>
@@ -9155,6 +10844,7 @@
             <w:pPr>
               <w:pStyle w:val="Normal"/>
               <w:widowControl/>
+              <w:suppressAutoHyphens w:val="true"/>
               <w:spacing w:lineRule="auto" w:line="240" w:before="0" w:after="0"/>
               <w:jc w:val="start"/>
               <w:rPr>
@@ -9190,6 +10880,7 @@
             <w:pPr>
               <w:pStyle w:val="Normal"/>
               <w:widowControl/>
+              <w:suppressAutoHyphens w:val="true"/>
               <w:spacing w:lineRule="auto" w:line="240" w:before="0" w:after="0"/>
               <w:jc w:val="start"/>
               <w:rPr>
@@ -9222,6 +10913,7 @@
             <w:pPr>
               <w:pStyle w:val="Normal"/>
               <w:widowControl/>
+              <w:suppressAutoHyphens w:val="true"/>
               <w:spacing w:lineRule="auto" w:line="240" w:before="0" w:after="0"/>
               <w:jc w:val="start"/>
               <w:rPr>
@@ -9254,6 +10946,7 @@
             <w:pPr>
               <w:pStyle w:val="Normal"/>
               <w:widowControl/>
+              <w:suppressAutoHyphens w:val="true"/>
               <w:spacing w:lineRule="auto" w:line="240" w:before="0" w:after="0"/>
               <w:jc w:val="start"/>
               <w:rPr>
@@ -9289,6 +10982,7 @@
             <w:pPr>
               <w:pStyle w:val="Normal"/>
               <w:widowControl/>
+              <w:suppressAutoHyphens w:val="true"/>
               <w:spacing w:lineRule="auto" w:line="240" w:before="0" w:after="0"/>
               <w:jc w:val="start"/>
               <w:rPr>
@@ -9321,6 +11015,7 @@
             <w:pPr>
               <w:pStyle w:val="Normal"/>
               <w:widowControl/>
+              <w:suppressAutoHyphens w:val="true"/>
               <w:spacing w:lineRule="auto" w:line="240" w:before="0" w:after="0"/>
               <w:jc w:val="start"/>
               <w:rPr>
@@ -9353,6 +11048,7 @@
             <w:pPr>
               <w:pStyle w:val="Normal"/>
               <w:widowControl/>
+              <w:suppressAutoHyphens w:val="true"/>
               <w:spacing w:lineRule="auto" w:line="240" w:before="0" w:after="0"/>
               <w:jc w:val="start"/>
               <w:rPr>
@@ -9388,6 +11084,7 @@
             <w:pPr>
               <w:pStyle w:val="Normal"/>
               <w:widowControl/>
+              <w:suppressAutoHyphens w:val="true"/>
               <w:spacing w:lineRule="auto" w:line="240" w:before="0" w:after="0"/>
               <w:jc w:val="start"/>
               <w:rPr>
@@ -9420,6 +11117,7 @@
             <w:pPr>
               <w:pStyle w:val="Normal"/>
               <w:widowControl/>
+              <w:suppressAutoHyphens w:val="true"/>
               <w:spacing w:lineRule="auto" w:line="240" w:before="0" w:after="0"/>
               <w:jc w:val="start"/>
               <w:rPr>
@@ -9452,6 +11150,7 @@
             <w:pPr>
               <w:pStyle w:val="Normal"/>
               <w:widowControl/>
+              <w:suppressAutoHyphens w:val="true"/>
               <w:spacing w:lineRule="auto" w:line="240" w:before="0" w:after="0"/>
               <w:jc w:val="start"/>
               <w:rPr>
@@ -9487,6 +11186,7 @@
             <w:pPr>
               <w:pStyle w:val="Normal"/>
               <w:widowControl/>
+              <w:suppressAutoHyphens w:val="true"/>
               <w:spacing w:lineRule="auto" w:line="240" w:before="0" w:after="0"/>
               <w:jc w:val="start"/>
               <w:rPr>
@@ -9519,6 +11219,7 @@
             <w:pPr>
               <w:pStyle w:val="Normal"/>
               <w:widowControl/>
+              <w:suppressAutoHyphens w:val="true"/>
               <w:spacing w:lineRule="auto" w:line="240" w:before="0" w:after="0"/>
               <w:jc w:val="start"/>
               <w:rPr>
@@ -9551,6 +11252,7 @@
             <w:pPr>
               <w:pStyle w:val="Normal"/>
               <w:widowControl/>
+              <w:suppressAutoHyphens w:val="true"/>
               <w:spacing w:lineRule="auto" w:line="240" w:before="0" w:after="0"/>
               <w:jc w:val="start"/>
               <w:rPr>
@@ -9586,6 +11288,7 @@
             <w:pPr>
               <w:pStyle w:val="Normal"/>
               <w:widowControl/>
+              <w:suppressAutoHyphens w:val="true"/>
               <w:spacing w:lineRule="auto" w:line="240" w:before="0" w:after="0"/>
               <w:jc w:val="start"/>
               <w:rPr>
@@ -9618,6 +11321,7 @@
             <w:pPr>
               <w:pStyle w:val="Normal"/>
               <w:widowControl/>
+              <w:suppressAutoHyphens w:val="true"/>
               <w:spacing w:lineRule="auto" w:line="240" w:before="0" w:after="0"/>
               <w:jc w:val="start"/>
               <w:rPr>
@@ -9650,6 +11354,7 @@
             <w:pPr>
               <w:pStyle w:val="Normal"/>
               <w:widowControl/>
+              <w:suppressAutoHyphens w:val="true"/>
               <w:spacing w:lineRule="auto" w:line="240" w:before="0" w:after="0"/>
               <w:jc w:val="start"/>
               <w:rPr>
@@ -9737,16 +11442,16 @@
         <w:tblLook w:noHBand="0" w:noVBand="1" w:firstColumn="1" w:lastRow="0" w:lastColumn="0" w:firstRow="1" w:val="04a0"/>
       </w:tblPr>
       <w:tblGrid>
-        <w:gridCol w:w="983"/>
+        <w:gridCol w:w="982"/>
         <w:gridCol w:w="2534"/>
-        <w:gridCol w:w="2066"/>
+        <w:gridCol w:w="2067"/>
         <w:gridCol w:w="3777"/>
       </w:tblGrid>
       <w:tr>
         <w:trPr/>
         <w:tc>
           <w:tcPr>
-            <w:tcW w:w="983" w:type="dxa"/>
+            <w:tcW w:w="982" w:type="dxa"/>
             <w:tcBorders/>
             <w:shd w:fill="D9EAD3" w:val="clear"/>
             <w:vAlign w:val="center"/>
@@ -9755,6 +11460,7 @@
             <w:pPr>
               <w:pStyle w:val="Normal"/>
               <w:widowControl/>
+              <w:suppressAutoHyphens w:val="true"/>
               <w:spacing w:lineRule="auto" w:line="240" w:before="0" w:after="0"/>
               <w:jc w:val="start"/>
               <w:rPr>
@@ -9788,6 +11494,7 @@
             <w:pPr>
               <w:pStyle w:val="Normal"/>
               <w:widowControl/>
+              <w:suppressAutoHyphens w:val="true"/>
               <w:spacing w:lineRule="auto" w:line="240" w:before="0" w:after="0"/>
               <w:jc w:val="start"/>
               <w:rPr>
@@ -9812,7 +11519,7 @@
         </w:tc>
         <w:tc>
           <w:tcPr>
-            <w:tcW w:w="2066" w:type="dxa"/>
+            <w:tcW w:w="2067" w:type="dxa"/>
             <w:tcBorders/>
             <w:shd w:fill="D9EAD3" w:val="clear"/>
             <w:vAlign w:val="center"/>
@@ -9821,6 +11528,7 @@
             <w:pPr>
               <w:pStyle w:val="Normal"/>
               <w:widowControl/>
+              <w:suppressAutoHyphens w:val="true"/>
               <w:spacing w:lineRule="auto" w:line="240" w:before="0" w:after="0"/>
               <w:jc w:val="start"/>
               <w:rPr>
@@ -9854,6 +11562,7 @@
             <w:pPr>
               <w:pStyle w:val="Normal"/>
               <w:widowControl/>
+              <w:suppressAutoHyphens w:val="true"/>
               <w:spacing w:lineRule="auto" w:line="240" w:before="0" w:after="0"/>
               <w:jc w:val="start"/>
               <w:rPr>
@@ -9881,14 +11590,15 @@
         <w:trPr/>
         <w:tc>
           <w:tcPr>
-            <w:tcW w:w="983" w:type="dxa"/>
-            <w:tcBorders/>
-            <w:vAlign w:val="center"/>
-          </w:tcPr>
-          <w:p>
-            <w:pPr>
-              <w:pStyle w:val="Normal"/>
-              <w:widowControl/>
+            <w:tcW w:w="982" w:type="dxa"/>
+            <w:tcBorders/>
+            <w:vAlign w:val="center"/>
+          </w:tcPr>
+          <w:p>
+            <w:pPr>
+              <w:pStyle w:val="Normal"/>
+              <w:widowControl/>
+              <w:suppressAutoHyphens w:val="true"/>
               <w:spacing w:lineRule="auto" w:line="240" w:before="0" w:after="0"/>
               <w:jc w:val="start"/>
               <w:rPr>
@@ -9921,6 +11631,7 @@
             <w:pPr>
               <w:pStyle w:val="Normal"/>
               <w:widowControl/>
+              <w:suppressAutoHyphens w:val="true"/>
               <w:spacing w:lineRule="auto" w:line="240" w:before="0" w:after="0"/>
               <w:jc w:val="start"/>
               <w:rPr>
@@ -9945,14 +11656,15 @@
         </w:tc>
         <w:tc>
           <w:tcPr>
-            <w:tcW w:w="2066" w:type="dxa"/>
-            <w:tcBorders/>
-            <w:vAlign w:val="center"/>
-          </w:tcPr>
-          <w:p>
-            <w:pPr>
-              <w:pStyle w:val="Normal"/>
-              <w:widowControl/>
+            <w:tcW w:w="2067" w:type="dxa"/>
+            <w:tcBorders/>
+            <w:vAlign w:val="center"/>
+          </w:tcPr>
+          <w:p>
+            <w:pPr>
+              <w:pStyle w:val="Normal"/>
+              <w:widowControl/>
+              <w:suppressAutoHyphens w:val="true"/>
               <w:spacing w:lineRule="auto" w:line="240" w:before="0" w:after="0"/>
               <w:jc w:val="start"/>
               <w:rPr>
@@ -9985,6 +11697,7 @@
             <w:pPr>
               <w:pStyle w:val="Normal"/>
               <w:widowControl/>
+              <w:suppressAutoHyphens w:val="true"/>
               <w:spacing w:lineRule="auto" w:line="240" w:before="0" w:after="0"/>
               <w:jc w:val="start"/>
               <w:rPr>
@@ -10012,14 +11725,15 @@
         <w:trPr/>
         <w:tc>
           <w:tcPr>
-            <w:tcW w:w="983" w:type="dxa"/>
-            <w:tcBorders/>
-            <w:vAlign w:val="center"/>
-          </w:tcPr>
-          <w:p>
-            <w:pPr>
-              <w:pStyle w:val="Normal"/>
-              <w:widowControl/>
+            <w:tcW w:w="982" w:type="dxa"/>
+            <w:tcBorders/>
+            <w:vAlign w:val="center"/>
+          </w:tcPr>
+          <w:p>
+            <w:pPr>
+              <w:pStyle w:val="Normal"/>
+              <w:widowControl/>
+              <w:suppressAutoHyphens w:val="true"/>
               <w:spacing w:lineRule="auto" w:line="240" w:before="0" w:after="0"/>
               <w:jc w:val="start"/>
               <w:rPr>
@@ -10052,6 +11766,7 @@
             <w:pPr>
               <w:pStyle w:val="Normal"/>
               <w:widowControl/>
+              <w:suppressAutoHyphens w:val="true"/>
               <w:spacing w:lineRule="auto" w:line="240" w:before="0" w:after="0"/>
               <w:jc w:val="start"/>
               <w:rPr>
@@ -10076,14 +11791,15 @@
         </w:tc>
         <w:tc>
           <w:tcPr>
-            <w:tcW w:w="2066" w:type="dxa"/>
-            <w:tcBorders/>
-            <w:vAlign w:val="center"/>
-          </w:tcPr>
-          <w:p>
-            <w:pPr>
-              <w:pStyle w:val="Normal"/>
-              <w:widowControl/>
+            <w:tcW w:w="2067" w:type="dxa"/>
+            <w:tcBorders/>
+            <w:vAlign w:val="center"/>
+          </w:tcPr>
+          <w:p>
+            <w:pPr>
+              <w:pStyle w:val="Normal"/>
+              <w:widowControl/>
+              <w:suppressAutoHyphens w:val="true"/>
               <w:spacing w:lineRule="auto" w:line="240" w:before="0" w:after="0"/>
               <w:jc w:val="start"/>
               <w:rPr>
@@ -10116,6 +11832,7 @@
             <w:pPr>
               <w:pStyle w:val="Normal"/>
               <w:widowControl/>
+              <w:suppressAutoHyphens w:val="true"/>
               <w:spacing w:lineRule="auto" w:line="240" w:before="0" w:after="0"/>
               <w:jc w:val="start"/>
               <w:rPr>
@@ -10143,14 +11860,15 @@
         <w:trPr/>
         <w:tc>
           <w:tcPr>
-            <w:tcW w:w="983" w:type="dxa"/>
-            <w:tcBorders/>
-            <w:vAlign w:val="center"/>
-          </w:tcPr>
-          <w:p>
-            <w:pPr>
-              <w:pStyle w:val="Normal"/>
-              <w:widowControl/>
+            <w:tcW w:w="982" w:type="dxa"/>
+            <w:tcBorders/>
+            <w:vAlign w:val="center"/>
+          </w:tcPr>
+          <w:p>
+            <w:pPr>
+              <w:pStyle w:val="Normal"/>
+              <w:widowControl/>
+              <w:suppressAutoHyphens w:val="true"/>
               <w:spacing w:lineRule="auto" w:line="240" w:before="0" w:after="0"/>
               <w:jc w:val="start"/>
               <w:rPr>
@@ -10183,6 +11901,7 @@
             <w:pPr>
               <w:pStyle w:val="Normal"/>
               <w:widowControl/>
+              <w:suppressAutoHyphens w:val="true"/>
               <w:spacing w:lineRule="auto" w:line="240" w:before="0" w:after="0"/>
               <w:jc w:val="start"/>
               <w:rPr>
@@ -10207,14 +11926,15 @@
         </w:tc>
         <w:tc>
           <w:tcPr>
-            <w:tcW w:w="2066" w:type="dxa"/>
-            <w:tcBorders/>
-            <w:vAlign w:val="center"/>
-          </w:tcPr>
-          <w:p>
-            <w:pPr>
-              <w:pStyle w:val="Normal"/>
-              <w:widowControl/>
+            <w:tcW w:w="2067" w:type="dxa"/>
+            <w:tcBorders/>
+            <w:vAlign w:val="center"/>
+          </w:tcPr>
+          <w:p>
+            <w:pPr>
+              <w:pStyle w:val="Normal"/>
+              <w:widowControl/>
+              <w:suppressAutoHyphens w:val="true"/>
               <w:spacing w:lineRule="auto" w:line="240" w:before="0" w:after="0"/>
               <w:jc w:val="start"/>
               <w:rPr>
@@ -10247,6 +11967,7 @@
             <w:pPr>
               <w:pStyle w:val="Normal"/>
               <w:widowControl/>
+              <w:suppressAutoHyphens w:val="true"/>
               <w:spacing w:lineRule="auto" w:line="240" w:before="0" w:after="0"/>
               <w:jc w:val="start"/>
               <w:rPr>
@@ -10274,14 +11995,15 @@
         <w:trPr/>
         <w:tc>
           <w:tcPr>
-            <w:tcW w:w="983" w:type="dxa"/>
-            <w:tcBorders/>
-            <w:vAlign w:val="center"/>
-          </w:tcPr>
-          <w:p>
-            <w:pPr>
-              <w:pStyle w:val="Normal"/>
-              <w:widowControl/>
+            <w:tcW w:w="982" w:type="dxa"/>
+            <w:tcBorders/>
+            <w:vAlign w:val="center"/>
+          </w:tcPr>
+          <w:p>
+            <w:pPr>
+              <w:pStyle w:val="Normal"/>
+              <w:widowControl/>
+              <w:suppressAutoHyphens w:val="true"/>
               <w:spacing w:lineRule="auto" w:line="240" w:before="0" w:after="0"/>
               <w:jc w:val="start"/>
               <w:rPr>
@@ -10314,6 +12036,7 @@
             <w:pPr>
               <w:pStyle w:val="Normal"/>
               <w:widowControl/>
+              <w:suppressAutoHyphens w:val="true"/>
               <w:spacing w:lineRule="auto" w:line="240" w:before="0" w:after="0"/>
               <w:jc w:val="start"/>
               <w:rPr>
@@ -10338,14 +12061,15 @@
         </w:tc>
         <w:tc>
           <w:tcPr>
-            <w:tcW w:w="2066" w:type="dxa"/>
-            <w:tcBorders/>
-            <w:vAlign w:val="center"/>
-          </w:tcPr>
-          <w:p>
-            <w:pPr>
-              <w:pStyle w:val="Normal"/>
-              <w:widowControl/>
+            <w:tcW w:w="2067" w:type="dxa"/>
+            <w:tcBorders/>
+            <w:vAlign w:val="center"/>
+          </w:tcPr>
+          <w:p>
+            <w:pPr>
+              <w:pStyle w:val="Normal"/>
+              <w:widowControl/>
+              <w:suppressAutoHyphens w:val="true"/>
               <w:spacing w:lineRule="auto" w:line="240" w:before="0" w:after="0"/>
               <w:jc w:val="start"/>
               <w:rPr>
@@ -10378,6 +12102,7 @@
             <w:pPr>
               <w:pStyle w:val="Normal"/>
               <w:widowControl/>
+              <w:suppressAutoHyphens w:val="true"/>
               <w:spacing w:lineRule="auto" w:line="240" w:before="0" w:after="0"/>
               <w:jc w:val="start"/>
               <w:rPr>
@@ -10405,14 +12130,15 @@
         <w:trPr/>
         <w:tc>
           <w:tcPr>
-            <w:tcW w:w="983" w:type="dxa"/>
-            <w:tcBorders/>
-            <w:vAlign w:val="center"/>
-          </w:tcPr>
-          <w:p>
-            <w:pPr>
-              <w:pStyle w:val="Normal"/>
-              <w:widowControl/>
+            <w:tcW w:w="982" w:type="dxa"/>
+            <w:tcBorders/>
+            <w:vAlign w:val="center"/>
+          </w:tcPr>
+          <w:p>
+            <w:pPr>
+              <w:pStyle w:val="Normal"/>
+              <w:widowControl/>
+              <w:suppressAutoHyphens w:val="true"/>
               <w:spacing w:lineRule="auto" w:line="240" w:before="0" w:after="0"/>
               <w:jc w:val="start"/>
               <w:rPr>
@@ -10445,6 +12171,7 @@
             <w:pPr>
               <w:pStyle w:val="Normal"/>
               <w:widowControl/>
+              <w:suppressAutoHyphens w:val="true"/>
               <w:spacing w:lineRule="auto" w:line="240" w:before="0" w:after="0"/>
               <w:jc w:val="start"/>
               <w:rPr>
@@ -10469,14 +12196,15 @@
         </w:tc>
         <w:tc>
           <w:tcPr>
-            <w:tcW w:w="2066" w:type="dxa"/>
-            <w:tcBorders/>
-            <w:vAlign w:val="center"/>
-          </w:tcPr>
-          <w:p>
-            <w:pPr>
-              <w:pStyle w:val="Normal"/>
-              <w:widowControl/>
+            <w:tcW w:w="2067" w:type="dxa"/>
+            <w:tcBorders/>
+            <w:vAlign w:val="center"/>
+          </w:tcPr>
+          <w:p>
+            <w:pPr>
+              <w:pStyle w:val="Normal"/>
+              <w:widowControl/>
+              <w:suppressAutoHyphens w:val="true"/>
               <w:spacing w:lineRule="auto" w:line="240" w:before="0" w:after="0"/>
               <w:jc w:val="start"/>
               <w:rPr>
@@ -10509,6 +12237,7 @@
             <w:pPr>
               <w:pStyle w:val="Normal"/>
               <w:widowControl/>
+              <w:suppressAutoHyphens w:val="true"/>
               <w:spacing w:lineRule="auto" w:line="240" w:before="0" w:after="0"/>
               <w:jc w:val="start"/>
               <w:rPr>
@@ -10536,14 +12265,15 @@
         <w:trPr/>
         <w:tc>
           <w:tcPr>
-            <w:tcW w:w="983" w:type="dxa"/>
-            <w:tcBorders/>
-            <w:vAlign w:val="center"/>
-          </w:tcPr>
-          <w:p>
-            <w:pPr>
-              <w:pStyle w:val="Normal"/>
-              <w:widowControl/>
+            <w:tcW w:w="982" w:type="dxa"/>
+            <w:tcBorders/>
+            <w:vAlign w:val="center"/>
+          </w:tcPr>
+          <w:p>
+            <w:pPr>
+              <w:pStyle w:val="Normal"/>
+              <w:widowControl/>
+              <w:suppressAutoHyphens w:val="true"/>
               <w:spacing w:lineRule="auto" w:line="240" w:before="0" w:after="0"/>
               <w:jc w:val="start"/>
               <w:rPr>
@@ -10576,6 +12306,7 @@
             <w:pPr>
               <w:pStyle w:val="Normal"/>
               <w:widowControl/>
+              <w:suppressAutoHyphens w:val="true"/>
               <w:spacing w:lineRule="auto" w:line="240" w:before="0" w:after="0"/>
               <w:jc w:val="start"/>
               <w:rPr>
@@ -10600,14 +12331,15 @@
         </w:tc>
         <w:tc>
           <w:tcPr>
-            <w:tcW w:w="2066" w:type="dxa"/>
-            <w:tcBorders/>
-            <w:vAlign w:val="center"/>
-          </w:tcPr>
-          <w:p>
-            <w:pPr>
-              <w:pStyle w:val="Normal"/>
-              <w:widowControl/>
+            <w:tcW w:w="2067" w:type="dxa"/>
+            <w:tcBorders/>
+            <w:vAlign w:val="center"/>
+          </w:tcPr>
+          <w:p>
+            <w:pPr>
+              <w:pStyle w:val="Normal"/>
+              <w:widowControl/>
+              <w:suppressAutoHyphens w:val="true"/>
               <w:spacing w:lineRule="auto" w:line="240" w:before="0" w:after="0"/>
               <w:jc w:val="start"/>
               <w:rPr>
@@ -10640,6 +12372,7 @@
             <w:pPr>
               <w:pStyle w:val="Normal"/>
               <w:widowControl/>
+              <w:suppressAutoHyphens w:val="true"/>
               <w:spacing w:lineRule="auto" w:line="240" w:before="0" w:after="0"/>
               <w:jc w:val="start"/>
               <w:rPr>
@@ -10667,14 +12400,15 @@
         <w:trPr/>
         <w:tc>
           <w:tcPr>
-            <w:tcW w:w="983" w:type="dxa"/>
-            <w:tcBorders/>
-            <w:vAlign w:val="center"/>
-          </w:tcPr>
-          <w:p>
-            <w:pPr>
-              <w:pStyle w:val="Normal"/>
-              <w:widowControl/>
+            <w:tcW w:w="982" w:type="dxa"/>
+            <w:tcBorders/>
+            <w:vAlign w:val="center"/>
+          </w:tcPr>
+          <w:p>
+            <w:pPr>
+              <w:pStyle w:val="Normal"/>
+              <w:widowControl/>
+              <w:suppressAutoHyphens w:val="true"/>
               <w:spacing w:lineRule="auto" w:line="240" w:before="0" w:after="0"/>
               <w:jc w:val="start"/>
               <w:rPr>
@@ -10707,6 +12441,7 @@
             <w:pPr>
               <w:pStyle w:val="Normal"/>
               <w:widowControl/>
+              <w:suppressAutoHyphens w:val="true"/>
               <w:spacing w:lineRule="auto" w:line="240" w:before="0" w:after="0"/>
               <w:jc w:val="start"/>
               <w:rPr>
@@ -10731,14 +12466,15 @@
         </w:tc>
         <w:tc>
           <w:tcPr>
-            <w:tcW w:w="2066" w:type="dxa"/>
-            <w:tcBorders/>
-            <w:vAlign w:val="center"/>
-          </w:tcPr>
-          <w:p>
-            <w:pPr>
-              <w:pStyle w:val="Normal"/>
-              <w:widowControl/>
+            <w:tcW w:w="2067" w:type="dxa"/>
+            <w:tcBorders/>
+            <w:vAlign w:val="center"/>
+          </w:tcPr>
+          <w:p>
+            <w:pPr>
+              <w:pStyle w:val="Normal"/>
+              <w:widowControl/>
+              <w:suppressAutoHyphens w:val="true"/>
               <w:spacing w:lineRule="auto" w:line="240" w:before="0" w:after="0"/>
               <w:jc w:val="start"/>
               <w:rPr>
@@ -10771,6 +12507,7 @@
             <w:pPr>
               <w:pStyle w:val="Normal"/>
               <w:widowControl/>
+              <w:suppressAutoHyphens w:val="true"/>
               <w:spacing w:lineRule="auto" w:line="240" w:before="0" w:after="0"/>
               <w:jc w:val="start"/>
               <w:rPr>
@@ -10798,14 +12535,15 @@
         <w:trPr/>
         <w:tc>
           <w:tcPr>
-            <w:tcW w:w="983" w:type="dxa"/>
-            <w:tcBorders/>
-            <w:vAlign w:val="center"/>
-          </w:tcPr>
-          <w:p>
-            <w:pPr>
-              <w:pStyle w:val="Normal"/>
-              <w:widowControl/>
+            <w:tcW w:w="982" w:type="dxa"/>
+            <w:tcBorders/>
+            <w:vAlign w:val="center"/>
+          </w:tcPr>
+          <w:p>
+            <w:pPr>
+              <w:pStyle w:val="Normal"/>
+              <w:widowControl/>
+              <w:suppressAutoHyphens w:val="true"/>
               <w:spacing w:lineRule="auto" w:line="240" w:before="0" w:after="0"/>
               <w:jc w:val="start"/>
               <w:rPr>
@@ -10838,6 +12576,7 @@
             <w:pPr>
               <w:pStyle w:val="Normal"/>
               <w:widowControl/>
+              <w:suppressAutoHyphens w:val="true"/>
               <w:spacing w:lineRule="auto" w:line="240" w:before="0" w:after="0"/>
               <w:jc w:val="start"/>
               <w:rPr>
@@ -10862,14 +12601,15 @@
         </w:tc>
         <w:tc>
           <w:tcPr>
-            <w:tcW w:w="2066" w:type="dxa"/>
-            <w:tcBorders/>
-            <w:vAlign w:val="center"/>
-          </w:tcPr>
-          <w:p>
-            <w:pPr>
-              <w:pStyle w:val="Normal"/>
-              <w:widowControl/>
+            <w:tcW w:w="2067" w:type="dxa"/>
+            <w:tcBorders/>
+            <w:vAlign w:val="center"/>
+          </w:tcPr>
+          <w:p>
+            <w:pPr>
+              <w:pStyle w:val="Normal"/>
+              <w:widowControl/>
+              <w:suppressAutoHyphens w:val="true"/>
               <w:spacing w:lineRule="auto" w:line="240" w:before="0" w:after="0"/>
               <w:jc w:val="start"/>
               <w:rPr>
@@ -10902,6 +12642,7 @@
             <w:pPr>
               <w:pStyle w:val="Normal"/>
               <w:widowControl/>
+              <w:suppressAutoHyphens w:val="true"/>
               <w:spacing w:lineRule="auto" w:line="240" w:before="0" w:after="0"/>
               <w:jc w:val="start"/>
               <w:rPr>
@@ -10929,14 +12670,15 @@
         <w:trPr/>
         <w:tc>
           <w:tcPr>
-            <w:tcW w:w="983" w:type="dxa"/>
-            <w:tcBorders/>
-            <w:vAlign w:val="center"/>
-          </w:tcPr>
-          <w:p>
-            <w:pPr>
-              <w:pStyle w:val="Normal"/>
-              <w:widowControl/>
+            <w:tcW w:w="982" w:type="dxa"/>
+            <w:tcBorders/>
+            <w:vAlign w:val="center"/>
+          </w:tcPr>
+          <w:p>
+            <w:pPr>
+              <w:pStyle w:val="Normal"/>
+              <w:widowControl/>
+              <w:suppressAutoHyphens w:val="true"/>
               <w:spacing w:lineRule="auto" w:line="240" w:before="0" w:after="0"/>
               <w:jc w:val="start"/>
               <w:rPr>
@@ -10969,6 +12711,7 @@
             <w:pPr>
               <w:pStyle w:val="Normal"/>
               <w:widowControl/>
+              <w:suppressAutoHyphens w:val="true"/>
               <w:spacing w:lineRule="auto" w:line="240" w:before="0" w:after="0"/>
               <w:jc w:val="start"/>
               <w:rPr>
@@ -10993,14 +12736,15 @@
         </w:tc>
         <w:tc>
           <w:tcPr>
-            <w:tcW w:w="2066" w:type="dxa"/>
-            <w:tcBorders/>
-            <w:vAlign w:val="center"/>
-          </w:tcPr>
-          <w:p>
-            <w:pPr>
-              <w:pStyle w:val="Normal"/>
-              <w:widowControl/>
+            <w:tcW w:w="2067" w:type="dxa"/>
+            <w:tcBorders/>
+            <w:vAlign w:val="center"/>
+          </w:tcPr>
+          <w:p>
+            <w:pPr>
+              <w:pStyle w:val="Normal"/>
+              <w:widowControl/>
+              <w:suppressAutoHyphens w:val="true"/>
               <w:spacing w:lineRule="auto" w:line="240" w:before="0" w:after="0"/>
               <w:jc w:val="start"/>
               <w:rPr>
@@ -11033,6 +12777,7 @@
             <w:pPr>
               <w:pStyle w:val="Normal"/>
               <w:widowControl/>
+              <w:suppressAutoHyphens w:val="true"/>
               <w:spacing w:lineRule="auto" w:line="240" w:before="0" w:after="0"/>
               <w:jc w:val="start"/>
               <w:rPr>
@@ -11060,14 +12805,15 @@
         <w:trPr/>
         <w:tc>
           <w:tcPr>
-            <w:tcW w:w="983" w:type="dxa"/>
-            <w:tcBorders/>
-            <w:vAlign w:val="center"/>
-          </w:tcPr>
-          <w:p>
-            <w:pPr>
-              <w:pStyle w:val="Normal"/>
-              <w:widowControl/>
+            <w:tcW w:w="982" w:type="dxa"/>
+            <w:tcBorders/>
+            <w:vAlign w:val="center"/>
+          </w:tcPr>
+          <w:p>
+            <w:pPr>
+              <w:pStyle w:val="Normal"/>
+              <w:widowControl/>
+              <w:suppressAutoHyphens w:val="true"/>
               <w:spacing w:lineRule="auto" w:line="240" w:before="0" w:after="0"/>
               <w:jc w:val="start"/>
               <w:rPr>
@@ -11100,6 +12846,7 @@
             <w:pPr>
               <w:pStyle w:val="Normal"/>
               <w:widowControl/>
+              <w:suppressAutoHyphens w:val="true"/>
               <w:spacing w:lineRule="auto" w:line="240" w:before="0" w:after="0"/>
               <w:jc w:val="start"/>
               <w:rPr>
@@ -11124,14 +12871,15 @@
         </w:tc>
         <w:tc>
           <w:tcPr>
-            <w:tcW w:w="2066" w:type="dxa"/>
-            <w:tcBorders/>
-            <w:vAlign w:val="center"/>
-          </w:tcPr>
-          <w:p>
-            <w:pPr>
-              <w:pStyle w:val="Normal"/>
-              <w:widowControl/>
+            <w:tcW w:w="2067" w:type="dxa"/>
+            <w:tcBorders/>
+            <w:vAlign w:val="center"/>
+          </w:tcPr>
+          <w:p>
+            <w:pPr>
+              <w:pStyle w:val="Normal"/>
+              <w:widowControl/>
+              <w:suppressAutoHyphens w:val="true"/>
               <w:spacing w:lineRule="auto" w:line="240" w:before="0" w:after="0"/>
               <w:jc w:val="start"/>
               <w:rPr>
@@ -11164,6 +12912,7 @@
             <w:pPr>
               <w:pStyle w:val="Normal"/>
               <w:widowControl/>
+              <w:suppressAutoHyphens w:val="true"/>
               <w:spacing w:lineRule="auto" w:line="240" w:before="0" w:after="0"/>
               <w:jc w:val="start"/>
               <w:rPr>
@@ -11191,14 +12940,15 @@
         <w:trPr/>
         <w:tc>
           <w:tcPr>
-            <w:tcW w:w="983" w:type="dxa"/>
-            <w:tcBorders/>
-            <w:vAlign w:val="center"/>
-          </w:tcPr>
-          <w:p>
-            <w:pPr>
-              <w:pStyle w:val="Normal"/>
-              <w:widowControl/>
+            <w:tcW w:w="982" w:type="dxa"/>
+            <w:tcBorders/>
+            <w:vAlign w:val="center"/>
+          </w:tcPr>
+          <w:p>
+            <w:pPr>
+              <w:pStyle w:val="Normal"/>
+              <w:widowControl/>
+              <w:suppressAutoHyphens w:val="true"/>
               <w:spacing w:lineRule="auto" w:line="240" w:before="0" w:after="0"/>
               <w:jc w:val="start"/>
               <w:rPr>
@@ -11231,6 +12981,7 @@
             <w:pPr>
               <w:pStyle w:val="Normal"/>
               <w:widowControl/>
+              <w:suppressAutoHyphens w:val="true"/>
               <w:spacing w:lineRule="auto" w:line="240" w:before="0" w:after="0"/>
               <w:jc w:val="start"/>
               <w:rPr>
@@ -11255,14 +13006,15 @@
         </w:tc>
         <w:tc>
           <w:tcPr>
-            <w:tcW w:w="2066" w:type="dxa"/>
-            <w:tcBorders/>
-            <w:vAlign w:val="center"/>
-          </w:tcPr>
-          <w:p>
-            <w:pPr>
-              <w:pStyle w:val="Normal"/>
-              <w:widowControl/>
+            <w:tcW w:w="2067" w:type="dxa"/>
+            <w:tcBorders/>
+            <w:vAlign w:val="center"/>
+          </w:tcPr>
+          <w:p>
+            <w:pPr>
+              <w:pStyle w:val="Normal"/>
+              <w:widowControl/>
+              <w:suppressAutoHyphens w:val="true"/>
               <w:spacing w:lineRule="auto" w:line="240" w:before="0" w:after="0"/>
               <w:jc w:val="start"/>
               <w:rPr>
@@ -11295,6 +13047,7 @@
             <w:pPr>
               <w:pStyle w:val="Normal"/>
               <w:widowControl/>
+              <w:suppressAutoHyphens w:val="true"/>
               <w:spacing w:lineRule="auto" w:line="240" w:before="0" w:after="0"/>
               <w:jc w:val="start"/>
               <w:rPr>
@@ -11322,14 +13075,15 @@
         <w:trPr/>
         <w:tc>
           <w:tcPr>
-            <w:tcW w:w="983" w:type="dxa"/>
-            <w:tcBorders/>
-            <w:vAlign w:val="center"/>
-          </w:tcPr>
-          <w:p>
-            <w:pPr>
-              <w:pStyle w:val="Normal"/>
-              <w:widowControl/>
+            <w:tcW w:w="982" w:type="dxa"/>
+            <w:tcBorders/>
+            <w:vAlign w:val="center"/>
+          </w:tcPr>
+          <w:p>
+            <w:pPr>
+              <w:pStyle w:val="Normal"/>
+              <w:widowControl/>
+              <w:suppressAutoHyphens w:val="true"/>
               <w:spacing w:lineRule="auto" w:line="240" w:before="0" w:after="0"/>
               <w:jc w:val="start"/>
               <w:rPr>
@@ -11362,6 +13116,7 @@
             <w:pPr>
               <w:pStyle w:val="Normal"/>
               <w:widowControl/>
+              <w:suppressAutoHyphens w:val="true"/>
               <w:spacing w:lineRule="auto" w:line="240" w:before="0" w:after="0"/>
               <w:jc w:val="start"/>
               <w:rPr>
@@ -11386,14 +13141,15 @@
         </w:tc>
         <w:tc>
           <w:tcPr>
-            <w:tcW w:w="2066" w:type="dxa"/>
-            <w:tcBorders/>
-            <w:vAlign w:val="center"/>
-          </w:tcPr>
-          <w:p>
-            <w:pPr>
-              <w:pStyle w:val="Normal"/>
-              <w:widowControl/>
+            <w:tcW w:w="2067" w:type="dxa"/>
+            <w:tcBorders/>
+            <w:vAlign w:val="center"/>
+          </w:tcPr>
+          <w:p>
+            <w:pPr>
+              <w:pStyle w:val="Normal"/>
+              <w:widowControl/>
+              <w:suppressAutoHyphens w:val="true"/>
               <w:spacing w:lineRule="auto" w:line="240" w:before="0" w:after="0"/>
               <w:jc w:val="start"/>
               <w:rPr>
@@ -11426,6 +13182,7 @@
             <w:pPr>
               <w:pStyle w:val="Normal"/>
               <w:widowControl/>
+              <w:suppressAutoHyphens w:val="true"/>
               <w:spacing w:lineRule="auto" w:line="240" w:before="0" w:after="0"/>
               <w:jc w:val="start"/>
               <w:rPr>
@@ -11453,14 +13210,15 @@
         <w:trPr/>
         <w:tc>
           <w:tcPr>
-            <w:tcW w:w="983" w:type="dxa"/>
-            <w:tcBorders/>
-            <w:vAlign w:val="center"/>
-          </w:tcPr>
-          <w:p>
-            <w:pPr>
-              <w:pStyle w:val="Normal"/>
-              <w:widowControl/>
+            <w:tcW w:w="982" w:type="dxa"/>
+            <w:tcBorders/>
+            <w:vAlign w:val="center"/>
+          </w:tcPr>
+          <w:p>
+            <w:pPr>
+              <w:pStyle w:val="Normal"/>
+              <w:widowControl/>
+              <w:suppressAutoHyphens w:val="true"/>
               <w:spacing w:lineRule="auto" w:line="240" w:before="0" w:after="0"/>
               <w:jc w:val="start"/>
               <w:rPr>
@@ -11493,6 +13251,7 @@
             <w:pPr>
               <w:pStyle w:val="Normal"/>
               <w:widowControl/>
+              <w:suppressAutoHyphens w:val="true"/>
               <w:spacing w:lineRule="auto" w:line="240" w:before="0" w:after="0"/>
               <w:jc w:val="start"/>
               <w:rPr>
@@ -11517,14 +13276,15 @@
         </w:tc>
         <w:tc>
           <w:tcPr>
-            <w:tcW w:w="2066" w:type="dxa"/>
-            <w:tcBorders/>
-            <w:vAlign w:val="center"/>
-          </w:tcPr>
-          <w:p>
-            <w:pPr>
-              <w:pStyle w:val="Normal"/>
-              <w:widowControl/>
+            <w:tcW w:w="2067" w:type="dxa"/>
+            <w:tcBorders/>
+            <w:vAlign w:val="center"/>
+          </w:tcPr>
+          <w:p>
+            <w:pPr>
+              <w:pStyle w:val="Normal"/>
+              <w:widowControl/>
+              <w:suppressAutoHyphens w:val="true"/>
               <w:spacing w:lineRule="auto" w:line="240" w:before="0" w:after="0"/>
               <w:jc w:val="start"/>
               <w:rPr>
@@ -11557,6 +13317,7 @@
             <w:pPr>
               <w:pStyle w:val="Normal"/>
               <w:widowControl/>
+              <w:suppressAutoHyphens w:val="true"/>
               <w:spacing w:lineRule="auto" w:line="240" w:before="0" w:after="0"/>
               <w:jc w:val="start"/>
               <w:rPr>
@@ -11584,14 +13345,15 @@
         <w:trPr/>
         <w:tc>
           <w:tcPr>
-            <w:tcW w:w="983" w:type="dxa"/>
-            <w:tcBorders/>
-            <w:vAlign w:val="center"/>
-          </w:tcPr>
-          <w:p>
-            <w:pPr>
-              <w:pStyle w:val="Normal"/>
-              <w:widowControl/>
+            <w:tcW w:w="982" w:type="dxa"/>
+            <w:tcBorders/>
+            <w:vAlign w:val="center"/>
+          </w:tcPr>
+          <w:p>
+            <w:pPr>
+              <w:pStyle w:val="Normal"/>
+              <w:widowControl/>
+              <w:suppressAutoHyphens w:val="true"/>
               <w:spacing w:lineRule="auto" w:line="240" w:before="0" w:after="0"/>
               <w:jc w:val="start"/>
               <w:rPr>
@@ -11624,6 +13386,7 @@
             <w:pPr>
               <w:pStyle w:val="Normal"/>
               <w:widowControl/>
+              <w:suppressAutoHyphens w:val="true"/>
               <w:spacing w:lineRule="auto" w:line="240" w:before="0" w:after="0"/>
               <w:jc w:val="start"/>
               <w:rPr>
@@ -11648,14 +13411,15 @@
         </w:tc>
         <w:tc>
           <w:tcPr>
-            <w:tcW w:w="2066" w:type="dxa"/>
-            <w:tcBorders/>
-            <w:vAlign w:val="center"/>
-          </w:tcPr>
-          <w:p>
-            <w:pPr>
-              <w:pStyle w:val="Normal"/>
-              <w:widowControl/>
+            <w:tcW w:w="2067" w:type="dxa"/>
+            <w:tcBorders/>
+            <w:vAlign w:val="center"/>
+          </w:tcPr>
+          <w:p>
+            <w:pPr>
+              <w:pStyle w:val="Normal"/>
+              <w:widowControl/>
+              <w:suppressAutoHyphens w:val="true"/>
               <w:spacing w:lineRule="auto" w:line="240" w:before="0" w:after="0"/>
               <w:jc w:val="start"/>
               <w:rPr>
@@ -11688,6 +13452,7 @@
             <w:pPr>
               <w:pStyle w:val="Normal"/>
               <w:widowControl/>
+              <w:suppressAutoHyphens w:val="true"/>
               <w:spacing w:lineRule="auto" w:line="240" w:before="0" w:after="0"/>
               <w:jc w:val="start"/>
               <w:rPr>
@@ -11715,14 +13480,15 @@
         <w:trPr/>
         <w:tc>
           <w:tcPr>
-            <w:tcW w:w="983" w:type="dxa"/>
-            <w:tcBorders/>
-            <w:vAlign w:val="center"/>
-          </w:tcPr>
-          <w:p>
-            <w:pPr>
-              <w:pStyle w:val="Normal"/>
-              <w:widowControl/>
+            <w:tcW w:w="982" w:type="dxa"/>
+            <w:tcBorders/>
+            <w:vAlign w:val="center"/>
+          </w:tcPr>
+          <w:p>
+            <w:pPr>
+              <w:pStyle w:val="Normal"/>
+              <w:widowControl/>
+              <w:suppressAutoHyphens w:val="true"/>
               <w:spacing w:lineRule="auto" w:line="240" w:before="0" w:after="0"/>
               <w:jc w:val="start"/>
               <w:rPr>
@@ -11755,6 +13521,7 @@
             <w:pPr>
               <w:pStyle w:val="Normal"/>
               <w:widowControl/>
+              <w:suppressAutoHyphens w:val="true"/>
               <w:spacing w:lineRule="auto" w:line="240" w:before="0" w:after="0"/>
               <w:jc w:val="start"/>
               <w:rPr>
@@ -11779,14 +13546,15 @@
         </w:tc>
         <w:tc>
           <w:tcPr>
-            <w:tcW w:w="2066" w:type="dxa"/>
-            <w:tcBorders/>
-            <w:vAlign w:val="center"/>
-          </w:tcPr>
-          <w:p>
-            <w:pPr>
-              <w:pStyle w:val="Normal"/>
-              <w:widowControl/>
+            <w:tcW w:w="2067" w:type="dxa"/>
+            <w:tcBorders/>
+            <w:vAlign w:val="center"/>
+          </w:tcPr>
+          <w:p>
+            <w:pPr>
+              <w:pStyle w:val="Normal"/>
+              <w:widowControl/>
+              <w:suppressAutoHyphens w:val="true"/>
               <w:spacing w:lineRule="auto" w:line="240" w:before="0" w:after="0"/>
               <w:jc w:val="start"/>
               <w:rPr>
@@ -11819,6 +13587,7 @@
             <w:pPr>
               <w:pStyle w:val="Normal"/>
               <w:widowControl/>
+              <w:suppressAutoHyphens w:val="true"/>
               <w:spacing w:lineRule="auto" w:line="240" w:before="0" w:after="0"/>
               <w:jc w:val="start"/>
               <w:rPr>
@@ -11898,6 +13667,7 @@
             <w:pPr>
               <w:pStyle w:val="Normal"/>
               <w:widowControl/>
+              <w:suppressAutoHyphens w:val="true"/>
               <w:spacing w:lineRule="auto" w:line="240" w:before="0" w:after="0"/>
               <w:jc w:val="start"/>
               <w:rPr>
@@ -11931,6 +13701,7 @@
             <w:pPr>
               <w:pStyle w:val="Normal"/>
               <w:widowControl/>
+              <w:suppressAutoHyphens w:val="true"/>
               <w:spacing w:lineRule="auto" w:line="240" w:before="0" w:after="0"/>
               <w:jc w:val="start"/>
               <w:rPr>
@@ -11966,6 +13737,7 @@
             <w:pPr>
               <w:pStyle w:val="Normal"/>
               <w:widowControl/>
+              <w:suppressAutoHyphens w:val="true"/>
               <w:spacing w:lineRule="auto" w:line="240" w:before="0" w:after="0"/>
               <w:jc w:val="start"/>
               <w:rPr>
@@ -11998,6 +13770,7 @@
             <w:pPr>
               <w:pStyle w:val="Normal"/>
               <w:widowControl/>
+              <w:suppressAutoHyphens w:val="true"/>
               <w:spacing w:lineRule="auto" w:line="240" w:before="0" w:after="0"/>
               <w:jc w:val="start"/>
               <w:rPr>
@@ -12033,6 +13806,7 @@
             <w:pPr>
               <w:pStyle w:val="Normal"/>
               <w:widowControl/>
+              <w:suppressAutoHyphens w:val="true"/>
               <w:spacing w:lineRule="auto" w:line="240" w:before="0" w:after="0"/>
               <w:jc w:val="start"/>
               <w:rPr>
@@ -12065,6 +13839,7 @@
             <w:pPr>
               <w:pStyle w:val="Normal"/>
               <w:widowControl/>
+              <w:suppressAutoHyphens w:val="true"/>
               <w:spacing w:lineRule="auto" w:line="240" w:before="0" w:after="0"/>
               <w:jc w:val="start"/>
               <w:rPr>
@@ -12100,6 +13875,7 @@
             <w:pPr>
               <w:pStyle w:val="Normal"/>
               <w:widowControl/>
+              <w:suppressAutoHyphens w:val="true"/>
               <w:spacing w:lineRule="auto" w:line="240" w:before="0" w:after="0"/>
               <w:jc w:val="start"/>
               <w:rPr>
@@ -12132,6 +13908,7 @@
             <w:pPr>
               <w:pStyle w:val="Normal"/>
               <w:widowControl/>
+              <w:suppressAutoHyphens w:val="true"/>
               <w:spacing w:lineRule="auto" w:line="240" w:before="0" w:after="0"/>
               <w:jc w:val="start"/>
               <w:rPr>
@@ -12167,6 +13944,7 @@
             <w:pPr>
               <w:pStyle w:val="Normal"/>
               <w:widowControl/>
+              <w:suppressAutoHyphens w:val="true"/>
               <w:spacing w:lineRule="auto" w:line="240" w:before="0" w:after="0"/>
               <w:jc w:val="start"/>
               <w:rPr>
@@ -12199,6 +13977,7 @@
             <w:pPr>
               <w:pStyle w:val="Normal"/>
               <w:widowControl/>
+              <w:suppressAutoHyphens w:val="true"/>
               <w:spacing w:lineRule="auto" w:line="240" w:before="0" w:after="0"/>
               <w:jc w:val="start"/>
               <w:rPr>
@@ -12296,14 +14075,14 @@
         <w:tblLook w:noHBand="0" w:noVBand="1" w:firstColumn="1" w:lastRow="0" w:lastColumn="0" w:firstRow="1" w:val="04a0"/>
       </w:tblPr>
       <w:tblGrid>
-        <w:gridCol w:w="3967"/>
-        <w:gridCol w:w="5393"/>
+        <w:gridCol w:w="3966"/>
+        <w:gridCol w:w="5394"/>
       </w:tblGrid>
       <w:tr>
         <w:trPr/>
         <w:tc>
           <w:tcPr>
-            <w:tcW w:w="3967" w:type="dxa"/>
+            <w:tcW w:w="3966" w:type="dxa"/>
             <w:tcBorders/>
             <w:shd w:fill="D9EAD3" w:val="clear"/>
             <w:vAlign w:val="center"/>
@@ -12312,6 +14091,7 @@
             <w:pPr>
               <w:pStyle w:val="Normal"/>
               <w:widowControl/>
+              <w:suppressAutoHyphens w:val="true"/>
               <w:spacing w:lineRule="auto" w:line="240" w:before="0" w:after="0"/>
               <w:jc w:val="start"/>
               <w:rPr>
@@ -12336,7 +14116,7 @@
         </w:tc>
         <w:tc>
           <w:tcPr>
-            <w:tcW w:w="5393" w:type="dxa"/>
+            <w:tcW w:w="5394" w:type="dxa"/>
             <w:tcBorders/>
             <w:shd w:fill="D9EAD3" w:val="clear"/>
             <w:vAlign w:val="center"/>
@@ -12345,6 +14125,7 @@
             <w:pPr>
               <w:pStyle w:val="Normal"/>
               <w:widowControl/>
+              <w:suppressAutoHyphens w:val="true"/>
               <w:spacing w:lineRule="auto" w:line="240" w:before="0" w:after="0"/>
               <w:jc w:val="start"/>
               <w:rPr>
@@ -12372,14 +14153,15 @@
         <w:trPr/>
         <w:tc>
           <w:tcPr>
-            <w:tcW w:w="3967" w:type="dxa"/>
-            <w:tcBorders/>
-            <w:vAlign w:val="center"/>
-          </w:tcPr>
-          <w:p>
-            <w:pPr>
-              <w:pStyle w:val="Normal"/>
-              <w:widowControl/>
+            <w:tcW w:w="3966" w:type="dxa"/>
+            <w:tcBorders/>
+            <w:vAlign w:val="center"/>
+          </w:tcPr>
+          <w:p>
+            <w:pPr>
+              <w:pStyle w:val="Normal"/>
+              <w:widowControl/>
+              <w:suppressAutoHyphens w:val="true"/>
               <w:spacing w:lineRule="auto" w:line="240" w:before="0" w:after="0"/>
               <w:jc w:val="start"/>
               <w:rPr>
@@ -12404,14 +14186,15 @@
         </w:tc>
         <w:tc>
           <w:tcPr>
-            <w:tcW w:w="5393" w:type="dxa"/>
-            <w:tcBorders/>
-            <w:vAlign w:val="center"/>
-          </w:tcPr>
-          <w:p>
-            <w:pPr>
-              <w:pStyle w:val="Normal"/>
-              <w:widowControl/>
+            <w:tcW w:w="5394" w:type="dxa"/>
+            <w:tcBorders/>
+            <w:vAlign w:val="center"/>
+          </w:tcPr>
+          <w:p>
+            <w:pPr>
+              <w:pStyle w:val="Normal"/>
+              <w:widowControl/>
+              <w:suppressAutoHyphens w:val="true"/>
               <w:spacing w:lineRule="auto" w:line="240" w:before="0" w:after="0"/>
               <w:jc w:val="start"/>
               <w:rPr>
@@ -12439,14 +14222,15 @@
         <w:trPr/>
         <w:tc>
           <w:tcPr>
-            <w:tcW w:w="3967" w:type="dxa"/>
-            <w:tcBorders/>
-            <w:vAlign w:val="center"/>
-          </w:tcPr>
-          <w:p>
-            <w:pPr>
-              <w:pStyle w:val="Normal"/>
-              <w:widowControl/>
+            <w:tcW w:w="3966" w:type="dxa"/>
+            <w:tcBorders/>
+            <w:vAlign w:val="center"/>
+          </w:tcPr>
+          <w:p>
+            <w:pPr>
+              <w:pStyle w:val="Normal"/>
+              <w:widowControl/>
+              <w:suppressAutoHyphens w:val="true"/>
               <w:spacing w:lineRule="auto" w:line="240" w:before="0" w:after="0"/>
               <w:jc w:val="start"/>
               <w:rPr>
@@ -12471,14 +14255,15 @@
         </w:tc>
         <w:tc>
           <w:tcPr>
-            <w:tcW w:w="5393" w:type="dxa"/>
-            <w:tcBorders/>
-            <w:vAlign w:val="center"/>
-          </w:tcPr>
-          <w:p>
-            <w:pPr>
-              <w:pStyle w:val="Normal"/>
-              <w:widowControl/>
+            <w:tcW w:w="5394" w:type="dxa"/>
+            <w:tcBorders/>
+            <w:vAlign w:val="center"/>
+          </w:tcPr>
+          <w:p>
+            <w:pPr>
+              <w:pStyle w:val="Normal"/>
+              <w:widowControl/>
+              <w:suppressAutoHyphens w:val="true"/>
               <w:spacing w:lineRule="auto" w:line="240" w:before="0" w:after="0"/>
               <w:jc w:val="start"/>
               <w:rPr>
@@ -12506,14 +14291,15 @@
         <w:trPr/>
         <w:tc>
           <w:tcPr>
-            <w:tcW w:w="3967" w:type="dxa"/>
-            <w:tcBorders/>
-            <w:vAlign w:val="center"/>
-          </w:tcPr>
-          <w:p>
-            <w:pPr>
-              <w:pStyle w:val="Normal"/>
-              <w:widowControl/>
+            <w:tcW w:w="3966" w:type="dxa"/>
+            <w:tcBorders/>
+            <w:vAlign w:val="center"/>
+          </w:tcPr>
+          <w:p>
+            <w:pPr>
+              <w:pStyle w:val="Normal"/>
+              <w:widowControl/>
+              <w:suppressAutoHyphens w:val="true"/>
               <w:spacing w:lineRule="auto" w:line="240" w:before="0" w:after="0"/>
               <w:jc w:val="start"/>
               <w:rPr>
@@ -12538,14 +14324,15 @@
         </w:tc>
         <w:tc>
           <w:tcPr>
-            <w:tcW w:w="5393" w:type="dxa"/>
-            <w:tcBorders/>
-            <w:vAlign w:val="center"/>
-          </w:tcPr>
-          <w:p>
-            <w:pPr>
-              <w:pStyle w:val="Normal"/>
-              <w:widowControl/>
+            <w:tcW w:w="5394" w:type="dxa"/>
+            <w:tcBorders/>
+            <w:vAlign w:val="center"/>
+          </w:tcPr>
+          <w:p>
+            <w:pPr>
+              <w:pStyle w:val="Normal"/>
+              <w:widowControl/>
+              <w:suppressAutoHyphens w:val="true"/>
               <w:spacing w:lineRule="auto" w:line="240" w:before="0" w:after="0"/>
               <w:jc w:val="start"/>
               <w:rPr>
@@ -12573,14 +14360,15 @@
         <w:trPr/>
         <w:tc>
           <w:tcPr>
-            <w:tcW w:w="3967" w:type="dxa"/>
-            <w:tcBorders/>
-            <w:vAlign w:val="center"/>
-          </w:tcPr>
-          <w:p>
-            <w:pPr>
-              <w:pStyle w:val="Normal"/>
-              <w:widowControl/>
+            <w:tcW w:w="3966" w:type="dxa"/>
+            <w:tcBorders/>
+            <w:vAlign w:val="center"/>
+          </w:tcPr>
+          <w:p>
+            <w:pPr>
+              <w:pStyle w:val="Normal"/>
+              <w:widowControl/>
+              <w:suppressAutoHyphens w:val="true"/>
               <w:spacing w:lineRule="auto" w:line="240" w:before="0" w:after="0"/>
               <w:jc w:val="start"/>
               <w:rPr>
@@ -12605,14 +14393,15 @@
         </w:tc>
         <w:tc>
           <w:tcPr>
-            <w:tcW w:w="5393" w:type="dxa"/>
-            <w:tcBorders/>
-            <w:vAlign w:val="center"/>
-          </w:tcPr>
-          <w:p>
-            <w:pPr>
-              <w:pStyle w:val="Normal"/>
-              <w:widowControl/>
+            <w:tcW w:w="5394" w:type="dxa"/>
+            <w:tcBorders/>
+            <w:vAlign w:val="center"/>
+          </w:tcPr>
+          <w:p>
+            <w:pPr>
+              <w:pStyle w:val="Normal"/>
+              <w:widowControl/>
+              <w:suppressAutoHyphens w:val="true"/>
               <w:spacing w:lineRule="auto" w:line="240" w:before="0" w:after="0"/>
               <w:jc w:val="start"/>
               <w:rPr>
@@ -12686,14 +14475,14 @@
         <w:tblLook w:noHBand="0" w:noVBand="1" w:firstColumn="1" w:lastRow="0" w:lastColumn="0" w:firstRow="1" w:val="04a0"/>
       </w:tblPr>
       <w:tblGrid>
-        <w:gridCol w:w="2517"/>
-        <w:gridCol w:w="6843"/>
+        <w:gridCol w:w="2516"/>
+        <w:gridCol w:w="6844"/>
       </w:tblGrid>
       <w:tr>
         <w:trPr/>
         <w:tc>
           <w:tcPr>
-            <w:tcW w:w="2517" w:type="dxa"/>
+            <w:tcW w:w="2516" w:type="dxa"/>
             <w:tcBorders/>
             <w:shd w:fill="D9EAD3" w:val="clear"/>
             <w:vAlign w:val="center"/>
@@ -12702,6 +14491,7 @@
             <w:pPr>
               <w:pStyle w:val="Normal"/>
               <w:widowControl/>
+              <w:suppressAutoHyphens w:val="true"/>
               <w:spacing w:lineRule="auto" w:line="240" w:before="0" w:after="0"/>
               <w:jc w:val="start"/>
               <w:rPr>
@@ -12726,7 +14516,7 @@
         </w:tc>
         <w:tc>
           <w:tcPr>
-            <w:tcW w:w="6843" w:type="dxa"/>
+            <w:tcW w:w="6844" w:type="dxa"/>
             <w:tcBorders/>
             <w:shd w:fill="D9EAD3" w:val="clear"/>
             <w:vAlign w:val="center"/>
@@ -12735,6 +14525,7 @@
             <w:pPr>
               <w:pStyle w:val="Normal"/>
               <w:widowControl/>
+              <w:suppressAutoHyphens w:val="true"/>
               <w:spacing w:lineRule="auto" w:line="240" w:before="0" w:after="0"/>
               <w:jc w:val="start"/>
               <w:rPr>
@@ -12762,14 +14553,15 @@
         <w:trPr/>
         <w:tc>
           <w:tcPr>
-            <w:tcW w:w="2517" w:type="dxa"/>
-            <w:tcBorders/>
-            <w:vAlign w:val="center"/>
-          </w:tcPr>
-          <w:p>
-            <w:pPr>
-              <w:pStyle w:val="Normal"/>
-              <w:widowControl/>
+            <w:tcW w:w="2516" w:type="dxa"/>
+            <w:tcBorders/>
+            <w:vAlign w:val="center"/>
+          </w:tcPr>
+          <w:p>
+            <w:pPr>
+              <w:pStyle w:val="Normal"/>
+              <w:widowControl/>
+              <w:suppressAutoHyphens w:val="true"/>
               <w:spacing w:lineRule="auto" w:line="240" w:before="0" w:after="0"/>
               <w:jc w:val="start"/>
               <w:rPr>
@@ -12794,14 +14586,15 @@
         </w:tc>
         <w:tc>
           <w:tcPr>
-            <w:tcW w:w="6843" w:type="dxa"/>
-            <w:tcBorders/>
-            <w:vAlign w:val="center"/>
-          </w:tcPr>
-          <w:p>
-            <w:pPr>
-              <w:pStyle w:val="Normal"/>
-              <w:widowControl/>
+            <w:tcW w:w="6844" w:type="dxa"/>
+            <w:tcBorders/>
+            <w:vAlign w:val="center"/>
+          </w:tcPr>
+          <w:p>
+            <w:pPr>
+              <w:pStyle w:val="Normal"/>
+              <w:widowControl/>
+              <w:suppressAutoHyphens w:val="true"/>
               <w:spacing w:lineRule="auto" w:line="240" w:before="0" w:after="0"/>
               <w:jc w:val="start"/>
               <w:rPr>
@@ -12829,14 +14622,15 @@
         <w:trPr/>
         <w:tc>
           <w:tcPr>
-            <w:tcW w:w="2517" w:type="dxa"/>
-            <w:tcBorders/>
-            <w:vAlign w:val="center"/>
-          </w:tcPr>
-          <w:p>
-            <w:pPr>
-              <w:pStyle w:val="Normal"/>
-              <w:widowControl/>
+            <w:tcW w:w="2516" w:type="dxa"/>
+            <w:tcBorders/>
+            <w:vAlign w:val="center"/>
+          </w:tcPr>
+          <w:p>
+            <w:pPr>
+              <w:pStyle w:val="Normal"/>
+              <w:widowControl/>
+              <w:suppressAutoHyphens w:val="true"/>
               <w:spacing w:lineRule="auto" w:line="240" w:before="0" w:after="0"/>
               <w:jc w:val="start"/>
               <w:rPr>
@@ -12861,14 +14655,15 @@
         </w:tc>
         <w:tc>
           <w:tcPr>
-            <w:tcW w:w="6843" w:type="dxa"/>
-            <w:tcBorders/>
-            <w:vAlign w:val="center"/>
-          </w:tcPr>
-          <w:p>
-            <w:pPr>
-              <w:pStyle w:val="Normal"/>
-              <w:widowControl/>
+            <w:tcW w:w="6844" w:type="dxa"/>
+            <w:tcBorders/>
+            <w:vAlign w:val="center"/>
+          </w:tcPr>
+          <w:p>
+            <w:pPr>
+              <w:pStyle w:val="Normal"/>
+              <w:widowControl/>
+              <w:suppressAutoHyphens w:val="true"/>
               <w:spacing w:lineRule="auto" w:line="240" w:before="0" w:after="0"/>
               <w:jc w:val="start"/>
               <w:rPr>
@@ -12896,14 +14691,15 @@
         <w:trPr/>
         <w:tc>
           <w:tcPr>
-            <w:tcW w:w="2517" w:type="dxa"/>
-            <w:tcBorders/>
-            <w:vAlign w:val="center"/>
-          </w:tcPr>
-          <w:p>
-            <w:pPr>
-              <w:pStyle w:val="Normal"/>
-              <w:widowControl/>
+            <w:tcW w:w="2516" w:type="dxa"/>
+            <w:tcBorders/>
+            <w:vAlign w:val="center"/>
+          </w:tcPr>
+          <w:p>
+            <w:pPr>
+              <w:pStyle w:val="Normal"/>
+              <w:widowControl/>
+              <w:suppressAutoHyphens w:val="true"/>
               <w:spacing w:lineRule="auto" w:line="240" w:before="0" w:after="0"/>
               <w:jc w:val="start"/>
               <w:rPr>
@@ -12928,14 +14724,15 @@
         </w:tc>
         <w:tc>
           <w:tcPr>
-            <w:tcW w:w="6843" w:type="dxa"/>
-            <w:tcBorders/>
-            <w:vAlign w:val="center"/>
-          </w:tcPr>
-          <w:p>
-            <w:pPr>
-              <w:pStyle w:val="Normal"/>
-              <w:widowControl/>
+            <w:tcW w:w="6844" w:type="dxa"/>
+            <w:tcBorders/>
+            <w:vAlign w:val="center"/>
+          </w:tcPr>
+          <w:p>
+            <w:pPr>
+              <w:pStyle w:val="Normal"/>
+              <w:widowControl/>
+              <w:suppressAutoHyphens w:val="true"/>
               <w:spacing w:lineRule="auto" w:line="240" w:before="0" w:after="0"/>
               <w:jc w:val="start"/>
               <w:rPr>
@@ -12963,14 +14760,15 @@
         <w:trPr/>
         <w:tc>
           <w:tcPr>
-            <w:tcW w:w="2517" w:type="dxa"/>
-            <w:tcBorders/>
-            <w:vAlign w:val="center"/>
-          </w:tcPr>
-          <w:p>
-            <w:pPr>
-              <w:pStyle w:val="Normal"/>
-              <w:widowControl/>
+            <w:tcW w:w="2516" w:type="dxa"/>
+            <w:tcBorders/>
+            <w:vAlign w:val="center"/>
+          </w:tcPr>
+          <w:p>
+            <w:pPr>
+              <w:pStyle w:val="Normal"/>
+              <w:widowControl/>
+              <w:suppressAutoHyphens w:val="true"/>
               <w:spacing w:lineRule="auto" w:line="240" w:before="0" w:after="0"/>
               <w:jc w:val="start"/>
               <w:rPr>
@@ -12995,14 +14793,15 @@
         </w:tc>
         <w:tc>
           <w:tcPr>
-            <w:tcW w:w="6843" w:type="dxa"/>
-            <w:tcBorders/>
-            <w:vAlign w:val="center"/>
-          </w:tcPr>
-          <w:p>
-            <w:pPr>
-              <w:pStyle w:val="Normal"/>
-              <w:widowControl/>
+            <w:tcW w:w="6844" w:type="dxa"/>
+            <w:tcBorders/>
+            <w:vAlign w:val="center"/>
+          </w:tcPr>
+          <w:p>
+            <w:pPr>
+              <w:pStyle w:val="Normal"/>
+              <w:widowControl/>
+              <w:suppressAutoHyphens w:val="true"/>
               <w:spacing w:lineRule="auto" w:line="240" w:before="0" w:after="0"/>
               <w:jc w:val="start"/>
               <w:rPr>
@@ -13030,14 +14829,15 @@
         <w:trPr/>
         <w:tc>
           <w:tcPr>
-            <w:tcW w:w="2517" w:type="dxa"/>
-            <w:tcBorders/>
-            <w:vAlign w:val="center"/>
-          </w:tcPr>
-          <w:p>
-            <w:pPr>
-              <w:pStyle w:val="Normal"/>
-              <w:widowControl/>
+            <w:tcW w:w="2516" w:type="dxa"/>
+            <w:tcBorders/>
+            <w:vAlign w:val="center"/>
+          </w:tcPr>
+          <w:p>
+            <w:pPr>
+              <w:pStyle w:val="Normal"/>
+              <w:widowControl/>
+              <w:suppressAutoHyphens w:val="true"/>
               <w:spacing w:lineRule="auto" w:line="240" w:before="0" w:after="0"/>
               <w:jc w:val="start"/>
               <w:rPr>
@@ -13062,14 +14862,15 @@
         </w:tc>
         <w:tc>
           <w:tcPr>
-            <w:tcW w:w="6843" w:type="dxa"/>
-            <w:tcBorders/>
-            <w:vAlign w:val="center"/>
-          </w:tcPr>
-          <w:p>
-            <w:pPr>
-              <w:pStyle w:val="Normal"/>
-              <w:widowControl/>
+            <w:tcW w:w="6844" w:type="dxa"/>
+            <w:tcBorders/>
+            <w:vAlign w:val="center"/>
+          </w:tcPr>
+          <w:p>
+            <w:pPr>
+              <w:pStyle w:val="Normal"/>
+              <w:widowControl/>
+              <w:suppressAutoHyphens w:val="true"/>
               <w:spacing w:lineRule="auto" w:line="240" w:before="0" w:after="0"/>
               <w:jc w:val="start"/>
               <w:rPr>
@@ -13778,6 +15579,7 @@
         </w:tabs>
         <w:ind w:start="1080" w:hanging="360"/>
       </w:pPr>
+      <w:rPr/>
     </w:lvl>
     <w:lvl w:ilvl="2">
       <w:start w:val="1"/>
@@ -13790,6 +15592,7 @@
         </w:tabs>
         <w:ind w:start="1440" w:hanging="360"/>
       </w:pPr>
+      <w:rPr/>
     </w:lvl>
     <w:lvl w:ilvl="3">
       <w:start w:val="1"/>
@@ -13802,6 +15605,7 @@
         </w:tabs>
         <w:ind w:start="1800" w:hanging="360"/>
       </w:pPr>
+      <w:rPr/>
     </w:lvl>
     <w:lvl w:ilvl="4">
       <w:start w:val="1"/>
@@ -13814,6 +15618,7 @@
         </w:tabs>
         <w:ind w:start="2160" w:hanging="360"/>
       </w:pPr>
+      <w:rPr/>
     </w:lvl>
     <w:lvl w:ilvl="5">
       <w:start w:val="1"/>
@@ -13826,6 +15631,7 @@
         </w:tabs>
         <w:ind w:start="2520" w:hanging="360"/>
       </w:pPr>
+      <w:rPr/>
     </w:lvl>
     <w:lvl w:ilvl="6">
       <w:start w:val="1"/>
@@ -13838,6 +15644,7 @@
         </w:tabs>
         <w:ind w:start="2880" w:hanging="360"/>
       </w:pPr>
+      <w:rPr/>
     </w:lvl>
     <w:lvl w:ilvl="7">
       <w:start w:val="1"/>
@@ -13850,6 +15657,7 @@
         </w:tabs>
         <w:ind w:start="3240" w:hanging="360"/>
       </w:pPr>
+      <w:rPr/>
     </w:lvl>
     <w:lvl w:ilvl="8">
       <w:start w:val="1"/>
@@ -13862,6 +15670,7 @@
         </w:tabs>
         <w:ind w:start="3600" w:hanging="360"/>
       </w:pPr>
+      <w:rPr/>
     </w:lvl>
   </w:abstractNum>
   <w:abstractNum w:abstractNumId="2">
@@ -13891,6 +15700,7 @@
         </w:tabs>
         <w:ind w:start="1080" w:hanging="360"/>
       </w:pPr>
+      <w:rPr/>
     </w:lvl>
     <w:lvl w:ilvl="2">
       <w:start w:val="1"/>
@@ -13903,6 +15713,7 @@
         </w:tabs>
         <w:ind w:start="1440" w:hanging="360"/>
       </w:pPr>
+      <w:rPr/>
     </w:lvl>
     <w:lvl w:ilvl="3">
       <w:start w:val="1"/>
@@ -13915,6 +15726,7 @@
         </w:tabs>
         <w:ind w:start="1800" w:hanging="360"/>
       </w:pPr>
+      <w:rPr/>
     </w:lvl>
     <w:lvl w:ilvl="4">
       <w:start w:val="1"/>
@@ -13927,6 +15739,7 @@
         </w:tabs>
         <w:ind w:start="2160" w:hanging="360"/>
       </w:pPr>
+      <w:rPr/>
     </w:lvl>
     <w:lvl w:ilvl="5">
       <w:start w:val="1"/>
@@ -13939,6 +15752,7 @@
         </w:tabs>
         <w:ind w:start="2520" w:hanging="360"/>
       </w:pPr>
+      <w:rPr/>
     </w:lvl>
     <w:lvl w:ilvl="6">
       <w:start w:val="1"/>
@@ -13951,6 +15765,7 @@
         </w:tabs>
         <w:ind w:start="2880" w:hanging="360"/>
       </w:pPr>
+      <w:rPr/>
     </w:lvl>
     <w:lvl w:ilvl="7">
       <w:start w:val="1"/>
@@ -13963,6 +15778,7 @@
         </w:tabs>
         <w:ind w:start="3240" w:hanging="360"/>
       </w:pPr>
+      <w:rPr/>
     </w:lvl>
     <w:lvl w:ilvl="8">
       <w:start w:val="1"/>
@@ -13975,6 +15791,7 @@
         </w:tabs>
         <w:ind w:start="3600" w:hanging="360"/>
       </w:pPr>
+      <w:rPr/>
     </w:lvl>
   </w:abstractNum>
   <w:abstractNum w:abstractNumId="3">
@@ -14004,6 +15821,7 @@
         </w:tabs>
         <w:ind w:start="1080" w:hanging="360"/>
       </w:pPr>
+      <w:rPr/>
     </w:lvl>
     <w:lvl w:ilvl="2">
       <w:start w:val="1"/>
@@ -14016,6 +15834,7 @@
         </w:tabs>
         <w:ind w:start="1440" w:hanging="360"/>
       </w:pPr>
+      <w:rPr/>
     </w:lvl>
     <w:lvl w:ilvl="3">
       <w:start w:val="1"/>
@@ -14028,6 +15847,7 @@
         </w:tabs>
         <w:ind w:start="1800" w:hanging="360"/>
       </w:pPr>
+      <w:rPr/>
     </w:lvl>
     <w:lvl w:ilvl="4">
       <w:start w:val="1"/>
@@ -14040,6 +15860,7 @@
         </w:tabs>
         <w:ind w:start="2160" w:hanging="360"/>
       </w:pPr>
+      <w:rPr/>
     </w:lvl>
     <w:lvl w:ilvl="5">
       <w:start w:val="1"/>
@@ -14052,6 +15873,7 @@
         </w:tabs>
         <w:ind w:start="2520" w:hanging="360"/>
       </w:pPr>
+      <w:rPr/>
     </w:lvl>
     <w:lvl w:ilvl="6">
       <w:start w:val="1"/>
@@ -14064,6 +15886,7 @@
         </w:tabs>
         <w:ind w:start="2880" w:hanging="360"/>
       </w:pPr>
+      <w:rPr/>
     </w:lvl>
     <w:lvl w:ilvl="7">
       <w:start w:val="1"/>
@@ -14076,6 +15899,7 @@
         </w:tabs>
         <w:ind w:start="3240" w:hanging="360"/>
       </w:pPr>
+      <w:rPr/>
     </w:lvl>
     <w:lvl w:ilvl="8">
       <w:start w:val="1"/>
@@ -14088,6 +15912,7 @@
         </w:tabs>
         <w:ind w:start="3600" w:hanging="360"/>
       </w:pPr>
+      <w:rPr/>
     </w:lvl>
   </w:abstractNum>
   <w:abstractNum w:abstractNumId="4">
@@ -14115,6 +15940,7 @@
         </w:tabs>
         <w:ind w:start="1080" w:hanging="360"/>
       </w:pPr>
+      <w:rPr/>
     </w:lvl>
     <w:lvl w:ilvl="2">
       <w:start w:val="1"/>
@@ -14127,6 +15953,7 @@
         </w:tabs>
         <w:ind w:start="1440" w:hanging="360"/>
       </w:pPr>
+      <w:rPr/>
     </w:lvl>
     <w:lvl w:ilvl="3">
       <w:start w:val="1"/>
@@ -14139,6 +15966,7 @@
         </w:tabs>
         <w:ind w:start="1800" w:hanging="360"/>
       </w:pPr>
+      <w:rPr/>
     </w:lvl>
     <w:lvl w:ilvl="4">
       <w:start w:val="1"/>
@@ -14151,6 +15979,7 @@
         </w:tabs>
         <w:ind w:start="2160" w:hanging="360"/>
       </w:pPr>
+      <w:rPr/>
     </w:lvl>
     <w:lvl w:ilvl="5">
       <w:start w:val="1"/>
@@ -14163,6 +15992,7 @@
         </w:tabs>
         <w:ind w:start="2520" w:hanging="360"/>
       </w:pPr>
+      <w:rPr/>
     </w:lvl>
     <w:lvl w:ilvl="6">
       <w:start w:val="1"/>
@@ -14175,6 +16005,7 @@
         </w:tabs>
         <w:ind w:start="2880" w:hanging="360"/>
       </w:pPr>
+      <w:rPr/>
     </w:lvl>
     <w:lvl w:ilvl="7">
       <w:start w:val="1"/>
@@ -14187,6 +16018,7 @@
         </w:tabs>
         <w:ind w:start="3240" w:hanging="360"/>
       </w:pPr>
+      <w:rPr/>
     </w:lvl>
     <w:lvl w:ilvl="8">
       <w:start w:val="1"/>
@@ -14199,6 +16031,7 @@
         </w:tabs>
         <w:ind w:start="3600" w:hanging="360"/>
       </w:pPr>
+      <w:rPr/>
     </w:lvl>
   </w:abstractNum>
   <w:abstractNum w:abstractNumId="5">
@@ -14226,6 +16059,7 @@
         </w:tabs>
         <w:ind w:start="1080" w:hanging="360"/>
       </w:pPr>
+      <w:rPr/>
     </w:lvl>
     <w:lvl w:ilvl="2">
       <w:start w:val="1"/>
@@ -14238,6 +16072,7 @@
         </w:tabs>
         <w:ind w:start="1440" w:hanging="360"/>
       </w:pPr>
+      <w:rPr/>
     </w:lvl>
     <w:lvl w:ilvl="3">
       <w:start w:val="1"/>
@@ -14250,6 +16085,7 @@
         </w:tabs>
         <w:ind w:start="1800" w:hanging="360"/>
       </w:pPr>
+      <w:rPr/>
     </w:lvl>
     <w:lvl w:ilvl="4">
       <w:start w:val="1"/>
@@ -14262,6 +16098,7 @@
         </w:tabs>
         <w:ind w:start="2160" w:hanging="360"/>
       </w:pPr>
+      <w:rPr/>
     </w:lvl>
     <w:lvl w:ilvl="5">
       <w:start w:val="1"/>
@@ -14274,6 +16111,7 @@
         </w:tabs>
         <w:ind w:start="2520" w:hanging="360"/>
       </w:pPr>
+      <w:rPr/>
     </w:lvl>
     <w:lvl w:ilvl="6">
       <w:start w:val="1"/>
@@ -14286,6 +16124,7 @@
         </w:tabs>
         <w:ind w:start="2880" w:hanging="360"/>
       </w:pPr>
+      <w:rPr/>
     </w:lvl>
     <w:lvl w:ilvl="7">
       <w:start w:val="1"/>
@@ -14298,6 +16137,7 @@
         </w:tabs>
         <w:ind w:start="3240" w:hanging="360"/>
       </w:pPr>
+      <w:rPr/>
     </w:lvl>
     <w:lvl w:ilvl="8">
       <w:start w:val="1"/>
@@ -14310,6 +16150,7 @@
         </w:tabs>
         <w:ind w:start="3600" w:hanging="360"/>
       </w:pPr>
+      <w:rPr/>
     </w:lvl>
   </w:abstractNum>
   <w:abstractNum w:abstractNumId="6">
@@ -14337,6 +16178,7 @@
         </w:tabs>
         <w:ind w:start="1080" w:hanging="360"/>
       </w:pPr>
+      <w:rPr/>
     </w:lvl>
     <w:lvl w:ilvl="2">
       <w:start w:val="1"/>
@@ -14349,6 +16191,7 @@
         </w:tabs>
         <w:ind w:start="1440" w:hanging="360"/>
       </w:pPr>
+      <w:rPr/>
     </w:lvl>
     <w:lvl w:ilvl="3">
       <w:start w:val="1"/>
@@ -14361,6 +16204,7 @@
         </w:tabs>
         <w:ind w:start="1800" w:hanging="360"/>
       </w:pPr>
+      <w:rPr/>
     </w:lvl>
     <w:lvl w:ilvl="4">
       <w:start w:val="1"/>
@@ -14373,6 +16217,7 @@
         </w:tabs>
         <w:ind w:start="2160" w:hanging="360"/>
       </w:pPr>
+      <w:rPr/>
     </w:lvl>
     <w:lvl w:ilvl="5">
       <w:start w:val="1"/>
@@ -14385,6 +16230,7 @@
         </w:tabs>
         <w:ind w:start="2520" w:hanging="360"/>
       </w:pPr>
+      <w:rPr/>
     </w:lvl>
     <w:lvl w:ilvl="6">
       <w:start w:val="1"/>
@@ -14397,6 +16243,7 @@
         </w:tabs>
         <w:ind w:start="2880" w:hanging="360"/>
       </w:pPr>
+      <w:rPr/>
     </w:lvl>
     <w:lvl w:ilvl="7">
       <w:start w:val="1"/>
@@ -14409,6 +16256,7 @@
         </w:tabs>
         <w:ind w:start="3240" w:hanging="360"/>
       </w:pPr>
+      <w:rPr/>
     </w:lvl>
     <w:lvl w:ilvl="8">
       <w:start w:val="1"/>
@@ -14421,6 +16269,7 @@
         </w:tabs>
         <w:ind w:start="3600" w:hanging="360"/>
       </w:pPr>
+      <w:rPr/>
     </w:lvl>
   </w:abstractNum>
   <w:abstractNum w:abstractNumId="7">
@@ -14571,7 +16420,7 @@
   <w:docDefaults>
     <w:rPrDefault>
       <w:rPr>
-        <w:rFonts w:ascii="Cambria" w:hAnsi="Cambria" w:eastAsia="ＭＳ 明朝" w:cs="" w:asciiTheme="minorHAnsi" w:cstheme="minorBidi" w:eastAsiaTheme="minorEastAsia" w:hAnsiTheme="minorHAnsi"/>
+        <w:rFonts w:ascii="Cambria" w:hAnsi="Cambria" w:eastAsia="" w:cs="" w:asciiTheme="minorHAnsi" w:cstheme="minorBidi" w:eastAsiaTheme="minorEastAsia" w:hAnsiTheme="minorHAnsi"/>
         <w:sz w:val="22"/>
         <w:szCs w:val="22"/>
         <w:lang w:val="en-US" w:eastAsia="en-US" w:bidi="ar-SA"/>
@@ -14728,12 +16577,13 @@
     <w:rsid w:val="00fc693f"/>
     <w:pPr>
       <w:widowControl/>
+      <w:suppressAutoHyphens w:val="true"/>
       <w:bidi w:val="0"/>
-      <w:spacing w:lineRule="auto" w:line="276" w:before="0" w:after="200"/>
+      <w:spacing w:lineRule="auto" w:line="240" w:before="0" w:after="0"/>
       <w:jc w:val="start"/>
     </w:pPr>
     <w:rPr>
-      <w:rFonts w:ascii="Arial" w:hAnsi="Arial" w:eastAsia="Arial" w:cs="" w:cstheme="minorBidi"/>
+      <w:rFonts w:ascii="Times New Roman" w:hAnsi="Times New Roman" w:eastAsia="Arial" w:cs="" w:cstheme="minorBidi"/>
       <w:color w:val="auto"/>
       <w:kern w:val="0"/>
       <w:sz w:val="24"/>
@@ -14756,7 +16606,7 @@
       <w:outlineLvl w:val="0"/>
     </w:pPr>
     <w:rPr>
-      <w:rFonts w:ascii="Calibri" w:hAnsi="Calibri" w:eastAsia="ＭＳ ゴシック" w:cs="" w:asciiTheme="majorHAnsi" w:cstheme="majorBidi" w:eastAsiaTheme="majorEastAsia" w:hAnsiTheme="majorHAnsi"/>
+      <w:rFonts w:ascii="Calibri" w:hAnsi="Calibri" w:eastAsia="" w:cs="" w:asciiTheme="majorHAnsi" w:cstheme="majorBidi" w:eastAsiaTheme="majorEastAsia" w:hAnsiTheme="majorHAnsi"/>
       <w:b/>
       <w:bCs/>
       <w:color w:themeColor="accent1" w:themeShade="bf" w:val="365F91"/>
@@ -14780,7 +16630,7 @@
       <w:outlineLvl w:val="1"/>
     </w:pPr>
     <w:rPr>
-      <w:rFonts w:ascii="Calibri" w:hAnsi="Calibri" w:eastAsia="ＭＳ ゴシック" w:cs="" w:asciiTheme="majorHAnsi" w:cstheme="majorBidi" w:eastAsiaTheme="majorEastAsia" w:hAnsiTheme="majorHAnsi"/>
+      <w:rFonts w:ascii="Calibri" w:hAnsi="Calibri" w:eastAsia="" w:cs="" w:asciiTheme="majorHAnsi" w:cstheme="majorBidi" w:eastAsiaTheme="majorEastAsia" w:hAnsiTheme="majorHAnsi"/>
       <w:b/>
       <w:bCs/>
       <w:color w:themeColor="accent1" w:val="4F81BD"/>
@@ -14804,7 +16654,7 @@
       <w:outlineLvl w:val="2"/>
     </w:pPr>
     <w:rPr>
-      <w:rFonts w:ascii="Calibri" w:hAnsi="Calibri" w:eastAsia="ＭＳ ゴシック" w:cs="" w:asciiTheme="majorHAnsi" w:cstheme="majorBidi" w:eastAsiaTheme="majorEastAsia" w:hAnsiTheme="majorHAnsi"/>
+      <w:rFonts w:ascii="Calibri" w:hAnsi="Calibri" w:eastAsia="" w:cs="" w:asciiTheme="majorHAnsi" w:cstheme="majorBidi" w:eastAsiaTheme="majorEastAsia" w:hAnsiTheme="majorHAnsi"/>
       <w:b/>
       <w:bCs/>
       <w:color w:themeColor="accent1" w:val="4F81BD"/>
@@ -14828,7 +16678,7 @@
       <w:outlineLvl w:val="3"/>
     </w:pPr>
     <w:rPr>
-      <w:rFonts w:ascii="Calibri" w:hAnsi="Calibri" w:eastAsia="ＭＳ ゴシック" w:cs="" w:asciiTheme="majorHAnsi" w:cstheme="majorBidi" w:eastAsiaTheme="majorEastAsia" w:hAnsiTheme="majorHAnsi"/>
+      <w:rFonts w:ascii="Calibri" w:hAnsi="Calibri" w:eastAsia="" w:cs="" w:asciiTheme="majorHAnsi" w:cstheme="majorBidi" w:eastAsiaTheme="majorEastAsia" w:hAnsiTheme="majorHAnsi"/>
       <w:b/>
       <w:bCs/>
       <w:i/>
@@ -14853,7 +16703,7 @@
       <w:outlineLvl w:val="4"/>
     </w:pPr>
     <w:rPr>
-      <w:rFonts w:ascii="Calibri" w:hAnsi="Calibri" w:eastAsia="ＭＳ ゴシック" w:cs="" w:asciiTheme="majorHAnsi" w:cstheme="majorBidi" w:eastAsiaTheme="majorEastAsia" w:hAnsiTheme="majorHAnsi"/>
+      <w:rFonts w:ascii="Calibri" w:hAnsi="Calibri" w:eastAsia="" w:cs="" w:asciiTheme="majorHAnsi" w:cstheme="majorBidi" w:eastAsiaTheme="majorEastAsia" w:hAnsiTheme="majorHAnsi"/>
       <w:color w:themeColor="accent1" w:themeShade="7f" w:val="243F60"/>
     </w:rPr>
   </w:style>
@@ -14874,7 +16724,7 @@
       <w:outlineLvl w:val="5"/>
     </w:pPr>
     <w:rPr>
-      <w:rFonts w:ascii="Calibri" w:hAnsi="Calibri" w:eastAsia="ＭＳ ゴシック" w:cs="" w:asciiTheme="majorHAnsi" w:cstheme="majorBidi" w:eastAsiaTheme="majorEastAsia" w:hAnsiTheme="majorHAnsi"/>
+      <w:rFonts w:ascii="Calibri" w:hAnsi="Calibri" w:eastAsia="" w:cs="" w:asciiTheme="majorHAnsi" w:cstheme="majorBidi" w:eastAsiaTheme="majorEastAsia" w:hAnsiTheme="majorHAnsi"/>
       <w:i/>
       <w:iCs/>
       <w:color w:themeColor="accent1" w:themeShade="7f" w:val="243F60"/>
@@ -14897,7 +16747,7 @@
       <w:outlineLvl w:val="6"/>
     </w:pPr>
     <w:rPr>
-      <w:rFonts w:ascii="Calibri" w:hAnsi="Calibri" w:eastAsia="ＭＳ ゴシック" w:cs="" w:asciiTheme="majorHAnsi" w:cstheme="majorBidi" w:eastAsiaTheme="majorEastAsia" w:hAnsiTheme="majorHAnsi"/>
+      <w:rFonts w:ascii="Calibri" w:hAnsi="Calibri" w:eastAsia="" w:cs="" w:asciiTheme="majorHAnsi" w:cstheme="majorBidi" w:eastAsiaTheme="majorEastAsia" w:hAnsiTheme="majorHAnsi"/>
       <w:i/>
       <w:iCs/>
       <w:color w:themeColor="text1" w:themeTint="bf" w:val="404040"/>
@@ -14920,7 +16770,7 @@
       <w:outlineLvl w:val="7"/>
     </w:pPr>
     <w:rPr>
-      <w:rFonts w:ascii="Calibri" w:hAnsi="Calibri" w:eastAsia="ＭＳ ゴシック" w:cs="" w:asciiTheme="majorHAnsi" w:cstheme="majorBidi" w:eastAsiaTheme="majorEastAsia" w:hAnsiTheme="majorHAnsi"/>
+      <w:rFonts w:ascii="Calibri" w:hAnsi="Calibri" w:eastAsia="" w:cs="" w:asciiTheme="majorHAnsi" w:cstheme="majorBidi" w:eastAsiaTheme="majorEastAsia" w:hAnsiTheme="majorHAnsi"/>
       <w:color w:themeColor="accent1" w:val="4F81BD"/>
       <w:sz w:val="20"/>
       <w:szCs w:val="20"/>
@@ -14943,7 +16793,7 @@
       <w:outlineLvl w:val="8"/>
     </w:pPr>
     <w:rPr>
-      <w:rFonts w:ascii="Calibri" w:hAnsi="Calibri" w:eastAsia="ＭＳ ゴシック" w:cs="" w:asciiTheme="majorHAnsi" w:cstheme="majorBidi" w:eastAsiaTheme="majorEastAsia" w:hAnsiTheme="majorHAnsi"/>
+      <w:rFonts w:ascii="Calibri" w:hAnsi="Calibri" w:eastAsia="" w:cs="" w:asciiTheme="majorHAnsi" w:cstheme="majorBidi" w:eastAsiaTheme="majorEastAsia" w:hAnsiTheme="majorHAnsi"/>
       <w:i/>
       <w:iCs/>
       <w:color w:themeColor="text1" w:themeTint="bf" w:val="404040"/>
@@ -14985,7 +16835,7 @@
     <w:qFormat/>
     <w:rsid w:val="00fc693f"/>
     <w:rPr>
-      <w:rFonts w:ascii="Calibri" w:hAnsi="Calibri" w:eastAsia="ＭＳ ゴシック" w:cs="" w:asciiTheme="majorHAnsi" w:cstheme="majorBidi" w:eastAsiaTheme="majorEastAsia" w:hAnsiTheme="majorHAnsi"/>
+      <w:rFonts w:ascii="Calibri" w:hAnsi="Calibri" w:eastAsia="" w:cs="" w:asciiTheme="majorHAnsi" w:cstheme="majorBidi" w:eastAsiaTheme="majorEastAsia" w:hAnsiTheme="majorHAnsi"/>
       <w:b/>
       <w:bCs/>
       <w:color w:themeColor="accent1" w:themeShade="bf" w:val="365F91"/>
@@ -15001,7 +16851,7 @@
     <w:qFormat/>
     <w:rsid w:val="00fc693f"/>
     <w:rPr>
-      <w:rFonts w:ascii="Calibri" w:hAnsi="Calibri" w:eastAsia="ＭＳ ゴシック" w:cs="" w:asciiTheme="majorHAnsi" w:cstheme="majorBidi" w:eastAsiaTheme="majorEastAsia" w:hAnsiTheme="majorHAnsi"/>
+      <w:rFonts w:ascii="Calibri" w:hAnsi="Calibri" w:eastAsia="" w:cs="" w:asciiTheme="majorHAnsi" w:cstheme="majorBidi" w:eastAsiaTheme="majorEastAsia" w:hAnsiTheme="majorHAnsi"/>
       <w:b/>
       <w:bCs/>
       <w:color w:themeColor="accent1" w:val="4F81BD"/>
@@ -15017,7 +16867,7 @@
     <w:qFormat/>
     <w:rsid w:val="00fc693f"/>
     <w:rPr>
-      <w:rFonts w:ascii="Calibri" w:hAnsi="Calibri" w:eastAsia="ＭＳ ゴシック" w:cs="" w:asciiTheme="majorHAnsi" w:cstheme="majorBidi" w:eastAsiaTheme="majorEastAsia" w:hAnsiTheme="majorHAnsi"/>
+      <w:rFonts w:ascii="Calibri" w:hAnsi="Calibri" w:eastAsia="" w:cs="" w:asciiTheme="majorHAnsi" w:cstheme="majorBidi" w:eastAsiaTheme="majorEastAsia" w:hAnsiTheme="majorHAnsi"/>
       <w:b/>
       <w:bCs/>
       <w:color w:themeColor="accent1" w:val="4F81BD"/>
@@ -15031,7 +16881,7 @@
     <w:qFormat/>
     <w:rsid w:val="00fc693f"/>
     <w:rPr>
-      <w:rFonts w:ascii="Calibri" w:hAnsi="Calibri" w:eastAsia="ＭＳ ゴシック" w:cs="" w:asciiTheme="majorHAnsi" w:cstheme="majorBidi" w:eastAsiaTheme="majorEastAsia" w:hAnsiTheme="majorHAnsi"/>
+      <w:rFonts w:ascii="Calibri" w:hAnsi="Calibri" w:eastAsia="" w:cs="" w:asciiTheme="majorHAnsi" w:cstheme="majorBidi" w:eastAsiaTheme="majorEastAsia" w:hAnsiTheme="majorHAnsi"/>
       <w:color w:themeColor="text2" w:themeShade="bf" w:val="17365D"/>
       <w:spacing w:val="5"/>
       <w:kern w:val="2"/>
@@ -15047,7 +16897,7 @@
     <w:qFormat/>
     <w:rsid w:val="00fc693f"/>
     <w:rPr>
-      <w:rFonts w:ascii="Calibri" w:hAnsi="Calibri" w:eastAsia="ＭＳ ゴシック" w:cs="" w:asciiTheme="majorHAnsi" w:cstheme="majorBidi" w:eastAsiaTheme="majorEastAsia" w:hAnsiTheme="majorHAnsi"/>
+      <w:rFonts w:ascii="Calibri" w:hAnsi="Calibri" w:eastAsia="" w:cs="" w:asciiTheme="majorHAnsi" w:cstheme="majorBidi" w:eastAsiaTheme="majorEastAsia" w:hAnsiTheme="majorHAnsi"/>
       <w:i/>
       <w:iCs/>
       <w:color w:themeColor="accent1" w:val="4F81BD"/>
@@ -15120,7 +16970,7 @@
     <w:qFormat/>
     <w:rsid w:val="00fc693f"/>
     <w:rPr>
-      <w:rFonts w:ascii="Calibri" w:hAnsi="Calibri" w:eastAsia="ＭＳ ゴシック" w:cs="" w:asciiTheme="majorHAnsi" w:cstheme="majorBidi" w:eastAsiaTheme="majorEastAsia" w:hAnsiTheme="majorHAnsi"/>
+      <w:rFonts w:ascii="Calibri" w:hAnsi="Calibri" w:eastAsia="" w:cs="" w:asciiTheme="majorHAnsi" w:cstheme="majorBidi" w:eastAsiaTheme="majorEastAsia" w:hAnsiTheme="majorHAnsi"/>
       <w:b/>
       <w:bCs/>
       <w:i/>
@@ -15137,7 +16987,7 @@
     <w:qFormat/>
     <w:rsid w:val="00fc693f"/>
     <w:rPr>
-      <w:rFonts w:ascii="Calibri" w:hAnsi="Calibri" w:eastAsia="ＭＳ ゴシック" w:cs="" w:asciiTheme="majorHAnsi" w:cstheme="majorBidi" w:eastAsiaTheme="majorEastAsia" w:hAnsiTheme="majorHAnsi"/>
+      <w:rFonts w:ascii="Calibri" w:hAnsi="Calibri" w:eastAsia="" w:cs="" w:asciiTheme="majorHAnsi" w:cstheme="majorBidi" w:eastAsiaTheme="majorEastAsia" w:hAnsiTheme="majorHAnsi"/>
       <w:color w:themeColor="accent1" w:themeShade="7f" w:val="243F60"/>
     </w:rPr>
   </w:style>
@@ -15150,7 +17000,7 @@
     <w:qFormat/>
     <w:rsid w:val="00fc693f"/>
     <w:rPr>
-      <w:rFonts w:ascii="Calibri" w:hAnsi="Calibri" w:eastAsia="ＭＳ ゴシック" w:cs="" w:asciiTheme="majorHAnsi" w:cstheme="majorBidi" w:eastAsiaTheme="majorEastAsia" w:hAnsiTheme="majorHAnsi"/>
+      <w:rFonts w:ascii="Calibri" w:hAnsi="Calibri" w:eastAsia="" w:cs="" w:asciiTheme="majorHAnsi" w:cstheme="majorBidi" w:eastAsiaTheme="majorEastAsia" w:hAnsiTheme="majorHAnsi"/>
       <w:i/>
       <w:iCs/>
       <w:color w:themeColor="accent1" w:themeShade="7f" w:val="243F60"/>
@@ -15165,7 +17015,7 @@
     <w:qFormat/>
     <w:rsid w:val="00fc693f"/>
     <w:rPr>
-      <w:rFonts w:ascii="Calibri" w:hAnsi="Calibri" w:eastAsia="ＭＳ ゴシック" w:cs="" w:asciiTheme="majorHAnsi" w:cstheme="majorBidi" w:eastAsiaTheme="majorEastAsia" w:hAnsiTheme="majorHAnsi"/>
+      <w:rFonts w:ascii="Calibri" w:hAnsi="Calibri" w:eastAsia="" w:cs="" w:asciiTheme="majorHAnsi" w:cstheme="majorBidi" w:eastAsiaTheme="majorEastAsia" w:hAnsiTheme="majorHAnsi"/>
       <w:i/>
       <w:iCs/>
       <w:color w:themeColor="text1" w:themeTint="bf" w:val="404040"/>
@@ -15180,7 +17030,7 @@
     <w:qFormat/>
     <w:rsid w:val="00fc693f"/>
     <w:rPr>
-      <w:rFonts w:ascii="Calibri" w:hAnsi="Calibri" w:eastAsia="ＭＳ ゴシック" w:cs="" w:asciiTheme="majorHAnsi" w:cstheme="majorBidi" w:eastAsiaTheme="majorEastAsia" w:hAnsiTheme="majorHAnsi"/>
+      <w:rFonts w:ascii="Calibri" w:hAnsi="Calibri" w:eastAsia="" w:cs="" w:asciiTheme="majorHAnsi" w:cstheme="majorBidi" w:eastAsiaTheme="majorEastAsia" w:hAnsiTheme="majorHAnsi"/>
       <w:color w:themeColor="accent1" w:val="4F81BD"/>
       <w:sz w:val="20"/>
       <w:szCs w:val="20"/>
@@ -15195,7 +17045,7 @@
     <w:qFormat/>
     <w:rsid w:val="00fc693f"/>
     <w:rPr>
-      <w:rFonts w:ascii="Calibri" w:hAnsi="Calibri" w:eastAsia="ＭＳ ゴシック" w:cs="" w:asciiTheme="majorHAnsi" w:cstheme="majorBidi" w:eastAsiaTheme="majorEastAsia" w:hAnsiTheme="majorHAnsi"/>
+      <w:rFonts w:ascii="Calibri" w:hAnsi="Calibri" w:eastAsia="" w:cs="" w:asciiTheme="majorHAnsi" w:cstheme="majorBidi" w:eastAsiaTheme="majorEastAsia" w:hAnsiTheme="majorHAnsi"/>
       <w:i/>
       <w:iCs/>
       <w:color w:themeColor="text1" w:themeTint="bf" w:val="404040"/>
@@ -15437,12 +17287,13 @@
     <w:rsid w:val="00fc693f"/>
     <w:pPr>
       <w:widowControl/>
+      <w:suppressAutoHyphens w:val="true"/>
       <w:bidi w:val="0"/>
       <w:spacing w:lineRule="auto" w:line="240" w:before="0" w:after="0"/>
       <w:jc w:val="start"/>
     </w:pPr>
     <w:rPr>
-      <w:rFonts w:ascii="Cambria" w:hAnsi="Cambria" w:eastAsia="ＭＳ 明朝" w:cs="" w:asciiTheme="minorHAnsi" w:cstheme="minorBidi" w:eastAsiaTheme="minorEastAsia" w:hAnsiTheme="minorHAnsi"/>
+      <w:rFonts w:ascii="Cambria" w:hAnsi="Cambria" w:eastAsia="" w:cs="" w:asciiTheme="minorHAnsi" w:cstheme="minorBidi" w:eastAsiaTheme="minorEastAsia" w:hAnsiTheme="minorHAnsi"/>
       <w:color w:val="auto"/>
       <w:kern w:val="0"/>
       <w:sz w:val="22"/>
@@ -15466,7 +17317,7 @@
       <w:contextualSpacing/>
     </w:pPr>
     <w:rPr>
-      <w:rFonts w:ascii="Calibri" w:hAnsi="Calibri" w:eastAsia="ＭＳ ゴシック" w:cs="" w:asciiTheme="majorHAnsi" w:cstheme="majorBidi" w:eastAsiaTheme="majorEastAsia" w:hAnsiTheme="majorHAnsi"/>
+      <w:rFonts w:ascii="Calibri" w:hAnsi="Calibri" w:eastAsia="" w:cs="" w:asciiTheme="majorHAnsi" w:cstheme="majorBidi" w:eastAsiaTheme="majorEastAsia" w:hAnsiTheme="majorHAnsi"/>
       <w:color w:themeColor="text2" w:themeShade="bf" w:val="17365D"/>
       <w:spacing w:val="5"/>
       <w:kern w:val="2"/>
@@ -15484,7 +17335,7 @@
     <w:rsid w:val="00fc693f"/>
     <w:pPr/>
     <w:rPr>
-      <w:rFonts w:ascii="Calibri" w:hAnsi="Calibri" w:eastAsia="ＭＳ ゴシック" w:cs="" w:asciiTheme="majorHAnsi" w:cstheme="majorBidi" w:eastAsiaTheme="majorEastAsia" w:hAnsiTheme="majorHAnsi"/>
+      <w:rFonts w:ascii="Calibri" w:hAnsi="Calibri" w:eastAsia="" w:cs="" w:asciiTheme="majorHAnsi" w:cstheme="majorBidi" w:eastAsiaTheme="majorEastAsia" w:hAnsiTheme="majorHAnsi"/>
       <w:i/>
       <w:iCs/>
       <w:color w:themeColor="accent1" w:val="4F81BD"/>
@@ -15717,12 +17568,13 @@
         <w:tab w:val="left" w:pos="3456" w:leader="none"/>
         <w:tab w:val="left" w:pos="4032" w:leader="none"/>
       </w:tabs>
+      <w:suppressAutoHyphens w:val="true"/>
       <w:bidi w:val="0"/>
       <w:spacing w:lineRule="auto" w:line="276" w:before="0" w:after="200"/>
       <w:jc w:val="start"/>
     </w:pPr>
     <w:rPr>
-      <w:rFonts w:ascii="Courier" w:hAnsi="Courier" w:eastAsia="ＭＳ 明朝" w:cs="" w:cstheme="minorBidi" w:eastAsiaTheme="minorEastAsia"/>
+      <w:rFonts w:ascii="Courier" w:hAnsi="Courier" w:eastAsia="" w:cs="" w:cstheme="minorBidi" w:eastAsiaTheme="minorEastAsia"/>
       <w:color w:val="auto"/>
       <w:kern w:val="0"/>
       <w:sz w:val="20"/>
@@ -15812,6 +17664,36 @@
     </w:pPr>
     <w:rPr/>
   </w:style>
+  <w:style w:type="paragraph" w:styleId="FrameContents">
+    <w:name w:val="Frame Contents"/>
+    <w:basedOn w:val="Normal"/>
+    <w:qFormat/>
+    <w:pPr/>
+    <w:rPr/>
+  </w:style>
+  <w:style w:type="paragraph" w:styleId="TableContents">
+    <w:name w:val="Table Contents"/>
+    <w:basedOn w:val="Normal"/>
+    <w:qFormat/>
+    <w:pPr>
+      <w:widowControl w:val="false"/>
+      <w:suppressLineNumbers/>
+    </w:pPr>
+    <w:rPr/>
+  </w:style>
+  <w:style w:type="paragraph" w:styleId="TableHeading">
+    <w:name w:val="Table Heading"/>
+    <w:basedOn w:val="TableContents"/>
+    <w:qFormat/>
+    <w:pPr>
+      <w:suppressLineNumbers/>
+      <w:jc w:val="center"/>
+    </w:pPr>
+    <w:rPr>
+      <w:b/>
+      <w:bCs/>
+    </w:rPr>
+  </w:style>
   <w:style w:type="numbering" w:styleId="NoList" w:default="1">
     <w:name w:val="No List"/>
     <w:uiPriority w:val="99"/>
@@ -18944,7 +20826,6 @@
       <w:pPr>
         <w:spacing w:before="0" w:after="0" w:line="240" w:lineRule="auto"/>
       </w:pPr>
-      <w:rPr/>
       <w:tblPr/>
       <w:tcPr>
         <w:tcBorders>
@@ -19090,7 +20971,6 @@
       <w:pPr>
         <w:spacing w:before="0" w:after="0" w:line="240" w:lineRule="auto"/>
       </w:pPr>
-      <w:rPr/>
       <w:tblPr/>
       <w:tcPr>
         <w:tcBorders>
@@ -19236,7 +21116,6 @@
       <w:pPr>
         <w:spacing w:before="0" w:after="0" w:line="240" w:lineRule="auto"/>
       </w:pPr>
-      <w:rPr/>
       <w:tblPr/>
       <w:tcPr>
         <w:tcBorders>
@@ -19382,7 +21261,6 @@
       <w:pPr>
         <w:spacing w:before="0" w:after="0" w:line="240" w:lineRule="auto"/>
       </w:pPr>
-      <w:rPr/>
       <w:tblPr/>
       <w:tcPr>
         <w:tcBorders>
@@ -19528,7 +21406,6 @@
       <w:pPr>
         <w:spacing w:before="0" w:after="0" w:line="240" w:lineRule="auto"/>
       </w:pPr>
-      <w:rPr/>
       <w:tblPr/>
       <w:tcPr>
         <w:tcBorders>
@@ -19674,7 +21551,6 @@
       <w:pPr>
         <w:spacing w:before="0" w:after="0" w:line="240" w:lineRule="auto"/>
       </w:pPr>
-      <w:rPr/>
       <w:tblPr/>
       <w:tcPr>
         <w:tcBorders>
@@ -19820,7 +21696,6 @@
       <w:pPr>
         <w:spacing w:before="0" w:after="0" w:line="240" w:lineRule="auto"/>
       </w:pPr>
-      <w:rPr/>
       <w:tblPr/>
       <w:tcPr>
         <w:tcBorders>
